--- a/Keba - Scanner de Phishing.docx
+++ b/Keba - Scanner de Phishing.docx
@@ -75,6 +75,37 @@
       <w:r>
         <w:t xml:space="preserve">Márcio Simão - 20240238 </w:t>
       </w:r>
+    </w:p>
+    <w:p>
+      <w:pPr>
+        <w:ind w:left="10" w:hanging="10"/>
+        <w:jc w:val="center"/>
+        <w:rPr>
+          <w:lang w:val="pt-PT"/>
+        </w:rPr>
+      </w:pPr>
+      <w:r>
+        <w:rPr>
+          <w:lang w:val="pt-PT"/>
+        </w:rPr>
+        <w:t xml:space="preserve">Sebastião </w:t>
+      </w:r>
+      <w:proofErr w:type="spellStart"/>
+      <w:r>
+        <w:rPr>
+          <w:lang w:val="pt-PT"/>
+        </w:rPr>
+        <w:t>Luvumbo</w:t>
+      </w:r>
+      <w:proofErr w:type="spellEnd"/>
+      <w:r>
+        <w:rPr>
+          <w:lang w:val="pt-PT"/>
+        </w:rPr>
+        <w:t xml:space="preserve"> - 20240829</w:t>
+      </w:r>
+      <w:bookmarkStart w:id="0" w:name="_GoBack"/>
+      <w:bookmarkEnd w:id="0"/>
     </w:p>
     <w:p>
       <w:pPr>
@@ -357,6 +388,7 @@
         <w:rPr>
           <w:b/>
         </w:rPr>
+        <w:lastRenderedPageBreak/>
         <w:t>2026</w:t>
       </w:r>
     </w:p>
@@ -695,6 +727,7 @@
         <w:rPr>
           <w:b/>
         </w:rPr>
+        <w:lastRenderedPageBreak/>
         <w:t>2026</w:t>
       </w:r>
     </w:p>
@@ -707,7 +740,6 @@
         <w:rPr>
           <w:b/>
         </w:rPr>
-        <w:lastRenderedPageBreak/>
         <w:t>RESUMO</w:t>
       </w:r>
       <w:r>
@@ -793,8 +825,6 @@
           <w:lang w:val="pt-PT"/>
         </w:rPr>
       </w:pPr>
-      <w:bookmarkStart w:id="0" w:name="_GoBack"/>
-      <w:bookmarkEnd w:id="0"/>
     </w:p>
     <w:p>
       <w:pPr>
@@ -971,7 +1001,7 @@
         <w:spacing w:before="80" w:after="80"/>
         <w:rPr>
           <w:sz w:val="28"/>
-          <w:lang w:val="pt-PT"/>
+          <w:lang w:val="en-US"/>
         </w:rPr>
       </w:pPr>
       <w:r>
@@ -1000,25 +1030,61 @@
           <w:szCs w:val="22"/>
           <w:lang w:val="pt-PT"/>
         </w:rPr>
-        <w:t xml:space="preserve">. Java. Scanner. Ficheiros. </w:t>
+        <w:t xml:space="preserve">. Java. Scanner. </w:t>
       </w:r>
       <w:proofErr w:type="spellStart"/>
       <w:r>
         <w:rPr>
           <w:rFonts w:eastAsia="Arial"/>
           <w:szCs w:val="22"/>
-          <w:lang w:val="pt-PT"/>
-        </w:rPr>
-        <w:t>ArrayList</w:t>
+          <w:lang w:val="en-US"/>
+        </w:rPr>
+        <w:t>Ficheiros</w:t>
       </w:r>
       <w:proofErr w:type="spellEnd"/>
       <w:r>
         <w:rPr>
           <w:rFonts w:eastAsia="Arial"/>
           <w:szCs w:val="22"/>
-          <w:lang w:val="pt-PT"/>
-        </w:rPr>
-        <w:t>. Programação estruturada.</w:t>
+          <w:lang w:val="en-US"/>
+        </w:rPr>
+        <w:t xml:space="preserve">. </w:t>
+      </w:r>
+      <w:proofErr w:type="spellStart"/>
+      <w:r>
+        <w:rPr>
+          <w:rFonts w:eastAsia="Arial"/>
+          <w:szCs w:val="22"/>
+          <w:lang w:val="en-US"/>
+        </w:rPr>
+        <w:t>ArrayList</w:t>
+      </w:r>
+      <w:proofErr w:type="spellEnd"/>
+      <w:r>
+        <w:rPr>
+          <w:rFonts w:eastAsia="Arial"/>
+          <w:szCs w:val="22"/>
+          <w:lang w:val="en-US"/>
+        </w:rPr>
+        <w:t xml:space="preserve">. Programação </w:t>
+      </w:r>
+      <w:proofErr w:type="spellStart"/>
+      <w:r>
+        <w:rPr>
+          <w:rFonts w:eastAsia="Arial"/>
+          <w:szCs w:val="22"/>
+          <w:lang w:val="en-US"/>
+        </w:rPr>
+        <w:t>estruturada</w:t>
+      </w:r>
+      <w:proofErr w:type="spellEnd"/>
+      <w:r>
+        <w:rPr>
+          <w:rFonts w:eastAsia="Arial"/>
+          <w:szCs w:val="22"/>
+          <w:lang w:val="en-US"/>
+        </w:rPr>
+        <w:t>.</w:t>
       </w:r>
     </w:p>
     <w:p>
@@ -5668,7 +5734,7 @@
 </file>
 
 <file path=customXml/itemProps1.xml><?xml version="1.0" encoding="utf-8"?>
-<ds:datastoreItem xmlns:ds="http://schemas.openxmlformats.org/officeDocument/2006/customXml" ds:itemID="{6BCAAD97-F0DC-45E8-994B-38951A7BE640}">
+<ds:datastoreItem xmlns:ds="http://schemas.openxmlformats.org/officeDocument/2006/customXml" ds:itemID="{E72E9968-2613-408A-A2D8-C30E3870000E}">
   <ds:schemaRefs>
     <ds:schemaRef ds:uri="http://schemas.openxmlformats.org/officeDocument/2006/bibliography"/>
   </ds:schemaRefs>

--- a/Keba - Scanner de Phishing.docx
+++ b/Keba - Scanner de Phishing.docx
@@ -3465,69 +3465,6 @@
     </w:p>
     <w:p>
       <w:pPr>
-        <w:ind w:left="-15"/>
-      </w:pPr>
-      <w:r>
-        <w:t xml:space="preserve">O estudo da óptica geométrica é um dos pilares fundamentais da Física clássica, permitindo compreender como a luz se propaga e interage com materiais e superfícies. Desde as antigas civilizações grega e egípcia até os trabalhos pioneiros de Isaac Newton e Christiaan Huygens nos séculos XVII e XVIII, a investigação sobre o comportamento da luz evoluiu de observações empíricas para formulações matemáticas rigorosas. Nesse contexto, a Lei das Lentes constitui um dos resultados mais significativos da óptica geométrica, fornecendo a relação matemática que governa a formação de imagens por superfícies refratoras esféricas. </w:t>
-      </w:r>
-    </w:p>
-    <w:p>
-      <w:pPr>
-        <w:ind w:left="-15"/>
-      </w:pPr>
-      <w:r>
-        <w:t xml:space="preserve">A Lei das Lentes — também denominada equação dos fabricantes de lentes ou equação de Gauss — relaciona as posições do objeto e da imagem com a distância focal da lente, permitindo prever com exatidão a natureza, o tamanho e a posição da imagem formada. Sua aplicação é fundamental para o desenvolvimento de dispositivos ópticos como óculos, microscópios, telescópios, câmeras fotográficas e sistemas de visão computacional, demonstrando relevância tanto científica quanto tecnológica. </w:t>
-      </w:r>
-    </w:p>
-    <w:p>
-      <w:pPr>
-        <w:ind w:left="705" w:firstLine="0"/>
-      </w:pPr>
-      <w:r>
-        <w:t xml:space="preserve">A equação da Lei das Lentes na sua formulação clássica é expressa como: </w:t>
-      </w:r>
-    </w:p>
-    <w:p>
-      <w:pPr>
-        <w:jc w:val="center"/>
-        <w:rPr>
-          <w:i/>
-        </w:rPr>
-      </w:pPr>
-      <w:r>
-        <w:rPr>
-          <w:i/>
-        </w:rPr>
-        <w:t>1/f = 1/g + 1/b</w:t>
-      </w:r>
-    </w:p>
-    <w:p>
-      <w:pPr>
-        <w:ind w:left="10" w:hanging="10"/>
-        <w:jc w:val="right"/>
-      </w:pPr>
-      <w:r>
-        <w:t xml:space="preserve">onde f representa a distância focal da lente, g a distância do objeto à lente e b a </w:t>
-      </w:r>
-    </w:p>
-    <w:p>
-      <w:pPr>
-        <w:ind w:left="-15" w:firstLine="0"/>
-      </w:pPr>
-      <w:r>
-        <w:t xml:space="preserve">distância da imagem à lente. Esta relação, combinada com os princípios de refração de Snell-Descartes, fornece o embasamento teórico para toda a óptica instrumental moderna. </w:t>
-      </w:r>
-    </w:p>
-    <w:p>
-      <w:pPr>
-        <w:ind w:left="-15"/>
-      </w:pPr>
-      <w:r>
-        <w:t xml:space="preserve">No presente relatório, serão apresentados os resultados de cinco exercícios práticos realizados no laboratório de óptica, com o objetivo de verificar experimentalmente a validade da Lei das Lentes e determinar a distância focal de lentes convergentes e divergentes por diferentes métodos. Os experimentos foram conduzidos com auxílio de um banco óptico, utilizando uma lente convergente de distância focal nominal de 10 cm e uma lente divergente de −20 cm. </w:t>
-      </w:r>
-    </w:p>
-    <w:p>
-      <w:pPr>
         <w:pStyle w:val="Cabealho2"/>
         <w:spacing w:after="3" w:line="360" w:lineRule="auto"/>
         <w:ind w:left="-5"/>
@@ -3557,7 +3494,6 @@
       </w:pPr>
       <w:bookmarkStart w:id="2" w:name="_Toc229562389"/>
       <w:r>
-        <w:lastRenderedPageBreak/>
         <w:t>1.2 Problema de Pesquisa</w:t>
       </w:r>
       <w:bookmarkEnd w:id="2"/>
@@ -3716,6 +3652,7 @@
         <w:ind w:hanging="360"/>
       </w:pPr>
       <w:r>
+        <w:lastRenderedPageBreak/>
         <w:t xml:space="preserve">Determinar experimentalmente a distância focal de uma lente convergente pelo método de projeção no infinito, pela equação de Gauss e pelo método de Bessel. </w:t>
       </w:r>
     </w:p>
@@ -3745,50 +3682,11 @@
     </w:p>
     <w:p/>
     <w:p>
-      <w:r>
-        <w:t xml:space="preserve"> </w:t>
-      </w:r>
-    </w:p>
-    <w:p>
-      <w:pPr>
-        <w:pStyle w:val="Cabealho2"/>
-        <w:spacing w:after="3" w:line="360" w:lineRule="auto"/>
-        <w:ind w:left="-5"/>
-      </w:pPr>
-      <w:bookmarkStart w:id="6" w:name="_Toc229562393"/>
-      <w:r>
-        <w:lastRenderedPageBreak/>
-        <w:t>1.6 Importância do Estudo</w:t>
-      </w:r>
+      <w:pPr>
+        <w:jc w:val="left"/>
+      </w:pPr>
+      <w:bookmarkStart w:id="6" w:name="_GoBack"/>
       <w:bookmarkEnd w:id="6"/>
-      <w:r>
-        <w:t xml:space="preserve"> </w:t>
-      </w:r>
-    </w:p>
-    <w:p>
-      <w:pPr>
-        <w:ind w:left="-15"/>
-      </w:pPr>
-      <w:r>
-        <w:t xml:space="preserve">O estudo experimental da Lei das Lentes possui importância formativa e científica de primeira ordem. Do ponto de vista formativo, a prática laboratorial de óptica permite ao estudante não apenas confirmar a teoria aprendida nas aulas teóricas, mas também desenvolver habilidades essenciais de medição, análise de incertezas, interpretação crítica de resultados e trabalho colaborativo. O manuseio do banco óptico, a identificação das condições de formação de imagens nítidas e a aplicação rigorosa de métodos de cálculo são competências fundamentais para qualquer cientista ou engenheiro. </w:t>
-      </w:r>
-    </w:p>
-    <w:p>
-      <w:pPr>
-        <w:ind w:left="-15"/>
-      </w:pPr>
-      <w:r>
-        <w:t xml:space="preserve">Do ponto de vista aplicado, a Lei das Lentes é o fundamento teórico de toda a indústria óptica moderna. Desde a produção de lentes corretivas para deficiências visuais até o projeto de objetivas de alta resolução para microscopia eletrônica e telescópios espaciais, o domínio desta equação é indispensável. Conforme destacam Hecht (2017) e Tipler e Mosca (2015), os princípios ópticos aqui estudados permanecem absolutamente atuais, constituindo a base da fotônica, da instrumentação científica e dos sistemas de imagem digital utilizados em medicina, astronomia e comunicações. </w:t>
-      </w:r>
-    </w:p>
-    <w:p>
-      <w:pPr>
-        <w:ind w:left="2325" w:firstLine="0"/>
-        <w:jc w:val="left"/>
-      </w:pPr>
-      <w:r>
-        <w:t xml:space="preserve"> </w:t>
-      </w:r>
     </w:p>
     <w:p>
       <w:pPr>
@@ -13806,20 +13704,44 @@
     </w:p>
     <w:p>
       <w:pPr>
-        <w:pStyle w:val="Cabealho2"/>
-        <w:rPr>
-          <w:color w:val="auto"/>
-          <w:lang w:val="pt-PT"/>
-        </w:rPr>
-      </w:pPr>
-      <w:bookmarkStart w:id="23" w:name="_Toc229562410"/>
-      <w:r>
-        <w:rPr>
-          <w:rFonts w:eastAsia="Arial"/>
+        <w:spacing w:after="160" w:line="278" w:lineRule="auto"/>
+        <w:ind w:firstLine="0"/>
+        <w:jc w:val="left"/>
+        <w:rPr>
+          <w:rFonts w:eastAsia="Arial"/>
+          <w:b/>
           <w:bCs/>
           <w:color w:val="auto"/>
           <w:lang w:val="pt-PT"/>
         </w:rPr>
+      </w:pPr>
+      <w:bookmarkStart w:id="23" w:name="_Toc229562410"/>
+      <w:r>
+        <w:rPr>
+          <w:rFonts w:eastAsia="Arial"/>
+          <w:bCs/>
+          <w:color w:val="auto"/>
+          <w:lang w:val="pt-PT"/>
+        </w:rPr>
+        <w:br w:type="page"/>
+      </w:r>
+    </w:p>
+    <w:p>
+      <w:pPr>
+        <w:pStyle w:val="Cabealho2"/>
+        <w:rPr>
+          <w:color w:val="auto"/>
+          <w:lang w:val="pt-PT"/>
+        </w:rPr>
+      </w:pPr>
+      <w:r>
+        <w:rPr>
+          <w:rFonts w:eastAsia="Arial"/>
+          <w:bCs/>
+          <w:color w:val="auto"/>
+          <w:lang w:val="pt-PT"/>
+        </w:rPr>
+        <w:lastRenderedPageBreak/>
         <w:t>8.1 Caminho dos Ficheiros no Código</w:t>
       </w:r>
       <w:bookmarkEnd w:id="23"/>
@@ -14139,14 +14061,12 @@
               <w:ind w:firstLine="0"/>
               <w:jc w:val="center"/>
             </w:pPr>
-            <w:bookmarkStart w:id="24" w:name="_GoBack" w:colFirst="0" w:colLast="1"/>
             <w:r>
               <w:rPr>
                 <w:rFonts w:ascii="Arial" w:eastAsia="Arial" w:hAnsi="Arial" w:cs="Arial"/>
                 <w:sz w:val="20"/>
                 <w:szCs w:val="20"/>
               </w:rPr>
-              <w:lastRenderedPageBreak/>
               <w:t>historico.txt</w:t>
             </w:r>
           </w:p>
@@ -14281,53 +14201,79 @@
         </w:tc>
       </w:tr>
     </w:tbl>
-    <w:bookmarkEnd w:id="24"/>
-    <w:p>
-      <w:pPr>
-        <w:pageBreakBefore/>
-        <w:rPr>
-          <w:lang w:val="pt-PT"/>
-        </w:rPr>
-      </w:pPr>
-      <w:r>
-        <w:rPr>
+    <w:p>
+      <w:pPr>
+        <w:pStyle w:val="Cabealho1"/>
+        <w:rPr>
+          <w:rFonts w:eastAsia="Arial"/>
+          <w:bCs/>
+          <w:color w:val="auto"/>
+          <w:szCs w:val="28"/>
+          <w:lang w:val="pt-PT"/>
+        </w:rPr>
+      </w:pPr>
+      <w:bookmarkStart w:id="24" w:name="_Toc229562411"/>
+    </w:p>
+    <w:p>
+      <w:pPr>
+        <w:spacing w:after="160" w:line="278" w:lineRule="auto"/>
+        <w:ind w:firstLine="0"/>
+        <w:jc w:val="left"/>
+        <w:rPr>
+          <w:rFonts w:eastAsia="Arial"/>
+          <w:b/>
+          <w:bCs/>
+          <w:color w:val="auto"/>
+          <w:sz w:val="28"/>
+          <w:szCs w:val="28"/>
+          <w:lang w:val="pt-PT"/>
+        </w:rPr>
+      </w:pPr>
+      <w:r>
+        <w:rPr>
+          <w:rFonts w:eastAsia="Arial"/>
+          <w:bCs/>
+          <w:color w:val="auto"/>
+          <w:szCs w:val="28"/>
+          <w:lang w:val="pt-PT"/>
+        </w:rPr>
+        <w:br w:type="page"/>
+      </w:r>
+    </w:p>
+    <w:p>
+      <w:pPr>
+        <w:pStyle w:val="Cabealho1"/>
+        <w:rPr>
+          <w:color w:val="auto"/>
+          <w:lang w:val="pt-PT"/>
+        </w:rPr>
+      </w:pPr>
+      <w:r>
+        <w:rPr>
+          <w:rFonts w:eastAsia="Arial"/>
+          <w:bCs/>
+          <w:color w:val="auto"/>
+          <w:szCs w:val="28"/>
           <w:lang w:val="pt-PT"/>
         </w:rPr>
         <w:lastRenderedPageBreak/>
-        <w:br/>
-      </w:r>
-    </w:p>
-    <w:p>
-      <w:pPr>
-        <w:pStyle w:val="Cabealho1"/>
-        <w:rPr>
-          <w:lang w:val="pt-PT"/>
-        </w:rPr>
-      </w:pPr>
-      <w:bookmarkStart w:id="25" w:name="_Toc229562411"/>
-      <w:r>
-        <w:rPr>
-          <w:rFonts w:ascii="Arial" w:eastAsia="Arial" w:hAnsi="Arial" w:cs="Arial"/>
-          <w:bCs/>
-          <w:color w:val="1F3864"/>
-          <w:szCs w:val="28"/>
-          <w:lang w:val="pt-PT"/>
-        </w:rPr>
         <w:t>9. Repositório GitHub</w:t>
       </w:r>
-      <w:bookmarkEnd w:id="25"/>
+      <w:bookmarkEnd w:id="24"/>
     </w:p>
     <w:p>
       <w:pPr>
         <w:spacing w:before="80" w:after="80"/>
         <w:ind w:firstLine="0"/>
         <w:rPr>
-          <w:lang w:val="pt-PT"/>
-        </w:rPr>
-      </w:pPr>
-      <w:r>
-        <w:rPr>
-          <w:rFonts w:ascii="Arial" w:eastAsia="Arial" w:hAnsi="Arial" w:cs="Arial"/>
+          <w:color w:val="auto"/>
+          <w:lang w:val="pt-PT"/>
+        </w:rPr>
+      </w:pPr>
+      <w:r>
+        <w:rPr>
+          <w:rFonts w:eastAsia="Arial"/>
+          <w:color w:val="auto"/>
           <w:sz w:val="22"/>
           <w:szCs w:val="22"/>
           <w:lang w:val="pt-PT"/>
@@ -14337,7 +14283,8 @@
       <w:proofErr w:type="spellStart"/>
       <w:r>
         <w:rPr>
-          <w:rFonts w:ascii="Arial" w:eastAsia="Arial" w:hAnsi="Arial" w:cs="Arial"/>
+          <w:rFonts w:eastAsia="Arial"/>
+          <w:color w:val="auto"/>
           <w:sz w:val="22"/>
           <w:szCs w:val="22"/>
           <w:lang w:val="pt-PT"/>
@@ -14347,7 +14294,8 @@
       <w:proofErr w:type="spellEnd"/>
       <w:r>
         <w:rPr>
-          <w:rFonts w:ascii="Arial" w:eastAsia="Arial" w:hAnsi="Arial" w:cs="Arial"/>
+          <w:rFonts w:eastAsia="Arial"/>
+          <w:color w:val="auto"/>
           <w:sz w:val="22"/>
           <w:szCs w:val="22"/>
           <w:lang w:val="pt-PT"/>
@@ -14357,7 +14305,8 @@
       <w:proofErr w:type="spellStart"/>
       <w:r>
         <w:rPr>
-          <w:rFonts w:ascii="Arial" w:eastAsia="Arial" w:hAnsi="Arial" w:cs="Arial"/>
+          <w:rFonts w:eastAsia="Arial"/>
+          <w:color w:val="auto"/>
           <w:sz w:val="22"/>
           <w:szCs w:val="22"/>
           <w:lang w:val="pt-PT"/>
@@ -14367,7 +14316,8 @@
       <w:proofErr w:type="spellEnd"/>
       <w:r>
         <w:rPr>
-          <w:rFonts w:ascii="Arial" w:eastAsia="Arial" w:hAnsi="Arial" w:cs="Arial"/>
+          <w:rFonts w:eastAsia="Arial"/>
+          <w:color w:val="auto"/>
           <w:sz w:val="22"/>
           <w:szCs w:val="22"/>
           <w:lang w:val="pt-PT"/>
@@ -14379,6 +14329,7 @@
       <w:pPr>
         <w:spacing w:before="80" w:after="80"/>
         <w:rPr>
+          <w:color w:val="auto"/>
           <w:lang w:val="pt-PT"/>
         </w:rPr>
       </w:pPr>
@@ -14389,15 +14340,16 @@
         <w:spacing w:before="120" w:after="120"/>
         <w:jc w:val="center"/>
         <w:rPr>
-          <w:lang w:val="pt-PT"/>
-        </w:rPr>
-      </w:pPr>
-      <w:r>
-        <w:rPr>
-          <w:rFonts w:ascii="Courier New" w:eastAsia="Courier New" w:hAnsi="Courier New" w:cs="Courier New"/>
+          <w:color w:val="auto"/>
+          <w:lang w:val="pt-PT"/>
+        </w:rPr>
+      </w:pPr>
+      <w:r>
+        <w:rPr>
+          <w:rFonts w:eastAsia="Courier New"/>
           <w:b/>
           <w:bCs/>
-          <w:color w:val="2980B9"/>
+          <w:color w:val="auto"/>
           <w:u w:val="single"/>
           <w:lang w:val="pt-PT"/>
         </w:rPr>
@@ -14408,6 +14360,7 @@
       <w:pPr>
         <w:spacing w:before="80" w:after="80"/>
         <w:rPr>
+          <w:color w:val="auto"/>
           <w:lang w:val="pt-PT"/>
         </w:rPr>
       </w:pPr>
@@ -14415,10 +14368,14 @@
     <w:p>
       <w:pPr>
         <w:spacing w:before="80" w:after="80"/>
-      </w:pPr>
-      <w:r>
-        <w:rPr>
-          <w:rFonts w:ascii="Arial" w:eastAsia="Arial" w:hAnsi="Arial" w:cs="Arial"/>
+        <w:rPr>
+          <w:color w:val="auto"/>
+        </w:rPr>
+      </w:pPr>
+      <w:r>
+        <w:rPr>
+          <w:rFonts w:eastAsia="Arial"/>
+          <w:color w:val="auto"/>
           <w:sz w:val="22"/>
           <w:szCs w:val="22"/>
         </w:rPr>
@@ -14436,12 +14393,14 @@
         <w:contextualSpacing w:val="0"/>
         <w:jc w:val="left"/>
         <w:rPr>
-          <w:lang w:val="pt-PT"/>
-        </w:rPr>
-      </w:pPr>
-      <w:r>
-        <w:rPr>
-          <w:rFonts w:ascii="Arial" w:eastAsia="Arial" w:hAnsi="Arial" w:cs="Arial"/>
+          <w:color w:val="auto"/>
+          <w:lang w:val="pt-PT"/>
+        </w:rPr>
+      </w:pPr>
+      <w:r>
+        <w:rPr>
+          <w:rFonts w:eastAsia="Arial"/>
+          <w:color w:val="auto"/>
           <w:sz w:val="22"/>
           <w:szCs w:val="22"/>
           <w:lang w:val="pt-PT"/>
@@ -14451,7 +14410,8 @@
       <w:proofErr w:type="spellStart"/>
       <w:r>
         <w:rPr>
-          <w:rFonts w:ascii="Arial" w:eastAsia="Arial" w:hAnsi="Arial" w:cs="Arial"/>
+          <w:rFonts w:eastAsia="Arial"/>
+          <w:color w:val="auto"/>
           <w:sz w:val="22"/>
           <w:szCs w:val="22"/>
           <w:lang w:val="pt-PT"/>
@@ -14461,7 +14421,8 @@
       <w:proofErr w:type="spellEnd"/>
       <w:r>
         <w:rPr>
-          <w:rFonts w:ascii="Arial" w:eastAsia="Arial" w:hAnsi="Arial" w:cs="Arial"/>
+          <w:rFonts w:eastAsia="Arial"/>
+          <w:color w:val="auto"/>
           <w:sz w:val="22"/>
           <w:szCs w:val="22"/>
           <w:lang w:val="pt-PT"/>
@@ -14480,12 +14441,14 @@
         <w:contextualSpacing w:val="0"/>
         <w:jc w:val="left"/>
         <w:rPr>
-          <w:lang w:val="pt-PT"/>
-        </w:rPr>
-      </w:pPr>
-      <w:r>
-        <w:rPr>
-          <w:rFonts w:ascii="Arial" w:eastAsia="Arial" w:hAnsi="Arial" w:cs="Arial"/>
+          <w:color w:val="auto"/>
+          <w:lang w:val="pt-PT"/>
+        </w:rPr>
+      </w:pPr>
+      <w:r>
+        <w:rPr>
+          <w:rFonts w:eastAsia="Arial"/>
+          <w:color w:val="auto"/>
           <w:sz w:val="22"/>
           <w:szCs w:val="22"/>
           <w:lang w:val="pt-PT"/>
@@ -14504,12 +14467,14 @@
         <w:contextualSpacing w:val="0"/>
         <w:jc w:val="left"/>
         <w:rPr>
-          <w:lang w:val="pt-PT"/>
-        </w:rPr>
-      </w:pPr>
-      <w:r>
-        <w:rPr>
-          <w:rFonts w:ascii="Arial" w:eastAsia="Arial" w:hAnsi="Arial" w:cs="Arial"/>
+          <w:color w:val="auto"/>
+          <w:lang w:val="pt-PT"/>
+        </w:rPr>
+      </w:pPr>
+      <w:r>
+        <w:rPr>
+          <w:rFonts w:eastAsia="Arial"/>
+          <w:color w:val="auto"/>
           <w:sz w:val="22"/>
           <w:szCs w:val="22"/>
           <w:lang w:val="pt-PT"/>
@@ -14528,12 +14493,14 @@
         <w:contextualSpacing w:val="0"/>
         <w:jc w:val="left"/>
         <w:rPr>
-          <w:lang w:val="pt-PT"/>
-        </w:rPr>
-      </w:pPr>
-      <w:r>
-        <w:rPr>
-          <w:rFonts w:ascii="Arial" w:eastAsia="Arial" w:hAnsi="Arial" w:cs="Arial"/>
+          <w:color w:val="auto"/>
+          <w:lang w:val="pt-PT"/>
+        </w:rPr>
+      </w:pPr>
+      <w:r>
+        <w:rPr>
+          <w:rFonts w:eastAsia="Arial"/>
+          <w:color w:val="auto"/>
           <w:sz w:val="22"/>
           <w:szCs w:val="22"/>
           <w:lang w:val="pt-PT"/>
@@ -14552,13 +14519,15 @@
         <w:contextualSpacing w:val="0"/>
         <w:jc w:val="left"/>
         <w:rPr>
+          <w:color w:val="auto"/>
           <w:lang w:val="pt-PT"/>
         </w:rPr>
       </w:pPr>
       <w:proofErr w:type="gramStart"/>
       <w:r>
         <w:rPr>
-          <w:rFonts w:ascii="Arial" w:eastAsia="Arial" w:hAnsi="Arial" w:cs="Arial"/>
+          <w:rFonts w:eastAsia="Arial"/>
+          <w:color w:val="auto"/>
           <w:sz w:val="22"/>
           <w:szCs w:val="22"/>
           <w:lang w:val="pt-PT"/>
@@ -14568,7 +14537,8 @@
       <w:proofErr w:type="spellStart"/>
       <w:r>
         <w:rPr>
-          <w:rFonts w:ascii="Arial" w:eastAsia="Arial" w:hAnsi="Arial" w:cs="Arial"/>
+          <w:rFonts w:eastAsia="Arial"/>
+          <w:color w:val="auto"/>
           <w:sz w:val="22"/>
           <w:szCs w:val="22"/>
           <w:lang w:val="pt-PT"/>
@@ -14579,7 +14549,8 @@
       <w:proofErr w:type="gramEnd"/>
       <w:r>
         <w:rPr>
-          <w:rFonts w:ascii="Arial" w:eastAsia="Arial" w:hAnsi="Arial" w:cs="Arial"/>
+          <w:rFonts w:eastAsia="Arial"/>
+          <w:color w:val="auto"/>
           <w:sz w:val="22"/>
           <w:szCs w:val="22"/>
           <w:lang w:val="pt-PT"/>
@@ -14589,7 +14560,8 @@
       <w:proofErr w:type="spellStart"/>
       <w:r>
         <w:rPr>
-          <w:rFonts w:ascii="Arial" w:eastAsia="Arial" w:hAnsi="Arial" w:cs="Arial"/>
+          <w:rFonts w:eastAsia="Arial"/>
+          <w:color w:val="auto"/>
           <w:sz w:val="22"/>
           <w:szCs w:val="22"/>
           <w:lang w:val="pt-PT"/>
@@ -14599,13 +14571,27 @@
       <w:proofErr w:type="spellEnd"/>
       <w:r>
         <w:rPr>
-          <w:rFonts w:ascii="Arial" w:eastAsia="Arial" w:hAnsi="Arial" w:cs="Arial"/>
+          <w:rFonts w:eastAsia="Arial"/>
+          <w:color w:val="auto"/>
           <w:sz w:val="22"/>
           <w:szCs w:val="22"/>
           <w:lang w:val="pt-PT"/>
         </w:rPr>
         <w:t>)</w:t>
       </w:r>
+    </w:p>
+    <w:p>
+      <w:pPr>
+        <w:pStyle w:val="PargrafodaLista"/>
+        <w:spacing w:before="40" w:after="40" w:line="240" w:lineRule="auto"/>
+        <w:ind w:firstLine="0"/>
+        <w:contextualSpacing w:val="0"/>
+        <w:jc w:val="left"/>
+        <w:rPr>
+          <w:color w:val="auto"/>
+          <w:lang w:val="pt-PT"/>
+        </w:rPr>
+      </w:pPr>
     </w:p>
     <w:p>
       <w:pPr>
@@ -14616,14 +14602,14 @@
           <w:sz w:val="24"/>
         </w:rPr>
       </w:pPr>
-      <w:bookmarkStart w:id="26" w:name="_Toc229562412"/>
+      <w:bookmarkStart w:id="25" w:name="_Toc229562412"/>
       <w:r>
         <w:rPr>
           <w:sz w:val="24"/>
         </w:rPr>
         <w:t>5 CONCLUSÃO</w:t>
       </w:r>
-      <w:bookmarkEnd w:id="26"/>
+      <w:bookmarkEnd w:id="25"/>
       <w:r>
         <w:rPr>
           <w:sz w:val="24"/>
@@ -14640,14 +14626,14 @@
           <w:sz w:val="24"/>
         </w:rPr>
       </w:pPr>
-      <w:bookmarkStart w:id="27" w:name="_Toc229562413"/>
+      <w:bookmarkStart w:id="26" w:name="_Toc229562413"/>
       <w:r>
         <w:rPr>
           <w:sz w:val="24"/>
         </w:rPr>
         <w:t>6 REFERÊNCIAS BIBLIOGRÁFICAS</w:t>
       </w:r>
-      <w:bookmarkEnd w:id="27"/>
+      <w:bookmarkEnd w:id="26"/>
       <w:r>
         <w:rPr>
           <w:sz w:val="24"/>
@@ -14816,7 +14802,7 @@
         <w:noProof/>
         <w:sz w:val="22"/>
       </w:rPr>
-      <w:t>20</w:t>
+      <w:t>10</w:t>
     </w:r>
     <w:r>
       <w:rPr>
@@ -17404,7 +17390,7 @@
 </file>
 
 <file path=customXml/itemProps1.xml><?xml version="1.0" encoding="utf-8"?>
-<ds:datastoreItem xmlns:ds="http://schemas.openxmlformats.org/officeDocument/2006/customXml" ds:itemID="{CFC703AC-E7B3-457B-99AE-40134726B147}">
+<ds:datastoreItem xmlns:ds="http://schemas.openxmlformats.org/officeDocument/2006/customXml" ds:itemID="{62D801EC-DA5D-4964-88D6-78290CA49D1A}">
   <ds:schemaRefs>
     <ds:schemaRef ds:uri="http://schemas.openxmlformats.org/officeDocument/2006/bibliography"/>
   </ds:schemaRefs>

--- a/Keba - Scanner de Phishing.docx
+++ b/Keba - Scanner de Phishing.docx
@@ -742,548 +742,6 @@
           <w:b/>
         </w:rPr>
         <w:t>2026</w:t>
-      </w:r>
-    </w:p>
-    <w:p>
-      <w:pPr>
-        <w:ind w:left="10" w:hanging="10"/>
-        <w:jc w:val="center"/>
-      </w:pPr>
-      <w:r>
-        <w:rPr>
-          <w:b/>
-        </w:rPr>
-        <w:lastRenderedPageBreak/>
-        <w:t>RESUMO</w:t>
-      </w:r>
-      <w:r>
-        <w:t xml:space="preserve"> </w:t>
-      </w:r>
-    </w:p>
-    <w:p>
-      <w:pPr>
-        <w:spacing w:before="80" w:after="80"/>
-        <w:rPr>
-          <w:sz w:val="28"/>
-          <w:lang w:val="pt-PT"/>
-        </w:rPr>
-      </w:pPr>
-      <w:r>
-        <w:rPr>
-          <w:rFonts w:eastAsia="Arial"/>
-          <w:szCs w:val="22"/>
-          <w:lang w:val="pt-PT"/>
-        </w:rPr>
-        <w:t xml:space="preserve">O </w:t>
-      </w:r>
-      <w:proofErr w:type="spellStart"/>
-      <w:r>
-        <w:rPr>
-          <w:rFonts w:eastAsia="Arial"/>
-          <w:szCs w:val="22"/>
-          <w:lang w:val="pt-PT"/>
-        </w:rPr>
-        <w:t>Keba</w:t>
-      </w:r>
-      <w:proofErr w:type="spellEnd"/>
-      <w:r>
-        <w:rPr>
-          <w:rFonts w:eastAsia="Arial"/>
-          <w:szCs w:val="22"/>
-          <w:lang w:val="pt-PT"/>
-        </w:rPr>
-        <w:t xml:space="preserve"> é um sistema desenvolvido em Java com o </w:t>
-      </w:r>
-      <w:proofErr w:type="spellStart"/>
-      <w:r>
-        <w:rPr>
-          <w:rFonts w:eastAsia="Arial"/>
-          <w:szCs w:val="22"/>
-          <w:lang w:val="pt-PT"/>
-        </w:rPr>
-        <w:t>objectivo</w:t>
-      </w:r>
-      <w:proofErr w:type="spellEnd"/>
-      <w:r>
-        <w:rPr>
-          <w:rFonts w:eastAsia="Arial"/>
-          <w:szCs w:val="22"/>
-          <w:lang w:val="pt-PT"/>
-        </w:rPr>
-        <w:t xml:space="preserve"> de analisar ficheiros de texto contendo emails e identificar aqueles que apresentam características típicas de mensagens de </w:t>
-      </w:r>
-      <w:proofErr w:type="spellStart"/>
-      <w:r>
-        <w:rPr>
-          <w:rFonts w:eastAsia="Arial"/>
-          <w:szCs w:val="22"/>
-          <w:lang w:val="pt-PT"/>
-        </w:rPr>
-        <w:t>phishing</w:t>
-      </w:r>
-      <w:proofErr w:type="spellEnd"/>
-      <w:r>
-        <w:rPr>
-          <w:rFonts w:eastAsia="Arial"/>
-          <w:szCs w:val="22"/>
-          <w:lang w:val="pt-PT"/>
-        </w:rPr>
-        <w:t>. O programa lê os emails armazenados em ficheiros, analisa o seu conteúdo com base em palavras-chave e padrões suspeitos previamente definidos, classifica cada email como suspeito ou seguro e gera relatórios detalhados dos resultados.</w:t>
-      </w:r>
-    </w:p>
-    <w:p>
-      <w:pPr>
-        <w:spacing w:before="80" w:after="80"/>
-        <w:rPr>
-          <w:sz w:val="28"/>
-          <w:lang w:val="pt-PT"/>
-        </w:rPr>
-      </w:pPr>
-    </w:p>
-    <w:p>
-      <w:pPr>
-        <w:spacing w:before="80" w:after="80"/>
-        <w:rPr>
-          <w:sz w:val="28"/>
-          <w:lang w:val="pt-PT"/>
-        </w:rPr>
-      </w:pPr>
-      <w:r>
-        <w:rPr>
-          <w:rFonts w:eastAsia="Arial"/>
-          <w:szCs w:val="22"/>
-          <w:lang w:val="pt-PT"/>
-        </w:rPr>
-        <w:t xml:space="preserve">O </w:t>
-      </w:r>
-      <w:proofErr w:type="spellStart"/>
-      <w:r>
-        <w:rPr>
-          <w:rFonts w:eastAsia="Arial"/>
-          <w:szCs w:val="22"/>
-          <w:lang w:val="pt-PT"/>
-        </w:rPr>
-        <w:t>projecto</w:t>
-      </w:r>
-      <w:proofErr w:type="spellEnd"/>
-      <w:r>
-        <w:rPr>
-          <w:rFonts w:eastAsia="Arial"/>
-          <w:szCs w:val="22"/>
-          <w:lang w:val="pt-PT"/>
-        </w:rPr>
-        <w:t xml:space="preserve"> baseia-se no exercício 15.10 do livro Java </w:t>
-      </w:r>
-      <w:proofErr w:type="spellStart"/>
-      <w:r>
-        <w:rPr>
-          <w:rFonts w:eastAsia="Arial"/>
-          <w:szCs w:val="22"/>
-          <w:lang w:val="pt-PT"/>
-        </w:rPr>
-        <w:t>How</w:t>
-      </w:r>
-      <w:proofErr w:type="spellEnd"/>
-      <w:r>
-        <w:rPr>
-          <w:rFonts w:eastAsia="Arial"/>
-          <w:szCs w:val="22"/>
-          <w:lang w:val="pt-PT"/>
-        </w:rPr>
-        <w:t xml:space="preserve"> to </w:t>
-      </w:r>
-      <w:proofErr w:type="spellStart"/>
-      <w:r>
-        <w:rPr>
-          <w:rFonts w:eastAsia="Arial"/>
-          <w:szCs w:val="22"/>
-          <w:lang w:val="pt-PT"/>
-        </w:rPr>
-        <w:t>Program</w:t>
-      </w:r>
-      <w:proofErr w:type="spellEnd"/>
-      <w:r>
-        <w:rPr>
-          <w:rFonts w:eastAsia="Arial"/>
-          <w:szCs w:val="22"/>
-          <w:lang w:val="pt-PT"/>
-        </w:rPr>
-        <w:t xml:space="preserve"> de </w:t>
-      </w:r>
-      <w:proofErr w:type="spellStart"/>
-      <w:r>
-        <w:rPr>
-          <w:rFonts w:eastAsia="Arial"/>
-          <w:szCs w:val="22"/>
-          <w:lang w:val="pt-PT"/>
-        </w:rPr>
-        <w:t>Deitel</w:t>
-      </w:r>
-      <w:proofErr w:type="spellEnd"/>
-      <w:r>
-        <w:rPr>
-          <w:rFonts w:eastAsia="Arial"/>
-          <w:szCs w:val="22"/>
-          <w:lang w:val="pt-PT"/>
-        </w:rPr>
-        <w:t xml:space="preserve">, sendo expandido com funcionalidades adicionais como menu </w:t>
-      </w:r>
-      <w:proofErr w:type="spellStart"/>
-      <w:r>
-        <w:rPr>
-          <w:rFonts w:eastAsia="Arial"/>
-          <w:szCs w:val="22"/>
-          <w:lang w:val="pt-PT"/>
-        </w:rPr>
-        <w:t>interactivo</w:t>
-      </w:r>
-      <w:proofErr w:type="spellEnd"/>
-      <w:r>
-        <w:rPr>
-          <w:rFonts w:eastAsia="Arial"/>
-          <w:szCs w:val="22"/>
-          <w:lang w:val="pt-PT"/>
-        </w:rPr>
-        <w:t xml:space="preserve">, histórico de análises e gestão de listas negras de domínios. São aplicados conceitos fundamentais de programação em Java como manipulação de ficheiros, </w:t>
-      </w:r>
-      <w:proofErr w:type="spellStart"/>
-      <w:r>
-        <w:rPr>
-          <w:rFonts w:eastAsia="Arial"/>
-          <w:szCs w:val="22"/>
-          <w:lang w:val="pt-PT"/>
-        </w:rPr>
-        <w:t>ArrayList</w:t>
-      </w:r>
-      <w:proofErr w:type="spellEnd"/>
-      <w:r>
-        <w:rPr>
-          <w:rFonts w:eastAsia="Arial"/>
-          <w:szCs w:val="22"/>
-          <w:lang w:val="pt-PT"/>
-        </w:rPr>
-        <w:t xml:space="preserve">, estruturas de </w:t>
-      </w:r>
-      <w:proofErr w:type="spellStart"/>
-      <w:r>
-        <w:rPr>
-          <w:rFonts w:eastAsia="Arial"/>
-          <w:szCs w:val="22"/>
-          <w:lang w:val="pt-PT"/>
-        </w:rPr>
-        <w:t>selecção</w:t>
-      </w:r>
-      <w:proofErr w:type="spellEnd"/>
-      <w:r>
-        <w:rPr>
-          <w:rFonts w:eastAsia="Arial"/>
-          <w:szCs w:val="22"/>
-          <w:lang w:val="pt-PT"/>
-        </w:rPr>
-        <w:t xml:space="preserve"> e repetição, </w:t>
-      </w:r>
-      <w:proofErr w:type="spellStart"/>
-      <w:r>
-        <w:rPr>
-          <w:rFonts w:eastAsia="Arial"/>
-          <w:szCs w:val="22"/>
-          <w:lang w:val="pt-PT"/>
-        </w:rPr>
-        <w:t>Strings</w:t>
-      </w:r>
-      <w:proofErr w:type="spellEnd"/>
-      <w:r>
-        <w:rPr>
-          <w:rFonts w:eastAsia="Arial"/>
-          <w:szCs w:val="22"/>
-          <w:lang w:val="pt-PT"/>
-        </w:rPr>
-        <w:t xml:space="preserve"> e funções (métodos estáticos).</w:t>
-      </w:r>
-    </w:p>
-    <w:p>
-      <w:pPr>
-        <w:spacing w:before="80" w:after="80"/>
-        <w:rPr>
-          <w:sz w:val="28"/>
-          <w:lang w:val="pt-PT"/>
-        </w:rPr>
-      </w:pPr>
-    </w:p>
-    <w:p>
-      <w:pPr>
-        <w:spacing w:before="80" w:after="80"/>
-        <w:rPr>
-          <w:sz w:val="28"/>
-          <w:lang w:val="en-US"/>
-        </w:rPr>
-      </w:pPr>
-      <w:r>
-        <w:rPr>
-          <w:rFonts w:eastAsia="Arial"/>
-          <w:b/>
-          <w:bCs/>
-          <w:szCs w:val="22"/>
-          <w:lang w:val="pt-PT"/>
-        </w:rPr>
-        <w:t xml:space="preserve">Palavras-chave: </w:t>
-      </w:r>
-      <w:proofErr w:type="spellStart"/>
-      <w:r>
-        <w:rPr>
-          <w:rFonts w:eastAsia="Arial"/>
-          <w:szCs w:val="22"/>
-          <w:lang w:val="pt-PT"/>
-        </w:rPr>
-        <w:t>Phishing</w:t>
-      </w:r>
-      <w:proofErr w:type="spellEnd"/>
-      <w:r>
-        <w:rPr>
-          <w:rFonts w:eastAsia="Arial"/>
-          <w:szCs w:val="22"/>
-          <w:lang w:val="pt-PT"/>
-        </w:rPr>
-        <w:t xml:space="preserve">. Java. Scanner. </w:t>
-      </w:r>
-      <w:proofErr w:type="spellStart"/>
-      <w:r>
-        <w:rPr>
-          <w:rFonts w:eastAsia="Arial"/>
-          <w:szCs w:val="22"/>
-          <w:lang w:val="en-US"/>
-        </w:rPr>
-        <w:t>Ficheiros</w:t>
-      </w:r>
-      <w:proofErr w:type="spellEnd"/>
-      <w:r>
-        <w:rPr>
-          <w:rFonts w:eastAsia="Arial"/>
-          <w:szCs w:val="22"/>
-          <w:lang w:val="en-US"/>
-        </w:rPr>
-        <w:t xml:space="preserve">. </w:t>
-      </w:r>
-      <w:proofErr w:type="spellStart"/>
-      <w:r>
-        <w:rPr>
-          <w:rFonts w:eastAsia="Arial"/>
-          <w:szCs w:val="22"/>
-          <w:lang w:val="en-US"/>
-        </w:rPr>
-        <w:t>ArrayList</w:t>
-      </w:r>
-      <w:proofErr w:type="spellEnd"/>
-      <w:r>
-        <w:rPr>
-          <w:rFonts w:eastAsia="Arial"/>
-          <w:szCs w:val="22"/>
-          <w:lang w:val="en-US"/>
-        </w:rPr>
-        <w:t xml:space="preserve">. Programação </w:t>
-      </w:r>
-      <w:proofErr w:type="spellStart"/>
-      <w:r>
-        <w:rPr>
-          <w:rFonts w:eastAsia="Arial"/>
-          <w:szCs w:val="22"/>
-          <w:lang w:val="en-US"/>
-        </w:rPr>
-        <w:t>estruturada</w:t>
-      </w:r>
-      <w:proofErr w:type="spellEnd"/>
-      <w:r>
-        <w:rPr>
-          <w:rFonts w:eastAsia="Arial"/>
-          <w:szCs w:val="22"/>
-          <w:lang w:val="en-US"/>
-        </w:rPr>
-        <w:t>.</w:t>
-      </w:r>
-    </w:p>
-    <w:p>
-      <w:pPr>
-        <w:ind w:left="2325" w:firstLine="0"/>
-        <w:jc w:val="left"/>
-      </w:pPr>
-      <w:r>
-        <w:t xml:space="preserve"> </w:t>
-      </w:r>
-    </w:p>
-    <w:p>
-      <w:pPr>
-        <w:ind w:left="2325" w:firstLine="0"/>
-        <w:jc w:val="left"/>
-      </w:pPr>
-    </w:p>
-    <w:p>
-      <w:pPr>
-        <w:ind w:left="2325" w:firstLine="0"/>
-        <w:jc w:val="left"/>
-      </w:pPr>
-    </w:p>
-    <w:p>
-      <w:pPr>
-        <w:ind w:left="2325" w:firstLine="0"/>
-        <w:jc w:val="left"/>
-      </w:pPr>
-    </w:p>
-    <w:p>
-      <w:pPr>
-        <w:ind w:left="2325" w:firstLine="0"/>
-        <w:jc w:val="left"/>
-      </w:pPr>
-    </w:p>
-    <w:p>
-      <w:pPr>
-        <w:ind w:left="2325" w:firstLine="0"/>
-        <w:jc w:val="left"/>
-      </w:pPr>
-    </w:p>
-    <w:p>
-      <w:pPr>
-        <w:ind w:left="2325" w:firstLine="0"/>
-        <w:jc w:val="left"/>
-      </w:pPr>
-    </w:p>
-    <w:p>
-      <w:pPr>
-        <w:ind w:left="2325" w:firstLine="0"/>
-        <w:jc w:val="left"/>
-      </w:pPr>
-    </w:p>
-    <w:p>
-      <w:pPr>
-        <w:ind w:left="2325" w:firstLine="0"/>
-        <w:jc w:val="left"/>
-      </w:pPr>
-    </w:p>
-    <w:p>
-      <w:pPr>
-        <w:ind w:left="2325" w:firstLine="0"/>
-        <w:jc w:val="left"/>
-      </w:pPr>
-    </w:p>
-    <w:p>
-      <w:pPr>
-        <w:ind w:left="2325" w:firstLine="0"/>
-        <w:jc w:val="left"/>
-      </w:pPr>
-    </w:p>
-    <w:p>
-      <w:pPr>
-        <w:ind w:left="2325" w:firstLine="0"/>
-        <w:jc w:val="left"/>
-      </w:pPr>
-    </w:p>
-    <w:p>
-      <w:pPr>
-        <w:ind w:left="2325" w:firstLine="0"/>
-        <w:jc w:val="left"/>
-      </w:pPr>
-    </w:p>
-    <w:p>
-      <w:pPr>
-        <w:ind w:firstLine="0"/>
-        <w:jc w:val="left"/>
-      </w:pPr>
-    </w:p>
-    <w:p>
-      <w:pPr>
-        <w:ind w:left="2325" w:firstLine="0"/>
-        <w:jc w:val="left"/>
-      </w:pPr>
-    </w:p>
-    <w:p>
-      <w:pPr>
-        <w:spacing w:after="160" w:line="278" w:lineRule="auto"/>
-        <w:ind w:firstLine="0"/>
-        <w:jc w:val="left"/>
-        <w:rPr>
-          <w:b/>
-          <w:bCs/>
-        </w:rPr>
-      </w:pPr>
-      <w:r>
-        <w:rPr>
-          <w:b/>
-          <w:bCs/>
-        </w:rPr>
-        <w:br w:type="page"/>
-      </w:r>
-    </w:p>
-    <w:p>
-      <w:pPr>
-        <w:ind w:firstLine="0"/>
-        <w:jc w:val="center"/>
-        <w:rPr>
-          <w:b/>
-          <w:bCs/>
-        </w:rPr>
-      </w:pPr>
-      <w:r>
-        <w:rPr>
-          <w:b/>
-          <w:bCs/>
-        </w:rPr>
-        <w:lastRenderedPageBreak/>
-        <w:t>ABSTRACT</w:t>
-      </w:r>
-    </w:p>
-    <w:p>
-      <w:pPr>
-        <w:ind w:firstLine="720"/>
-      </w:pPr>
-      <w:r>
-        <w:t xml:space="preserve">This report presents an experimental and theoretical study on the Law of Lenses, exploring the fundamentals of geometric optics applied to thin converging and diverging lenses. Five practical exercises were carried out using an optical bench, covering aspects ranging from the observation of image formation to the experimental determination of focal length through Bessel's method, Gauss's equation, and lens coupling. The experiments used a converging lens with a nominal focal length of 10 cm (f = +10 cm) and a diverging lens of 20 cm (f = −20 cm). The experimental results showed good agreement with the theoretical values predicted by the Law of Lenses (lensmaker's equation and Gauss's equation), with relative deviations between 0.5% and 3.4%, depending on the method used. The comparative analysis of the methods showed that projecting the image at infinity (Exercise 2) and Gauss's equation (Exercise 3) provided the most accurate results, while Bessel's method required greater experimental rigor. The study allowed for consolidation of the understanding of the optical principles of refraction, image formation, and lateral magnification, demonstrating the validity of theoretical laws through controlled experimentation. </w:t>
-      </w:r>
-    </w:p>
-    <w:p>
-      <w:pPr>
-        <w:ind w:firstLine="720"/>
-      </w:pPr>
-      <w:r>
-        <w:t xml:space="preserve"> </w:t>
-      </w:r>
-    </w:p>
-    <w:p>
-      <w:pPr>
-        <w:ind w:firstLine="720"/>
-      </w:pPr>
-      <w:r>
-        <w:rPr>
-          <w:b/>
-          <w:bCs/>
-        </w:rPr>
-        <w:t>Keywords:</w:t>
-      </w:r>
-      <w:r>
-        <w:t xml:space="preserve"> Law of lenses. Geometric optics. Thin lenses. Focal length. Gauss equation. </w:t>
-      </w:r>
-    </w:p>
-    <w:p>
-      <w:pPr>
-        <w:ind w:firstLine="720"/>
-      </w:pPr>
-      <w:r>
-        <w:t xml:space="preserve">Bessel's method. Image formation. Refraction. </w:t>
-      </w:r>
-    </w:p>
-    <w:p>
-      <w:pPr>
-        <w:ind w:firstLine="720"/>
-      </w:pPr>
-      <w:r>
-        <w:t xml:space="preserve"> </w:t>
-      </w:r>
-    </w:p>
-    <w:p>
-      <w:pPr>
-        <w:ind w:firstLine="0"/>
-        <w:jc w:val="left"/>
-      </w:pPr>
-      <w:r>
-        <w:br w:type="page"/>
       </w:r>
     </w:p>
     <w:sdt>
@@ -1314,11 +772,13 @@
           <w:pPr>
             <w:pStyle w:val="Cabealhodondice"/>
             <w:rPr>
+              <w:rFonts w:ascii="Times New Roman" w:hAnsi="Times New Roman" w:cs="Times New Roman"/>
               <w:color w:val="000000" w:themeColor="text1"/>
             </w:rPr>
           </w:pPr>
           <w:r>
             <w:rPr>
+              <w:rFonts w:ascii="Times New Roman" w:hAnsi="Times New Roman" w:cs="Times New Roman"/>
               <w:color w:val="000000" w:themeColor="text1"/>
               <w:lang w:val="pt-PT"/>
             </w:rPr>
@@ -1327,7 +787,7 @@
         </w:p>
         <w:p>
           <w:pPr>
-            <w:pStyle w:val="ndice2"/>
+            <w:pStyle w:val="ndice1"/>
             <w:tabs>
               <w:tab w:val="right" w:leader="dot" w:pos="9075"/>
             </w:tabs>
@@ -1351,13 +811,16 @@
           <w:r>
             <w:fldChar w:fldCharType="separate"/>
           </w:r>
-          <w:hyperlink w:anchor="_Toc229562387" w:history="1">
+          <w:hyperlink w:anchor="_Toc229571027" w:history="1">
             <w:r>
               <w:rPr>
                 <w:rStyle w:val="Hiperligao"/>
+                <w:rFonts w:eastAsia="Arial"/>
+                <w:bCs/>
                 <w:noProof/>
-              </w:rPr>
-              <w:t>1 INTRODUÇÃO</w:t>
+                <w:lang w:val="pt-PT"/>
+              </w:rPr>
+              <w:t>1. IDENTIFICAÇÃO DO PROJECTO</w:t>
             </w:r>
             <w:r>
               <w:rPr>
@@ -1378,7 +841,7 @@
                 <w:noProof/>
                 <w:webHidden/>
               </w:rPr>
-              <w:instrText xml:space="preserve"> PAGEREF _Toc229562387 \h </w:instrText>
+              <w:instrText xml:space="preserve"> PAGEREF _Toc229571027 \h </w:instrText>
             </w:r>
             <w:r>
               <w:rPr>
@@ -1398,7 +861,7 @@
                 <w:noProof/>
                 <w:webHidden/>
               </w:rPr>
-              <w:t>6</w:t>
+              <w:t>4</w:t>
             </w:r>
             <w:r>
               <w:rPr>
@@ -1426,13 +889,16 @@
               <w14:ligatures w14:val="none"/>
             </w:rPr>
           </w:pPr>
-          <w:hyperlink w:anchor="_Toc229562388" w:history="1">
+          <w:hyperlink w:anchor="_Toc229571028" w:history="1">
             <w:r>
               <w:rPr>
                 <w:rStyle w:val="Hiperligao"/>
+                <w:rFonts w:eastAsia="Arial"/>
+                <w:bCs/>
                 <w:noProof/>
-              </w:rPr>
-              <w:t>1.1 Delimitação do Problema</w:t>
+                <w:lang w:val="pt-PT"/>
+              </w:rPr>
+              <w:t>1.1 Nome do Projecto</w:t>
             </w:r>
             <w:r>
               <w:rPr>
@@ -1453,7 +919,7 @@
                 <w:noProof/>
                 <w:webHidden/>
               </w:rPr>
-              <w:instrText xml:space="preserve"> PAGEREF _Toc229562388 \h </w:instrText>
+              <w:instrText xml:space="preserve"> PAGEREF _Toc229571028 \h </w:instrText>
             </w:r>
             <w:r>
               <w:rPr>
@@ -1473,7 +939,7 @@
                 <w:noProof/>
                 <w:webHidden/>
               </w:rPr>
-              <w:t>6</w:t>
+              <w:t>4</w:t>
             </w:r>
             <w:r>
               <w:rPr>
@@ -1501,13 +967,16 @@
               <w14:ligatures w14:val="none"/>
             </w:rPr>
           </w:pPr>
-          <w:hyperlink w:anchor="_Toc229562389" w:history="1">
+          <w:hyperlink w:anchor="_Toc229571029" w:history="1">
             <w:r>
               <w:rPr>
                 <w:rStyle w:val="Hiperligao"/>
+                <w:rFonts w:eastAsia="Arial"/>
+                <w:bCs/>
                 <w:noProof/>
-              </w:rPr>
-              <w:t>1.2 Problema de Pesquisa</w:t>
+                <w:lang w:val="pt-PT"/>
+              </w:rPr>
+              <w:t>1.2 Objectivo</w:t>
             </w:r>
             <w:r>
               <w:rPr>
@@ -1528,7 +997,7 @@
                 <w:noProof/>
                 <w:webHidden/>
               </w:rPr>
-              <w:instrText xml:space="preserve"> PAGEREF _Toc229562389 \h </w:instrText>
+              <w:instrText xml:space="preserve"> PAGEREF _Toc229571029 \h </w:instrText>
             </w:r>
             <w:r>
               <w:rPr>
@@ -1548,7 +1017,7 @@
                 <w:noProof/>
                 <w:webHidden/>
               </w:rPr>
-              <w:t>6</w:t>
+              <w:t>4</w:t>
             </w:r>
             <w:r>
               <w:rPr>
@@ -1576,13 +1045,16 @@
               <w14:ligatures w14:val="none"/>
             </w:rPr>
           </w:pPr>
-          <w:hyperlink w:anchor="_Toc229562390" w:history="1">
+          <w:hyperlink w:anchor="_Toc229571030" w:history="1">
             <w:r>
               <w:rPr>
                 <w:rStyle w:val="Hiperligao"/>
+                <w:rFonts w:eastAsia="Arial"/>
+                <w:bCs/>
                 <w:noProof/>
-              </w:rPr>
-              <w:t>1.3 Hipóteses</w:t>
+                <w:lang w:val="pt-PT"/>
+              </w:rPr>
+              <w:t>1.3 Justificação</w:t>
             </w:r>
             <w:r>
               <w:rPr>
@@ -1603,7 +1075,7 @@
                 <w:noProof/>
                 <w:webHidden/>
               </w:rPr>
-              <w:instrText xml:space="preserve"> PAGEREF _Toc229562390 \h </w:instrText>
+              <w:instrText xml:space="preserve"> PAGEREF _Toc229571030 \h </w:instrText>
             </w:r>
             <w:r>
               <w:rPr>
@@ -1623,7 +1095,85 @@
                 <w:noProof/>
                 <w:webHidden/>
               </w:rPr>
-              <w:t>6</w:t>
+              <w:t>4</w:t>
+            </w:r>
+            <w:r>
+              <w:rPr>
+                <w:noProof/>
+                <w:webHidden/>
+              </w:rPr>
+              <w:fldChar w:fldCharType="end"/>
+            </w:r>
+          </w:hyperlink>
+        </w:p>
+        <w:p>
+          <w:pPr>
+            <w:pStyle w:val="ndice1"/>
+            <w:tabs>
+              <w:tab w:val="right" w:leader="dot" w:pos="9075"/>
+            </w:tabs>
+            <w:rPr>
+              <w:rFonts w:asciiTheme="minorHAnsi" w:eastAsiaTheme="minorEastAsia" w:hAnsiTheme="minorHAnsi" w:cstheme="minorBidi"/>
+              <w:noProof/>
+              <w:color w:val="auto"/>
+              <w:kern w:val="0"/>
+              <w:sz w:val="22"/>
+              <w:szCs w:val="22"/>
+              <w:lang w:val="en-US" w:eastAsia="en-US"/>
+              <w14:ligatures w14:val="none"/>
+            </w:rPr>
+          </w:pPr>
+          <w:hyperlink w:anchor="_Toc229571031" w:history="1">
+            <w:r>
+              <w:rPr>
+                <w:rStyle w:val="Hiperligao"/>
+                <w:rFonts w:eastAsia="Arial"/>
+                <w:bCs/>
+                <w:noProof/>
+                <w:lang w:val="pt-PT"/>
+              </w:rPr>
+              <w:t>2. MENU PRINCIPAL</w:t>
+            </w:r>
+            <w:r>
+              <w:rPr>
+                <w:noProof/>
+                <w:webHidden/>
+              </w:rPr>
+              <w:tab/>
+            </w:r>
+            <w:r>
+              <w:rPr>
+                <w:noProof/>
+                <w:webHidden/>
+              </w:rPr>
+              <w:fldChar w:fldCharType="begin"/>
+            </w:r>
+            <w:r>
+              <w:rPr>
+                <w:noProof/>
+                <w:webHidden/>
+              </w:rPr>
+              <w:instrText xml:space="preserve"> PAGEREF _Toc229571031 \h </w:instrText>
+            </w:r>
+            <w:r>
+              <w:rPr>
+                <w:noProof/>
+                <w:webHidden/>
+              </w:rPr>
+            </w:r>
+            <w:r>
+              <w:rPr>
+                <w:noProof/>
+                <w:webHidden/>
+              </w:rPr>
+              <w:fldChar w:fldCharType="separate"/>
+            </w:r>
+            <w:r>
+              <w:rPr>
+                <w:noProof/>
+                <w:webHidden/>
+              </w:rPr>
+              <w:t>5</w:t>
             </w:r>
             <w:r>
               <w:rPr>
@@ -1651,13 +1201,16 @@
               <w14:ligatures w14:val="none"/>
             </w:rPr>
           </w:pPr>
-          <w:hyperlink w:anchor="_Toc229562391" w:history="1">
+          <w:hyperlink w:anchor="_Toc229571032" w:history="1">
             <w:r>
               <w:rPr>
                 <w:rStyle w:val="Hiperligao"/>
+                <w:rFonts w:eastAsia="Arial"/>
+                <w:bCs/>
                 <w:noProof/>
-              </w:rPr>
-              <w:t>1.4 Objetivo Geral</w:t>
+                <w:lang w:val="pt-PT"/>
+              </w:rPr>
+              <w:t>3.1 Classe Email</w:t>
             </w:r>
             <w:r>
               <w:rPr>
@@ -1678,7 +1231,7 @@
                 <w:noProof/>
                 <w:webHidden/>
               </w:rPr>
-              <w:instrText xml:space="preserve"> PAGEREF _Toc229562391 \h </w:instrText>
+              <w:instrText xml:space="preserve"> PAGEREF _Toc229571032 \h </w:instrText>
             </w:r>
             <w:r>
               <w:rPr>
@@ -1698,7 +1251,7 @@
                 <w:noProof/>
                 <w:webHidden/>
               </w:rPr>
-              <w:t>6</w:t>
+              <w:t>7</w:t>
             </w:r>
             <w:r>
               <w:rPr>
@@ -1726,13 +1279,16 @@
               <w14:ligatures w14:val="none"/>
             </w:rPr>
           </w:pPr>
-          <w:hyperlink w:anchor="_Toc229562392" w:history="1">
+          <w:hyperlink w:anchor="_Toc229571033" w:history="1">
             <w:r>
               <w:rPr>
                 <w:rStyle w:val="Hiperligao"/>
+                <w:rFonts w:eastAsia="Arial"/>
+                <w:bCs/>
                 <w:noProof/>
-              </w:rPr>
-              <w:t>1.5 Objetivos Específicos</w:t>
+                <w:lang w:val="pt-PT"/>
+              </w:rPr>
+              <w:t>3.2 Classe Analisadorphishing</w:t>
             </w:r>
             <w:r>
               <w:rPr>
@@ -1753,7 +1309,7 @@
                 <w:noProof/>
                 <w:webHidden/>
               </w:rPr>
-              <w:instrText xml:space="preserve"> PAGEREF _Toc229562392 \h </w:instrText>
+              <w:instrText xml:space="preserve"> PAGEREF _Toc229571033 \h </w:instrText>
             </w:r>
             <w:r>
               <w:rPr>
@@ -1773,7 +1329,7 @@
                 <w:noProof/>
                 <w:webHidden/>
               </w:rPr>
-              <w:t>6</w:t>
+              <w:t>8</w:t>
             </w:r>
             <w:r>
               <w:rPr>
@@ -1801,13 +1357,16 @@
               <w14:ligatures w14:val="none"/>
             </w:rPr>
           </w:pPr>
-          <w:hyperlink w:anchor="_Toc229562393" w:history="1">
+          <w:hyperlink w:anchor="_Toc229571034" w:history="1">
             <w:r>
               <w:rPr>
                 <w:rStyle w:val="Hiperligao"/>
+                <w:rFonts w:eastAsia="Arial"/>
+                <w:bCs/>
                 <w:noProof/>
-              </w:rPr>
-              <w:t>1.6 Importância do Estudo</w:t>
+                <w:lang w:val="pt-PT"/>
+              </w:rPr>
+              <w:t>3.3 Classe Gestorficheiros</w:t>
             </w:r>
             <w:r>
               <w:rPr>
@@ -1828,7 +1387,7 @@
                 <w:noProof/>
                 <w:webHidden/>
               </w:rPr>
-              <w:instrText xml:space="preserve"> PAGEREF _Toc229562393 \h </w:instrText>
+              <w:instrText xml:space="preserve"> PAGEREF _Toc229571034 \h </w:instrText>
             </w:r>
             <w:r>
               <w:rPr>
@@ -1848,7 +1407,241 @@
                 <w:noProof/>
                 <w:webHidden/>
               </w:rPr>
-              <w:t>6</w:t>
+              <w:t>9</w:t>
+            </w:r>
+            <w:r>
+              <w:rPr>
+                <w:noProof/>
+                <w:webHidden/>
+              </w:rPr>
+              <w:fldChar w:fldCharType="end"/>
+            </w:r>
+          </w:hyperlink>
+        </w:p>
+        <w:p>
+          <w:pPr>
+            <w:pStyle w:val="ndice2"/>
+            <w:tabs>
+              <w:tab w:val="right" w:leader="dot" w:pos="9075"/>
+            </w:tabs>
+            <w:rPr>
+              <w:rFonts w:asciiTheme="minorHAnsi" w:eastAsiaTheme="minorEastAsia" w:hAnsiTheme="minorHAnsi" w:cstheme="minorBidi"/>
+              <w:noProof/>
+              <w:color w:val="auto"/>
+              <w:kern w:val="0"/>
+              <w:sz w:val="22"/>
+              <w:szCs w:val="22"/>
+              <w:lang w:val="en-US" w:eastAsia="en-US"/>
+              <w14:ligatures w14:val="none"/>
+            </w:rPr>
+          </w:pPr>
+          <w:hyperlink w:anchor="_Toc229571035" w:history="1">
+            <w:r>
+              <w:rPr>
+                <w:rStyle w:val="Hiperligao"/>
+                <w:rFonts w:eastAsia="Arial"/>
+                <w:bCs/>
+                <w:noProof/>
+                <w:lang w:val="pt-PT"/>
+              </w:rPr>
+              <w:t>3.4 Classe Registoanalise</w:t>
+            </w:r>
+            <w:r>
+              <w:rPr>
+                <w:noProof/>
+                <w:webHidden/>
+              </w:rPr>
+              <w:tab/>
+            </w:r>
+            <w:r>
+              <w:rPr>
+                <w:noProof/>
+                <w:webHidden/>
+              </w:rPr>
+              <w:fldChar w:fldCharType="begin"/>
+            </w:r>
+            <w:r>
+              <w:rPr>
+                <w:noProof/>
+                <w:webHidden/>
+              </w:rPr>
+              <w:instrText xml:space="preserve"> PAGEREF _Toc229571035 \h </w:instrText>
+            </w:r>
+            <w:r>
+              <w:rPr>
+                <w:noProof/>
+                <w:webHidden/>
+              </w:rPr>
+            </w:r>
+            <w:r>
+              <w:rPr>
+                <w:noProof/>
+                <w:webHidden/>
+              </w:rPr>
+              <w:fldChar w:fldCharType="separate"/>
+            </w:r>
+            <w:r>
+              <w:rPr>
+                <w:noProof/>
+                <w:webHidden/>
+              </w:rPr>
+              <w:t>9</w:t>
+            </w:r>
+            <w:r>
+              <w:rPr>
+                <w:noProof/>
+                <w:webHidden/>
+              </w:rPr>
+              <w:fldChar w:fldCharType="end"/>
+            </w:r>
+          </w:hyperlink>
+        </w:p>
+        <w:p>
+          <w:pPr>
+            <w:pStyle w:val="ndice2"/>
+            <w:tabs>
+              <w:tab w:val="right" w:leader="dot" w:pos="9075"/>
+            </w:tabs>
+            <w:rPr>
+              <w:rFonts w:asciiTheme="minorHAnsi" w:eastAsiaTheme="minorEastAsia" w:hAnsiTheme="minorHAnsi" w:cstheme="minorBidi"/>
+              <w:noProof/>
+              <w:color w:val="auto"/>
+              <w:kern w:val="0"/>
+              <w:sz w:val="22"/>
+              <w:szCs w:val="22"/>
+              <w:lang w:val="en-US" w:eastAsia="en-US"/>
+              <w14:ligatures w14:val="none"/>
+            </w:rPr>
+          </w:pPr>
+          <w:hyperlink w:anchor="_Toc229571036" w:history="1">
+            <w:r>
+              <w:rPr>
+                <w:rStyle w:val="Hiperligao"/>
+                <w:rFonts w:eastAsia="Arial"/>
+                <w:bCs/>
+                <w:noProof/>
+                <w:lang w:val="pt-PT"/>
+              </w:rPr>
+              <w:t>3.5 Classe Estatisticas</w:t>
+            </w:r>
+            <w:r>
+              <w:rPr>
+                <w:noProof/>
+                <w:webHidden/>
+              </w:rPr>
+              <w:tab/>
+            </w:r>
+            <w:r>
+              <w:rPr>
+                <w:noProof/>
+                <w:webHidden/>
+              </w:rPr>
+              <w:fldChar w:fldCharType="begin"/>
+            </w:r>
+            <w:r>
+              <w:rPr>
+                <w:noProof/>
+                <w:webHidden/>
+              </w:rPr>
+              <w:instrText xml:space="preserve"> PAGEREF _Toc229571036 \h </w:instrText>
+            </w:r>
+            <w:r>
+              <w:rPr>
+                <w:noProof/>
+                <w:webHidden/>
+              </w:rPr>
+            </w:r>
+            <w:r>
+              <w:rPr>
+                <w:noProof/>
+                <w:webHidden/>
+              </w:rPr>
+              <w:fldChar w:fldCharType="separate"/>
+            </w:r>
+            <w:r>
+              <w:rPr>
+                <w:noProof/>
+                <w:webHidden/>
+              </w:rPr>
+              <w:t>10</w:t>
+            </w:r>
+            <w:r>
+              <w:rPr>
+                <w:noProof/>
+                <w:webHidden/>
+              </w:rPr>
+              <w:fldChar w:fldCharType="end"/>
+            </w:r>
+          </w:hyperlink>
+        </w:p>
+        <w:p>
+          <w:pPr>
+            <w:pStyle w:val="ndice2"/>
+            <w:tabs>
+              <w:tab w:val="right" w:leader="dot" w:pos="9075"/>
+            </w:tabs>
+            <w:rPr>
+              <w:rFonts w:asciiTheme="minorHAnsi" w:eastAsiaTheme="minorEastAsia" w:hAnsiTheme="minorHAnsi" w:cstheme="minorBidi"/>
+              <w:noProof/>
+              <w:color w:val="auto"/>
+              <w:kern w:val="0"/>
+              <w:sz w:val="22"/>
+              <w:szCs w:val="22"/>
+              <w:lang w:val="en-US" w:eastAsia="en-US"/>
+              <w14:ligatures w14:val="none"/>
+            </w:rPr>
+          </w:pPr>
+          <w:hyperlink w:anchor="_Toc229571037" w:history="1">
+            <w:r>
+              <w:rPr>
+                <w:rStyle w:val="Hiperligao"/>
+                <w:rFonts w:eastAsia="Arial"/>
+                <w:bCs/>
+                <w:noProof/>
+                <w:lang w:val="pt-PT"/>
+              </w:rPr>
+              <w:t>3.6 Classe Main</w:t>
+            </w:r>
+            <w:r>
+              <w:rPr>
+                <w:noProof/>
+                <w:webHidden/>
+              </w:rPr>
+              <w:tab/>
+            </w:r>
+            <w:r>
+              <w:rPr>
+                <w:noProof/>
+                <w:webHidden/>
+              </w:rPr>
+              <w:fldChar w:fldCharType="begin"/>
+            </w:r>
+            <w:r>
+              <w:rPr>
+                <w:noProof/>
+                <w:webHidden/>
+              </w:rPr>
+              <w:instrText xml:space="preserve"> PAGEREF _Toc229571037 \h </w:instrText>
+            </w:r>
+            <w:r>
+              <w:rPr>
+                <w:noProof/>
+                <w:webHidden/>
+              </w:rPr>
+            </w:r>
+            <w:r>
+              <w:rPr>
+                <w:noProof/>
+                <w:webHidden/>
+              </w:rPr>
+              <w:fldChar w:fldCharType="separate"/>
+            </w:r>
+            <w:r>
+              <w:rPr>
+                <w:noProof/>
+                <w:webHidden/>
+              </w:rPr>
+              <w:t>10</w:t>
             </w:r>
             <w:r>
               <w:rPr>
@@ -1876,13 +1669,16 @@
               <w14:ligatures w14:val="none"/>
             </w:rPr>
           </w:pPr>
-          <w:hyperlink w:anchor="_Toc229562394" w:history="1">
+          <w:hyperlink w:anchor="_Toc229571038" w:history="1">
             <w:r>
               <w:rPr>
                 <w:rStyle w:val="Hiperligao"/>
+                <w:rFonts w:eastAsia="Arial"/>
+                <w:bCs/>
                 <w:noProof/>
-              </w:rPr>
-              <w:t>2 FUNDAMENTAÇÃO TEÓRICA</w:t>
+                <w:lang w:val="pt-PT"/>
+              </w:rPr>
+              <w:t>4. INTEGRAÇÃO DE FICHEIROS</w:t>
             </w:r>
             <w:r>
               <w:rPr>
@@ -1903,7 +1699,7 @@
                 <w:noProof/>
                 <w:webHidden/>
               </w:rPr>
-              <w:instrText xml:space="preserve"> PAGEREF _Toc229562394 \h </w:instrText>
+              <w:instrText xml:space="preserve"> PAGEREF _Toc229571038 \h </w:instrText>
             </w:r>
             <w:r>
               <w:rPr>
@@ -1923,7 +1719,85 @@
                 <w:noProof/>
                 <w:webHidden/>
               </w:rPr>
-              <w:t>8</w:t>
+              <w:t>11</w:t>
+            </w:r>
+            <w:r>
+              <w:rPr>
+                <w:noProof/>
+                <w:webHidden/>
+              </w:rPr>
+              <w:fldChar w:fldCharType="end"/>
+            </w:r>
+          </w:hyperlink>
+        </w:p>
+        <w:p>
+          <w:pPr>
+            <w:pStyle w:val="ndice2"/>
+            <w:tabs>
+              <w:tab w:val="right" w:leader="dot" w:pos="9075"/>
+            </w:tabs>
+            <w:rPr>
+              <w:rFonts w:asciiTheme="minorHAnsi" w:eastAsiaTheme="minorEastAsia" w:hAnsiTheme="minorHAnsi" w:cstheme="minorBidi"/>
+              <w:noProof/>
+              <w:color w:val="auto"/>
+              <w:kern w:val="0"/>
+              <w:sz w:val="22"/>
+              <w:szCs w:val="22"/>
+              <w:lang w:val="en-US" w:eastAsia="en-US"/>
+              <w14:ligatures w14:val="none"/>
+            </w:rPr>
+          </w:pPr>
+          <w:hyperlink w:anchor="_Toc229571039" w:history="1">
+            <w:r>
+              <w:rPr>
+                <w:rStyle w:val="Hiperligao"/>
+                <w:rFonts w:eastAsia="Arial"/>
+                <w:bCs/>
+                <w:noProof/>
+                <w:lang w:val="pt-PT"/>
+              </w:rPr>
+              <w:t>4.1 Formato do Ficheiro de Emails</w:t>
+            </w:r>
+            <w:r>
+              <w:rPr>
+                <w:noProof/>
+                <w:webHidden/>
+              </w:rPr>
+              <w:tab/>
+            </w:r>
+            <w:r>
+              <w:rPr>
+                <w:noProof/>
+                <w:webHidden/>
+              </w:rPr>
+              <w:fldChar w:fldCharType="begin"/>
+            </w:r>
+            <w:r>
+              <w:rPr>
+                <w:noProof/>
+                <w:webHidden/>
+              </w:rPr>
+              <w:instrText xml:space="preserve"> PAGEREF _Toc229571039 \h </w:instrText>
+            </w:r>
+            <w:r>
+              <w:rPr>
+                <w:noProof/>
+                <w:webHidden/>
+              </w:rPr>
+            </w:r>
+            <w:r>
+              <w:rPr>
+                <w:noProof/>
+                <w:webHidden/>
+              </w:rPr>
+              <w:fldChar w:fldCharType="separate"/>
+            </w:r>
+            <w:r>
+              <w:rPr>
+                <w:noProof/>
+                <w:webHidden/>
+              </w:rPr>
+              <w:t>11</w:t>
             </w:r>
             <w:r>
               <w:rPr>
@@ -1951,16 +1825,16 @@
               <w14:ligatures w14:val="none"/>
             </w:rPr>
           </w:pPr>
-          <w:hyperlink w:anchor="_Toc229562395" w:history="1">
+          <w:hyperlink w:anchor="_Toc229571040" w:history="1">
             <w:r>
               <w:rPr>
                 <w:rStyle w:val="Hiperligao"/>
-                <w:rFonts w:ascii="Arial" w:eastAsia="Arial" w:hAnsi="Arial" w:cs="Arial"/>
+                <w:rFonts w:eastAsia="Arial"/>
                 <w:bCs/>
                 <w:noProof/>
                 <w:lang w:val="pt-PT"/>
               </w:rPr>
-              <w:t>2. Menu Principal</w:t>
+              <w:t>5. CONCEITOS JAVA APLICADOS</w:t>
             </w:r>
             <w:r>
               <w:rPr>
@@ -1981,7 +1855,7 @@
                 <w:noProof/>
                 <w:webHidden/>
               </w:rPr>
-              <w:instrText xml:space="preserve"> PAGEREF _Toc229562395 \h </w:instrText>
+              <w:instrText xml:space="preserve"> PAGEREF _Toc229571040 \h </w:instrText>
             </w:r>
             <w:r>
               <w:rPr>
@@ -2001,7 +1875,7 @@
                 <w:noProof/>
                 <w:webHidden/>
               </w:rPr>
-              <w:t>9</w:t>
+              <w:t>12</w:t>
             </w:r>
             <w:r>
               <w:rPr>
@@ -2029,16 +1903,16 @@
               <w14:ligatures w14:val="none"/>
             </w:rPr>
           </w:pPr>
-          <w:hyperlink w:anchor="_Toc229562396" w:history="1">
+          <w:hyperlink w:anchor="_Toc229571041" w:history="1">
             <w:r>
               <w:rPr>
                 <w:rStyle w:val="Hiperligao"/>
-                <w:rFonts w:ascii="Arial" w:eastAsia="Arial" w:hAnsi="Arial" w:cs="Arial"/>
+                <w:rFonts w:eastAsia="Arial"/>
                 <w:bCs/>
                 <w:noProof/>
                 <w:lang w:val="pt-PT"/>
               </w:rPr>
-              <w:t>3. Classes Principais</w:t>
+              <w:t>6. MODO DE FUNCIONAMENTO GERAL</w:t>
             </w:r>
             <w:r>
               <w:rPr>
@@ -2059,7 +1933,7 @@
                 <w:noProof/>
                 <w:webHidden/>
               </w:rPr>
-              <w:instrText xml:space="preserve"> PAGEREF _Toc229562396 \h </w:instrText>
+              <w:instrText xml:space="preserve"> PAGEREF _Toc229571041 \h </w:instrText>
             </w:r>
             <w:r>
               <w:rPr>
@@ -2079,7 +1953,85 @@
                 <w:noProof/>
                 <w:webHidden/>
               </w:rPr>
-              <w:t>11</w:t>
+              <w:t>13</w:t>
+            </w:r>
+            <w:r>
+              <w:rPr>
+                <w:noProof/>
+                <w:webHidden/>
+              </w:rPr>
+              <w:fldChar w:fldCharType="end"/>
+            </w:r>
+          </w:hyperlink>
+        </w:p>
+        <w:p>
+          <w:pPr>
+            <w:pStyle w:val="ndice1"/>
+            <w:tabs>
+              <w:tab w:val="right" w:leader="dot" w:pos="9075"/>
+            </w:tabs>
+            <w:rPr>
+              <w:rFonts w:asciiTheme="minorHAnsi" w:eastAsiaTheme="minorEastAsia" w:hAnsiTheme="minorHAnsi" w:cstheme="minorBidi"/>
+              <w:noProof/>
+              <w:color w:val="auto"/>
+              <w:kern w:val="0"/>
+              <w:sz w:val="22"/>
+              <w:szCs w:val="22"/>
+              <w:lang w:val="en-US" w:eastAsia="en-US"/>
+              <w14:ligatures w14:val="none"/>
+            </w:rPr>
+          </w:pPr>
+          <w:hyperlink w:anchor="_Toc229571042" w:history="1">
+            <w:r>
+              <w:rPr>
+                <w:rStyle w:val="Hiperligao"/>
+                <w:rFonts w:eastAsia="Arial"/>
+                <w:bCs/>
+                <w:noProof/>
+                <w:lang w:val="pt-PT"/>
+              </w:rPr>
+              <w:t>7. DISTRIBUIÇÃO DE TAREFAS</w:t>
+            </w:r>
+            <w:r>
+              <w:rPr>
+                <w:noProof/>
+                <w:webHidden/>
+              </w:rPr>
+              <w:tab/>
+            </w:r>
+            <w:r>
+              <w:rPr>
+                <w:noProof/>
+                <w:webHidden/>
+              </w:rPr>
+              <w:fldChar w:fldCharType="begin"/>
+            </w:r>
+            <w:r>
+              <w:rPr>
+                <w:noProof/>
+                <w:webHidden/>
+              </w:rPr>
+              <w:instrText xml:space="preserve"> PAGEREF _Toc229571042 \h </w:instrText>
+            </w:r>
+            <w:r>
+              <w:rPr>
+                <w:noProof/>
+                <w:webHidden/>
+              </w:rPr>
+            </w:r>
+            <w:r>
+              <w:rPr>
+                <w:noProof/>
+                <w:webHidden/>
+              </w:rPr>
+              <w:fldChar w:fldCharType="separate"/>
+            </w:r>
+            <w:r>
+              <w:rPr>
+                <w:noProof/>
+                <w:webHidden/>
+              </w:rPr>
+              <w:t>14</w:t>
             </w:r>
             <w:r>
               <w:rPr>
@@ -2107,16 +2059,93 @@
               <w14:ligatures w14:val="none"/>
             </w:rPr>
           </w:pPr>
-          <w:hyperlink w:anchor="_Toc229562397" w:history="1">
+          <w:hyperlink w:anchor="_Toc229571043" w:history="1">
             <w:r>
               <w:rPr>
                 <w:rStyle w:val="Hiperligao"/>
-                <w:rFonts w:ascii="Arial" w:eastAsia="Arial" w:hAnsi="Arial" w:cs="Arial"/>
+                <w:rFonts w:eastAsia="Arial"/>
+                <w:bCs/>
+                <w:noProof/>
+              </w:rPr>
+              <w:t>7.1 Ordem de Trabalho Recomendada</w:t>
+            </w:r>
+            <w:r>
+              <w:rPr>
+                <w:noProof/>
+                <w:webHidden/>
+              </w:rPr>
+              <w:tab/>
+            </w:r>
+            <w:r>
+              <w:rPr>
+                <w:noProof/>
+                <w:webHidden/>
+              </w:rPr>
+              <w:fldChar w:fldCharType="begin"/>
+            </w:r>
+            <w:r>
+              <w:rPr>
+                <w:noProof/>
+                <w:webHidden/>
+              </w:rPr>
+              <w:instrText xml:space="preserve"> PAGEREF _Toc229571043 \h </w:instrText>
+            </w:r>
+            <w:r>
+              <w:rPr>
+                <w:noProof/>
+                <w:webHidden/>
+              </w:rPr>
+            </w:r>
+            <w:r>
+              <w:rPr>
+                <w:noProof/>
+                <w:webHidden/>
+              </w:rPr>
+              <w:fldChar w:fldCharType="separate"/>
+            </w:r>
+            <w:r>
+              <w:rPr>
+                <w:noProof/>
+                <w:webHidden/>
+              </w:rPr>
+              <w:t>14</w:t>
+            </w:r>
+            <w:r>
+              <w:rPr>
+                <w:noProof/>
+                <w:webHidden/>
+              </w:rPr>
+              <w:fldChar w:fldCharType="end"/>
+            </w:r>
+          </w:hyperlink>
+        </w:p>
+        <w:p>
+          <w:pPr>
+            <w:pStyle w:val="ndice1"/>
+            <w:tabs>
+              <w:tab w:val="right" w:leader="dot" w:pos="9075"/>
+            </w:tabs>
+            <w:rPr>
+              <w:rFonts w:asciiTheme="minorHAnsi" w:eastAsiaTheme="minorEastAsia" w:hAnsiTheme="minorHAnsi" w:cstheme="minorBidi"/>
+              <w:noProof/>
+              <w:color w:val="auto"/>
+              <w:kern w:val="0"/>
+              <w:sz w:val="22"/>
+              <w:szCs w:val="22"/>
+              <w:lang w:val="en-US" w:eastAsia="en-US"/>
+              <w14:ligatures w14:val="none"/>
+            </w:rPr>
+          </w:pPr>
+          <w:hyperlink w:anchor="_Toc229571044" w:history="1">
+            <w:r>
+              <w:rPr>
+                <w:rStyle w:val="Hiperligao"/>
+                <w:rFonts w:eastAsia="Arial"/>
                 <w:bCs/>
                 <w:noProof/>
                 <w:lang w:val="pt-PT"/>
               </w:rPr>
-              <w:t>3.1 Classe Email</w:t>
+              <w:t>8. ESTRUTURA DE PASTAS DO PROJECTO</w:t>
             </w:r>
             <w:r>
               <w:rPr>
@@ -2137,7 +2166,7 @@
                 <w:noProof/>
                 <w:webHidden/>
               </w:rPr>
-              <w:instrText xml:space="preserve"> PAGEREF _Toc229562397 \h </w:instrText>
+              <w:instrText xml:space="preserve"> PAGEREF _Toc229571044 \h </w:instrText>
             </w:r>
             <w:r>
               <w:rPr>
@@ -2157,7 +2186,7 @@
                 <w:noProof/>
                 <w:webHidden/>
               </w:rPr>
-              <w:t>11</w:t>
+              <w:t>15</w:t>
             </w:r>
             <w:r>
               <w:rPr>
@@ -2185,16 +2214,16 @@
               <w14:ligatures w14:val="none"/>
             </w:rPr>
           </w:pPr>
-          <w:hyperlink w:anchor="_Toc229562398" w:history="1">
+          <w:hyperlink w:anchor="_Toc229571045" w:history="1">
             <w:r>
               <w:rPr>
                 <w:rStyle w:val="Hiperligao"/>
-                <w:rFonts w:ascii="Arial" w:eastAsia="Arial" w:hAnsi="Arial" w:cs="Arial"/>
+                <w:rFonts w:eastAsia="Arial"/>
                 <w:bCs/>
                 <w:noProof/>
                 <w:lang w:val="pt-PT"/>
               </w:rPr>
-              <w:t>3.2 Classe AnalisadorPhishing</w:t>
+              <w:t>8.1 Caminho dos Ficheiros no Código</w:t>
             </w:r>
             <w:r>
               <w:rPr>
@@ -2215,7 +2244,7 @@
                 <w:noProof/>
                 <w:webHidden/>
               </w:rPr>
-              <w:instrText xml:space="preserve"> PAGEREF _Toc229562398 \h </w:instrText>
+              <w:instrText xml:space="preserve"> PAGEREF _Toc229571045 \h </w:instrText>
             </w:r>
             <w:r>
               <w:rPr>
@@ -2235,319 +2264,7 @@
                 <w:noProof/>
                 <w:webHidden/>
               </w:rPr>
-              <w:t>12</w:t>
-            </w:r>
-            <w:r>
-              <w:rPr>
-                <w:noProof/>
-                <w:webHidden/>
-              </w:rPr>
-              <w:fldChar w:fldCharType="end"/>
-            </w:r>
-          </w:hyperlink>
-        </w:p>
-        <w:p>
-          <w:pPr>
-            <w:pStyle w:val="ndice2"/>
-            <w:tabs>
-              <w:tab w:val="right" w:leader="dot" w:pos="9075"/>
-            </w:tabs>
-            <w:rPr>
-              <w:rFonts w:asciiTheme="minorHAnsi" w:eastAsiaTheme="minorEastAsia" w:hAnsiTheme="minorHAnsi" w:cstheme="minorBidi"/>
-              <w:noProof/>
-              <w:color w:val="auto"/>
-              <w:kern w:val="0"/>
-              <w:sz w:val="22"/>
-              <w:szCs w:val="22"/>
-              <w:lang w:val="en-US" w:eastAsia="en-US"/>
-              <w14:ligatures w14:val="none"/>
-            </w:rPr>
-          </w:pPr>
-          <w:hyperlink w:anchor="_Toc229562399" w:history="1">
-            <w:r>
-              <w:rPr>
-                <w:rStyle w:val="Hiperligao"/>
-                <w:rFonts w:ascii="Arial" w:eastAsia="Arial" w:hAnsi="Arial" w:cs="Arial"/>
-                <w:bCs/>
-                <w:noProof/>
-                <w:lang w:val="pt-PT"/>
-              </w:rPr>
-              <w:t>3.3 Classe GestorFicheiros</w:t>
-            </w:r>
-            <w:r>
-              <w:rPr>
-                <w:noProof/>
-                <w:webHidden/>
-              </w:rPr>
-              <w:tab/>
-            </w:r>
-            <w:r>
-              <w:rPr>
-                <w:noProof/>
-                <w:webHidden/>
-              </w:rPr>
-              <w:fldChar w:fldCharType="begin"/>
-            </w:r>
-            <w:r>
-              <w:rPr>
-                <w:noProof/>
-                <w:webHidden/>
-              </w:rPr>
-              <w:instrText xml:space="preserve"> PAGEREF _Toc229562399 \h </w:instrText>
-            </w:r>
-            <w:r>
-              <w:rPr>
-                <w:noProof/>
-                <w:webHidden/>
-              </w:rPr>
-            </w:r>
-            <w:r>
-              <w:rPr>
-                <w:noProof/>
-                <w:webHidden/>
-              </w:rPr>
-              <w:fldChar w:fldCharType="separate"/>
-            </w:r>
-            <w:r>
-              <w:rPr>
-                <w:noProof/>
-                <w:webHidden/>
-              </w:rPr>
-              <w:t>12</w:t>
-            </w:r>
-            <w:r>
-              <w:rPr>
-                <w:noProof/>
-                <w:webHidden/>
-              </w:rPr>
-              <w:fldChar w:fldCharType="end"/>
-            </w:r>
-          </w:hyperlink>
-        </w:p>
-        <w:p>
-          <w:pPr>
-            <w:pStyle w:val="ndice2"/>
-            <w:tabs>
-              <w:tab w:val="right" w:leader="dot" w:pos="9075"/>
-            </w:tabs>
-            <w:rPr>
-              <w:rFonts w:asciiTheme="minorHAnsi" w:eastAsiaTheme="minorEastAsia" w:hAnsiTheme="minorHAnsi" w:cstheme="minorBidi"/>
-              <w:noProof/>
-              <w:color w:val="auto"/>
-              <w:kern w:val="0"/>
-              <w:sz w:val="22"/>
-              <w:szCs w:val="22"/>
-              <w:lang w:val="en-US" w:eastAsia="en-US"/>
-              <w14:ligatures w14:val="none"/>
-            </w:rPr>
-          </w:pPr>
-          <w:hyperlink w:anchor="_Toc229562400" w:history="1">
-            <w:r>
-              <w:rPr>
-                <w:rStyle w:val="Hiperligao"/>
-                <w:rFonts w:ascii="Arial" w:eastAsia="Arial" w:hAnsi="Arial" w:cs="Arial"/>
-                <w:bCs/>
-                <w:noProof/>
-                <w:lang w:val="pt-PT"/>
-              </w:rPr>
-              <w:t>3.4 Classe RegistoAnalise</w:t>
-            </w:r>
-            <w:r>
-              <w:rPr>
-                <w:noProof/>
-                <w:webHidden/>
-              </w:rPr>
-              <w:tab/>
-            </w:r>
-            <w:r>
-              <w:rPr>
-                <w:noProof/>
-                <w:webHidden/>
-              </w:rPr>
-              <w:fldChar w:fldCharType="begin"/>
-            </w:r>
-            <w:r>
-              <w:rPr>
-                <w:noProof/>
-                <w:webHidden/>
-              </w:rPr>
-              <w:instrText xml:space="preserve"> PAGEREF _Toc229562400 \h </w:instrText>
-            </w:r>
-            <w:r>
-              <w:rPr>
-                <w:noProof/>
-                <w:webHidden/>
-              </w:rPr>
-            </w:r>
-            <w:r>
-              <w:rPr>
-                <w:noProof/>
-                <w:webHidden/>
-              </w:rPr>
-              <w:fldChar w:fldCharType="separate"/>
-            </w:r>
-            <w:r>
-              <w:rPr>
-                <w:noProof/>
-                <w:webHidden/>
-              </w:rPr>
-              <w:t>13</w:t>
-            </w:r>
-            <w:r>
-              <w:rPr>
-                <w:noProof/>
-                <w:webHidden/>
-              </w:rPr>
-              <w:fldChar w:fldCharType="end"/>
-            </w:r>
-          </w:hyperlink>
-        </w:p>
-        <w:p>
-          <w:pPr>
-            <w:pStyle w:val="ndice2"/>
-            <w:tabs>
-              <w:tab w:val="right" w:leader="dot" w:pos="9075"/>
-            </w:tabs>
-            <w:rPr>
-              <w:rFonts w:asciiTheme="minorHAnsi" w:eastAsiaTheme="minorEastAsia" w:hAnsiTheme="minorHAnsi" w:cstheme="minorBidi"/>
-              <w:noProof/>
-              <w:color w:val="auto"/>
-              <w:kern w:val="0"/>
-              <w:sz w:val="22"/>
-              <w:szCs w:val="22"/>
-              <w:lang w:val="en-US" w:eastAsia="en-US"/>
-              <w14:ligatures w14:val="none"/>
-            </w:rPr>
-          </w:pPr>
-          <w:hyperlink w:anchor="_Toc229562401" w:history="1">
-            <w:r>
-              <w:rPr>
-                <w:rStyle w:val="Hiperligao"/>
-                <w:rFonts w:ascii="Arial" w:eastAsia="Arial" w:hAnsi="Arial" w:cs="Arial"/>
-                <w:bCs/>
-                <w:noProof/>
-                <w:lang w:val="pt-PT"/>
-              </w:rPr>
-              <w:t>3.5 Classe Estatisticas</w:t>
-            </w:r>
-            <w:r>
-              <w:rPr>
-                <w:noProof/>
-                <w:webHidden/>
-              </w:rPr>
-              <w:tab/>
-            </w:r>
-            <w:r>
-              <w:rPr>
-                <w:noProof/>
-                <w:webHidden/>
-              </w:rPr>
-              <w:fldChar w:fldCharType="begin"/>
-            </w:r>
-            <w:r>
-              <w:rPr>
-                <w:noProof/>
-                <w:webHidden/>
-              </w:rPr>
-              <w:instrText xml:space="preserve"> PAGEREF _Toc229562401 \h </w:instrText>
-            </w:r>
-            <w:r>
-              <w:rPr>
-                <w:noProof/>
-                <w:webHidden/>
-              </w:rPr>
-            </w:r>
-            <w:r>
-              <w:rPr>
-                <w:noProof/>
-                <w:webHidden/>
-              </w:rPr>
-              <w:fldChar w:fldCharType="separate"/>
-            </w:r>
-            <w:r>
-              <w:rPr>
-                <w:noProof/>
-                <w:webHidden/>
-              </w:rPr>
-              <w:t>13</w:t>
-            </w:r>
-            <w:r>
-              <w:rPr>
-                <w:noProof/>
-                <w:webHidden/>
-              </w:rPr>
-              <w:fldChar w:fldCharType="end"/>
-            </w:r>
-          </w:hyperlink>
-        </w:p>
-        <w:p>
-          <w:pPr>
-            <w:pStyle w:val="ndice2"/>
-            <w:tabs>
-              <w:tab w:val="right" w:leader="dot" w:pos="9075"/>
-            </w:tabs>
-            <w:rPr>
-              <w:rFonts w:asciiTheme="minorHAnsi" w:eastAsiaTheme="minorEastAsia" w:hAnsiTheme="minorHAnsi" w:cstheme="minorBidi"/>
-              <w:noProof/>
-              <w:color w:val="auto"/>
-              <w:kern w:val="0"/>
-              <w:sz w:val="22"/>
-              <w:szCs w:val="22"/>
-              <w:lang w:val="en-US" w:eastAsia="en-US"/>
-              <w14:ligatures w14:val="none"/>
-            </w:rPr>
-          </w:pPr>
-          <w:hyperlink w:anchor="_Toc229562402" w:history="1">
-            <w:r>
-              <w:rPr>
-                <w:rStyle w:val="Hiperligao"/>
-                <w:rFonts w:ascii="Arial" w:eastAsia="Arial" w:hAnsi="Arial" w:cs="Arial"/>
-                <w:bCs/>
-                <w:noProof/>
-                <w:lang w:val="pt-PT"/>
-              </w:rPr>
-              <w:t>3.6 Classe Main</w:t>
-            </w:r>
-            <w:r>
-              <w:rPr>
-                <w:noProof/>
-                <w:webHidden/>
-              </w:rPr>
-              <w:tab/>
-            </w:r>
-            <w:r>
-              <w:rPr>
-                <w:noProof/>
-                <w:webHidden/>
-              </w:rPr>
-              <w:fldChar w:fldCharType="begin"/>
-            </w:r>
-            <w:r>
-              <w:rPr>
-                <w:noProof/>
-                <w:webHidden/>
-              </w:rPr>
-              <w:instrText xml:space="preserve"> PAGEREF _Toc229562402 \h </w:instrText>
-            </w:r>
-            <w:r>
-              <w:rPr>
-                <w:noProof/>
-                <w:webHidden/>
-              </w:rPr>
-            </w:r>
-            <w:r>
-              <w:rPr>
-                <w:noProof/>
-                <w:webHidden/>
-              </w:rPr>
-              <w:fldChar w:fldCharType="separate"/>
-            </w:r>
-            <w:r>
-              <w:rPr>
-                <w:noProof/>
-                <w:webHidden/>
-              </w:rPr>
-              <w:t>14</w:t>
+              <w:t>16</w:t>
             </w:r>
             <w:r>
               <w:rPr>
@@ -2575,16 +2292,16 @@
               <w14:ligatures w14:val="none"/>
             </w:rPr>
           </w:pPr>
-          <w:hyperlink w:anchor="_Toc229562403" w:history="1">
+          <w:hyperlink w:anchor="_Toc229571046" w:history="1">
             <w:r>
               <w:rPr>
                 <w:rStyle w:val="Hiperligao"/>
-                <w:rFonts w:ascii="Arial" w:eastAsia="Arial" w:hAnsi="Arial" w:cs="Arial"/>
+                <w:rFonts w:eastAsia="Arial"/>
                 <w:bCs/>
                 <w:noProof/>
                 <w:lang w:val="pt-PT"/>
               </w:rPr>
-              <w:t>4. Integração de Ficheiros</w:t>
+              <w:t>9. REPOSITÓRIO GITHUB</w:t>
             </w:r>
             <w:r>
               <w:rPr>
@@ -2605,7 +2322,7 @@
                 <w:noProof/>
                 <w:webHidden/>
               </w:rPr>
-              <w:instrText xml:space="preserve"> PAGEREF _Toc229562403 \h </w:instrText>
+              <w:instrText xml:space="preserve"> PAGEREF _Toc229571046 \h </w:instrText>
             </w:r>
             <w:r>
               <w:rPr>
@@ -2625,780 +2342,7 @@
                 <w:noProof/>
                 <w:webHidden/>
               </w:rPr>
-              <w:t>15</w:t>
-            </w:r>
-            <w:r>
-              <w:rPr>
-                <w:noProof/>
-                <w:webHidden/>
-              </w:rPr>
-              <w:fldChar w:fldCharType="end"/>
-            </w:r>
-          </w:hyperlink>
-        </w:p>
-        <w:p>
-          <w:pPr>
-            <w:pStyle w:val="ndice2"/>
-            <w:tabs>
-              <w:tab w:val="right" w:leader="dot" w:pos="9075"/>
-            </w:tabs>
-            <w:rPr>
-              <w:rFonts w:asciiTheme="minorHAnsi" w:eastAsiaTheme="minorEastAsia" w:hAnsiTheme="minorHAnsi" w:cstheme="minorBidi"/>
-              <w:noProof/>
-              <w:color w:val="auto"/>
-              <w:kern w:val="0"/>
-              <w:sz w:val="22"/>
-              <w:szCs w:val="22"/>
-              <w:lang w:val="en-US" w:eastAsia="en-US"/>
-              <w14:ligatures w14:val="none"/>
-            </w:rPr>
-          </w:pPr>
-          <w:hyperlink w:anchor="_Toc229562404" w:history="1">
-            <w:r>
-              <w:rPr>
-                <w:rStyle w:val="Hiperligao"/>
-                <w:rFonts w:ascii="Arial" w:eastAsia="Arial" w:hAnsi="Arial" w:cs="Arial"/>
-                <w:bCs/>
-                <w:noProof/>
-                <w:lang w:val="pt-PT"/>
-              </w:rPr>
-              <w:t>4.1 Formato do Ficheiro de Emails</w:t>
-            </w:r>
-            <w:r>
-              <w:rPr>
-                <w:noProof/>
-                <w:webHidden/>
-              </w:rPr>
-              <w:tab/>
-            </w:r>
-            <w:r>
-              <w:rPr>
-                <w:noProof/>
-                <w:webHidden/>
-              </w:rPr>
-              <w:fldChar w:fldCharType="begin"/>
-            </w:r>
-            <w:r>
-              <w:rPr>
-                <w:noProof/>
-                <w:webHidden/>
-              </w:rPr>
-              <w:instrText xml:space="preserve"> PAGEREF _Toc229562404 \h </w:instrText>
-            </w:r>
-            <w:r>
-              <w:rPr>
-                <w:noProof/>
-                <w:webHidden/>
-              </w:rPr>
-            </w:r>
-            <w:r>
-              <w:rPr>
-                <w:noProof/>
-                <w:webHidden/>
-              </w:rPr>
-              <w:fldChar w:fldCharType="separate"/>
-            </w:r>
-            <w:r>
-              <w:rPr>
-                <w:noProof/>
-                <w:webHidden/>
-              </w:rPr>
-              <w:t>15</w:t>
-            </w:r>
-            <w:r>
-              <w:rPr>
-                <w:noProof/>
-                <w:webHidden/>
-              </w:rPr>
-              <w:fldChar w:fldCharType="end"/>
-            </w:r>
-          </w:hyperlink>
-        </w:p>
-        <w:p>
-          <w:pPr>
-            <w:pStyle w:val="ndice1"/>
-            <w:tabs>
-              <w:tab w:val="right" w:leader="dot" w:pos="9075"/>
-            </w:tabs>
-            <w:rPr>
-              <w:rFonts w:asciiTheme="minorHAnsi" w:eastAsiaTheme="minorEastAsia" w:hAnsiTheme="minorHAnsi" w:cstheme="minorBidi"/>
-              <w:noProof/>
-              <w:color w:val="auto"/>
-              <w:kern w:val="0"/>
-              <w:sz w:val="22"/>
-              <w:szCs w:val="22"/>
-              <w:lang w:val="en-US" w:eastAsia="en-US"/>
-              <w14:ligatures w14:val="none"/>
-            </w:rPr>
-          </w:pPr>
-          <w:hyperlink w:anchor="_Toc229562405" w:history="1">
-            <w:r>
-              <w:rPr>
-                <w:rStyle w:val="Hiperligao"/>
-                <w:rFonts w:ascii="Arial" w:eastAsia="Arial" w:hAnsi="Arial" w:cs="Arial"/>
-                <w:bCs/>
-                <w:noProof/>
-                <w:lang w:val="pt-PT"/>
-              </w:rPr>
-              <w:t>5. Conceitos Java Aplicados</w:t>
-            </w:r>
-            <w:r>
-              <w:rPr>
-                <w:noProof/>
-                <w:webHidden/>
-              </w:rPr>
-              <w:tab/>
-            </w:r>
-            <w:r>
-              <w:rPr>
-                <w:noProof/>
-                <w:webHidden/>
-              </w:rPr>
-              <w:fldChar w:fldCharType="begin"/>
-            </w:r>
-            <w:r>
-              <w:rPr>
-                <w:noProof/>
-                <w:webHidden/>
-              </w:rPr>
-              <w:instrText xml:space="preserve"> PAGEREF _Toc229562405 \h </w:instrText>
-            </w:r>
-            <w:r>
-              <w:rPr>
-                <w:noProof/>
-                <w:webHidden/>
-              </w:rPr>
-            </w:r>
-            <w:r>
-              <w:rPr>
-                <w:noProof/>
-                <w:webHidden/>
-              </w:rPr>
-              <w:fldChar w:fldCharType="separate"/>
-            </w:r>
-            <w:r>
-              <w:rPr>
-                <w:noProof/>
-                <w:webHidden/>
-              </w:rPr>
               <w:t>17</w:t>
-            </w:r>
-            <w:r>
-              <w:rPr>
-                <w:noProof/>
-                <w:webHidden/>
-              </w:rPr>
-              <w:fldChar w:fldCharType="end"/>
-            </w:r>
-          </w:hyperlink>
-        </w:p>
-        <w:p>
-          <w:pPr>
-            <w:pStyle w:val="ndice1"/>
-            <w:tabs>
-              <w:tab w:val="right" w:leader="dot" w:pos="9075"/>
-            </w:tabs>
-            <w:rPr>
-              <w:rFonts w:asciiTheme="minorHAnsi" w:eastAsiaTheme="minorEastAsia" w:hAnsiTheme="minorHAnsi" w:cstheme="minorBidi"/>
-              <w:noProof/>
-              <w:color w:val="auto"/>
-              <w:kern w:val="0"/>
-              <w:sz w:val="22"/>
-              <w:szCs w:val="22"/>
-              <w:lang w:val="en-US" w:eastAsia="en-US"/>
-              <w14:ligatures w14:val="none"/>
-            </w:rPr>
-          </w:pPr>
-          <w:hyperlink w:anchor="_Toc229562406" w:history="1">
-            <w:r>
-              <w:rPr>
-                <w:rStyle w:val="Hiperligao"/>
-                <w:rFonts w:ascii="Arial" w:eastAsia="Arial" w:hAnsi="Arial" w:cs="Arial"/>
-                <w:bCs/>
-                <w:noProof/>
-                <w:lang w:val="pt-PT"/>
-              </w:rPr>
-              <w:t>6. Modo de Funcionamento Geral</w:t>
-            </w:r>
-            <w:r>
-              <w:rPr>
-                <w:noProof/>
-                <w:webHidden/>
-              </w:rPr>
-              <w:tab/>
-            </w:r>
-            <w:r>
-              <w:rPr>
-                <w:noProof/>
-                <w:webHidden/>
-              </w:rPr>
-              <w:fldChar w:fldCharType="begin"/>
-            </w:r>
-            <w:r>
-              <w:rPr>
-                <w:noProof/>
-                <w:webHidden/>
-              </w:rPr>
-              <w:instrText xml:space="preserve"> PAGEREF _Toc229562406 \h </w:instrText>
-            </w:r>
-            <w:r>
-              <w:rPr>
-                <w:noProof/>
-                <w:webHidden/>
-              </w:rPr>
-            </w:r>
-            <w:r>
-              <w:rPr>
-                <w:noProof/>
-                <w:webHidden/>
-              </w:rPr>
-              <w:fldChar w:fldCharType="separate"/>
-            </w:r>
-            <w:r>
-              <w:rPr>
-                <w:noProof/>
-                <w:webHidden/>
-              </w:rPr>
-              <w:t>17</w:t>
-            </w:r>
-            <w:r>
-              <w:rPr>
-                <w:noProof/>
-                <w:webHidden/>
-              </w:rPr>
-              <w:fldChar w:fldCharType="end"/>
-            </w:r>
-          </w:hyperlink>
-        </w:p>
-        <w:p>
-          <w:pPr>
-            <w:pStyle w:val="ndice1"/>
-            <w:tabs>
-              <w:tab w:val="right" w:leader="dot" w:pos="9075"/>
-            </w:tabs>
-            <w:rPr>
-              <w:rFonts w:asciiTheme="minorHAnsi" w:eastAsiaTheme="minorEastAsia" w:hAnsiTheme="minorHAnsi" w:cstheme="minorBidi"/>
-              <w:noProof/>
-              <w:color w:val="auto"/>
-              <w:kern w:val="0"/>
-              <w:sz w:val="22"/>
-              <w:szCs w:val="22"/>
-              <w:lang w:val="en-US" w:eastAsia="en-US"/>
-              <w14:ligatures w14:val="none"/>
-            </w:rPr>
-          </w:pPr>
-          <w:hyperlink w:anchor="_Toc229562407" w:history="1">
-            <w:r>
-              <w:rPr>
-                <w:rStyle w:val="Hiperligao"/>
-                <w:rFonts w:ascii="Arial" w:eastAsia="Arial" w:hAnsi="Arial" w:cs="Arial"/>
-                <w:bCs/>
-                <w:noProof/>
-                <w:lang w:val="pt-PT"/>
-              </w:rPr>
-              <w:t>7. Distribuição de Tarefas</w:t>
-            </w:r>
-            <w:r>
-              <w:rPr>
-                <w:noProof/>
-                <w:webHidden/>
-              </w:rPr>
-              <w:tab/>
-            </w:r>
-            <w:r>
-              <w:rPr>
-                <w:noProof/>
-                <w:webHidden/>
-              </w:rPr>
-              <w:fldChar w:fldCharType="begin"/>
-            </w:r>
-            <w:r>
-              <w:rPr>
-                <w:noProof/>
-                <w:webHidden/>
-              </w:rPr>
-              <w:instrText xml:space="preserve"> PAGEREF _Toc229562407 \h </w:instrText>
-            </w:r>
-            <w:r>
-              <w:rPr>
-                <w:noProof/>
-                <w:webHidden/>
-              </w:rPr>
-            </w:r>
-            <w:r>
-              <w:rPr>
-                <w:noProof/>
-                <w:webHidden/>
-              </w:rPr>
-              <w:fldChar w:fldCharType="separate"/>
-            </w:r>
-            <w:r>
-              <w:rPr>
-                <w:noProof/>
-                <w:webHidden/>
-              </w:rPr>
-              <w:t>19</w:t>
-            </w:r>
-            <w:r>
-              <w:rPr>
-                <w:noProof/>
-                <w:webHidden/>
-              </w:rPr>
-              <w:fldChar w:fldCharType="end"/>
-            </w:r>
-          </w:hyperlink>
-        </w:p>
-        <w:p>
-          <w:pPr>
-            <w:pStyle w:val="ndice2"/>
-            <w:tabs>
-              <w:tab w:val="right" w:leader="dot" w:pos="9075"/>
-            </w:tabs>
-            <w:rPr>
-              <w:rFonts w:asciiTheme="minorHAnsi" w:eastAsiaTheme="minorEastAsia" w:hAnsiTheme="minorHAnsi" w:cstheme="minorBidi"/>
-              <w:noProof/>
-              <w:color w:val="auto"/>
-              <w:kern w:val="0"/>
-              <w:sz w:val="22"/>
-              <w:szCs w:val="22"/>
-              <w:lang w:val="en-US" w:eastAsia="en-US"/>
-              <w14:ligatures w14:val="none"/>
-            </w:rPr>
-          </w:pPr>
-          <w:hyperlink w:anchor="_Toc229562408" w:history="1">
-            <w:r>
-              <w:rPr>
-                <w:rStyle w:val="Hiperligao"/>
-                <w:rFonts w:ascii="Arial" w:eastAsia="Arial" w:hAnsi="Arial" w:cs="Arial"/>
-                <w:bCs/>
-                <w:noProof/>
-              </w:rPr>
-              <w:t>7.1 Ordem de Trabalho Recomendada</w:t>
-            </w:r>
-            <w:r>
-              <w:rPr>
-                <w:noProof/>
-                <w:webHidden/>
-              </w:rPr>
-              <w:tab/>
-            </w:r>
-            <w:r>
-              <w:rPr>
-                <w:noProof/>
-                <w:webHidden/>
-              </w:rPr>
-              <w:fldChar w:fldCharType="begin"/>
-            </w:r>
-            <w:r>
-              <w:rPr>
-                <w:noProof/>
-                <w:webHidden/>
-              </w:rPr>
-              <w:instrText xml:space="preserve"> PAGEREF _Toc229562408 \h </w:instrText>
-            </w:r>
-            <w:r>
-              <w:rPr>
-                <w:noProof/>
-                <w:webHidden/>
-              </w:rPr>
-            </w:r>
-            <w:r>
-              <w:rPr>
-                <w:noProof/>
-                <w:webHidden/>
-              </w:rPr>
-              <w:fldChar w:fldCharType="separate"/>
-            </w:r>
-            <w:r>
-              <w:rPr>
-                <w:noProof/>
-                <w:webHidden/>
-              </w:rPr>
-              <w:t>19</w:t>
-            </w:r>
-            <w:r>
-              <w:rPr>
-                <w:noProof/>
-                <w:webHidden/>
-              </w:rPr>
-              <w:fldChar w:fldCharType="end"/>
-            </w:r>
-          </w:hyperlink>
-        </w:p>
-        <w:p>
-          <w:pPr>
-            <w:pStyle w:val="ndice1"/>
-            <w:tabs>
-              <w:tab w:val="right" w:leader="dot" w:pos="9075"/>
-            </w:tabs>
-            <w:rPr>
-              <w:rFonts w:asciiTheme="minorHAnsi" w:eastAsiaTheme="minorEastAsia" w:hAnsiTheme="minorHAnsi" w:cstheme="minorBidi"/>
-              <w:noProof/>
-              <w:color w:val="auto"/>
-              <w:kern w:val="0"/>
-              <w:sz w:val="22"/>
-              <w:szCs w:val="22"/>
-              <w:lang w:val="en-US" w:eastAsia="en-US"/>
-              <w14:ligatures w14:val="none"/>
-            </w:rPr>
-          </w:pPr>
-          <w:hyperlink w:anchor="_Toc229562409" w:history="1">
-            <w:r>
-              <w:rPr>
-                <w:rStyle w:val="Hiperligao"/>
-                <w:rFonts w:ascii="Arial" w:eastAsia="Arial" w:hAnsi="Arial" w:cs="Arial"/>
-                <w:bCs/>
-                <w:noProof/>
-                <w:lang w:val="pt-PT"/>
-              </w:rPr>
-              <w:t>8. Estrutura de Pastas do Projecto</w:t>
-            </w:r>
-            <w:r>
-              <w:rPr>
-                <w:noProof/>
-                <w:webHidden/>
-              </w:rPr>
-              <w:tab/>
-            </w:r>
-            <w:r>
-              <w:rPr>
-                <w:noProof/>
-                <w:webHidden/>
-              </w:rPr>
-              <w:fldChar w:fldCharType="begin"/>
-            </w:r>
-            <w:r>
-              <w:rPr>
-                <w:noProof/>
-                <w:webHidden/>
-              </w:rPr>
-              <w:instrText xml:space="preserve"> PAGEREF _Toc229562409 \h </w:instrText>
-            </w:r>
-            <w:r>
-              <w:rPr>
-                <w:noProof/>
-                <w:webHidden/>
-              </w:rPr>
-            </w:r>
-            <w:r>
-              <w:rPr>
-                <w:noProof/>
-                <w:webHidden/>
-              </w:rPr>
-              <w:fldChar w:fldCharType="separate"/>
-            </w:r>
-            <w:r>
-              <w:rPr>
-                <w:noProof/>
-                <w:webHidden/>
-              </w:rPr>
-              <w:t>20</w:t>
-            </w:r>
-            <w:r>
-              <w:rPr>
-                <w:noProof/>
-                <w:webHidden/>
-              </w:rPr>
-              <w:fldChar w:fldCharType="end"/>
-            </w:r>
-          </w:hyperlink>
-        </w:p>
-        <w:p>
-          <w:pPr>
-            <w:pStyle w:val="ndice2"/>
-            <w:tabs>
-              <w:tab w:val="right" w:leader="dot" w:pos="9075"/>
-            </w:tabs>
-            <w:rPr>
-              <w:rFonts w:asciiTheme="minorHAnsi" w:eastAsiaTheme="minorEastAsia" w:hAnsiTheme="minorHAnsi" w:cstheme="minorBidi"/>
-              <w:noProof/>
-              <w:color w:val="auto"/>
-              <w:kern w:val="0"/>
-              <w:sz w:val="22"/>
-              <w:szCs w:val="22"/>
-              <w:lang w:val="en-US" w:eastAsia="en-US"/>
-              <w14:ligatures w14:val="none"/>
-            </w:rPr>
-          </w:pPr>
-          <w:hyperlink w:anchor="_Toc229562410" w:history="1">
-            <w:r>
-              <w:rPr>
-                <w:rStyle w:val="Hiperligao"/>
-                <w:rFonts w:ascii="Arial" w:eastAsia="Arial" w:hAnsi="Arial" w:cs="Arial"/>
-                <w:bCs/>
-                <w:noProof/>
-                <w:lang w:val="pt-PT"/>
-              </w:rPr>
-              <w:t>8.1 Caminho dos Ficheiros no Código</w:t>
-            </w:r>
-            <w:r>
-              <w:rPr>
-                <w:noProof/>
-                <w:webHidden/>
-              </w:rPr>
-              <w:tab/>
-            </w:r>
-            <w:r>
-              <w:rPr>
-                <w:noProof/>
-                <w:webHidden/>
-              </w:rPr>
-              <w:fldChar w:fldCharType="begin"/>
-            </w:r>
-            <w:r>
-              <w:rPr>
-                <w:noProof/>
-                <w:webHidden/>
-              </w:rPr>
-              <w:instrText xml:space="preserve"> PAGEREF _Toc229562410 \h </w:instrText>
-            </w:r>
-            <w:r>
-              <w:rPr>
-                <w:noProof/>
-                <w:webHidden/>
-              </w:rPr>
-            </w:r>
-            <w:r>
-              <w:rPr>
-                <w:noProof/>
-                <w:webHidden/>
-              </w:rPr>
-              <w:fldChar w:fldCharType="separate"/>
-            </w:r>
-            <w:r>
-              <w:rPr>
-                <w:noProof/>
-                <w:webHidden/>
-              </w:rPr>
-              <w:t>20</w:t>
-            </w:r>
-            <w:r>
-              <w:rPr>
-                <w:noProof/>
-                <w:webHidden/>
-              </w:rPr>
-              <w:fldChar w:fldCharType="end"/>
-            </w:r>
-          </w:hyperlink>
-        </w:p>
-        <w:p>
-          <w:pPr>
-            <w:pStyle w:val="ndice1"/>
-            <w:tabs>
-              <w:tab w:val="right" w:leader="dot" w:pos="9075"/>
-            </w:tabs>
-            <w:rPr>
-              <w:rFonts w:asciiTheme="minorHAnsi" w:eastAsiaTheme="minorEastAsia" w:hAnsiTheme="minorHAnsi" w:cstheme="minorBidi"/>
-              <w:noProof/>
-              <w:color w:val="auto"/>
-              <w:kern w:val="0"/>
-              <w:sz w:val="22"/>
-              <w:szCs w:val="22"/>
-              <w:lang w:val="en-US" w:eastAsia="en-US"/>
-              <w14:ligatures w14:val="none"/>
-            </w:rPr>
-          </w:pPr>
-          <w:hyperlink w:anchor="_Toc229562411" w:history="1">
-            <w:r>
-              <w:rPr>
-                <w:rStyle w:val="Hiperligao"/>
-                <w:rFonts w:ascii="Arial" w:eastAsia="Arial" w:hAnsi="Arial" w:cs="Arial"/>
-                <w:bCs/>
-                <w:noProof/>
-                <w:lang w:val="pt-PT"/>
-              </w:rPr>
-              <w:t>9. Repositório GitHub</w:t>
-            </w:r>
-            <w:r>
-              <w:rPr>
-                <w:noProof/>
-                <w:webHidden/>
-              </w:rPr>
-              <w:tab/>
-            </w:r>
-            <w:r>
-              <w:rPr>
-                <w:noProof/>
-                <w:webHidden/>
-              </w:rPr>
-              <w:fldChar w:fldCharType="begin"/>
-            </w:r>
-            <w:r>
-              <w:rPr>
-                <w:noProof/>
-                <w:webHidden/>
-              </w:rPr>
-              <w:instrText xml:space="preserve"> PAGEREF _Toc229562411 \h </w:instrText>
-            </w:r>
-            <w:r>
-              <w:rPr>
-                <w:noProof/>
-                <w:webHidden/>
-              </w:rPr>
-            </w:r>
-            <w:r>
-              <w:rPr>
-                <w:noProof/>
-                <w:webHidden/>
-              </w:rPr>
-              <w:fldChar w:fldCharType="separate"/>
-            </w:r>
-            <w:r>
-              <w:rPr>
-                <w:noProof/>
-                <w:webHidden/>
-              </w:rPr>
-              <w:t>22</w:t>
-            </w:r>
-            <w:r>
-              <w:rPr>
-                <w:noProof/>
-                <w:webHidden/>
-              </w:rPr>
-              <w:fldChar w:fldCharType="end"/>
-            </w:r>
-          </w:hyperlink>
-        </w:p>
-        <w:p>
-          <w:pPr>
-            <w:pStyle w:val="ndice1"/>
-            <w:tabs>
-              <w:tab w:val="right" w:leader="dot" w:pos="9075"/>
-            </w:tabs>
-            <w:rPr>
-              <w:rFonts w:asciiTheme="minorHAnsi" w:eastAsiaTheme="minorEastAsia" w:hAnsiTheme="minorHAnsi" w:cstheme="minorBidi"/>
-              <w:noProof/>
-              <w:color w:val="auto"/>
-              <w:kern w:val="0"/>
-              <w:sz w:val="22"/>
-              <w:szCs w:val="22"/>
-              <w:lang w:val="en-US" w:eastAsia="en-US"/>
-              <w14:ligatures w14:val="none"/>
-            </w:rPr>
-          </w:pPr>
-          <w:hyperlink w:anchor="_Toc229562412" w:history="1">
-            <w:r>
-              <w:rPr>
-                <w:rStyle w:val="Hiperligao"/>
-                <w:noProof/>
-              </w:rPr>
-              <w:t>5 CONCLUSÃO</w:t>
-            </w:r>
-            <w:r>
-              <w:rPr>
-                <w:noProof/>
-                <w:webHidden/>
-              </w:rPr>
-              <w:tab/>
-            </w:r>
-            <w:r>
-              <w:rPr>
-                <w:noProof/>
-                <w:webHidden/>
-              </w:rPr>
-              <w:fldChar w:fldCharType="begin"/>
-            </w:r>
-            <w:r>
-              <w:rPr>
-                <w:noProof/>
-                <w:webHidden/>
-              </w:rPr>
-              <w:instrText xml:space="preserve"> PAGEREF _Toc229562412 \h </w:instrText>
-            </w:r>
-            <w:r>
-              <w:rPr>
-                <w:noProof/>
-                <w:webHidden/>
-              </w:rPr>
-            </w:r>
-            <w:r>
-              <w:rPr>
-                <w:noProof/>
-                <w:webHidden/>
-              </w:rPr>
-              <w:fldChar w:fldCharType="separate"/>
-            </w:r>
-            <w:r>
-              <w:rPr>
-                <w:noProof/>
-                <w:webHidden/>
-              </w:rPr>
-              <w:t>22</w:t>
-            </w:r>
-            <w:r>
-              <w:rPr>
-                <w:noProof/>
-                <w:webHidden/>
-              </w:rPr>
-              <w:fldChar w:fldCharType="end"/>
-            </w:r>
-          </w:hyperlink>
-        </w:p>
-        <w:p>
-          <w:pPr>
-            <w:pStyle w:val="ndice1"/>
-            <w:tabs>
-              <w:tab w:val="right" w:leader="dot" w:pos="9075"/>
-            </w:tabs>
-            <w:rPr>
-              <w:rFonts w:asciiTheme="minorHAnsi" w:eastAsiaTheme="minorEastAsia" w:hAnsiTheme="minorHAnsi" w:cstheme="minorBidi"/>
-              <w:noProof/>
-              <w:color w:val="auto"/>
-              <w:kern w:val="0"/>
-              <w:sz w:val="22"/>
-              <w:szCs w:val="22"/>
-              <w:lang w:val="en-US" w:eastAsia="en-US"/>
-              <w14:ligatures w14:val="none"/>
-            </w:rPr>
-          </w:pPr>
-          <w:hyperlink w:anchor="_Toc229562413" w:history="1">
-            <w:r>
-              <w:rPr>
-                <w:rStyle w:val="Hiperligao"/>
-                <w:noProof/>
-              </w:rPr>
-              <w:t>6 REFERÊNCIAS BIBLIOGRÁFICAS</w:t>
-            </w:r>
-            <w:r>
-              <w:rPr>
-                <w:noProof/>
-                <w:webHidden/>
-              </w:rPr>
-              <w:tab/>
-            </w:r>
-            <w:r>
-              <w:rPr>
-                <w:noProof/>
-                <w:webHidden/>
-              </w:rPr>
-              <w:fldChar w:fldCharType="begin"/>
-            </w:r>
-            <w:r>
-              <w:rPr>
-                <w:noProof/>
-                <w:webHidden/>
-              </w:rPr>
-              <w:instrText xml:space="preserve"> PAGEREF _Toc229562413 \h </w:instrText>
-            </w:r>
-            <w:r>
-              <w:rPr>
-                <w:noProof/>
-                <w:webHidden/>
-              </w:rPr>
-            </w:r>
-            <w:r>
-              <w:rPr>
-                <w:noProof/>
-                <w:webHidden/>
-              </w:rPr>
-              <w:fldChar w:fldCharType="separate"/>
-            </w:r>
-            <w:r>
-              <w:rPr>
-                <w:noProof/>
-                <w:webHidden/>
-              </w:rPr>
-              <w:t>22</w:t>
             </w:r>
             <w:r>
               <w:rPr>
@@ -3445,253 +2389,512 @@
     </w:p>
     <w:p>
       <w:pPr>
+        <w:pStyle w:val="Cabealho1"/>
+        <w:rPr>
+          <w:color w:val="auto"/>
+          <w:sz w:val="24"/>
+          <w:lang w:val="pt-PT"/>
+        </w:rPr>
+      </w:pPr>
+      <w:bookmarkStart w:id="0" w:name="_Toc229571027"/>
+      <w:r>
+        <w:rPr>
+          <w:rFonts w:eastAsia="Arial"/>
+          <w:bCs/>
+          <w:color w:val="auto"/>
+          <w:sz w:val="24"/>
+          <w:szCs w:val="28"/>
+          <w:lang w:val="pt-PT"/>
+        </w:rPr>
+        <w:lastRenderedPageBreak/>
+        <w:t>1. IDENTIFICAÇÃO DO PROJECTO</w:t>
+      </w:r>
+      <w:bookmarkEnd w:id="0"/>
+    </w:p>
+    <w:p>
+      <w:pPr>
         <w:pStyle w:val="Cabealho2"/>
-        <w:rPr>
+        <w:ind w:left="0" w:firstLine="0"/>
+        <w:rPr>
+          <w:color w:val="auto"/>
+          <w:lang w:val="pt-PT"/>
+        </w:rPr>
+      </w:pPr>
+      <w:bookmarkStart w:id="1" w:name="_Toc229571028"/>
+      <w:r>
+        <w:rPr>
+          <w:rFonts w:eastAsia="Arial"/>
           <w:bCs/>
-        </w:rPr>
-      </w:pPr>
-      <w:bookmarkStart w:id="0" w:name="_Toc229562387"/>
-      <w:r>
-        <w:lastRenderedPageBreak/>
-        <w:t xml:space="preserve">1 </w:t>
-      </w:r>
-      <w:r>
-        <w:t>INTRODUÇÃO</w:t>
-      </w:r>
-      <w:bookmarkEnd w:id="0"/>
-      <w:r>
-        <w:t xml:space="preserve"> </w:t>
+          <w:color w:val="auto"/>
+          <w:lang w:val="pt-PT"/>
+        </w:rPr>
+        <w:t xml:space="preserve">1.1 Nome do </w:t>
+      </w:r>
+      <w:proofErr w:type="spellStart"/>
+      <w:r>
+        <w:rPr>
+          <w:rFonts w:eastAsia="Arial"/>
+          <w:bCs/>
+          <w:color w:val="auto"/>
+          <w:lang w:val="pt-PT"/>
+        </w:rPr>
+        <w:t>Projecto</w:t>
+      </w:r>
+      <w:bookmarkEnd w:id="1"/>
+      <w:proofErr w:type="spellEnd"/>
+    </w:p>
+    <w:p>
+      <w:pPr>
+        <w:spacing w:before="80" w:after="80"/>
+        <w:rPr>
+          <w:color w:val="auto"/>
+          <w:lang w:val="pt-PT"/>
+        </w:rPr>
+      </w:pPr>
+      <w:proofErr w:type="spellStart"/>
+      <w:r>
+        <w:rPr>
+          <w:rFonts w:eastAsia="Arial"/>
+          <w:b/>
+          <w:bCs/>
+          <w:color w:val="auto"/>
+          <w:lang w:val="pt-PT"/>
+        </w:rPr>
+        <w:t>Keba</w:t>
+      </w:r>
+      <w:proofErr w:type="spellEnd"/>
+      <w:r>
+        <w:rPr>
+          <w:rFonts w:eastAsia="Arial"/>
+          <w:color w:val="auto"/>
+          <w:lang w:val="pt-PT"/>
+        </w:rPr>
+        <w:t xml:space="preserve"> — Scanner de </w:t>
+      </w:r>
+      <w:proofErr w:type="spellStart"/>
+      <w:r>
+        <w:rPr>
+          <w:rFonts w:eastAsia="Arial"/>
+          <w:color w:val="auto"/>
+          <w:lang w:val="pt-PT"/>
+        </w:rPr>
+        <w:t>Phishing</w:t>
+      </w:r>
+      <w:proofErr w:type="spellEnd"/>
+      <w:r>
+        <w:rPr>
+          <w:rFonts w:eastAsia="Arial"/>
+          <w:color w:val="auto"/>
+          <w:lang w:val="pt-PT"/>
+        </w:rPr>
+        <w:t xml:space="preserve"> / </w:t>
+      </w:r>
+      <w:proofErr w:type="spellStart"/>
+      <w:r>
+        <w:rPr>
+          <w:rFonts w:eastAsia="Arial"/>
+          <w:color w:val="auto"/>
+          <w:lang w:val="pt-PT"/>
+        </w:rPr>
+        <w:t>Detector</w:t>
+      </w:r>
+      <w:proofErr w:type="spellEnd"/>
+      <w:r>
+        <w:rPr>
+          <w:rFonts w:eastAsia="Arial"/>
+          <w:color w:val="auto"/>
+          <w:lang w:val="pt-PT"/>
+        </w:rPr>
+        <w:t xml:space="preserve"> e Analisador de Emails Suspeitos</w:t>
       </w:r>
     </w:p>
     <w:p>
       <w:pPr>
         <w:pStyle w:val="Cabealho2"/>
-        <w:spacing w:after="3" w:line="360" w:lineRule="auto"/>
-        <w:ind w:left="-5"/>
-      </w:pPr>
-      <w:bookmarkStart w:id="1" w:name="_Toc229562388"/>
-      <w:r>
-        <w:t>1.1 Delimitação do Problema</w:t>
-      </w:r>
-      <w:bookmarkEnd w:id="1"/>
-      <w:r>
-        <w:t xml:space="preserve"> </w:t>
-      </w:r>
-    </w:p>
-    <w:p>
-      <w:pPr>
-        <w:ind w:left="-15"/>
-      </w:pPr>
-      <w:r>
-        <w:t xml:space="preserve">O presente estudo delimita-se à análise do comportamento óptico de lentes delgadas esféricas no regime paraxial — ou seja, quando os raios luminosos percorrem trajetos próximos ao eixo óptico principal. A investigação abrange a determinação experimental da distância focal de lentes convergentes e divergentes, a observação da formação de imagens reais e virtuais e a verificação da Lei das Lentes em sistemas simples e compostos. Não são considerados efeitos de segunda ordem, como aberrações esféricas, cromáticas, coma ou astigmatismo, que exigiriam instrumentação e modelos matemáticos mais complexos. </w:t>
+        <w:rPr>
+          <w:color w:val="auto"/>
+          <w:lang w:val="pt-PT"/>
+        </w:rPr>
+      </w:pPr>
+      <w:bookmarkStart w:id="2" w:name="_Toc229571029"/>
+      <w:r>
+        <w:rPr>
+          <w:rFonts w:eastAsia="Arial"/>
+          <w:bCs/>
+          <w:color w:val="auto"/>
+          <w:lang w:val="pt-PT"/>
+        </w:rPr>
+        <w:t xml:space="preserve">1.2 </w:t>
+      </w:r>
+      <w:proofErr w:type="spellStart"/>
+      <w:r>
+        <w:rPr>
+          <w:rFonts w:eastAsia="Arial"/>
+          <w:bCs/>
+          <w:color w:val="auto"/>
+          <w:lang w:val="pt-PT"/>
+        </w:rPr>
+        <w:t>Objectivo</w:t>
+      </w:r>
+      <w:bookmarkEnd w:id="2"/>
+      <w:proofErr w:type="spellEnd"/>
+    </w:p>
+    <w:p>
+      <w:pPr>
+        <w:spacing w:before="80" w:after="80"/>
+        <w:rPr>
+          <w:color w:val="auto"/>
+          <w:sz w:val="28"/>
+          <w:lang w:val="pt-PT"/>
+        </w:rPr>
+      </w:pPr>
+      <w:r>
+        <w:rPr>
+          <w:rFonts w:eastAsia="Arial"/>
+          <w:color w:val="auto"/>
+          <w:szCs w:val="22"/>
+          <w:lang w:val="pt-PT"/>
+        </w:rPr>
+        <w:t xml:space="preserve">O </w:t>
+      </w:r>
+      <w:proofErr w:type="spellStart"/>
+      <w:r>
+        <w:rPr>
+          <w:rFonts w:eastAsia="Arial"/>
+          <w:color w:val="auto"/>
+          <w:szCs w:val="22"/>
+          <w:lang w:val="pt-PT"/>
+        </w:rPr>
+        <w:t>Keba</w:t>
+      </w:r>
+      <w:proofErr w:type="spellEnd"/>
+      <w:r>
+        <w:rPr>
+          <w:rFonts w:eastAsia="Arial"/>
+          <w:color w:val="auto"/>
+          <w:szCs w:val="22"/>
+          <w:lang w:val="pt-PT"/>
+        </w:rPr>
+        <w:t xml:space="preserve"> é um sistema desenvolvido em Java com o </w:t>
+      </w:r>
+      <w:proofErr w:type="spellStart"/>
+      <w:r>
+        <w:rPr>
+          <w:rFonts w:eastAsia="Arial"/>
+          <w:color w:val="auto"/>
+          <w:szCs w:val="22"/>
+          <w:lang w:val="pt-PT"/>
+        </w:rPr>
+        <w:t>objectivo</w:t>
+      </w:r>
+      <w:proofErr w:type="spellEnd"/>
+      <w:r>
+        <w:rPr>
+          <w:rFonts w:eastAsia="Arial"/>
+          <w:color w:val="auto"/>
+          <w:szCs w:val="22"/>
+          <w:lang w:val="pt-PT"/>
+        </w:rPr>
+        <w:t xml:space="preserve"> de analisar ficheiros de texto contendo emails e identificar aqueles que apresentam características típicas de mensagens de </w:t>
+      </w:r>
+      <w:proofErr w:type="spellStart"/>
+      <w:r>
+        <w:rPr>
+          <w:rFonts w:eastAsia="Arial"/>
+          <w:color w:val="auto"/>
+          <w:szCs w:val="22"/>
+          <w:lang w:val="pt-PT"/>
+        </w:rPr>
+        <w:t>phishing</w:t>
+      </w:r>
+      <w:proofErr w:type="spellEnd"/>
+      <w:r>
+        <w:rPr>
+          <w:rFonts w:eastAsia="Arial"/>
+          <w:color w:val="auto"/>
+          <w:szCs w:val="22"/>
+          <w:lang w:val="pt-PT"/>
+        </w:rPr>
+        <w:t>. O programa deve ler os emails armazenados em ficheiros, analisar o seu conteúdo com base em palavras-chave e padrões suspeitos previamente definidos, classificar cada email como suspeito ou seguro, e gerar relatórios detalhados dos resultados.</w:t>
+      </w:r>
+    </w:p>
+    <w:p>
+      <w:pPr>
+        <w:spacing w:before="80" w:after="80"/>
+        <w:rPr>
+          <w:color w:val="auto"/>
+          <w:lang w:val="pt-PT"/>
+        </w:rPr>
+      </w:pPr>
+      <w:bookmarkStart w:id="3" w:name="_GoBack"/>
+      <w:bookmarkEnd w:id="3"/>
+    </w:p>
+    <w:p>
+      <w:pPr>
+        <w:spacing w:before="80" w:after="80"/>
+        <w:rPr>
+          <w:color w:val="auto"/>
+          <w:sz w:val="28"/>
+          <w:lang w:val="pt-PT"/>
+        </w:rPr>
+      </w:pPr>
+      <w:r>
+        <w:rPr>
+          <w:rFonts w:eastAsia="Arial"/>
+          <w:color w:val="auto"/>
+          <w:szCs w:val="22"/>
+          <w:lang w:val="pt-PT"/>
+        </w:rPr>
+        <w:t xml:space="preserve">O </w:t>
+      </w:r>
+      <w:proofErr w:type="spellStart"/>
+      <w:r>
+        <w:rPr>
+          <w:rFonts w:eastAsia="Arial"/>
+          <w:color w:val="auto"/>
+          <w:szCs w:val="22"/>
+          <w:lang w:val="pt-PT"/>
+        </w:rPr>
+        <w:t>projecto</w:t>
+      </w:r>
+      <w:proofErr w:type="spellEnd"/>
+      <w:r>
+        <w:rPr>
+          <w:rFonts w:eastAsia="Arial"/>
+          <w:color w:val="auto"/>
+          <w:szCs w:val="22"/>
+          <w:lang w:val="pt-PT"/>
+        </w:rPr>
+        <w:t xml:space="preserve"> baseia-se no exercício 15.10 do livro Java </w:t>
+      </w:r>
+      <w:proofErr w:type="spellStart"/>
+      <w:r>
+        <w:rPr>
+          <w:rFonts w:eastAsia="Arial"/>
+          <w:color w:val="auto"/>
+          <w:szCs w:val="22"/>
+          <w:lang w:val="pt-PT"/>
+        </w:rPr>
+        <w:t>How</w:t>
+      </w:r>
+      <w:proofErr w:type="spellEnd"/>
+      <w:r>
+        <w:rPr>
+          <w:rFonts w:eastAsia="Arial"/>
+          <w:color w:val="auto"/>
+          <w:szCs w:val="22"/>
+          <w:lang w:val="pt-PT"/>
+        </w:rPr>
+        <w:t xml:space="preserve"> to </w:t>
+      </w:r>
+      <w:proofErr w:type="spellStart"/>
+      <w:r>
+        <w:rPr>
+          <w:rFonts w:eastAsia="Arial"/>
+          <w:color w:val="auto"/>
+          <w:szCs w:val="22"/>
+          <w:lang w:val="pt-PT"/>
+        </w:rPr>
+        <w:t>Program</w:t>
+      </w:r>
+      <w:proofErr w:type="spellEnd"/>
+      <w:r>
+        <w:rPr>
+          <w:rFonts w:eastAsia="Arial"/>
+          <w:color w:val="auto"/>
+          <w:szCs w:val="22"/>
+          <w:lang w:val="pt-PT"/>
+        </w:rPr>
+        <w:t xml:space="preserve"> de </w:t>
+      </w:r>
+      <w:proofErr w:type="spellStart"/>
+      <w:r>
+        <w:rPr>
+          <w:rFonts w:eastAsia="Arial"/>
+          <w:color w:val="auto"/>
+          <w:szCs w:val="22"/>
+          <w:lang w:val="pt-PT"/>
+        </w:rPr>
+        <w:t>Deitel</w:t>
+      </w:r>
+      <w:proofErr w:type="spellEnd"/>
+      <w:r>
+        <w:rPr>
+          <w:rFonts w:eastAsia="Arial"/>
+          <w:color w:val="auto"/>
+          <w:szCs w:val="22"/>
+          <w:lang w:val="pt-PT"/>
+        </w:rPr>
+        <w:t xml:space="preserve">, sendo expandido com funcionalidades adicionais como menu </w:t>
+      </w:r>
+      <w:proofErr w:type="spellStart"/>
+      <w:r>
+        <w:rPr>
+          <w:rFonts w:eastAsia="Arial"/>
+          <w:color w:val="auto"/>
+          <w:szCs w:val="22"/>
+          <w:lang w:val="pt-PT"/>
+        </w:rPr>
+        <w:t>interactivo</w:t>
+      </w:r>
+      <w:proofErr w:type="spellEnd"/>
+      <w:r>
+        <w:rPr>
+          <w:rFonts w:eastAsia="Arial"/>
+          <w:color w:val="auto"/>
+          <w:szCs w:val="22"/>
+          <w:lang w:val="pt-PT"/>
+        </w:rPr>
+        <w:t>, histórico de análises e gestão de listas negras de domínios.</w:t>
       </w:r>
     </w:p>
     <w:p>
       <w:pPr>
         <w:pStyle w:val="Cabealho2"/>
-        <w:spacing w:after="3" w:line="360" w:lineRule="auto"/>
-        <w:ind w:left="-5"/>
-      </w:pPr>
-      <w:bookmarkStart w:id="2" w:name="_Toc229562389"/>
-      <w:r>
-        <w:t>1.2 Problema de Pesquisa</w:t>
-      </w:r>
-      <w:bookmarkEnd w:id="2"/>
-      <w:r>
-        <w:t xml:space="preserve"> </w:t>
-      </w:r>
-    </w:p>
-    <w:p>
-      <w:pPr>
-        <w:ind w:left="-15"/>
-      </w:pPr>
-      <w:r>
-        <w:t xml:space="preserve">Como a Lei das Lentes pode ser verificada experimentalmente por meio de diferentes métodos de determinação da distância focal e qual o grau de concordância entre os valores experimentais e os valores teóricos esperados para lentes delgadas convergentes e divergentes? </w:t>
-      </w:r>
-    </w:p>
-    <w:p>
-      <w:pPr>
-        <w:pStyle w:val="Cabealho2"/>
-        <w:spacing w:after="3" w:line="360" w:lineRule="auto"/>
-        <w:ind w:left="-5"/>
-      </w:pPr>
-      <w:bookmarkStart w:id="3" w:name="_Toc229562390"/>
-      <w:r>
-        <w:t>1.3 Hipóteses</w:t>
-      </w:r>
-      <w:bookmarkEnd w:id="3"/>
-      <w:r>
-        <w:t xml:space="preserve"> </w:t>
-      </w:r>
-    </w:p>
-    <w:p>
-      <w:pPr>
-        <w:numPr>
-          <w:ilvl w:val="0"/>
-          <w:numId w:val="1"/>
-        </w:numPr>
-        <w:ind w:hanging="360"/>
-        <w:jc w:val="left"/>
-      </w:pPr>
-      <w:r>
-        <w:rPr>
-          <w:b/>
-        </w:rPr>
-        <w:t xml:space="preserve">H1: </w:t>
-      </w:r>
-      <w:r>
-        <w:t xml:space="preserve">Se a lei de Snell-Descartes rege a refração da luz em superfícies esféricas, então a equação de Gauss (Lei das Lentes) permite calcular com precisão a posição e o tamanho da imagem formada por qualquer lente delgada. </w:t>
-      </w:r>
-    </w:p>
-    <w:p>
-      <w:pPr>
-        <w:numPr>
-          <w:ilvl w:val="0"/>
-          <w:numId w:val="1"/>
-        </w:numPr>
-        <w:ind w:hanging="360"/>
-        <w:jc w:val="left"/>
-      </w:pPr>
-      <w:r>
-        <w:rPr>
-          <w:b/>
-        </w:rPr>
-        <w:t xml:space="preserve">H2: </w:t>
-      </w:r>
-      <w:r>
-        <w:t xml:space="preserve">A distância focal de uma lente convergente determinada pelo método de Bessel apresentará valores concordantes com os obtidos pela equação de Gauss, com desvio inferior a 5%. </w:t>
-      </w:r>
-    </w:p>
-    <w:p>
-      <w:pPr>
-        <w:numPr>
-          <w:ilvl w:val="0"/>
-          <w:numId w:val="1"/>
-        </w:numPr>
-        <w:ind w:hanging="360"/>
-        <w:jc w:val="left"/>
-      </w:pPr>
-      <w:r>
-        <w:rPr>
-          <w:b/>
-        </w:rPr>
-        <w:t xml:space="preserve">H3: </w:t>
-      </w:r>
-      <w:r>
-        <w:t>O sistema composto por uma lente convergente e uma divergente em contato terá distância focal equivalente prevista pela equação de acoplamento de lentes, verificável experimentalmente.</w:t>
-      </w:r>
-    </w:p>
-    <w:p>
-      <w:pPr>
-        <w:pStyle w:val="Cabealho2"/>
-        <w:spacing w:after="3" w:line="360" w:lineRule="auto"/>
-        <w:ind w:left="-5"/>
-      </w:pPr>
-      <w:bookmarkStart w:id="4" w:name="_Toc229562391"/>
-      <w:r>
-        <w:t>1.4 Objetivo Geral</w:t>
+        <w:rPr>
+          <w:color w:val="auto"/>
+          <w:sz w:val="28"/>
+          <w:lang w:val="pt-PT"/>
+        </w:rPr>
+      </w:pPr>
+      <w:bookmarkStart w:id="4" w:name="_Toc229571030"/>
+      <w:r>
+        <w:rPr>
+          <w:rFonts w:eastAsia="Arial"/>
+          <w:bCs/>
+          <w:color w:val="auto"/>
+          <w:lang w:val="pt-PT"/>
+        </w:rPr>
+        <w:t>1.3 Justificação</w:t>
       </w:r>
       <w:bookmarkEnd w:id="4"/>
-      <w:r>
-        <w:t xml:space="preserve"> </w:t>
-      </w:r>
-    </w:p>
-    <w:p>
-      <w:pPr>
-        <w:ind w:left="-15"/>
-      </w:pPr>
-      <w:r>
-        <w:t xml:space="preserve">Verificar experimentalmente a Lei das Lentes por meio de diferentes métodos de determinação da distância focal, analisando a formação de imagens por lentes delgadas convergentes e divergentes e comparando os resultados experimentais com os valores teóricos previstos. </w:t>
-      </w:r>
-    </w:p>
-    <w:p>
-      <w:pPr>
-        <w:pStyle w:val="Cabealho2"/>
-        <w:spacing w:after="3" w:line="360" w:lineRule="auto"/>
-        <w:ind w:left="-5"/>
-      </w:pPr>
-      <w:bookmarkStart w:id="5" w:name="_Toc229562392"/>
-      <w:r>
-        <w:t>1.5 Objetivos Específicos</w:t>
-      </w:r>
-      <w:bookmarkEnd w:id="5"/>
-      <w:r>
-        <w:t xml:space="preserve"> </w:t>
-      </w:r>
-    </w:p>
-    <w:p>
-      <w:pPr>
-        <w:numPr>
-          <w:ilvl w:val="0"/>
-          <w:numId w:val="2"/>
-        </w:numPr>
-        <w:ind w:hanging="360"/>
-      </w:pPr>
-      <w:r>
-        <w:t xml:space="preserve">Compreender os fundamentos teóricos da Lei das Lentes e da equação dos fabricantes de lentes na sua forma derivada dos princípios de refração. </w:t>
-      </w:r>
-    </w:p>
-    <w:p>
-      <w:pPr>
-        <w:numPr>
-          <w:ilvl w:val="0"/>
-          <w:numId w:val="2"/>
-        </w:numPr>
-        <w:ind w:hanging="360"/>
-      </w:pPr>
-      <w:r>
-        <w:t xml:space="preserve">Observar e descrever os diferentes tipos de imagem formada por lentes convergentes em função da posição do objeto. </w:t>
-      </w:r>
-    </w:p>
-    <w:p>
-      <w:pPr>
-        <w:numPr>
-          <w:ilvl w:val="0"/>
-          <w:numId w:val="2"/>
-        </w:numPr>
-        <w:ind w:hanging="360"/>
-      </w:pPr>
-      <w:r>
-        <w:lastRenderedPageBreak/>
-        <w:t xml:space="preserve">Determinar experimentalmente a distância focal de uma lente convergente pelo método de projeção no infinito, pela equação de Gauss e pelo método de Bessel. </w:t>
-      </w:r>
-    </w:p>
-    <w:p>
-      <w:pPr>
-        <w:numPr>
-          <w:ilvl w:val="0"/>
-          <w:numId w:val="2"/>
-        </w:numPr>
-        <w:ind w:hanging="360"/>
-      </w:pPr>
-      <w:r>
-        <w:t xml:space="preserve">Calcular a ampliação lateral de imagens formadas em diferentes configurações e comparar com os valores teóricos. </w:t>
-      </w:r>
-    </w:p>
-    <w:p>
-      <w:pPr>
-        <w:numPr>
-          <w:ilvl w:val="0"/>
-          <w:numId w:val="2"/>
-        </w:numPr>
-        <w:ind w:hanging="360"/>
-      </w:pPr>
-      <w:r>
-        <w:t>Verificar a equação de acoplamento de lentes para um sistema composto por uma lente convergente e uma divergente.</w:t>
-      </w:r>
-    </w:p>
-    <w:p/>
-    <w:p>
-      <w:pPr>
-        <w:jc w:val="left"/>
-      </w:pPr>
-      <w:bookmarkStart w:id="6" w:name="_GoBack"/>
-      <w:bookmarkEnd w:id="6"/>
+    </w:p>
+    <w:p>
+      <w:pPr>
+        <w:spacing w:before="80" w:after="80"/>
+        <w:rPr>
+          <w:color w:val="auto"/>
+          <w:sz w:val="28"/>
+          <w:lang w:val="pt-PT"/>
+        </w:rPr>
+      </w:pPr>
+      <w:r>
+        <w:rPr>
+          <w:rFonts w:eastAsia="Arial"/>
+          <w:color w:val="auto"/>
+          <w:szCs w:val="22"/>
+          <w:lang w:val="pt-PT"/>
+        </w:rPr>
+        <w:t xml:space="preserve">O </w:t>
+      </w:r>
+      <w:proofErr w:type="spellStart"/>
+      <w:r>
+        <w:rPr>
+          <w:rFonts w:eastAsia="Arial"/>
+          <w:color w:val="auto"/>
+          <w:szCs w:val="22"/>
+          <w:lang w:val="pt-PT"/>
+        </w:rPr>
+        <w:t>phishing</w:t>
+      </w:r>
+      <w:proofErr w:type="spellEnd"/>
+      <w:r>
+        <w:rPr>
+          <w:rFonts w:eastAsia="Arial"/>
+          <w:color w:val="auto"/>
+          <w:szCs w:val="22"/>
+          <w:lang w:val="pt-PT"/>
+        </w:rPr>
+        <w:t xml:space="preserve"> é uma das formas mais comuns de ataque informático, em que agentes mal-intencionados tentam obter dados sensíveis dos utilizadores através de emails fraudulentos. O </w:t>
+      </w:r>
+      <w:proofErr w:type="spellStart"/>
+      <w:r>
+        <w:rPr>
+          <w:rFonts w:eastAsia="Arial"/>
+          <w:color w:val="auto"/>
+          <w:szCs w:val="22"/>
+          <w:lang w:val="pt-PT"/>
+        </w:rPr>
+        <w:t>Keba</w:t>
+      </w:r>
+      <w:proofErr w:type="spellEnd"/>
+      <w:r>
+        <w:rPr>
+          <w:rFonts w:eastAsia="Arial"/>
+          <w:color w:val="auto"/>
+          <w:szCs w:val="22"/>
+          <w:lang w:val="pt-PT"/>
+        </w:rPr>
+        <w:t xml:space="preserve"> simula um sistema básico de </w:t>
+      </w:r>
+      <w:proofErr w:type="spellStart"/>
+      <w:r>
+        <w:rPr>
+          <w:rFonts w:eastAsia="Arial"/>
+          <w:color w:val="auto"/>
+          <w:szCs w:val="22"/>
+          <w:lang w:val="pt-PT"/>
+        </w:rPr>
+        <w:t>detecção</w:t>
+      </w:r>
+      <w:proofErr w:type="spellEnd"/>
+      <w:r>
+        <w:rPr>
+          <w:rFonts w:eastAsia="Arial"/>
+          <w:color w:val="auto"/>
+          <w:szCs w:val="22"/>
+          <w:lang w:val="pt-PT"/>
+        </w:rPr>
+        <w:t xml:space="preserve"> destes emails, aplicando conceitos fundamentais de programação em Java como manipulação de ficheiros, </w:t>
+      </w:r>
+      <w:proofErr w:type="spellStart"/>
+      <w:r>
+        <w:rPr>
+          <w:rFonts w:eastAsia="Arial"/>
+          <w:color w:val="auto"/>
+          <w:szCs w:val="22"/>
+          <w:lang w:val="pt-PT"/>
+        </w:rPr>
+        <w:t>colecções</w:t>
+      </w:r>
+      <w:proofErr w:type="spellEnd"/>
+      <w:r>
+        <w:rPr>
+          <w:rFonts w:eastAsia="Arial"/>
+          <w:color w:val="auto"/>
+          <w:szCs w:val="22"/>
+          <w:lang w:val="pt-PT"/>
+        </w:rPr>
+        <w:t xml:space="preserve">, estruturas de </w:t>
+      </w:r>
+      <w:proofErr w:type="spellStart"/>
+      <w:r>
+        <w:rPr>
+          <w:rFonts w:eastAsia="Arial"/>
+          <w:color w:val="auto"/>
+          <w:szCs w:val="22"/>
+          <w:lang w:val="pt-PT"/>
+        </w:rPr>
+        <w:t>selecção</w:t>
+      </w:r>
+      <w:proofErr w:type="spellEnd"/>
+      <w:r>
+        <w:rPr>
+          <w:rFonts w:eastAsia="Arial"/>
+          <w:color w:val="auto"/>
+          <w:szCs w:val="22"/>
+          <w:lang w:val="pt-PT"/>
+        </w:rPr>
+        <w:t xml:space="preserve"> e repetição.</w:t>
+      </w:r>
     </w:p>
     <w:p>
       <w:pPr>
         <w:ind w:left="2325" w:firstLine="0"/>
         <w:jc w:val="left"/>
+        <w:rPr>
+          <w:lang w:val="pt-PT"/>
+        </w:rPr>
       </w:pPr>
     </w:p>
     <w:p>
@@ -3706,63 +2909,27 @@
     <w:p>
       <w:pPr>
         <w:pStyle w:val="Cabealho1"/>
-        <w:spacing w:after="3" w:line="360" w:lineRule="auto"/>
-        <w:ind w:left="-5"/>
-        <w:rPr>
+        <w:ind w:left="0" w:firstLine="0"/>
+        <w:rPr>
+          <w:color w:val="auto"/>
           <w:sz w:val="24"/>
-        </w:rPr>
-      </w:pPr>
-      <w:bookmarkStart w:id="7" w:name="_Toc229562394"/>
-      <w:r>
-        <w:rPr>
+          <w:lang w:val="pt-PT"/>
+        </w:rPr>
+      </w:pPr>
+      <w:bookmarkStart w:id="5" w:name="_Toc229571031"/>
+      <w:r>
+        <w:rPr>
+          <w:rFonts w:eastAsia="Arial"/>
+          <w:bCs/>
+          <w:color w:val="auto"/>
           <w:sz w:val="24"/>
+          <w:szCs w:val="28"/>
+          <w:lang w:val="pt-PT"/>
         </w:rPr>
         <w:lastRenderedPageBreak/>
-        <w:t>2 FUNDAMENTAÇÃO TEÓRICA</w:t>
-      </w:r>
-      <w:bookmarkEnd w:id="7"/>
-      <w:r>
-        <w:rPr>
-          <w:sz w:val="24"/>
-        </w:rPr>
-        <w:t xml:space="preserve"> </w:t>
-      </w:r>
-    </w:p>
-    <w:p>
-      <w:pPr>
-        <w:pageBreakBefore/>
-        <w:rPr>
-          <w:lang w:val="pt-PT"/>
-        </w:rPr>
-      </w:pPr>
-      <w:r>
-        <w:rPr>
-          <w:lang w:val="pt-PT"/>
-        </w:rPr>
-        <w:lastRenderedPageBreak/>
-        <w:br/>
-      </w:r>
-    </w:p>
-    <w:p>
-      <w:pPr>
-        <w:pStyle w:val="Cabealho1"/>
-        <w:rPr>
-          <w:color w:val="auto"/>
-          <w:lang w:val="pt-PT"/>
-        </w:rPr>
-      </w:pPr>
-      <w:bookmarkStart w:id="8" w:name="_Toc229562395"/>
-      <w:r>
-        <w:rPr>
-          <w:rFonts w:eastAsia="Arial"/>
-          <w:bCs/>
-          <w:color w:val="auto"/>
-          <w:szCs w:val="28"/>
-          <w:lang w:val="pt-PT"/>
-        </w:rPr>
-        <w:t>2. Menu Principal</w:t>
-      </w:r>
-      <w:bookmarkEnd w:id="8"/>
+        <w:t>2. MENU PRINCIPAL</w:t>
+      </w:r>
+      <w:bookmarkEnd w:id="5"/>
     </w:p>
     <w:p>
       <w:pPr>
@@ -3816,7 +2983,7 @@
       </w:pPr>
       <w:r>
         <w:rPr>
-          <w:rFonts w:ascii="Courier New" w:eastAsia="Courier New" w:hAnsi="Courier New" w:cs="Courier New"/>
+          <w:rFonts w:eastAsia="Courier New"/>
           <w:color w:val="1A1A2E"/>
           <w:sz w:val="18"/>
           <w:szCs w:val="18"/>
@@ -3832,7 +2999,7 @@
       </w:pPr>
       <w:r>
         <w:rPr>
-          <w:rFonts w:ascii="Courier New" w:eastAsia="Courier New" w:hAnsi="Courier New" w:cs="Courier New"/>
+          <w:rFonts w:eastAsia="Courier New"/>
           <w:color w:val="1A1A2E"/>
           <w:sz w:val="18"/>
           <w:szCs w:val="18"/>
@@ -3848,7 +3015,7 @@
       </w:pPr>
       <w:r>
         <w:rPr>
-          <w:rFonts w:ascii="Courier New" w:eastAsia="Courier New" w:hAnsi="Courier New" w:cs="Courier New"/>
+          <w:rFonts w:eastAsia="Courier New"/>
           <w:color w:val="1A1A2E"/>
           <w:sz w:val="18"/>
           <w:szCs w:val="18"/>
@@ -3867,7 +3034,7 @@
       </w:pPr>
       <w:r>
         <w:rPr>
-          <w:rFonts w:ascii="Courier New" w:eastAsia="Courier New" w:hAnsi="Courier New" w:cs="Courier New"/>
+          <w:rFonts w:eastAsia="Courier New"/>
           <w:color w:val="1A1A2E"/>
           <w:sz w:val="18"/>
           <w:szCs w:val="18"/>
@@ -3887,7 +3054,7 @@
       </w:pPr>
       <w:r>
         <w:rPr>
-          <w:rFonts w:ascii="Courier New" w:eastAsia="Courier New" w:hAnsi="Courier New" w:cs="Courier New"/>
+          <w:rFonts w:eastAsia="Courier New"/>
           <w:color w:val="1A1A2E"/>
           <w:sz w:val="18"/>
           <w:szCs w:val="18"/>
@@ -3907,7 +3074,7 @@
       </w:pPr>
       <w:r>
         <w:rPr>
-          <w:rFonts w:ascii="Courier New" w:eastAsia="Courier New" w:hAnsi="Courier New" w:cs="Courier New"/>
+          <w:rFonts w:eastAsia="Courier New"/>
           <w:color w:val="1A1A2E"/>
           <w:sz w:val="18"/>
           <w:szCs w:val="18"/>
@@ -3927,7 +3094,7 @@
       </w:pPr>
       <w:r>
         <w:rPr>
-          <w:rFonts w:ascii="Courier New" w:eastAsia="Courier New" w:hAnsi="Courier New" w:cs="Courier New"/>
+          <w:rFonts w:eastAsia="Courier New"/>
           <w:color w:val="1A1A2E"/>
           <w:sz w:val="18"/>
           <w:szCs w:val="18"/>
@@ -3947,7 +3114,7 @@
       </w:pPr>
       <w:r>
         <w:rPr>
-          <w:rFonts w:ascii="Courier New" w:eastAsia="Courier New" w:hAnsi="Courier New" w:cs="Courier New"/>
+          <w:rFonts w:eastAsia="Courier New"/>
           <w:color w:val="1A1A2E"/>
           <w:sz w:val="18"/>
           <w:szCs w:val="18"/>
@@ -3967,7 +3134,7 @@
       </w:pPr>
       <w:r>
         <w:rPr>
-          <w:rFonts w:ascii="Courier New" w:eastAsia="Courier New" w:hAnsi="Courier New" w:cs="Courier New"/>
+          <w:rFonts w:eastAsia="Courier New"/>
           <w:color w:val="1A1A2E"/>
           <w:sz w:val="18"/>
           <w:szCs w:val="18"/>
@@ -3987,7 +3154,7 @@
       </w:pPr>
       <w:r>
         <w:rPr>
-          <w:rFonts w:ascii="Courier New" w:eastAsia="Courier New" w:hAnsi="Courier New" w:cs="Courier New"/>
+          <w:rFonts w:eastAsia="Courier New"/>
           <w:color w:val="1A1A2E"/>
           <w:sz w:val="18"/>
           <w:szCs w:val="18"/>
@@ -4007,7 +3174,7 @@
       </w:pPr>
       <w:r>
         <w:rPr>
-          <w:rFonts w:ascii="Courier New" w:eastAsia="Courier New" w:hAnsi="Courier New" w:cs="Courier New"/>
+          <w:rFonts w:eastAsia="Courier New"/>
           <w:color w:val="1A1A2E"/>
           <w:sz w:val="18"/>
           <w:szCs w:val="18"/>
@@ -4027,7 +3194,7 @@
       </w:pPr>
       <w:r>
         <w:rPr>
-          <w:rFonts w:ascii="Courier New" w:eastAsia="Courier New" w:hAnsi="Courier New" w:cs="Courier New"/>
+          <w:rFonts w:eastAsia="Courier New"/>
           <w:color w:val="1A1A2E"/>
           <w:sz w:val="18"/>
           <w:szCs w:val="18"/>
@@ -4047,7 +3214,7 @@
       </w:pPr>
       <w:r>
         <w:rPr>
-          <w:rFonts w:ascii="Courier New" w:eastAsia="Courier New" w:hAnsi="Courier New" w:cs="Courier New"/>
+          <w:rFonts w:eastAsia="Courier New"/>
           <w:color w:val="1A1A2E"/>
           <w:sz w:val="18"/>
           <w:szCs w:val="18"/>
@@ -4067,7 +3234,7 @@
       </w:pPr>
       <w:r>
         <w:rPr>
-          <w:rFonts w:ascii="Courier New" w:eastAsia="Courier New" w:hAnsi="Courier New" w:cs="Courier New"/>
+          <w:rFonts w:eastAsia="Courier New"/>
           <w:color w:val="1A1A2E"/>
           <w:sz w:val="18"/>
           <w:szCs w:val="18"/>
@@ -4152,9 +3319,9 @@
         <w:tblLook w:val="0000" w:firstRow="0" w:lastRow="0" w:firstColumn="0" w:lastColumn="0" w:noHBand="0" w:noVBand="0"/>
       </w:tblPr>
       <w:tblGrid>
-        <w:gridCol w:w="947"/>
-        <w:gridCol w:w="2377"/>
-        <w:gridCol w:w="5702"/>
+        <w:gridCol w:w="836"/>
+        <w:gridCol w:w="2393"/>
+        <w:gridCol w:w="5797"/>
       </w:tblGrid>
       <w:tr>
         <w:tblPrEx>
@@ -4184,40 +3351,14 @@
             <w:pPr>
               <w:ind w:firstLine="0"/>
               <w:jc w:val="center"/>
-            </w:pPr>
-            <w:r>
               <w:rPr>
                 <w:rFonts w:eastAsia="Arial"/>
                 <w:b/>
                 <w:bCs/>
                 <w:color w:val="FFFFFF"/>
-                <w:szCs w:val="20"/>
-              </w:rPr>
-              <w:t>Opção</w:t>
-            </w:r>
-          </w:p>
-        </w:tc>
-        <w:tc>
-          <w:tcPr>
-            <w:tcW w:w="2400" w:type="dxa"/>
-            <w:tcBorders>
-              <w:top w:val="single" w:sz="1" w:space="0" w:color="AAAAAA"/>
-              <w:left w:val="single" w:sz="1" w:space="0" w:color="AAAAAA"/>
-              <w:bottom w:val="single" w:sz="1" w:space="0" w:color="AAAAAA"/>
-              <w:right w:val="single" w:sz="1" w:space="0" w:color="AAAAAA"/>
-            </w:tcBorders>
-            <w:shd w:val="clear" w:color="auto" w:fill="1F3864"/>
-            <w:tcMar>
-              <w:top w:w="100" w:type="dxa"/>
-              <w:left w:w="140" w:type="dxa"/>
-              <w:bottom w:w="100" w:type="dxa"/>
-              <w:right w:w="140" w:type="dxa"/>
-            </w:tcMar>
-          </w:tcPr>
-          <w:p>
-            <w:pPr>
-              <w:ind w:firstLine="0"/>
-              <w:jc w:val="center"/>
+                <w:sz w:val="20"/>
+                <w:szCs w:val="20"/>
+              </w:rPr>
             </w:pPr>
             <w:r>
               <w:rPr>
@@ -4225,15 +3366,25 @@
                 <w:b/>
                 <w:bCs/>
                 <w:color w:val="FFFFFF"/>
-                <w:szCs w:val="20"/>
-              </w:rPr>
-              <w:t>Funcionalidade</w:t>
-            </w:r>
-          </w:p>
-        </w:tc>
-        <w:tc>
-          <w:tcPr>
-            <w:tcW w:w="5826" w:type="dxa"/>
+                <w:sz w:val="20"/>
+                <w:szCs w:val="20"/>
+              </w:rPr>
+              <w:t>Opção</w:t>
+            </w:r>
+          </w:p>
+          <w:p>
+            <w:pPr>
+              <w:ind w:firstLine="0"/>
+              <w:jc w:val="center"/>
+              <w:rPr>
+                <w:sz w:val="20"/>
+              </w:rPr>
+            </w:pPr>
+          </w:p>
+        </w:tc>
+        <w:tc>
+          <w:tcPr>
+            <w:tcW w:w="2400" w:type="dxa"/>
             <w:tcBorders>
               <w:top w:val="single" w:sz="1" w:space="0" w:color="AAAAAA"/>
               <w:left w:val="single" w:sz="1" w:space="0" w:color="AAAAAA"/>
@@ -4251,6 +3402,10 @@
           <w:p>
             <w:pPr>
               <w:ind w:firstLine="0"/>
+              <w:jc w:val="center"/>
+              <w:rPr>
+                <w:sz w:val="20"/>
+              </w:rPr>
             </w:pPr>
             <w:r>
               <w:rPr>
@@ -4258,6 +3413,44 @@
                 <w:b/>
                 <w:bCs/>
                 <w:color w:val="FFFFFF"/>
+                <w:sz w:val="20"/>
+                <w:szCs w:val="20"/>
+              </w:rPr>
+              <w:t>Funcionalidade</w:t>
+            </w:r>
+          </w:p>
+        </w:tc>
+        <w:tc>
+          <w:tcPr>
+            <w:tcW w:w="5826" w:type="dxa"/>
+            <w:tcBorders>
+              <w:top w:val="single" w:sz="1" w:space="0" w:color="AAAAAA"/>
+              <w:left w:val="single" w:sz="1" w:space="0" w:color="AAAAAA"/>
+              <w:bottom w:val="single" w:sz="1" w:space="0" w:color="AAAAAA"/>
+              <w:right w:val="single" w:sz="1" w:space="0" w:color="AAAAAA"/>
+            </w:tcBorders>
+            <w:shd w:val="clear" w:color="auto" w:fill="1F3864"/>
+            <w:tcMar>
+              <w:top w:w="100" w:type="dxa"/>
+              <w:left w:w="140" w:type="dxa"/>
+              <w:bottom w:w="100" w:type="dxa"/>
+              <w:right w:w="140" w:type="dxa"/>
+            </w:tcMar>
+          </w:tcPr>
+          <w:p>
+            <w:pPr>
+              <w:ind w:firstLine="0"/>
+              <w:rPr>
+                <w:sz w:val="20"/>
+              </w:rPr>
+            </w:pPr>
+            <w:r>
+              <w:rPr>
+                <w:rFonts w:eastAsia="Arial"/>
+                <w:b/>
+                <w:bCs/>
+                <w:color w:val="FFFFFF"/>
+                <w:sz w:val="20"/>
                 <w:szCs w:val="20"/>
               </w:rPr>
               <w:t>Descrição</w:t>
@@ -4293,10 +3486,14 @@
             <w:pPr>
               <w:ind w:firstLine="0"/>
               <w:jc w:val="center"/>
-            </w:pPr>
-            <w:r>
-              <w:rPr>
-                <w:rFonts w:eastAsia="Arial"/>
+              <w:rPr>
+                <w:sz w:val="20"/>
+              </w:rPr>
+            </w:pPr>
+            <w:r>
+              <w:rPr>
+                <w:rFonts w:eastAsia="Arial"/>
+                <w:sz w:val="20"/>
                 <w:szCs w:val="20"/>
               </w:rPr>
               <w:t>1</w:t>
@@ -4324,12 +3521,16 @@
             <w:pPr>
               <w:ind w:firstLine="0"/>
               <w:jc w:val="center"/>
+              <w:rPr>
+                <w:sz w:val="20"/>
+              </w:rPr>
             </w:pPr>
             <w:r>
               <w:rPr>
                 <w:rFonts w:eastAsia="Arial"/>
                 <w:b/>
                 <w:bCs/>
+                <w:sz w:val="20"/>
                 <w:szCs w:val="20"/>
               </w:rPr>
               <w:t>Analisar Ficheiro</w:t>
@@ -4358,6 +3559,7 @@
               <w:ind w:firstLine="0"/>
               <w:rPr>
                 <w:rFonts w:eastAsia="Arial"/>
+                <w:sz w:val="20"/>
                 <w:szCs w:val="20"/>
                 <w:lang w:val="pt-PT"/>
               </w:rPr>
@@ -4365,6 +3567,7 @@
             <w:r>
               <w:rPr>
                 <w:rFonts w:eastAsia="Arial"/>
+                <w:sz w:val="20"/>
                 <w:szCs w:val="20"/>
                 <w:lang w:val="pt-PT"/>
               </w:rPr>
@@ -4373,6 +3576,7 @@
             <w:r>
               <w:rPr>
                 <w:rFonts w:eastAsia="Arial"/>
+                <w:sz w:val="20"/>
                 <w:szCs w:val="20"/>
                 <w:lang w:val="pt-PT"/>
               </w:rPr>
@@ -4382,6 +3586,7 @@
             <w:r>
               <w:rPr>
                 <w:rFonts w:eastAsia="Arial"/>
+                <w:sz w:val="20"/>
                 <w:szCs w:val="20"/>
                 <w:lang w:val="pt-PT"/>
               </w:rPr>
@@ -4391,6 +3596,7 @@
             <w:r>
               <w:rPr>
                 <w:rFonts w:eastAsia="Arial"/>
+                <w:sz w:val="20"/>
                 <w:szCs w:val="20"/>
                 <w:lang w:val="pt-PT"/>
               </w:rPr>
@@ -4399,6 +3605,7 @@
             <w:r>
               <w:rPr>
                 <w:rFonts w:eastAsia="Arial"/>
+                <w:sz w:val="20"/>
                 <w:szCs w:val="20"/>
                 <w:lang w:val="pt-PT"/>
               </w:rPr>
@@ -4408,6 +3615,7 @@
             <w:r>
               <w:rPr>
                 <w:rFonts w:eastAsia="Arial"/>
+                <w:sz w:val="20"/>
                 <w:szCs w:val="20"/>
                 <w:lang w:val="pt-PT"/>
               </w:rPr>
@@ -4417,6 +3625,7 @@
             <w:r>
               <w:rPr>
                 <w:rFonts w:eastAsia="Arial"/>
+                <w:sz w:val="20"/>
                 <w:szCs w:val="20"/>
                 <w:lang w:val="pt-PT"/>
               </w:rPr>
@@ -4424,6 +3633,7 @@
             </w:r>
             <w:r>
               <w:rPr>
+                <w:sz w:val="20"/>
                 <w:lang w:val="pt-PT"/>
               </w:rPr>
               <w:t xml:space="preserve"> </w:t>
@@ -4459,10 +3669,14 @@
             <w:pPr>
               <w:ind w:firstLine="0"/>
               <w:jc w:val="center"/>
-            </w:pPr>
-            <w:r>
-              <w:rPr>
-                <w:rFonts w:eastAsia="Arial"/>
+              <w:rPr>
+                <w:sz w:val="20"/>
+              </w:rPr>
+            </w:pPr>
+            <w:r>
+              <w:rPr>
+                <w:rFonts w:eastAsia="Arial"/>
+                <w:sz w:val="20"/>
                 <w:szCs w:val="20"/>
               </w:rPr>
               <w:t>2</w:t>
@@ -4490,12 +3704,16 @@
             <w:pPr>
               <w:ind w:firstLine="0"/>
               <w:jc w:val="center"/>
+              <w:rPr>
+                <w:sz w:val="20"/>
+              </w:rPr>
             </w:pPr>
             <w:r>
               <w:rPr>
                 <w:rFonts w:eastAsia="Arial"/>
                 <w:b/>
                 <w:bCs/>
+                <w:sz w:val="20"/>
                 <w:szCs w:val="20"/>
               </w:rPr>
               <w:t>Histórico</w:t>
@@ -4523,12 +3741,14 @@
             <w:pPr>
               <w:ind w:firstLine="0"/>
               <w:rPr>
+                <w:sz w:val="20"/>
                 <w:lang w:val="pt-PT"/>
               </w:rPr>
             </w:pPr>
             <w:r>
               <w:rPr>
                 <w:rFonts w:eastAsia="Arial"/>
+                <w:sz w:val="20"/>
                 <w:szCs w:val="20"/>
                 <w:lang w:val="pt-PT"/>
               </w:rPr>
@@ -4565,10 +3785,14 @@
             <w:pPr>
               <w:ind w:firstLine="0"/>
               <w:jc w:val="center"/>
-            </w:pPr>
-            <w:r>
-              <w:rPr>
-                <w:rFonts w:eastAsia="Arial"/>
+              <w:rPr>
+                <w:sz w:val="20"/>
+              </w:rPr>
+            </w:pPr>
+            <w:r>
+              <w:rPr>
+                <w:rFonts w:eastAsia="Arial"/>
+                <w:sz w:val="20"/>
                 <w:szCs w:val="20"/>
               </w:rPr>
               <w:t>3</w:t>
@@ -4596,12 +3820,16 @@
             <w:pPr>
               <w:ind w:firstLine="0"/>
               <w:jc w:val="center"/>
+              <w:rPr>
+                <w:sz w:val="20"/>
+              </w:rPr>
             </w:pPr>
             <w:r>
               <w:rPr>
                 <w:rFonts w:eastAsia="Arial"/>
                 <w:b/>
                 <w:bCs/>
+                <w:sz w:val="20"/>
                 <w:szCs w:val="20"/>
               </w:rPr>
               <w:t>Palavras Suspeitas</w:t>
@@ -4629,12 +3857,14 @@
             <w:pPr>
               <w:ind w:firstLine="0"/>
               <w:rPr>
+                <w:sz w:val="20"/>
                 <w:lang w:val="pt-PT"/>
               </w:rPr>
             </w:pPr>
             <w:r>
               <w:rPr>
                 <w:rFonts w:eastAsia="Arial"/>
+                <w:sz w:val="20"/>
                 <w:szCs w:val="20"/>
                 <w:lang w:val="pt-PT"/>
               </w:rPr>
@@ -4644,6 +3874,7 @@
             <w:r>
               <w:rPr>
                 <w:rFonts w:eastAsia="Arial"/>
+                <w:sz w:val="20"/>
                 <w:szCs w:val="20"/>
                 <w:lang w:val="pt-PT"/>
               </w:rPr>
@@ -4681,10 +3912,14 @@
             <w:pPr>
               <w:ind w:firstLine="0"/>
               <w:jc w:val="center"/>
-            </w:pPr>
-            <w:r>
-              <w:rPr>
-                <w:rFonts w:ascii="Arial" w:eastAsia="Arial" w:hAnsi="Arial" w:cs="Arial"/>
+              <w:rPr>
+                <w:sz w:val="20"/>
+              </w:rPr>
+            </w:pPr>
+            <w:r>
+              <w:rPr>
+                <w:rFonts w:eastAsia="Arial"/>
+                <w:sz w:val="20"/>
                 <w:szCs w:val="20"/>
               </w:rPr>
               <w:t>4</w:t>
@@ -4712,12 +3947,16 @@
             <w:pPr>
               <w:ind w:firstLine="0"/>
               <w:jc w:val="center"/>
-            </w:pPr>
-            <w:r>
-              <w:rPr>
-                <w:rFonts w:ascii="Arial" w:eastAsia="Arial" w:hAnsi="Arial" w:cs="Arial"/>
+              <w:rPr>
+                <w:sz w:val="20"/>
+              </w:rPr>
+            </w:pPr>
+            <w:r>
+              <w:rPr>
+                <w:rFonts w:eastAsia="Arial"/>
                 <w:b/>
                 <w:bCs/>
+                <w:sz w:val="20"/>
                 <w:szCs w:val="20"/>
               </w:rPr>
               <w:t>Lista Negra</w:t>
@@ -4745,12 +3984,14 @@
             <w:pPr>
               <w:ind w:firstLine="0"/>
               <w:rPr>
+                <w:sz w:val="20"/>
                 <w:lang w:val="pt-PT"/>
               </w:rPr>
             </w:pPr>
             <w:r>
               <w:rPr>
-                <w:rFonts w:ascii="Arial" w:eastAsia="Arial" w:hAnsi="Arial" w:cs="Arial"/>
+                <w:rFonts w:eastAsia="Arial"/>
+                <w:sz w:val="20"/>
                 <w:szCs w:val="20"/>
                 <w:lang w:val="pt-PT"/>
               </w:rPr>
@@ -4759,7 +4000,8 @@
             <w:proofErr w:type="spellStart"/>
             <w:r>
               <w:rPr>
-                <w:rFonts w:ascii="Arial" w:eastAsia="Arial" w:hAnsi="Arial" w:cs="Arial"/>
+                <w:rFonts w:eastAsia="Arial"/>
+                <w:sz w:val="20"/>
                 <w:szCs w:val="20"/>
                 <w:lang w:val="pt-PT"/>
               </w:rPr>
@@ -4768,7 +4010,8 @@
             <w:proofErr w:type="spellEnd"/>
             <w:r>
               <w:rPr>
-                <w:rFonts w:ascii="Arial" w:eastAsia="Arial" w:hAnsi="Arial" w:cs="Arial"/>
+                <w:rFonts w:eastAsia="Arial"/>
+                <w:sz w:val="20"/>
                 <w:szCs w:val="20"/>
                 <w:lang w:val="pt-PT"/>
               </w:rPr>
@@ -4805,10 +4048,14 @@
             <w:pPr>
               <w:ind w:firstLine="0"/>
               <w:jc w:val="center"/>
-            </w:pPr>
-            <w:r>
-              <w:rPr>
-                <w:rFonts w:ascii="Arial" w:eastAsia="Arial" w:hAnsi="Arial" w:cs="Arial"/>
+              <w:rPr>
+                <w:sz w:val="20"/>
+              </w:rPr>
+            </w:pPr>
+            <w:r>
+              <w:rPr>
+                <w:rFonts w:eastAsia="Arial"/>
+                <w:sz w:val="20"/>
                 <w:szCs w:val="20"/>
               </w:rPr>
               <w:t>5</w:t>
@@ -4836,12 +4083,16 @@
             <w:pPr>
               <w:ind w:firstLine="0"/>
               <w:jc w:val="center"/>
-            </w:pPr>
-            <w:r>
-              <w:rPr>
-                <w:rFonts w:ascii="Arial" w:eastAsia="Arial" w:hAnsi="Arial" w:cs="Arial"/>
+              <w:rPr>
+                <w:sz w:val="20"/>
+              </w:rPr>
+            </w:pPr>
+            <w:r>
+              <w:rPr>
+                <w:rFonts w:eastAsia="Arial"/>
                 <w:b/>
                 <w:bCs/>
+                <w:sz w:val="20"/>
                 <w:szCs w:val="20"/>
               </w:rPr>
               <w:t>Relatório</w:t>
@@ -4869,12 +4120,14 @@
             <w:pPr>
               <w:ind w:firstLine="0"/>
               <w:rPr>
+                <w:sz w:val="20"/>
                 <w:lang w:val="pt-PT"/>
               </w:rPr>
             </w:pPr>
             <w:r>
               <w:rPr>
-                <w:rFonts w:ascii="Arial" w:eastAsia="Arial" w:hAnsi="Arial" w:cs="Arial"/>
+                <w:rFonts w:eastAsia="Arial"/>
+                <w:sz w:val="20"/>
                 <w:szCs w:val="20"/>
                 <w:lang w:val="pt-PT"/>
               </w:rPr>
@@ -4883,7 +4136,8 @@
             <w:proofErr w:type="spellStart"/>
             <w:r>
               <w:rPr>
-                <w:rFonts w:ascii="Arial" w:eastAsia="Arial" w:hAnsi="Arial" w:cs="Arial"/>
+                <w:rFonts w:eastAsia="Arial"/>
+                <w:sz w:val="20"/>
                 <w:szCs w:val="20"/>
                 <w:lang w:val="pt-PT"/>
               </w:rPr>
@@ -4921,10 +4175,13 @@
             <w:pPr>
               <w:ind w:firstLine="0"/>
               <w:jc w:val="center"/>
-            </w:pPr>
-            <w:r>
-              <w:rPr>
-                <w:rFonts w:ascii="Arial" w:eastAsia="Arial" w:hAnsi="Arial" w:cs="Arial"/>
+              <w:rPr>
+                <w:sz w:val="20"/>
+              </w:rPr>
+            </w:pPr>
+            <w:r>
+              <w:rPr>
+                <w:rFonts w:eastAsia="Arial"/>
                 <w:sz w:val="20"/>
                 <w:szCs w:val="20"/>
               </w:rPr>
@@ -4953,10 +4210,13 @@
             <w:pPr>
               <w:ind w:firstLine="0"/>
               <w:jc w:val="center"/>
-            </w:pPr>
-            <w:r>
-              <w:rPr>
-                <w:rFonts w:ascii="Arial" w:eastAsia="Arial" w:hAnsi="Arial" w:cs="Arial"/>
+              <w:rPr>
+                <w:sz w:val="20"/>
+              </w:rPr>
+            </w:pPr>
+            <w:r>
+              <w:rPr>
+                <w:rFonts w:eastAsia="Arial"/>
                 <w:b/>
                 <w:bCs/>
                 <w:sz w:val="20"/>
@@ -4987,12 +4247,13 @@
             <w:pPr>
               <w:ind w:firstLine="0"/>
               <w:rPr>
+                <w:sz w:val="20"/>
                 <w:lang w:val="pt-PT"/>
               </w:rPr>
             </w:pPr>
             <w:r>
               <w:rPr>
-                <w:rFonts w:ascii="Arial" w:eastAsia="Arial" w:hAnsi="Arial" w:cs="Arial"/>
+                <w:rFonts w:eastAsia="Arial"/>
                 <w:sz w:val="20"/>
                 <w:szCs w:val="20"/>
                 <w:lang w:val="pt-PT"/>
@@ -5030,10 +4291,13 @@
             <w:pPr>
               <w:ind w:firstLine="0"/>
               <w:jc w:val="center"/>
-            </w:pPr>
-            <w:r>
-              <w:rPr>
-                <w:rFonts w:ascii="Arial" w:eastAsia="Arial" w:hAnsi="Arial" w:cs="Arial"/>
+              <w:rPr>
+                <w:sz w:val="20"/>
+              </w:rPr>
+            </w:pPr>
+            <w:r>
+              <w:rPr>
+                <w:rFonts w:eastAsia="Arial"/>
                 <w:sz w:val="20"/>
                 <w:szCs w:val="20"/>
               </w:rPr>
@@ -5062,10 +4326,13 @@
             <w:pPr>
               <w:ind w:firstLine="0"/>
               <w:jc w:val="center"/>
-            </w:pPr>
-            <w:r>
-              <w:rPr>
-                <w:rFonts w:ascii="Arial" w:eastAsia="Arial" w:hAnsi="Arial" w:cs="Arial"/>
+              <w:rPr>
+                <w:sz w:val="20"/>
+              </w:rPr>
+            </w:pPr>
+            <w:r>
+              <w:rPr>
+                <w:rFonts w:eastAsia="Arial"/>
                 <w:b/>
                 <w:bCs/>
                 <w:sz w:val="20"/>
@@ -5096,12 +4363,13 @@
             <w:pPr>
               <w:ind w:firstLine="0"/>
               <w:rPr>
+                <w:sz w:val="20"/>
                 <w:lang w:val="pt-PT"/>
               </w:rPr>
             </w:pPr>
             <w:r>
               <w:rPr>
-                <w:rFonts w:ascii="Arial" w:eastAsia="Arial" w:hAnsi="Arial" w:cs="Arial"/>
+                <w:rFonts w:eastAsia="Arial"/>
                 <w:sz w:val="20"/>
                 <w:szCs w:val="20"/>
                 <w:lang w:val="pt-PT"/>
@@ -5116,6 +4384,8 @@
       <w:pPr>
         <w:pageBreakBefore/>
         <w:rPr>
+          <w:b/>
+          <w:color w:val="auto"/>
           <w:lang w:val="pt-PT"/>
         </w:rPr>
       </w:pPr>
@@ -5126,26 +4396,17 @@
         <w:lastRenderedPageBreak/>
         <w:br/>
       </w:r>
-    </w:p>
-    <w:p>
-      <w:pPr>
-        <w:pStyle w:val="Cabealho1"/>
-        <w:rPr>
-          <w:lang w:val="pt-PT"/>
-        </w:rPr>
-      </w:pPr>
-      <w:bookmarkStart w:id="9" w:name="_Toc229562396"/>
-      <w:r>
-        <w:rPr>
-          <w:rFonts w:eastAsia="Arial"/>
+      <w:r>
+        <w:rPr>
+          <w:rFonts w:eastAsia="Arial"/>
+          <w:b/>
           <w:bCs/>
-          <w:color w:val="1F3864"/>
+          <w:color w:val="auto"/>
           <w:szCs w:val="28"/>
           <w:lang w:val="pt-PT"/>
         </w:rPr>
-        <w:t>3. Classes Principais</w:t>
-      </w:r>
-      <w:bookmarkEnd w:id="9"/>
+        <w:t>3. CLASSES PRINCIPAIS</w:t>
+      </w:r>
     </w:p>
     <w:p>
       <w:pPr>
@@ -5194,7 +4455,7 @@
           <w:lang w:val="pt-PT"/>
         </w:rPr>
       </w:pPr>
-      <w:bookmarkStart w:id="10" w:name="_Toc229562397"/>
+      <w:bookmarkStart w:id="6" w:name="_Toc229571032"/>
       <w:r>
         <w:rPr>
           <w:rFonts w:eastAsia="Arial"/>
@@ -5202,9 +4463,18 @@
           <w:color w:val="auto"/>
           <w:lang w:val="pt-PT"/>
         </w:rPr>
-        <w:t>3.1 Classe Email</w:t>
-      </w:r>
-      <w:bookmarkEnd w:id="10"/>
+        <w:t xml:space="preserve">3.1 </w:t>
+      </w:r>
+      <w:r>
+        <w:rPr>
+          <w:rFonts w:eastAsia="Arial"/>
+          <w:bCs/>
+          <w:color w:val="auto"/>
+          <w:lang w:val="pt-PT"/>
+        </w:rPr>
+        <w:t>Classe Email</w:t>
+      </w:r>
+      <w:bookmarkEnd w:id="6"/>
     </w:p>
     <w:p>
       <w:pPr>
@@ -5251,9 +4521,9 @@
         <w:tblLook w:val="0000" w:firstRow="0" w:lastRow="0" w:firstColumn="0" w:lastColumn="0" w:noHBand="0" w:noVBand="0"/>
       </w:tblPr>
       <w:tblGrid>
-        <w:gridCol w:w="2482"/>
-        <w:gridCol w:w="2071"/>
-        <w:gridCol w:w="4473"/>
+        <w:gridCol w:w="2500"/>
+        <w:gridCol w:w="1800"/>
+        <w:gridCol w:w="4726"/>
       </w:tblGrid>
       <w:tr>
         <w:tblPrEx>
@@ -5283,6 +4553,9 @@
             <w:pPr>
               <w:ind w:firstLine="0"/>
               <w:jc w:val="center"/>
+              <w:rPr>
+                <w:sz w:val="20"/>
+              </w:rPr>
             </w:pPr>
             <w:r>
               <w:rPr>
@@ -5290,6 +4563,7 @@
                 <w:b/>
                 <w:bCs/>
                 <w:color w:val="FFFFFF"/>
+                <w:sz w:val="20"/>
                 <w:szCs w:val="20"/>
               </w:rPr>
               <w:t>Atributo</w:t>
@@ -5317,6 +4591,9 @@
             <w:pPr>
               <w:ind w:firstLine="0"/>
               <w:jc w:val="center"/>
+              <w:rPr>
+                <w:sz w:val="20"/>
+              </w:rPr>
             </w:pPr>
             <w:r>
               <w:rPr>
@@ -5324,6 +4601,7 @@
                 <w:b/>
                 <w:bCs/>
                 <w:color w:val="FFFFFF"/>
+                <w:sz w:val="20"/>
                 <w:szCs w:val="20"/>
               </w:rPr>
               <w:t>Tipo</w:t>
@@ -5355,6 +4633,9 @@
               </w:tabs>
               <w:ind w:firstLine="0"/>
               <w:jc w:val="center"/>
+              <w:rPr>
+                <w:sz w:val="20"/>
+              </w:rPr>
             </w:pPr>
             <w:r>
               <w:rPr>
@@ -5362,6 +4643,7 @@
                 <w:b/>
                 <w:bCs/>
                 <w:color w:val="FFFFFF"/>
+                <w:sz w:val="20"/>
                 <w:szCs w:val="20"/>
               </w:rPr>
               <w:t>Descrição</w:t>
@@ -5397,10 +4679,14 @@
             <w:pPr>
               <w:ind w:firstLine="0"/>
               <w:jc w:val="center"/>
-            </w:pPr>
-            <w:r>
-              <w:rPr>
-                <w:rFonts w:eastAsia="Arial"/>
+              <w:rPr>
+                <w:sz w:val="20"/>
+              </w:rPr>
+            </w:pPr>
+            <w:r>
+              <w:rPr>
+                <w:rFonts w:eastAsia="Arial"/>
+                <w:sz w:val="20"/>
                 <w:szCs w:val="20"/>
               </w:rPr>
               <w:t>remetente</w:t>
@@ -5428,10 +4714,14 @@
             <w:pPr>
               <w:ind w:firstLine="0"/>
               <w:jc w:val="center"/>
-            </w:pPr>
-            <w:r>
-              <w:rPr>
-                <w:rFonts w:eastAsia="Arial"/>
+              <w:rPr>
+                <w:sz w:val="20"/>
+              </w:rPr>
+            </w:pPr>
+            <w:r>
+              <w:rPr>
+                <w:rFonts w:eastAsia="Arial"/>
+                <w:sz w:val="20"/>
                 <w:szCs w:val="20"/>
               </w:rPr>
               <w:t>String</w:t>
@@ -5459,12 +4749,14 @@
             <w:pPr>
               <w:ind w:firstLine="0"/>
               <w:rPr>
+                <w:sz w:val="20"/>
                 <w:lang w:val="pt-PT"/>
               </w:rPr>
             </w:pPr>
             <w:r>
               <w:rPr>
                 <w:rFonts w:eastAsia="Arial"/>
+                <w:sz w:val="20"/>
                 <w:szCs w:val="20"/>
                 <w:lang w:val="pt-PT"/>
               </w:rPr>
@@ -5501,10 +4793,14 @@
             <w:pPr>
               <w:ind w:firstLine="0"/>
               <w:jc w:val="center"/>
-            </w:pPr>
-            <w:r>
-              <w:rPr>
-                <w:rFonts w:eastAsia="Arial"/>
+              <w:rPr>
+                <w:sz w:val="20"/>
+              </w:rPr>
+            </w:pPr>
+            <w:r>
+              <w:rPr>
+                <w:rFonts w:eastAsia="Arial"/>
+                <w:sz w:val="20"/>
                 <w:szCs w:val="20"/>
               </w:rPr>
               <w:t>destinatario</w:t>
@@ -5532,10 +4828,14 @@
             <w:pPr>
               <w:ind w:firstLine="0"/>
               <w:jc w:val="center"/>
-            </w:pPr>
-            <w:r>
-              <w:rPr>
-                <w:rFonts w:eastAsia="Arial"/>
+              <w:rPr>
+                <w:sz w:val="20"/>
+              </w:rPr>
+            </w:pPr>
+            <w:r>
+              <w:rPr>
+                <w:rFonts w:eastAsia="Arial"/>
+                <w:sz w:val="20"/>
                 <w:szCs w:val="20"/>
               </w:rPr>
               <w:t>String</w:t>
@@ -5563,12 +4863,14 @@
             <w:pPr>
               <w:ind w:firstLine="0"/>
               <w:rPr>
+                <w:sz w:val="20"/>
                 <w:lang w:val="pt-PT"/>
               </w:rPr>
             </w:pPr>
             <w:r>
               <w:rPr>
                 <w:rFonts w:eastAsia="Arial"/>
+                <w:sz w:val="20"/>
                 <w:szCs w:val="20"/>
                 <w:lang w:val="pt-PT"/>
               </w:rPr>
@@ -5605,10 +4907,14 @@
             <w:pPr>
               <w:ind w:firstLine="0"/>
               <w:jc w:val="center"/>
-            </w:pPr>
-            <w:r>
-              <w:rPr>
-                <w:rFonts w:eastAsia="Arial"/>
+              <w:rPr>
+                <w:sz w:val="20"/>
+              </w:rPr>
+            </w:pPr>
+            <w:r>
+              <w:rPr>
+                <w:rFonts w:eastAsia="Arial"/>
+                <w:sz w:val="20"/>
                 <w:szCs w:val="20"/>
               </w:rPr>
               <w:t>assunto</w:t>
@@ -5636,10 +4942,14 @@
             <w:pPr>
               <w:ind w:firstLine="0"/>
               <w:jc w:val="center"/>
-            </w:pPr>
-            <w:r>
-              <w:rPr>
-                <w:rFonts w:eastAsia="Arial"/>
+              <w:rPr>
+                <w:sz w:val="20"/>
+              </w:rPr>
+            </w:pPr>
+            <w:r>
+              <w:rPr>
+                <w:rFonts w:eastAsia="Arial"/>
+                <w:sz w:val="20"/>
                 <w:szCs w:val="20"/>
               </w:rPr>
               <w:t>String</w:t>
@@ -5667,12 +4977,14 @@
             <w:pPr>
               <w:ind w:firstLine="0"/>
               <w:rPr>
+                <w:sz w:val="20"/>
                 <w:lang w:val="pt-PT"/>
               </w:rPr>
             </w:pPr>
             <w:r>
               <w:rPr>
                 <w:rFonts w:eastAsia="Arial"/>
+                <w:sz w:val="20"/>
                 <w:szCs w:val="20"/>
                 <w:lang w:val="pt-PT"/>
               </w:rPr>
@@ -5709,10 +5021,14 @@
             <w:pPr>
               <w:ind w:firstLine="0"/>
               <w:jc w:val="center"/>
-            </w:pPr>
-            <w:r>
-              <w:rPr>
-                <w:rFonts w:eastAsia="Arial"/>
+              <w:rPr>
+                <w:sz w:val="20"/>
+              </w:rPr>
+            </w:pPr>
+            <w:r>
+              <w:rPr>
+                <w:rFonts w:eastAsia="Arial"/>
+                <w:sz w:val="20"/>
                 <w:szCs w:val="20"/>
               </w:rPr>
               <w:t>corpo</w:t>
@@ -5740,10 +5056,14 @@
             <w:pPr>
               <w:ind w:firstLine="0"/>
               <w:jc w:val="center"/>
-            </w:pPr>
-            <w:r>
-              <w:rPr>
-                <w:rFonts w:eastAsia="Arial"/>
+              <w:rPr>
+                <w:sz w:val="20"/>
+              </w:rPr>
+            </w:pPr>
+            <w:r>
+              <w:rPr>
+                <w:rFonts w:eastAsia="Arial"/>
+                <w:sz w:val="20"/>
                 <w:szCs w:val="20"/>
               </w:rPr>
               <w:t>String</w:t>
@@ -5771,12 +5091,14 @@
             <w:pPr>
               <w:ind w:firstLine="0"/>
               <w:rPr>
+                <w:sz w:val="20"/>
                 <w:lang w:val="pt-PT"/>
               </w:rPr>
             </w:pPr>
             <w:r>
               <w:rPr>
                 <w:rFonts w:eastAsia="Arial"/>
+                <w:sz w:val="20"/>
                 <w:szCs w:val="20"/>
                 <w:lang w:val="pt-PT"/>
               </w:rPr>
@@ -5813,10 +5135,14 @@
             <w:pPr>
               <w:ind w:firstLine="0"/>
               <w:jc w:val="center"/>
-            </w:pPr>
-            <w:r>
-              <w:rPr>
-                <w:rFonts w:eastAsia="Arial"/>
+              <w:rPr>
+                <w:sz w:val="20"/>
+              </w:rPr>
+            </w:pPr>
+            <w:r>
+              <w:rPr>
+                <w:rFonts w:eastAsia="Arial"/>
+                <w:sz w:val="20"/>
                 <w:szCs w:val="20"/>
               </w:rPr>
               <w:t>dataEnvio</w:t>
@@ -5844,10 +5170,14 @@
             <w:pPr>
               <w:ind w:firstLine="0"/>
               <w:jc w:val="center"/>
-            </w:pPr>
-            <w:r>
-              <w:rPr>
-                <w:rFonts w:eastAsia="Arial"/>
+              <w:rPr>
+                <w:sz w:val="20"/>
+              </w:rPr>
+            </w:pPr>
+            <w:r>
+              <w:rPr>
+                <w:rFonts w:eastAsia="Arial"/>
+                <w:sz w:val="20"/>
                 <w:szCs w:val="20"/>
               </w:rPr>
               <w:t>String</w:t>
@@ -5875,12 +5205,14 @@
             <w:pPr>
               <w:ind w:firstLine="0"/>
               <w:rPr>
+                <w:sz w:val="20"/>
                 <w:lang w:val="pt-PT"/>
               </w:rPr>
             </w:pPr>
             <w:r>
               <w:rPr>
                 <w:rFonts w:eastAsia="Arial"/>
+                <w:sz w:val="20"/>
                 <w:szCs w:val="20"/>
                 <w:lang w:val="pt-PT"/>
               </w:rPr>
@@ -5917,10 +5249,14 @@
             <w:pPr>
               <w:ind w:firstLine="0"/>
               <w:jc w:val="center"/>
-            </w:pPr>
-            <w:r>
-              <w:rPr>
-                <w:rFonts w:eastAsia="Arial"/>
+              <w:rPr>
+                <w:sz w:val="20"/>
+              </w:rPr>
+            </w:pPr>
+            <w:r>
+              <w:rPr>
+                <w:rFonts w:eastAsia="Arial"/>
+                <w:sz w:val="20"/>
                 <w:szCs w:val="20"/>
               </w:rPr>
               <w:t>suspeito</w:t>
@@ -5948,10 +5284,14 @@
             <w:pPr>
               <w:ind w:firstLine="0"/>
               <w:jc w:val="center"/>
-            </w:pPr>
-            <w:r>
-              <w:rPr>
-                <w:rFonts w:eastAsia="Arial"/>
+              <w:rPr>
+                <w:sz w:val="20"/>
+              </w:rPr>
+            </w:pPr>
+            <w:r>
+              <w:rPr>
+                <w:rFonts w:eastAsia="Arial"/>
+                <w:sz w:val="20"/>
                 <w:szCs w:val="20"/>
               </w:rPr>
               <w:t>boolean</w:t>
@@ -5979,12 +5319,14 @@
             <w:pPr>
               <w:ind w:firstLine="0"/>
               <w:rPr>
+                <w:sz w:val="20"/>
                 <w:lang w:val="pt-PT"/>
               </w:rPr>
             </w:pPr>
             <w:r>
               <w:rPr>
                 <w:rFonts w:eastAsia="Arial"/>
+                <w:sz w:val="20"/>
                 <w:szCs w:val="20"/>
                 <w:lang w:val="pt-PT"/>
               </w:rPr>
@@ -5994,6 +5336,7 @@
             <w:r>
               <w:rPr>
                 <w:rFonts w:eastAsia="Arial"/>
+                <w:sz w:val="20"/>
                 <w:szCs w:val="20"/>
                 <w:lang w:val="pt-PT"/>
               </w:rPr>
@@ -6031,10 +5374,14 @@
             <w:pPr>
               <w:ind w:firstLine="0"/>
               <w:jc w:val="center"/>
-            </w:pPr>
-            <w:r>
-              <w:rPr>
-                <w:rFonts w:eastAsia="Arial"/>
+              <w:rPr>
+                <w:sz w:val="20"/>
+              </w:rPr>
+            </w:pPr>
+            <w:r>
+              <w:rPr>
+                <w:rFonts w:eastAsia="Arial"/>
+                <w:sz w:val="20"/>
                 <w:szCs w:val="20"/>
               </w:rPr>
               <w:t>pontuacaoRisco</w:t>
@@ -6062,10 +5409,14 @@
             <w:pPr>
               <w:ind w:firstLine="0"/>
               <w:jc w:val="center"/>
-            </w:pPr>
-            <w:r>
-              <w:rPr>
-                <w:rFonts w:eastAsia="Arial"/>
+              <w:rPr>
+                <w:sz w:val="20"/>
+              </w:rPr>
+            </w:pPr>
+            <w:r>
+              <w:rPr>
+                <w:rFonts w:eastAsia="Arial"/>
+                <w:sz w:val="20"/>
                 <w:szCs w:val="20"/>
               </w:rPr>
               <w:t>int</w:t>
@@ -6093,12 +5444,14 @@
             <w:pPr>
               <w:ind w:firstLine="0"/>
               <w:rPr>
+                <w:sz w:val="20"/>
                 <w:lang w:val="pt-PT"/>
               </w:rPr>
             </w:pPr>
             <w:r>
               <w:rPr>
                 <w:rFonts w:eastAsia="Arial"/>
+                <w:sz w:val="20"/>
                 <w:szCs w:val="20"/>
                 <w:lang w:val="pt-PT"/>
               </w:rPr>
@@ -6135,10 +5488,14 @@
             <w:pPr>
               <w:ind w:firstLine="0"/>
               <w:jc w:val="center"/>
-            </w:pPr>
-            <w:r>
-              <w:rPr>
-                <w:rFonts w:eastAsia="Arial"/>
+              <w:rPr>
+                <w:sz w:val="20"/>
+              </w:rPr>
+            </w:pPr>
+            <w:r>
+              <w:rPr>
+                <w:rFonts w:eastAsia="Arial"/>
+                <w:sz w:val="20"/>
                 <w:szCs w:val="20"/>
               </w:rPr>
               <w:t>palavrasEncontradas</w:t>
@@ -6166,10 +5523,14 @@
             <w:pPr>
               <w:ind w:firstLine="0"/>
               <w:jc w:val="center"/>
-            </w:pPr>
-            <w:r>
-              <w:rPr>
-                <w:rFonts w:eastAsia="Arial"/>
+              <w:rPr>
+                <w:sz w:val="20"/>
+              </w:rPr>
+            </w:pPr>
+            <w:r>
+              <w:rPr>
+                <w:rFonts w:eastAsia="Arial"/>
+                <w:sz w:val="20"/>
                 <w:szCs w:val="20"/>
               </w:rPr>
               <w:t>ArrayList&lt;String&gt;</w:t>
@@ -6197,12 +5558,14 @@
             <w:pPr>
               <w:ind w:firstLine="0"/>
               <w:rPr>
+                <w:sz w:val="20"/>
                 <w:lang w:val="pt-PT"/>
               </w:rPr>
             </w:pPr>
             <w:r>
               <w:rPr>
                 <w:rFonts w:eastAsia="Arial"/>
+                <w:sz w:val="20"/>
                 <w:szCs w:val="20"/>
                 <w:lang w:val="pt-PT"/>
               </w:rPr>
@@ -6212,6 +5575,7 @@
             <w:r>
               <w:rPr>
                 <w:rFonts w:eastAsia="Arial"/>
+                <w:sz w:val="20"/>
                 <w:szCs w:val="20"/>
                 <w:lang w:val="pt-PT"/>
               </w:rPr>
@@ -6221,6 +5585,7 @@
             <w:r>
               <w:rPr>
                 <w:rFonts w:eastAsia="Arial"/>
+                <w:sz w:val="20"/>
                 <w:szCs w:val="20"/>
                 <w:lang w:val="pt-PT"/>
               </w:rPr>
@@ -6412,7 +5777,6 @@
           <w:lang w:val="pt-PT"/>
         </w:rPr>
       </w:pPr>
-      <w:bookmarkStart w:id="11" w:name="_Toc229562398"/>
       <w:r>
         <w:rPr>
           <w:rFonts w:eastAsia="Arial"/>
@@ -6431,6 +5795,7 @@
           <w:lang w:val="pt-PT"/>
         </w:rPr>
       </w:pPr>
+      <w:bookmarkStart w:id="7" w:name="_Toc229571033"/>
       <w:r>
         <w:rPr>
           <w:rFonts w:eastAsia="Arial"/>
@@ -6439,9 +5804,20 @@
           <w:lang w:val="pt-PT"/>
         </w:rPr>
         <w:lastRenderedPageBreak/>
-        <w:t>3.2 CLASSE ANALISADORPHISHING</w:t>
-      </w:r>
-      <w:bookmarkEnd w:id="11"/>
+        <w:t xml:space="preserve">3.2 Classe </w:t>
+      </w:r>
+      <w:proofErr w:type="spellStart"/>
+      <w:r>
+        <w:rPr>
+          <w:rFonts w:eastAsia="Arial"/>
+          <w:bCs/>
+          <w:color w:val="auto"/>
+          <w:lang w:val="pt-PT"/>
+        </w:rPr>
+        <w:t>Analisadorphishing</w:t>
+      </w:r>
+      <w:bookmarkEnd w:id="7"/>
+      <w:proofErr w:type="spellEnd"/>
     </w:p>
     <w:p>
       <w:pPr>
@@ -6528,9 +5904,9 @@
         <w:tblLook w:val="0000" w:firstRow="0" w:lastRow="0" w:firstColumn="0" w:lastColumn="0" w:noHBand="0" w:noVBand="0"/>
       </w:tblPr>
       <w:tblGrid>
-        <w:gridCol w:w="2484"/>
-        <w:gridCol w:w="1922"/>
-        <w:gridCol w:w="4620"/>
+        <w:gridCol w:w="2500"/>
+        <w:gridCol w:w="1800"/>
+        <w:gridCol w:w="4726"/>
       </w:tblGrid>
       <w:tr>
         <w:tblPrEx>
@@ -6560,6 +5936,9 @@
             <w:pPr>
               <w:ind w:firstLine="0"/>
               <w:jc w:val="center"/>
+              <w:rPr>
+                <w:sz w:val="20"/>
+              </w:rPr>
             </w:pPr>
             <w:r>
               <w:rPr>
@@ -6567,6 +5946,7 @@
                 <w:b/>
                 <w:bCs/>
                 <w:color w:val="FFFFFF"/>
+                <w:sz w:val="20"/>
                 <w:szCs w:val="20"/>
               </w:rPr>
               <w:t>Atributo</w:t>
@@ -6594,6 +5974,9 @@
             <w:pPr>
               <w:ind w:firstLine="0"/>
               <w:jc w:val="center"/>
+              <w:rPr>
+                <w:sz w:val="20"/>
+              </w:rPr>
             </w:pPr>
             <w:r>
               <w:rPr>
@@ -6601,6 +5984,7 @@
                 <w:b/>
                 <w:bCs/>
                 <w:color w:val="FFFFFF"/>
+                <w:sz w:val="20"/>
                 <w:szCs w:val="20"/>
               </w:rPr>
               <w:t>Tipo</w:t>
@@ -6628,6 +6012,9 @@
             <w:pPr>
               <w:ind w:firstLine="0"/>
               <w:jc w:val="center"/>
+              <w:rPr>
+                <w:sz w:val="20"/>
+              </w:rPr>
             </w:pPr>
             <w:r>
               <w:rPr>
@@ -6635,6 +6022,7 @@
                 <w:b/>
                 <w:bCs/>
                 <w:color w:val="FFFFFF"/>
+                <w:sz w:val="20"/>
                 <w:szCs w:val="20"/>
               </w:rPr>
               <w:t>Descrição</w:t>
@@ -6670,10 +6058,14 @@
             <w:pPr>
               <w:ind w:firstLine="0"/>
               <w:jc w:val="center"/>
-            </w:pPr>
-            <w:r>
-              <w:rPr>
-                <w:rFonts w:eastAsia="Arial"/>
+              <w:rPr>
+                <w:sz w:val="20"/>
+              </w:rPr>
+            </w:pPr>
+            <w:r>
+              <w:rPr>
+                <w:rFonts w:eastAsia="Arial"/>
+                <w:sz w:val="20"/>
                 <w:szCs w:val="20"/>
               </w:rPr>
               <w:t>palavrasSuspeitas</w:t>
@@ -6702,13 +6094,13 @@
               <w:ind w:firstLine="0"/>
               <w:jc w:val="center"/>
               <w:rPr>
-                <w:sz w:val="22"/>
-              </w:rPr>
-            </w:pPr>
-            <w:r>
-              <w:rPr>
-                <w:rFonts w:eastAsia="Arial"/>
-                <w:sz w:val="22"/>
+                <w:sz w:val="20"/>
+              </w:rPr>
+            </w:pPr>
+            <w:r>
+              <w:rPr>
+                <w:rFonts w:eastAsia="Arial"/>
+                <w:sz w:val="20"/>
                 <w:szCs w:val="20"/>
               </w:rPr>
               <w:t>ArrayList&lt;String&gt;</w:t>
@@ -6736,12 +6128,14 @@
             <w:pPr>
               <w:ind w:firstLine="0"/>
               <w:rPr>
+                <w:sz w:val="20"/>
                 <w:lang w:val="pt-PT"/>
               </w:rPr>
             </w:pPr>
             <w:r>
               <w:rPr>
                 <w:rFonts w:eastAsia="Arial"/>
+                <w:sz w:val="20"/>
                 <w:szCs w:val="20"/>
                 <w:lang w:val="pt-PT"/>
               </w:rPr>
@@ -6751,6 +6145,7 @@
             <w:r>
               <w:rPr>
                 <w:rFonts w:eastAsia="Arial"/>
+                <w:sz w:val="20"/>
                 <w:szCs w:val="20"/>
                 <w:lang w:val="pt-PT"/>
               </w:rPr>
@@ -6788,10 +6183,14 @@
             <w:pPr>
               <w:ind w:firstLine="0"/>
               <w:jc w:val="center"/>
-            </w:pPr>
-            <w:r>
-              <w:rPr>
-                <w:rFonts w:eastAsia="Arial"/>
+              <w:rPr>
+                <w:sz w:val="20"/>
+              </w:rPr>
+            </w:pPr>
+            <w:r>
+              <w:rPr>
+                <w:rFonts w:eastAsia="Arial"/>
+                <w:sz w:val="20"/>
                 <w:szCs w:val="20"/>
               </w:rPr>
               <w:t>dominiosNegros</w:t>
@@ -6820,13 +6219,13 @@
               <w:ind w:firstLine="0"/>
               <w:jc w:val="center"/>
               <w:rPr>
-                <w:sz w:val="22"/>
-              </w:rPr>
-            </w:pPr>
-            <w:r>
-              <w:rPr>
-                <w:rFonts w:eastAsia="Arial"/>
-                <w:sz w:val="22"/>
+                <w:sz w:val="20"/>
+              </w:rPr>
+            </w:pPr>
+            <w:r>
+              <w:rPr>
+                <w:rFonts w:eastAsia="Arial"/>
+                <w:sz w:val="20"/>
                 <w:szCs w:val="20"/>
               </w:rPr>
               <w:t>ArrayList&lt;String&gt;</w:t>
@@ -6854,12 +6253,14 @@
             <w:pPr>
               <w:ind w:firstLine="0"/>
               <w:rPr>
+                <w:sz w:val="20"/>
                 <w:lang w:val="pt-PT"/>
               </w:rPr>
             </w:pPr>
             <w:r>
               <w:rPr>
                 <w:rFonts w:eastAsia="Arial"/>
+                <w:sz w:val="20"/>
                 <w:szCs w:val="20"/>
                 <w:lang w:val="pt-PT"/>
               </w:rPr>
@@ -6896,10 +6297,14 @@
             <w:pPr>
               <w:ind w:firstLine="0"/>
               <w:jc w:val="center"/>
-            </w:pPr>
-            <w:r>
-              <w:rPr>
-                <w:rFonts w:eastAsia="Arial"/>
+              <w:rPr>
+                <w:sz w:val="20"/>
+              </w:rPr>
+            </w:pPr>
+            <w:r>
+              <w:rPr>
+                <w:rFonts w:eastAsia="Arial"/>
+                <w:sz w:val="20"/>
                 <w:szCs w:val="20"/>
               </w:rPr>
               <w:t>limiarRisco</w:t>
@@ -6928,13 +6333,13 @@
               <w:ind w:firstLine="0"/>
               <w:jc w:val="center"/>
               <w:rPr>
-                <w:sz w:val="22"/>
-              </w:rPr>
-            </w:pPr>
-            <w:r>
-              <w:rPr>
-                <w:rFonts w:eastAsia="Arial"/>
-                <w:sz w:val="22"/>
+                <w:sz w:val="20"/>
+              </w:rPr>
+            </w:pPr>
+            <w:r>
+              <w:rPr>
+                <w:rFonts w:eastAsia="Arial"/>
+                <w:sz w:val="20"/>
                 <w:szCs w:val="20"/>
               </w:rPr>
               <w:t>int</w:t>
@@ -6962,12 +6367,14 @@
             <w:pPr>
               <w:ind w:firstLine="0"/>
               <w:rPr>
+                <w:sz w:val="20"/>
                 <w:lang w:val="pt-PT"/>
               </w:rPr>
             </w:pPr>
             <w:r>
               <w:rPr>
                 <w:rFonts w:eastAsia="Arial"/>
+                <w:sz w:val="20"/>
                 <w:szCs w:val="20"/>
                 <w:lang w:val="pt-PT"/>
               </w:rPr>
@@ -7192,14 +6599,13 @@
         <w:ind w:firstLine="0"/>
         <w:jc w:val="left"/>
         <w:rPr>
-          <w:rFonts w:ascii="Arial" w:eastAsia="Arial" w:hAnsi="Arial" w:cs="Arial"/>
+          <w:rFonts w:eastAsia="Arial"/>
           <w:b/>
           <w:bCs/>
           <w:color w:val="2E5FA3"/>
           <w:lang w:val="pt-PT"/>
         </w:rPr>
       </w:pPr>
-      <w:bookmarkStart w:id="12" w:name="_Toc229562399"/>
     </w:p>
     <w:p>
       <w:pPr>
@@ -7207,7 +6613,7 @@
         <w:ind w:firstLine="0"/>
         <w:jc w:val="left"/>
         <w:rPr>
-          <w:rFonts w:ascii="Arial" w:eastAsia="Arial" w:hAnsi="Arial" w:cs="Arial"/>
+          <w:rFonts w:eastAsia="Arial"/>
           <w:b/>
           <w:bCs/>
           <w:color w:val="2E5FA3"/>
@@ -7216,7 +6622,7 @@
       </w:pPr>
       <w:r>
         <w:rPr>
-          <w:rFonts w:ascii="Arial" w:eastAsia="Arial" w:hAnsi="Arial" w:cs="Arial"/>
+          <w:rFonts w:eastAsia="Arial"/>
           <w:bCs/>
           <w:color w:val="2E5FA3"/>
           <w:lang w:val="pt-PT"/>
@@ -7233,6 +6639,7 @@
           <w:lang w:val="pt-PT"/>
         </w:rPr>
       </w:pPr>
+      <w:bookmarkStart w:id="8" w:name="_Toc229571034"/>
       <w:r>
         <w:rPr>
           <w:rFonts w:eastAsia="Arial"/>
@@ -7241,9 +6648,20 @@
           <w:lang w:val="pt-PT"/>
         </w:rPr>
         <w:lastRenderedPageBreak/>
-        <w:t>3.3 CLASSE GESTORFICHEIROS</w:t>
-      </w:r>
-      <w:bookmarkEnd w:id="12"/>
+        <w:t xml:space="preserve">3.3 Classe </w:t>
+      </w:r>
+      <w:proofErr w:type="spellStart"/>
+      <w:r>
+        <w:rPr>
+          <w:rFonts w:eastAsia="Arial"/>
+          <w:bCs/>
+          <w:color w:val="auto"/>
+          <w:lang w:val="pt-PT"/>
+        </w:rPr>
+        <w:t>Gestorficheiros</w:t>
+      </w:r>
+      <w:bookmarkEnd w:id="8"/>
+      <w:proofErr w:type="spellEnd"/>
     </w:p>
     <w:p>
       <w:pPr>
@@ -7319,6 +6737,9 @@
             <w:pPr>
               <w:ind w:firstLine="0"/>
               <w:jc w:val="center"/>
+              <w:rPr>
+                <w:sz w:val="20"/>
+              </w:rPr>
             </w:pPr>
             <w:r>
               <w:rPr>
@@ -7326,6 +6747,7 @@
                 <w:b/>
                 <w:bCs/>
                 <w:color w:val="FFFFFF"/>
+                <w:sz w:val="20"/>
                 <w:szCs w:val="20"/>
               </w:rPr>
               <w:t>Método</w:t>
@@ -7353,6 +6775,9 @@
             <w:pPr>
               <w:ind w:firstLine="0"/>
               <w:jc w:val="center"/>
+              <w:rPr>
+                <w:sz w:val="20"/>
+              </w:rPr>
             </w:pPr>
             <w:r>
               <w:rPr>
@@ -7360,6 +6785,7 @@
                 <w:b/>
                 <w:bCs/>
                 <w:color w:val="FFFFFF"/>
+                <w:sz w:val="20"/>
                 <w:szCs w:val="20"/>
               </w:rPr>
               <w:t>Descrição</w:t>
@@ -7394,10 +6820,14 @@
           <w:p>
             <w:pPr>
               <w:ind w:firstLine="0"/>
-            </w:pPr>
-            <w:r>
-              <w:rPr>
-                <w:rFonts w:eastAsia="Arial"/>
+              <w:rPr>
+                <w:sz w:val="20"/>
+              </w:rPr>
+            </w:pPr>
+            <w:r>
+              <w:rPr>
+                <w:rFonts w:eastAsia="Arial"/>
+                <w:sz w:val="20"/>
                 <w:szCs w:val="20"/>
               </w:rPr>
               <w:t>lerEmails(String caminho)</w:t>
@@ -7425,12 +6855,14 @@
             <w:pPr>
               <w:ind w:firstLine="0"/>
               <w:rPr>
+                <w:sz w:val="20"/>
                 <w:lang w:val="pt-PT"/>
               </w:rPr>
             </w:pPr>
             <w:r>
               <w:rPr>
                 <w:rFonts w:eastAsia="Arial"/>
+                <w:sz w:val="20"/>
                 <w:szCs w:val="20"/>
                 <w:lang w:val="pt-PT"/>
               </w:rPr>
@@ -7440,6 +6872,7 @@
             <w:r>
               <w:rPr>
                 <w:rFonts w:eastAsia="Arial"/>
+                <w:sz w:val="20"/>
                 <w:szCs w:val="20"/>
                 <w:lang w:val="pt-PT"/>
               </w:rPr>
@@ -7449,6 +6882,7 @@
             <w:r>
               <w:rPr>
                 <w:rFonts w:eastAsia="Arial"/>
+                <w:sz w:val="20"/>
                 <w:szCs w:val="20"/>
                 <w:lang w:val="pt-PT"/>
               </w:rPr>
@@ -7484,10 +6918,14 @@
           <w:p>
             <w:pPr>
               <w:ind w:firstLine="0"/>
-            </w:pPr>
-            <w:r>
-              <w:rPr>
-                <w:rFonts w:eastAsia="Arial"/>
+              <w:rPr>
+                <w:sz w:val="20"/>
+              </w:rPr>
+            </w:pPr>
+            <w:r>
+              <w:rPr>
+                <w:rFonts w:eastAsia="Arial"/>
+                <w:sz w:val="20"/>
                 <w:szCs w:val="20"/>
               </w:rPr>
               <w:t>guardarPalavras(ArrayList&lt;String&gt;)</w:t>
@@ -7515,12 +6953,14 @@
             <w:pPr>
               <w:ind w:firstLine="0"/>
               <w:rPr>
+                <w:sz w:val="20"/>
                 <w:lang w:val="pt-PT"/>
               </w:rPr>
             </w:pPr>
             <w:r>
               <w:rPr>
                 <w:rFonts w:eastAsia="Arial"/>
+                <w:sz w:val="20"/>
                 <w:szCs w:val="20"/>
                 <w:lang w:val="pt-PT"/>
               </w:rPr>
@@ -7556,10 +6996,14 @@
           <w:p>
             <w:pPr>
               <w:ind w:firstLine="0"/>
-            </w:pPr>
-            <w:r>
-              <w:rPr>
-                <w:rFonts w:eastAsia="Arial"/>
+              <w:rPr>
+                <w:sz w:val="20"/>
+              </w:rPr>
+            </w:pPr>
+            <w:r>
+              <w:rPr>
+                <w:rFonts w:eastAsia="Arial"/>
+                <w:sz w:val="20"/>
                 <w:szCs w:val="20"/>
               </w:rPr>
               <w:t>guardarDominios(ArrayList&lt;String&gt;)</w:t>
@@ -7587,12 +7031,14 @@
             <w:pPr>
               <w:ind w:firstLine="0"/>
               <w:rPr>
+                <w:sz w:val="20"/>
                 <w:lang w:val="pt-PT"/>
               </w:rPr>
             </w:pPr>
             <w:r>
               <w:rPr>
                 <w:rFonts w:eastAsia="Arial"/>
+                <w:sz w:val="20"/>
                 <w:szCs w:val="20"/>
                 <w:lang w:val="pt-PT"/>
               </w:rPr>
@@ -7628,10 +7074,14 @@
           <w:p>
             <w:pPr>
               <w:ind w:firstLine="0"/>
-            </w:pPr>
-            <w:r>
-              <w:rPr>
-                <w:rFonts w:eastAsia="Arial"/>
+              <w:rPr>
+                <w:sz w:val="20"/>
+              </w:rPr>
+            </w:pPr>
+            <w:r>
+              <w:rPr>
+                <w:rFonts w:eastAsia="Arial"/>
+                <w:sz w:val="20"/>
                 <w:szCs w:val="20"/>
               </w:rPr>
               <w:t>exportarRelatorio(ArrayList&lt;Email&gt;, String)</w:t>
@@ -7659,12 +7109,14 @@
             <w:pPr>
               <w:ind w:firstLine="0"/>
               <w:rPr>
+                <w:sz w:val="20"/>
                 <w:lang w:val="pt-PT"/>
               </w:rPr>
             </w:pPr>
             <w:r>
               <w:rPr>
                 <w:rFonts w:eastAsia="Arial"/>
+                <w:sz w:val="20"/>
                 <w:szCs w:val="20"/>
                 <w:lang w:val="pt-PT"/>
               </w:rPr>
@@ -7674,6 +7126,7 @@
             <w:r>
               <w:rPr>
                 <w:rFonts w:eastAsia="Arial"/>
+                <w:sz w:val="20"/>
                 <w:szCs w:val="20"/>
                 <w:lang w:val="pt-PT"/>
               </w:rPr>
@@ -7710,10 +7163,14 @@
           <w:p>
             <w:pPr>
               <w:ind w:firstLine="0"/>
-            </w:pPr>
-            <w:r>
-              <w:rPr>
-                <w:rFonts w:eastAsia="Arial"/>
+              <w:rPr>
+                <w:sz w:val="20"/>
+              </w:rPr>
+            </w:pPr>
+            <w:r>
+              <w:rPr>
+                <w:rFonts w:eastAsia="Arial"/>
+                <w:sz w:val="20"/>
                 <w:szCs w:val="20"/>
               </w:rPr>
               <w:t>guardarHistorico(RegistoAnalise r)</w:t>
@@ -7741,12 +7198,14 @@
             <w:pPr>
               <w:ind w:firstLine="0"/>
               <w:rPr>
+                <w:sz w:val="20"/>
                 <w:lang w:val="pt-PT"/>
               </w:rPr>
             </w:pPr>
             <w:r>
               <w:rPr>
                 <w:rFonts w:eastAsia="Arial"/>
+                <w:sz w:val="20"/>
                 <w:szCs w:val="20"/>
                 <w:lang w:val="pt-PT"/>
               </w:rPr>
@@ -7782,10 +7241,14 @@
           <w:p>
             <w:pPr>
               <w:ind w:firstLine="0"/>
-            </w:pPr>
-            <w:r>
-              <w:rPr>
-                <w:rFonts w:eastAsia="Arial"/>
+              <w:rPr>
+                <w:sz w:val="20"/>
+              </w:rPr>
+            </w:pPr>
+            <w:r>
+              <w:rPr>
+                <w:rFonts w:eastAsia="Arial"/>
+                <w:sz w:val="20"/>
                 <w:szCs w:val="20"/>
               </w:rPr>
               <w:t>lerHistorico()</w:t>
@@ -7813,12 +7276,14 @@
             <w:pPr>
               <w:ind w:firstLine="0"/>
               <w:rPr>
+                <w:sz w:val="20"/>
                 <w:lang w:val="pt-PT"/>
               </w:rPr>
             </w:pPr>
             <w:r>
               <w:rPr>
                 <w:rFonts w:eastAsia="Arial"/>
+                <w:sz w:val="20"/>
                 <w:szCs w:val="20"/>
                 <w:lang w:val="pt-PT"/>
               </w:rPr>
@@ -7832,13 +7297,12 @@
       <w:pPr>
         <w:pStyle w:val="Cabealho2"/>
         <w:rPr>
-          <w:rFonts w:ascii="Arial" w:eastAsia="Arial" w:hAnsi="Arial" w:cs="Arial"/>
+          <w:rFonts w:eastAsia="Arial"/>
           <w:bCs/>
           <w:color w:val="2E5FA3"/>
           <w:lang w:val="pt-PT"/>
         </w:rPr>
       </w:pPr>
-      <w:bookmarkStart w:id="13" w:name="_Toc229562400"/>
     </w:p>
     <w:p>
       <w:pPr>
@@ -7848,6 +7312,7 @@
           <w:lang w:val="pt-PT"/>
         </w:rPr>
       </w:pPr>
+      <w:bookmarkStart w:id="9" w:name="_Toc229571035"/>
       <w:r>
         <w:rPr>
           <w:rFonts w:eastAsia="Arial"/>
@@ -7855,9 +7320,20 @@
           <w:color w:val="auto"/>
           <w:lang w:val="pt-PT"/>
         </w:rPr>
-        <w:t>3.4 CLASSE REGISTOANALISE</w:t>
-      </w:r>
-      <w:bookmarkEnd w:id="13"/>
+        <w:t xml:space="preserve">3.4 Classe </w:t>
+      </w:r>
+      <w:proofErr w:type="spellStart"/>
+      <w:r>
+        <w:rPr>
+          <w:rFonts w:eastAsia="Arial"/>
+          <w:bCs/>
+          <w:color w:val="auto"/>
+          <w:lang w:val="pt-PT"/>
+        </w:rPr>
+        <w:t>Registoanalise</w:t>
+      </w:r>
+      <w:bookmarkEnd w:id="9"/>
+      <w:proofErr w:type="spellEnd"/>
     </w:p>
     <w:p>
       <w:pPr>
@@ -7955,6 +7431,9 @@
           <w:p>
             <w:pPr>
               <w:jc w:val="center"/>
+              <w:rPr>
+                <w:sz w:val="20"/>
+              </w:rPr>
             </w:pPr>
             <w:r>
               <w:rPr>
@@ -7962,6 +7441,7 @@
                 <w:b/>
                 <w:bCs/>
                 <w:color w:val="FFFFFF"/>
+                <w:sz w:val="20"/>
                 <w:szCs w:val="20"/>
               </w:rPr>
               <w:t>Atributo</w:t>
@@ -7989,6 +7469,9 @@
             <w:pPr>
               <w:ind w:firstLine="0"/>
               <w:jc w:val="center"/>
+              <w:rPr>
+                <w:sz w:val="20"/>
+              </w:rPr>
             </w:pPr>
             <w:r>
               <w:rPr>
@@ -7996,6 +7479,7 @@
                 <w:b/>
                 <w:bCs/>
                 <w:color w:val="FFFFFF"/>
+                <w:sz w:val="20"/>
                 <w:szCs w:val="20"/>
               </w:rPr>
               <w:t>Tipo</w:t>
@@ -8027,6 +7511,9 @@
               </w:tabs>
               <w:ind w:firstLine="0"/>
               <w:jc w:val="center"/>
+              <w:rPr>
+                <w:sz w:val="20"/>
+              </w:rPr>
             </w:pPr>
             <w:r>
               <w:rPr>
@@ -8034,6 +7521,7 @@
                 <w:b/>
                 <w:bCs/>
                 <w:color w:val="FFFFFF"/>
+                <w:sz w:val="20"/>
                 <w:szCs w:val="20"/>
               </w:rPr>
               <w:t>Descrição</w:t>
@@ -8068,10 +7556,14 @@
           <w:p>
             <w:pPr>
               <w:ind w:firstLine="0"/>
-            </w:pPr>
-            <w:r>
-              <w:rPr>
-                <w:rFonts w:eastAsia="Arial"/>
+              <w:rPr>
+                <w:sz w:val="20"/>
+              </w:rPr>
+            </w:pPr>
+            <w:r>
+              <w:rPr>
+                <w:rFonts w:eastAsia="Arial"/>
+                <w:sz w:val="20"/>
                 <w:szCs w:val="20"/>
               </w:rPr>
               <w:t>dataAnalise</w:t>
@@ -8098,10 +7590,14 @@
           <w:p>
             <w:pPr>
               <w:ind w:firstLine="0"/>
-            </w:pPr>
-            <w:r>
-              <w:rPr>
-                <w:rFonts w:eastAsia="Arial"/>
+              <w:rPr>
+                <w:sz w:val="20"/>
+              </w:rPr>
+            </w:pPr>
+            <w:r>
+              <w:rPr>
+                <w:rFonts w:eastAsia="Arial"/>
+                <w:sz w:val="20"/>
                 <w:szCs w:val="20"/>
               </w:rPr>
               <w:t>String</w:t>
@@ -8129,12 +7625,14 @@
             <w:pPr>
               <w:ind w:firstLine="0"/>
               <w:rPr>
+                <w:sz w:val="20"/>
                 <w:lang w:val="pt-PT"/>
               </w:rPr>
             </w:pPr>
             <w:r>
               <w:rPr>
                 <w:rFonts w:eastAsia="Arial"/>
+                <w:sz w:val="20"/>
                 <w:szCs w:val="20"/>
                 <w:lang w:val="pt-PT"/>
               </w:rPr>
@@ -8170,10 +7668,14 @@
           <w:p>
             <w:pPr>
               <w:ind w:firstLine="0"/>
-            </w:pPr>
-            <w:r>
-              <w:rPr>
-                <w:rFonts w:eastAsia="Arial"/>
+              <w:rPr>
+                <w:sz w:val="20"/>
+              </w:rPr>
+            </w:pPr>
+            <w:r>
+              <w:rPr>
+                <w:rFonts w:eastAsia="Arial"/>
+                <w:sz w:val="20"/>
                 <w:szCs w:val="20"/>
               </w:rPr>
               <w:t>ficheiroAnalisado</w:t>
@@ -8200,10 +7702,14 @@
           <w:p>
             <w:pPr>
               <w:ind w:firstLine="0"/>
-            </w:pPr>
-            <w:r>
-              <w:rPr>
-                <w:rFonts w:eastAsia="Arial"/>
+              <w:rPr>
+                <w:sz w:val="20"/>
+              </w:rPr>
+            </w:pPr>
+            <w:r>
+              <w:rPr>
+                <w:rFonts w:eastAsia="Arial"/>
+                <w:sz w:val="20"/>
                 <w:szCs w:val="20"/>
               </w:rPr>
               <w:t>String</w:t>
@@ -8231,12 +7737,14 @@
             <w:pPr>
               <w:ind w:firstLine="0"/>
               <w:rPr>
+                <w:sz w:val="20"/>
                 <w:lang w:val="pt-PT"/>
               </w:rPr>
             </w:pPr>
             <w:r>
               <w:rPr>
                 <w:rFonts w:eastAsia="Arial"/>
+                <w:sz w:val="20"/>
                 <w:szCs w:val="20"/>
                 <w:lang w:val="pt-PT"/>
               </w:rPr>
@@ -8272,10 +7780,14 @@
           <w:p>
             <w:pPr>
               <w:ind w:firstLine="0"/>
-            </w:pPr>
-            <w:r>
-              <w:rPr>
-                <w:rFonts w:eastAsia="Arial"/>
+              <w:rPr>
+                <w:sz w:val="20"/>
+              </w:rPr>
+            </w:pPr>
+            <w:r>
+              <w:rPr>
+                <w:rFonts w:eastAsia="Arial"/>
+                <w:sz w:val="20"/>
                 <w:szCs w:val="20"/>
               </w:rPr>
               <w:t>totalEmails</w:t>
@@ -8302,10 +7814,14 @@
           <w:p>
             <w:pPr>
               <w:ind w:firstLine="0"/>
-            </w:pPr>
-            <w:r>
-              <w:rPr>
-                <w:rFonts w:eastAsia="Arial"/>
+              <w:rPr>
+                <w:sz w:val="20"/>
+              </w:rPr>
+            </w:pPr>
+            <w:r>
+              <w:rPr>
+                <w:rFonts w:eastAsia="Arial"/>
+                <w:sz w:val="20"/>
                 <w:szCs w:val="20"/>
               </w:rPr>
               <w:t>int</w:t>
@@ -8333,12 +7849,14 @@
             <w:pPr>
               <w:ind w:firstLine="0"/>
               <w:rPr>
+                <w:sz w:val="20"/>
                 <w:lang w:val="pt-PT"/>
               </w:rPr>
             </w:pPr>
             <w:r>
               <w:rPr>
                 <w:rFonts w:eastAsia="Arial"/>
+                <w:sz w:val="20"/>
                 <w:szCs w:val="20"/>
                 <w:lang w:val="pt-PT"/>
               </w:rPr>
@@ -8374,10 +7892,14 @@
           <w:p>
             <w:pPr>
               <w:ind w:firstLine="0"/>
-            </w:pPr>
-            <w:r>
-              <w:rPr>
-                <w:rFonts w:eastAsia="Arial"/>
+              <w:rPr>
+                <w:sz w:val="20"/>
+              </w:rPr>
+            </w:pPr>
+            <w:r>
+              <w:rPr>
+                <w:rFonts w:eastAsia="Arial"/>
+                <w:sz w:val="20"/>
                 <w:szCs w:val="20"/>
               </w:rPr>
               <w:t>emailsSuspeitos</w:t>
@@ -8404,10 +7926,14 @@
           <w:p>
             <w:pPr>
               <w:ind w:firstLine="0"/>
-            </w:pPr>
-            <w:r>
-              <w:rPr>
-                <w:rFonts w:eastAsia="Arial"/>
+              <w:rPr>
+                <w:sz w:val="20"/>
+              </w:rPr>
+            </w:pPr>
+            <w:r>
+              <w:rPr>
+                <w:rFonts w:eastAsia="Arial"/>
+                <w:sz w:val="20"/>
                 <w:szCs w:val="20"/>
               </w:rPr>
               <w:t>int</w:t>
@@ -8435,12 +7961,14 @@
             <w:pPr>
               <w:ind w:firstLine="0"/>
               <w:rPr>
+                <w:sz w:val="20"/>
                 <w:lang w:val="pt-PT"/>
               </w:rPr>
             </w:pPr>
             <w:r>
               <w:rPr>
                 <w:rFonts w:eastAsia="Arial"/>
+                <w:sz w:val="20"/>
                 <w:szCs w:val="20"/>
                 <w:lang w:val="pt-PT"/>
               </w:rPr>
@@ -8450,6 +7978,7 @@
             <w:r>
               <w:rPr>
                 <w:rFonts w:eastAsia="Arial"/>
+                <w:sz w:val="20"/>
                 <w:szCs w:val="20"/>
                 <w:lang w:val="pt-PT"/>
               </w:rPr>
@@ -8486,10 +8015,14 @@
           <w:p>
             <w:pPr>
               <w:ind w:firstLine="0"/>
-            </w:pPr>
-            <w:r>
-              <w:rPr>
-                <w:rFonts w:eastAsia="Arial"/>
+              <w:rPr>
+                <w:sz w:val="20"/>
+              </w:rPr>
+            </w:pPr>
+            <w:r>
+              <w:rPr>
+                <w:rFonts w:eastAsia="Arial"/>
+                <w:sz w:val="20"/>
                 <w:szCs w:val="20"/>
               </w:rPr>
               <w:t>emailsSeguros</w:t>
@@ -8516,10 +8049,14 @@
           <w:p>
             <w:pPr>
               <w:ind w:firstLine="0"/>
-            </w:pPr>
-            <w:r>
-              <w:rPr>
-                <w:rFonts w:eastAsia="Arial"/>
+              <w:rPr>
+                <w:sz w:val="20"/>
+              </w:rPr>
+            </w:pPr>
+            <w:r>
+              <w:rPr>
+                <w:rFonts w:eastAsia="Arial"/>
+                <w:sz w:val="20"/>
                 <w:szCs w:val="20"/>
               </w:rPr>
               <w:t>int</w:t>
@@ -8547,12 +8084,14 @@
             <w:pPr>
               <w:ind w:firstLine="0"/>
               <w:rPr>
+                <w:sz w:val="20"/>
                 <w:lang w:val="pt-PT"/>
               </w:rPr>
             </w:pPr>
             <w:r>
               <w:rPr>
                 <w:rFonts w:eastAsia="Arial"/>
+                <w:sz w:val="20"/>
                 <w:szCs w:val="20"/>
                 <w:lang w:val="pt-PT"/>
               </w:rPr>
@@ -8566,13 +8105,12 @@
       <w:pPr>
         <w:pStyle w:val="Cabealho2"/>
         <w:rPr>
-          <w:rFonts w:ascii="Arial" w:eastAsia="Arial" w:hAnsi="Arial" w:cs="Arial"/>
+          <w:rFonts w:eastAsia="Arial"/>
           <w:bCs/>
           <w:color w:val="2E5FA3"/>
           <w:lang w:val="pt-PT"/>
         </w:rPr>
       </w:pPr>
-      <w:bookmarkStart w:id="14" w:name="_Toc229562401"/>
     </w:p>
     <w:p>
       <w:pPr>
@@ -8580,7 +8118,7 @@
         <w:ind w:firstLine="0"/>
         <w:jc w:val="left"/>
         <w:rPr>
-          <w:rFonts w:ascii="Arial" w:eastAsia="Arial" w:hAnsi="Arial" w:cs="Arial"/>
+          <w:rFonts w:eastAsia="Arial"/>
           <w:b/>
           <w:bCs/>
           <w:color w:val="2E5FA3"/>
@@ -8589,7 +8127,7 @@
       </w:pPr>
       <w:r>
         <w:rPr>
-          <w:rFonts w:ascii="Arial" w:eastAsia="Arial" w:hAnsi="Arial" w:cs="Arial"/>
+          <w:rFonts w:eastAsia="Arial"/>
           <w:bCs/>
           <w:color w:val="2E5FA3"/>
           <w:lang w:val="pt-PT"/>
@@ -8605,17 +8143,29 @@
           <w:lang w:val="pt-PT"/>
         </w:rPr>
       </w:pPr>
-      <w:r>
-        <w:rPr>
-          <w:rFonts w:ascii="Arial" w:eastAsia="Arial" w:hAnsi="Arial" w:cs="Arial"/>
+      <w:bookmarkStart w:id="10" w:name="_Toc229571036"/>
+      <w:r>
+        <w:rPr>
+          <w:rFonts w:eastAsia="Arial"/>
           <w:bCs/>
           <w:color w:val="auto"/>
           <w:lang w:val="pt-PT"/>
         </w:rPr>
         <w:lastRenderedPageBreak/>
-        <w:t>3.5 CLASSE ESTATISTICAS</w:t>
-      </w:r>
-      <w:bookmarkEnd w:id="14"/>
+        <w:t xml:space="preserve">3.5 Classe </w:t>
+      </w:r>
+      <w:proofErr w:type="spellStart"/>
+      <w:r>
+        <w:rPr>
+          <w:rFonts w:eastAsia="Arial"/>
+          <w:bCs/>
+          <w:color w:val="auto"/>
+          <w:lang w:val="pt-PT"/>
+        </w:rPr>
+        <w:t>Estatisticas</w:t>
+      </w:r>
+      <w:bookmarkEnd w:id="10"/>
+      <w:proofErr w:type="spellEnd"/>
     </w:p>
     <w:p>
       <w:pPr>
@@ -8628,7 +8178,7 @@
       </w:pPr>
       <w:r>
         <w:rPr>
-          <w:rFonts w:ascii="Arial" w:eastAsia="Arial" w:hAnsi="Arial" w:cs="Arial"/>
+          <w:rFonts w:eastAsia="Arial"/>
           <w:color w:val="auto"/>
           <w:szCs w:val="22"/>
           <w:lang w:val="pt-PT"/>
@@ -8693,13 +8243,17 @@
             <w:pPr>
               <w:ind w:firstLine="0"/>
               <w:jc w:val="center"/>
-            </w:pPr>
-            <w:r>
-              <w:rPr>
-                <w:rFonts w:ascii="Arial" w:eastAsia="Arial" w:hAnsi="Arial" w:cs="Arial"/>
+              <w:rPr>
+                <w:sz w:val="20"/>
+              </w:rPr>
+            </w:pPr>
+            <w:r>
+              <w:rPr>
+                <w:rFonts w:eastAsia="Arial"/>
                 <w:b/>
                 <w:bCs/>
                 <w:color w:val="FFFFFF"/>
+                <w:sz w:val="20"/>
                 <w:szCs w:val="20"/>
               </w:rPr>
               <w:t>Método</w:t>
@@ -8727,13 +8281,17 @@
             <w:pPr>
               <w:ind w:firstLine="0"/>
               <w:jc w:val="center"/>
-            </w:pPr>
-            <w:r>
-              <w:rPr>
-                <w:rFonts w:ascii="Arial" w:eastAsia="Arial" w:hAnsi="Arial" w:cs="Arial"/>
+              <w:rPr>
+                <w:sz w:val="20"/>
+              </w:rPr>
+            </w:pPr>
+            <w:r>
+              <w:rPr>
+                <w:rFonts w:eastAsia="Arial"/>
                 <w:b/>
                 <w:bCs/>
                 <w:color w:val="FFFFFF"/>
+                <w:sz w:val="20"/>
                 <w:szCs w:val="20"/>
               </w:rPr>
               <w:t>Descrição</w:t>
@@ -8768,10 +8326,14 @@
           <w:p>
             <w:pPr>
               <w:ind w:firstLine="0"/>
-            </w:pPr>
-            <w:r>
-              <w:rPr>
-                <w:rFonts w:ascii="Arial" w:eastAsia="Arial" w:hAnsi="Arial" w:cs="Arial"/>
+              <w:rPr>
+                <w:sz w:val="20"/>
+              </w:rPr>
+            </w:pPr>
+            <w:r>
+              <w:rPr>
+                <w:rFonts w:eastAsia="Arial"/>
+                <w:sz w:val="20"/>
                 <w:szCs w:val="20"/>
               </w:rPr>
               <w:t>calcularPercentagemSuspeitos(ArrayList&lt;Email&gt;)</w:t>
@@ -8799,12 +8361,14 @@
             <w:pPr>
               <w:ind w:firstLine="0"/>
               <w:rPr>
+                <w:sz w:val="20"/>
                 <w:lang w:val="pt-PT"/>
               </w:rPr>
             </w:pPr>
             <w:r>
               <w:rPr>
-                <w:rFonts w:ascii="Arial" w:eastAsia="Arial" w:hAnsi="Arial" w:cs="Arial"/>
+                <w:rFonts w:eastAsia="Arial"/>
+                <w:sz w:val="20"/>
                 <w:szCs w:val="20"/>
                 <w:lang w:val="pt-PT"/>
               </w:rPr>
@@ -8840,10 +8404,14 @@
           <w:p>
             <w:pPr>
               <w:ind w:firstLine="0"/>
-            </w:pPr>
-            <w:r>
-              <w:rPr>
-                <w:rFonts w:ascii="Arial" w:eastAsia="Arial" w:hAnsi="Arial" w:cs="Arial"/>
+              <w:rPr>
+                <w:sz w:val="20"/>
+              </w:rPr>
+            </w:pPr>
+            <w:r>
+              <w:rPr>
+                <w:rFonts w:eastAsia="Arial"/>
+                <w:sz w:val="20"/>
                 <w:szCs w:val="20"/>
               </w:rPr>
               <w:t>palavrasMaisFrequentes(ArrayList&lt;Email&gt;)</w:t>
@@ -8871,12 +8439,14 @@
             <w:pPr>
               <w:ind w:firstLine="0"/>
               <w:rPr>
+                <w:sz w:val="20"/>
                 <w:lang w:val="pt-PT"/>
               </w:rPr>
             </w:pPr>
             <w:r>
               <w:rPr>
-                <w:rFonts w:ascii="Arial" w:eastAsia="Arial" w:hAnsi="Arial" w:cs="Arial"/>
+                <w:rFonts w:eastAsia="Arial"/>
+                <w:sz w:val="20"/>
                 <w:szCs w:val="20"/>
                 <w:lang w:val="pt-PT"/>
               </w:rPr>
@@ -8912,10 +8482,14 @@
           <w:p>
             <w:pPr>
               <w:ind w:firstLine="0"/>
-            </w:pPr>
-            <w:r>
-              <w:rPr>
-                <w:rFonts w:ascii="Arial" w:eastAsia="Arial" w:hAnsi="Arial" w:cs="Arial"/>
+              <w:rPr>
+                <w:sz w:val="20"/>
+              </w:rPr>
+            </w:pPr>
+            <w:r>
+              <w:rPr>
+                <w:rFonts w:eastAsia="Arial"/>
+                <w:sz w:val="20"/>
                 <w:szCs w:val="20"/>
               </w:rPr>
               <w:t>resumoHistorico(ArrayList&lt;RegistoAnalise&gt;)</w:t>
@@ -8943,12 +8517,14 @@
             <w:pPr>
               <w:ind w:firstLine="0"/>
               <w:rPr>
+                <w:sz w:val="20"/>
                 <w:lang w:val="pt-PT"/>
               </w:rPr>
             </w:pPr>
             <w:r>
               <w:rPr>
-                <w:rFonts w:ascii="Arial" w:eastAsia="Arial" w:hAnsi="Arial" w:cs="Arial"/>
+                <w:rFonts w:eastAsia="Arial"/>
+                <w:sz w:val="20"/>
                 <w:szCs w:val="20"/>
                 <w:lang w:val="pt-PT"/>
               </w:rPr>
@@ -8962,13 +8538,12 @@
       <w:pPr>
         <w:pStyle w:val="Cabealho2"/>
         <w:rPr>
-          <w:rFonts w:ascii="Arial" w:eastAsia="Arial" w:hAnsi="Arial" w:cs="Arial"/>
+          <w:rFonts w:eastAsia="Arial"/>
           <w:bCs/>
           <w:color w:val="2E5FA3"/>
           <w:lang w:val="pt-PT"/>
         </w:rPr>
       </w:pPr>
-      <w:bookmarkStart w:id="15" w:name="_Toc229562402"/>
     </w:p>
     <w:p>
       <w:pPr>
@@ -8979,6 +8554,7 @@
           <w:lang w:val="pt-PT"/>
         </w:rPr>
       </w:pPr>
+      <w:bookmarkStart w:id="11" w:name="_Toc229571037"/>
       <w:r>
         <w:rPr>
           <w:rFonts w:eastAsia="Arial"/>
@@ -8986,9 +8562,20 @@
           <w:color w:val="auto"/>
           <w:lang w:val="pt-PT"/>
         </w:rPr>
-        <w:t>3.6 CLASSE MAIN</w:t>
-      </w:r>
-      <w:bookmarkEnd w:id="15"/>
+        <w:t xml:space="preserve">3.6 Classe </w:t>
+      </w:r>
+      <w:proofErr w:type="spellStart"/>
+      <w:r>
+        <w:rPr>
+          <w:rFonts w:eastAsia="Arial"/>
+          <w:bCs/>
+          <w:color w:val="auto"/>
+          <w:lang w:val="pt-PT"/>
+        </w:rPr>
+        <w:t>Main</w:t>
+      </w:r>
+      <w:bookmarkEnd w:id="11"/>
+      <w:proofErr w:type="spellEnd"/>
     </w:p>
     <w:p>
       <w:pPr>
@@ -9085,7 +8672,7 @@
         <w:ind w:firstLine="0"/>
         <w:jc w:val="left"/>
         <w:rPr>
-          <w:rFonts w:ascii="Arial" w:eastAsia="Arial" w:hAnsi="Arial" w:cs="Arial"/>
+          <w:rFonts w:eastAsia="Arial"/>
           <w:b/>
           <w:bCs/>
           <w:color w:val="1F3864"/>
@@ -9094,10 +8681,9 @@
           <w:lang w:val="pt-PT"/>
         </w:rPr>
       </w:pPr>
-      <w:bookmarkStart w:id="16" w:name="_Toc229562403"/>
-      <w:r>
-        <w:rPr>
-          <w:rFonts w:ascii="Arial" w:eastAsia="Arial" w:hAnsi="Arial" w:cs="Arial"/>
+      <w:r>
+        <w:rPr>
+          <w:rFonts w:eastAsia="Arial"/>
           <w:bCs/>
           <w:color w:val="1F3864"/>
           <w:szCs w:val="28"/>
@@ -9112,21 +8698,24 @@
         <w:ind w:left="0" w:firstLine="0"/>
         <w:rPr>
           <w:color w:val="auto"/>
-          <w:lang w:val="pt-PT"/>
-        </w:rPr>
-      </w:pPr>
+          <w:sz w:val="24"/>
+          <w:lang w:val="pt-PT"/>
+        </w:rPr>
+      </w:pPr>
+      <w:bookmarkStart w:id="12" w:name="_Toc229571038"/>
       <w:r>
         <w:rPr>
           <w:rFonts w:eastAsia="Arial"/>
           <w:bCs/>
           <w:color w:val="auto"/>
+          <w:sz w:val="24"/>
           <w:szCs w:val="28"/>
           <w:lang w:val="pt-PT"/>
         </w:rPr>
         <w:lastRenderedPageBreak/>
-        <w:t>4. Integração de Ficheiros</w:t>
-      </w:r>
-      <w:bookmarkEnd w:id="16"/>
+        <w:t>4. INTEGRAÇÃO DE FICHEIROS</w:t>
+      </w:r>
+      <w:bookmarkEnd w:id="12"/>
     </w:p>
     <w:p>
       <w:pPr>
@@ -9266,6 +8855,9 @@
             <w:pPr>
               <w:ind w:firstLine="0"/>
               <w:jc w:val="center"/>
+              <w:rPr>
+                <w:sz w:val="20"/>
+              </w:rPr>
             </w:pPr>
             <w:r>
               <w:rPr>
@@ -9273,6 +8865,7 @@
                 <w:b/>
                 <w:bCs/>
                 <w:color w:val="FFFFFF"/>
+                <w:sz w:val="20"/>
                 <w:szCs w:val="20"/>
               </w:rPr>
               <w:t>Ficheiro</w:t>
@@ -9300,6 +8893,9 @@
             <w:pPr>
               <w:ind w:firstLine="0"/>
               <w:jc w:val="center"/>
+              <w:rPr>
+                <w:sz w:val="20"/>
+              </w:rPr>
             </w:pPr>
             <w:r>
               <w:rPr>
@@ -9307,6 +8903,7 @@
                 <w:b/>
                 <w:bCs/>
                 <w:color w:val="FFFFFF"/>
+                <w:sz w:val="20"/>
                 <w:szCs w:val="20"/>
               </w:rPr>
               <w:t>Formato</w:t>
@@ -9334,6 +8931,9 @@
             <w:pPr>
               <w:ind w:firstLine="0"/>
               <w:jc w:val="center"/>
+              <w:rPr>
+                <w:sz w:val="20"/>
+              </w:rPr>
             </w:pPr>
             <w:r>
               <w:rPr>
@@ -9341,6 +8941,7 @@
                 <w:b/>
                 <w:bCs/>
                 <w:color w:val="FFFFFF"/>
+                <w:sz w:val="20"/>
                 <w:szCs w:val="20"/>
               </w:rPr>
               <w:t>Propósito</w:t>
@@ -9375,10 +8976,14 @@
           <w:p>
             <w:pPr>
               <w:ind w:firstLine="0"/>
-            </w:pPr>
-            <w:r>
-              <w:rPr>
-                <w:rFonts w:eastAsia="Arial"/>
+              <w:rPr>
+                <w:sz w:val="20"/>
+              </w:rPr>
+            </w:pPr>
+            <w:r>
+              <w:rPr>
+                <w:rFonts w:eastAsia="Arial"/>
+                <w:sz w:val="20"/>
                 <w:szCs w:val="20"/>
               </w:rPr>
               <w:t>emails_entrada.txt</w:t>
@@ -9405,10 +9010,14 @@
           <w:p>
             <w:pPr>
               <w:ind w:firstLine="0"/>
-            </w:pPr>
-            <w:r>
-              <w:rPr>
-                <w:rFonts w:eastAsia="Arial"/>
+              <w:rPr>
+                <w:sz w:val="20"/>
+              </w:rPr>
+            </w:pPr>
+            <w:r>
+              <w:rPr>
+                <w:rFonts w:eastAsia="Arial"/>
+                <w:sz w:val="20"/>
                 <w:szCs w:val="20"/>
               </w:rPr>
               <w:t>.txt estruturado</w:t>
@@ -9436,12 +9045,14 @@
             <w:pPr>
               <w:ind w:firstLine="0"/>
               <w:rPr>
+                <w:sz w:val="20"/>
                 <w:lang w:val="pt-PT"/>
               </w:rPr>
             </w:pPr>
             <w:r>
               <w:rPr>
                 <w:rFonts w:eastAsia="Arial"/>
+                <w:sz w:val="20"/>
                 <w:szCs w:val="20"/>
                 <w:lang w:val="pt-PT"/>
               </w:rPr>
@@ -9477,10 +9088,14 @@
           <w:p>
             <w:pPr>
               <w:ind w:firstLine="0"/>
-            </w:pPr>
-            <w:r>
-              <w:rPr>
-                <w:rFonts w:eastAsia="Arial"/>
+              <w:rPr>
+                <w:sz w:val="20"/>
+              </w:rPr>
+            </w:pPr>
+            <w:r>
+              <w:rPr>
+                <w:rFonts w:eastAsia="Arial"/>
+                <w:sz w:val="20"/>
                 <w:szCs w:val="20"/>
               </w:rPr>
               <w:t>palavras_suspeitas.txt</w:t>
@@ -9507,10 +9122,14 @@
           <w:p>
             <w:pPr>
               <w:ind w:firstLine="0"/>
-            </w:pPr>
-            <w:r>
-              <w:rPr>
-                <w:rFonts w:eastAsia="Arial"/>
+              <w:rPr>
+                <w:sz w:val="20"/>
+              </w:rPr>
+            </w:pPr>
+            <w:r>
+              <w:rPr>
+                <w:rFonts w:eastAsia="Arial"/>
+                <w:sz w:val="20"/>
                 <w:szCs w:val="20"/>
               </w:rPr>
               <w:t>.txt</w:t>
@@ -9538,12 +9157,14 @@
             <w:pPr>
               <w:ind w:firstLine="0"/>
               <w:rPr>
+                <w:sz w:val="20"/>
                 <w:lang w:val="pt-PT"/>
               </w:rPr>
             </w:pPr>
             <w:r>
               <w:rPr>
                 <w:rFonts w:eastAsia="Arial"/>
+                <w:sz w:val="20"/>
                 <w:szCs w:val="20"/>
                 <w:lang w:val="pt-PT"/>
               </w:rPr>
@@ -9553,6 +9174,7 @@
             <w:r>
               <w:rPr>
                 <w:rFonts w:eastAsia="Arial"/>
+                <w:sz w:val="20"/>
                 <w:szCs w:val="20"/>
                 <w:lang w:val="pt-PT"/>
               </w:rPr>
@@ -9562,6 +9184,7 @@
             <w:r>
               <w:rPr>
                 <w:rFonts w:eastAsia="Arial"/>
+                <w:sz w:val="20"/>
                 <w:szCs w:val="20"/>
                 <w:lang w:val="pt-PT"/>
               </w:rPr>
@@ -9571,6 +9194,7 @@
             <w:r>
               <w:rPr>
                 <w:rFonts w:eastAsia="Arial"/>
+                <w:sz w:val="20"/>
                 <w:szCs w:val="20"/>
                 <w:lang w:val="pt-PT"/>
               </w:rPr>
@@ -9580,6 +9204,7 @@
             <w:r>
               <w:rPr>
                 <w:rFonts w:eastAsia="Arial"/>
+                <w:sz w:val="20"/>
                 <w:szCs w:val="20"/>
                 <w:lang w:val="pt-PT"/>
               </w:rPr>
@@ -9615,10 +9240,14 @@
           <w:p>
             <w:pPr>
               <w:ind w:firstLine="0"/>
-            </w:pPr>
-            <w:r>
-              <w:rPr>
-                <w:rFonts w:eastAsia="Arial"/>
+              <w:rPr>
+                <w:sz w:val="20"/>
+              </w:rPr>
+            </w:pPr>
+            <w:r>
+              <w:rPr>
+                <w:rFonts w:eastAsia="Arial"/>
+                <w:sz w:val="20"/>
                 <w:szCs w:val="20"/>
               </w:rPr>
               <w:t>dominios_negros.txt</w:t>
@@ -9645,10 +9274,14 @@
           <w:p>
             <w:pPr>
               <w:ind w:firstLine="0"/>
-            </w:pPr>
-            <w:r>
-              <w:rPr>
-                <w:rFonts w:eastAsia="Arial"/>
+              <w:rPr>
+                <w:sz w:val="20"/>
+              </w:rPr>
+            </w:pPr>
+            <w:r>
+              <w:rPr>
+                <w:rFonts w:eastAsia="Arial"/>
+                <w:sz w:val="20"/>
                 <w:szCs w:val="20"/>
               </w:rPr>
               <w:t>.txt</w:t>
@@ -9676,12 +9309,14 @@
             <w:pPr>
               <w:ind w:firstLine="0"/>
               <w:rPr>
+                <w:sz w:val="20"/>
                 <w:lang w:val="pt-PT"/>
               </w:rPr>
             </w:pPr>
             <w:r>
               <w:rPr>
                 <w:rFonts w:eastAsia="Arial"/>
+                <w:sz w:val="20"/>
                 <w:szCs w:val="20"/>
                 <w:lang w:val="pt-PT"/>
               </w:rPr>
@@ -9717,10 +9352,14 @@
           <w:p>
             <w:pPr>
               <w:ind w:firstLine="0"/>
-            </w:pPr>
-            <w:r>
-              <w:rPr>
-                <w:rFonts w:eastAsia="Arial"/>
+              <w:rPr>
+                <w:sz w:val="20"/>
+              </w:rPr>
+            </w:pPr>
+            <w:r>
+              <w:rPr>
+                <w:rFonts w:eastAsia="Arial"/>
+                <w:sz w:val="20"/>
                 <w:szCs w:val="20"/>
               </w:rPr>
               <w:t>historico.txt</w:t>
@@ -9747,10 +9386,14 @@
           <w:p>
             <w:pPr>
               <w:ind w:firstLine="0"/>
-            </w:pPr>
-            <w:r>
-              <w:rPr>
-                <w:rFonts w:eastAsia="Arial"/>
+              <w:rPr>
+                <w:sz w:val="20"/>
+              </w:rPr>
+            </w:pPr>
+            <w:r>
+              <w:rPr>
+                <w:rFonts w:eastAsia="Arial"/>
+                <w:sz w:val="20"/>
                 <w:szCs w:val="20"/>
               </w:rPr>
               <w:t>.txt com |</w:t>
@@ -9778,12 +9421,14 @@
             <w:pPr>
               <w:ind w:firstLine="0"/>
               <w:rPr>
+                <w:sz w:val="20"/>
                 <w:lang w:val="pt-PT"/>
               </w:rPr>
             </w:pPr>
             <w:r>
               <w:rPr>
                 <w:rFonts w:eastAsia="Arial"/>
+                <w:sz w:val="20"/>
                 <w:szCs w:val="20"/>
                 <w:lang w:val="pt-PT"/>
               </w:rPr>
@@ -9793,6 +9438,7 @@
             <w:r>
               <w:rPr>
                 <w:rFonts w:eastAsia="Arial"/>
+                <w:sz w:val="20"/>
                 <w:szCs w:val="20"/>
                 <w:lang w:val="pt-PT"/>
               </w:rPr>
@@ -9829,10 +9475,14 @@
           <w:p>
             <w:pPr>
               <w:ind w:firstLine="0"/>
-            </w:pPr>
-            <w:r>
-              <w:rPr>
-                <w:rFonts w:eastAsia="Arial"/>
+              <w:rPr>
+                <w:sz w:val="20"/>
+              </w:rPr>
+            </w:pPr>
+            <w:r>
+              <w:rPr>
+                <w:rFonts w:eastAsia="Arial"/>
+                <w:sz w:val="20"/>
                 <w:szCs w:val="20"/>
               </w:rPr>
               <w:t>relatorio_YYYY-MM-DD.txt</w:t>
@@ -9859,10 +9509,14 @@
           <w:p>
             <w:pPr>
               <w:ind w:firstLine="0"/>
-            </w:pPr>
-            <w:r>
-              <w:rPr>
-                <w:rFonts w:eastAsia="Arial"/>
+              <w:rPr>
+                <w:sz w:val="20"/>
+              </w:rPr>
+            </w:pPr>
+            <w:r>
+              <w:rPr>
+                <w:rFonts w:eastAsia="Arial"/>
+                <w:sz w:val="20"/>
                 <w:szCs w:val="20"/>
               </w:rPr>
               <w:t>.txt formatado</w:t>
@@ -9890,12 +9544,14 @@
             <w:pPr>
               <w:ind w:firstLine="0"/>
               <w:rPr>
+                <w:sz w:val="20"/>
                 <w:lang w:val="pt-PT"/>
               </w:rPr>
             </w:pPr>
             <w:r>
               <w:rPr>
                 <w:rFonts w:eastAsia="Arial"/>
+                <w:sz w:val="20"/>
                 <w:szCs w:val="20"/>
                 <w:lang w:val="pt-PT"/>
               </w:rPr>
@@ -9921,7 +9577,7 @@
           <w:lang w:val="pt-PT"/>
         </w:rPr>
       </w:pPr>
-      <w:bookmarkStart w:id="17" w:name="_Toc229562404"/>
+      <w:bookmarkStart w:id="13" w:name="_Toc229571039"/>
       <w:r>
         <w:rPr>
           <w:rFonts w:eastAsia="Arial"/>
@@ -9931,7 +9587,7 @@
         </w:rPr>
         <w:t>4.1 Formato do Ficheiro de Emails</w:t>
       </w:r>
-      <w:bookmarkEnd w:id="17"/>
+      <w:bookmarkEnd w:id="13"/>
     </w:p>
     <w:p>
       <w:pPr>
@@ -9969,7 +9625,7 @@
       </w:pPr>
       <w:r>
         <w:rPr>
-          <w:rFonts w:ascii="Courier New" w:eastAsia="Courier New" w:hAnsi="Courier New" w:cs="Courier New"/>
+          <w:rFonts w:eastAsia="Courier New"/>
           <w:color w:val="1A1A2E"/>
           <w:sz w:val="18"/>
           <w:szCs w:val="18"/>
@@ -9989,7 +9645,7 @@
       </w:pPr>
       <w:r>
         <w:rPr>
-          <w:rFonts w:ascii="Courier New" w:eastAsia="Courier New" w:hAnsi="Courier New" w:cs="Courier New"/>
+          <w:rFonts w:eastAsia="Courier New"/>
           <w:color w:val="1A1A2E"/>
           <w:sz w:val="18"/>
           <w:szCs w:val="18"/>
@@ -10009,7 +9665,7 @@
       </w:pPr>
       <w:r>
         <w:rPr>
-          <w:rFonts w:ascii="Courier New" w:eastAsia="Courier New" w:hAnsi="Courier New" w:cs="Courier New"/>
+          <w:rFonts w:eastAsia="Courier New"/>
           <w:color w:val="1A1A2E"/>
           <w:sz w:val="18"/>
           <w:szCs w:val="18"/>
@@ -10029,7 +9685,7 @@
       </w:pPr>
       <w:r>
         <w:rPr>
-          <w:rFonts w:ascii="Courier New" w:eastAsia="Courier New" w:hAnsi="Courier New" w:cs="Courier New"/>
+          <w:rFonts w:eastAsia="Courier New"/>
           <w:color w:val="1A1A2E"/>
           <w:sz w:val="18"/>
           <w:szCs w:val="18"/>
@@ -10049,7 +9705,7 @@
       </w:pPr>
       <w:r>
         <w:rPr>
-          <w:rFonts w:ascii="Courier New" w:eastAsia="Courier New" w:hAnsi="Courier New" w:cs="Courier New"/>
+          <w:rFonts w:eastAsia="Courier New"/>
           <w:color w:val="1A1A2E"/>
           <w:sz w:val="18"/>
           <w:szCs w:val="18"/>
@@ -10069,7 +9725,7 @@
       </w:pPr>
       <w:r>
         <w:rPr>
-          <w:rFonts w:ascii="Courier New" w:eastAsia="Courier New" w:hAnsi="Courier New" w:cs="Courier New"/>
+          <w:rFonts w:eastAsia="Courier New"/>
           <w:color w:val="1A1A2E"/>
           <w:sz w:val="18"/>
           <w:szCs w:val="18"/>
@@ -10089,7 +9745,7 @@
       </w:pPr>
       <w:r>
         <w:rPr>
-          <w:rFonts w:ascii="Courier New" w:eastAsia="Courier New" w:hAnsi="Courier New" w:cs="Courier New"/>
+          <w:rFonts w:eastAsia="Courier New"/>
           <w:color w:val="1A1A2E"/>
           <w:sz w:val="18"/>
           <w:szCs w:val="18"/>
@@ -10109,7 +9765,7 @@
       </w:pPr>
       <w:r>
         <w:rPr>
-          <w:rFonts w:ascii="Courier New" w:eastAsia="Courier New" w:hAnsi="Courier New" w:cs="Courier New"/>
+          <w:rFonts w:eastAsia="Courier New"/>
           <w:color w:val="1A1A2E"/>
           <w:sz w:val="18"/>
           <w:szCs w:val="18"/>
@@ -10124,7 +9780,7 @@
         <w:ind w:firstLine="0"/>
         <w:jc w:val="left"/>
         <w:rPr>
-          <w:rFonts w:ascii="Arial" w:eastAsia="Arial" w:hAnsi="Arial" w:cs="Arial"/>
+          <w:rFonts w:eastAsia="Arial"/>
           <w:b/>
           <w:bCs/>
           <w:color w:val="1F3864"/>
@@ -10133,10 +9789,9 @@
           <w:lang w:val="pt-PT"/>
         </w:rPr>
       </w:pPr>
-      <w:bookmarkStart w:id="18" w:name="_Toc229562405"/>
-      <w:r>
-        <w:rPr>
-          <w:rFonts w:ascii="Arial" w:eastAsia="Arial" w:hAnsi="Arial" w:cs="Arial"/>
+      <w:r>
+        <w:rPr>
+          <w:rFonts w:eastAsia="Arial"/>
           <w:bCs/>
           <w:color w:val="1F3864"/>
           <w:szCs w:val="28"/>
@@ -10153,6 +9808,7 @@
           <w:lang w:val="pt-PT"/>
         </w:rPr>
       </w:pPr>
+      <w:bookmarkStart w:id="14" w:name="_Toc229571040"/>
       <w:r>
         <w:rPr>
           <w:rFonts w:eastAsia="Arial"/>
@@ -10162,9 +9818,9 @@
           <w:lang w:val="pt-PT"/>
         </w:rPr>
         <w:lastRenderedPageBreak/>
-        <w:t>5. Conceitos Java Aplicados</w:t>
-      </w:r>
-      <w:bookmarkEnd w:id="18"/>
+        <w:t>5. CONCEITOS JAVA APLICADOS</w:t>
+      </w:r>
+      <w:bookmarkEnd w:id="14"/>
     </w:p>
     <w:p>
       <w:pPr>
@@ -10276,6 +9932,9 @@
           <w:p>
             <w:pPr>
               <w:ind w:firstLine="0"/>
+              <w:rPr>
+                <w:sz w:val="20"/>
+              </w:rPr>
             </w:pPr>
             <w:r>
               <w:rPr>
@@ -10283,6 +9942,7 @@
                 <w:b/>
                 <w:bCs/>
                 <w:color w:val="FFFFFF"/>
+                <w:sz w:val="20"/>
                 <w:szCs w:val="20"/>
               </w:rPr>
               <w:t>Conceito</w:t>
@@ -10310,6 +9970,9 @@
             <w:pPr>
               <w:ind w:firstLine="0"/>
               <w:jc w:val="center"/>
+              <w:rPr>
+                <w:sz w:val="20"/>
+              </w:rPr>
             </w:pPr>
             <w:r>
               <w:rPr>
@@ -10317,6 +9980,7 @@
                 <w:b/>
                 <w:bCs/>
                 <w:color w:val="FFFFFF"/>
+                <w:sz w:val="20"/>
                 <w:szCs w:val="20"/>
               </w:rPr>
               <w:t>Onde é Aplicado</w:t>
@@ -10351,12 +10015,16 @@
           <w:p>
             <w:pPr>
               <w:ind w:firstLine="0"/>
+              <w:rPr>
+                <w:sz w:val="20"/>
+              </w:rPr>
             </w:pPr>
             <w:r>
               <w:rPr>
                 <w:rFonts w:eastAsia="Arial"/>
                 <w:b/>
                 <w:bCs/>
+                <w:sz w:val="20"/>
                 <w:szCs w:val="20"/>
               </w:rPr>
               <w:t>Estruturas de selecção</w:t>
@@ -10384,12 +10052,14 @@
             <w:pPr>
               <w:ind w:firstLine="0"/>
               <w:rPr>
+                <w:sz w:val="20"/>
                 <w:lang w:val="pt-PT"/>
               </w:rPr>
             </w:pPr>
             <w:r>
               <w:rPr>
                 <w:rFonts w:eastAsia="Arial"/>
+                <w:sz w:val="20"/>
                 <w:szCs w:val="20"/>
                 <w:lang w:val="pt-PT"/>
               </w:rPr>
@@ -10399,6 +10069,7 @@
             <w:r>
               <w:rPr>
                 <w:rFonts w:eastAsia="Arial"/>
+                <w:sz w:val="20"/>
                 <w:szCs w:val="20"/>
                 <w:lang w:val="pt-PT"/>
               </w:rPr>
@@ -10408,6 +10079,7 @@
             <w:r>
               <w:rPr>
                 <w:rFonts w:eastAsia="Arial"/>
+                <w:sz w:val="20"/>
                 <w:szCs w:val="20"/>
                 <w:lang w:val="pt-PT"/>
               </w:rPr>
@@ -10443,12 +10115,16 @@
           <w:p>
             <w:pPr>
               <w:ind w:firstLine="0"/>
+              <w:rPr>
+                <w:sz w:val="20"/>
+              </w:rPr>
             </w:pPr>
             <w:r>
               <w:rPr>
                 <w:rFonts w:eastAsia="Arial"/>
                 <w:b/>
                 <w:bCs/>
+                <w:sz w:val="20"/>
                 <w:szCs w:val="20"/>
               </w:rPr>
               <w:t>Estruturas de repetição</w:t>
@@ -10476,6 +10152,7 @@
             <w:pPr>
               <w:ind w:firstLine="0"/>
               <w:rPr>
+                <w:sz w:val="20"/>
                 <w:lang w:val="pt-PT"/>
               </w:rPr>
             </w:pPr>
@@ -10483,6 +10160,7 @@
             <w:r>
               <w:rPr>
                 <w:rFonts w:eastAsia="Arial"/>
+                <w:sz w:val="20"/>
                 <w:szCs w:val="20"/>
                 <w:lang w:val="pt-PT"/>
               </w:rPr>
@@ -10492,6 +10170,7 @@
             <w:r>
               <w:rPr>
                 <w:rFonts w:eastAsia="Arial"/>
+                <w:sz w:val="20"/>
                 <w:szCs w:val="20"/>
                 <w:lang w:val="pt-PT"/>
               </w:rPr>
@@ -10501,6 +10180,7 @@
             <w:r>
               <w:rPr>
                 <w:rFonts w:eastAsia="Arial"/>
+                <w:sz w:val="20"/>
                 <w:szCs w:val="20"/>
                 <w:lang w:val="pt-PT"/>
               </w:rPr>
@@ -10510,6 +10190,7 @@
             <w:r>
               <w:rPr>
                 <w:rFonts w:eastAsia="Arial"/>
+                <w:sz w:val="20"/>
                 <w:szCs w:val="20"/>
                 <w:lang w:val="pt-PT"/>
               </w:rPr>
@@ -10545,12 +10226,16 @@
           <w:p>
             <w:pPr>
               <w:ind w:firstLine="0"/>
+              <w:rPr>
+                <w:sz w:val="20"/>
+              </w:rPr>
             </w:pPr>
             <w:r>
               <w:rPr>
                 <w:rFonts w:eastAsia="Arial"/>
                 <w:b/>
                 <w:bCs/>
+                <w:sz w:val="20"/>
                 <w:szCs w:val="20"/>
               </w:rPr>
               <w:t>ArrayList</w:t>
@@ -10578,12 +10263,14 @@
             <w:pPr>
               <w:ind w:firstLine="0"/>
               <w:rPr>
+                <w:sz w:val="20"/>
                 <w:lang w:val="pt-PT"/>
               </w:rPr>
             </w:pPr>
             <w:r>
               <w:rPr>
                 <w:rFonts w:eastAsia="Arial"/>
+                <w:sz w:val="20"/>
                 <w:szCs w:val="20"/>
                 <w:lang w:val="pt-PT"/>
               </w:rPr>
@@ -10619,12 +10306,16 @@
           <w:p>
             <w:pPr>
               <w:ind w:firstLine="0"/>
+              <w:rPr>
+                <w:sz w:val="20"/>
+              </w:rPr>
             </w:pPr>
             <w:r>
               <w:rPr>
                 <w:rFonts w:eastAsia="Arial"/>
                 <w:b/>
                 <w:bCs/>
+                <w:sz w:val="20"/>
                 <w:szCs w:val="20"/>
               </w:rPr>
               <w:t>Classes e Atributos</w:t>
@@ -10652,12 +10343,14 @@
             <w:pPr>
               <w:ind w:firstLine="0"/>
               <w:rPr>
+                <w:sz w:val="20"/>
                 <w:lang w:val="pt-PT"/>
               </w:rPr>
             </w:pPr>
             <w:r>
               <w:rPr>
                 <w:rFonts w:eastAsia="Arial"/>
+                <w:sz w:val="20"/>
                 <w:szCs w:val="20"/>
                 <w:lang w:val="pt-PT"/>
               </w:rPr>
@@ -10667,6 +10360,7 @@
             <w:r>
               <w:rPr>
                 <w:rFonts w:eastAsia="Arial"/>
+                <w:sz w:val="20"/>
                 <w:szCs w:val="20"/>
                 <w:lang w:val="pt-PT"/>
               </w:rPr>
@@ -10676,6 +10370,7 @@
             <w:r>
               <w:rPr>
                 <w:rFonts w:eastAsia="Arial"/>
+                <w:sz w:val="20"/>
                 <w:szCs w:val="20"/>
                 <w:lang w:val="pt-PT"/>
               </w:rPr>
@@ -10685,6 +10380,7 @@
             <w:r>
               <w:rPr>
                 <w:rFonts w:eastAsia="Arial"/>
+                <w:sz w:val="20"/>
                 <w:szCs w:val="20"/>
                 <w:lang w:val="pt-PT"/>
               </w:rPr>
@@ -10694,6 +10390,7 @@
             <w:r>
               <w:rPr>
                 <w:rFonts w:eastAsia="Arial"/>
+                <w:sz w:val="20"/>
                 <w:szCs w:val="20"/>
                 <w:lang w:val="pt-PT"/>
               </w:rPr>
@@ -10703,6 +10400,7 @@
             <w:r>
               <w:rPr>
                 <w:rFonts w:eastAsia="Arial"/>
+                <w:sz w:val="20"/>
                 <w:szCs w:val="20"/>
                 <w:lang w:val="pt-PT"/>
               </w:rPr>
@@ -10712,6 +10410,7 @@
             <w:r>
               <w:rPr>
                 <w:rFonts w:eastAsia="Arial"/>
+                <w:sz w:val="20"/>
                 <w:szCs w:val="20"/>
                 <w:lang w:val="pt-PT"/>
               </w:rPr>
@@ -10721,6 +10420,7 @@
             <w:r>
               <w:rPr>
                 <w:rFonts w:eastAsia="Arial"/>
+                <w:sz w:val="20"/>
                 <w:szCs w:val="20"/>
                 <w:lang w:val="pt-PT"/>
               </w:rPr>
@@ -10757,12 +10457,16 @@
           <w:p>
             <w:pPr>
               <w:ind w:firstLine="0"/>
+              <w:rPr>
+                <w:sz w:val="20"/>
+              </w:rPr>
             </w:pPr>
             <w:r>
               <w:rPr>
                 <w:rFonts w:eastAsia="Arial"/>
                 <w:b/>
                 <w:bCs/>
+                <w:sz w:val="20"/>
                 <w:szCs w:val="20"/>
               </w:rPr>
               <w:t>Strings</w:t>
@@ -10790,12 +10494,14 @@
             <w:pPr>
               <w:ind w:firstLine="0"/>
               <w:rPr>
+                <w:sz w:val="20"/>
                 <w:lang w:val="pt-PT"/>
               </w:rPr>
             </w:pPr>
             <w:r>
               <w:rPr>
                 <w:rFonts w:eastAsia="Arial"/>
+                <w:sz w:val="20"/>
                 <w:szCs w:val="20"/>
                 <w:lang w:val="pt-PT"/>
               </w:rPr>
@@ -10805,6 +10511,7 @@
             <w:r>
               <w:rPr>
                 <w:rFonts w:eastAsia="Arial"/>
+                <w:sz w:val="20"/>
                 <w:szCs w:val="20"/>
                 <w:lang w:val="pt-PT"/>
               </w:rPr>
@@ -10814,6 +10521,7 @@
             <w:r>
               <w:rPr>
                 <w:rFonts w:eastAsia="Arial"/>
+                <w:sz w:val="20"/>
                 <w:szCs w:val="20"/>
                 <w:lang w:val="pt-PT"/>
               </w:rPr>
@@ -10823,6 +10531,7 @@
             <w:r>
               <w:rPr>
                 <w:rFonts w:eastAsia="Arial"/>
+                <w:sz w:val="20"/>
                 <w:szCs w:val="20"/>
                 <w:lang w:val="pt-PT"/>
               </w:rPr>
@@ -10832,6 +10541,7 @@
             <w:r>
               <w:rPr>
                 <w:rFonts w:eastAsia="Arial"/>
+                <w:sz w:val="20"/>
                 <w:szCs w:val="20"/>
                 <w:lang w:val="pt-PT"/>
               </w:rPr>
@@ -10841,6 +10551,7 @@
             <w:r>
               <w:rPr>
                 <w:rFonts w:eastAsia="Arial"/>
+                <w:sz w:val="20"/>
                 <w:szCs w:val="20"/>
                 <w:lang w:val="pt-PT"/>
               </w:rPr>
@@ -10877,12 +10588,16 @@
           <w:p>
             <w:pPr>
               <w:ind w:firstLine="0"/>
+              <w:rPr>
+                <w:sz w:val="20"/>
+              </w:rPr>
             </w:pPr>
             <w:r>
               <w:rPr>
                 <w:rFonts w:eastAsia="Arial"/>
                 <w:b/>
                 <w:bCs/>
+                <w:sz w:val="20"/>
                 <w:szCs w:val="20"/>
               </w:rPr>
               <w:t>Funções (Métodos)</w:t>
@@ -10910,12 +10625,14 @@
             <w:pPr>
               <w:ind w:firstLine="0"/>
               <w:rPr>
+                <w:sz w:val="20"/>
                 <w:lang w:val="pt-PT"/>
               </w:rPr>
             </w:pPr>
             <w:r>
               <w:rPr>
                 <w:rFonts w:eastAsia="Arial"/>
+                <w:sz w:val="20"/>
                 <w:szCs w:val="20"/>
                 <w:lang w:val="pt-PT"/>
               </w:rPr>
@@ -10924,6 +10641,7 @@
             <w:r>
               <w:rPr>
                 <w:rFonts w:eastAsia="Arial"/>
+                <w:sz w:val="20"/>
                 <w:szCs w:val="20"/>
                 <w:lang w:val="pt-PT"/>
               </w:rPr>
@@ -10933,6 +10651,7 @@
             <w:r>
               <w:rPr>
                 <w:rFonts w:eastAsia="Arial"/>
+                <w:sz w:val="20"/>
                 <w:szCs w:val="20"/>
                 <w:lang w:val="pt-PT"/>
               </w:rPr>
@@ -10941,6 +10660,7 @@
             <w:r>
               <w:rPr>
                 <w:rFonts w:eastAsia="Arial"/>
+                <w:sz w:val="20"/>
                 <w:szCs w:val="20"/>
                 <w:lang w:val="pt-PT"/>
               </w:rPr>
@@ -10950,6 +10670,7 @@
             <w:r>
               <w:rPr>
                 <w:rFonts w:eastAsia="Arial"/>
+                <w:sz w:val="20"/>
                 <w:szCs w:val="20"/>
                 <w:lang w:val="pt-PT"/>
               </w:rPr>
@@ -10985,12 +10706,16 @@
           <w:p>
             <w:pPr>
               <w:ind w:firstLine="0"/>
+              <w:rPr>
+                <w:sz w:val="20"/>
+              </w:rPr>
             </w:pPr>
             <w:r>
               <w:rPr>
                 <w:rFonts w:eastAsia="Arial"/>
                 <w:b/>
                 <w:bCs/>
+                <w:sz w:val="20"/>
                 <w:szCs w:val="20"/>
               </w:rPr>
               <w:t>Ficheiros (I/O)</w:t>
@@ -11018,12 +10743,14 @@
             <w:pPr>
               <w:ind w:firstLine="0"/>
               <w:rPr>
+                <w:sz w:val="20"/>
                 <w:lang w:val="pt-PT"/>
               </w:rPr>
             </w:pPr>
             <w:r>
               <w:rPr>
                 <w:rFonts w:eastAsia="Arial"/>
+                <w:sz w:val="20"/>
                 <w:szCs w:val="20"/>
                 <w:lang w:val="pt-PT"/>
               </w:rPr>
@@ -11037,14 +10764,13 @@
       <w:pPr>
         <w:pStyle w:val="Cabealho1"/>
         <w:rPr>
-          <w:rFonts w:ascii="Arial" w:eastAsia="Arial" w:hAnsi="Arial" w:cs="Arial"/>
+          <w:rFonts w:eastAsia="Arial"/>
           <w:bCs/>
           <w:color w:val="1F3864"/>
           <w:szCs w:val="28"/>
           <w:lang w:val="pt-PT"/>
         </w:rPr>
       </w:pPr>
-      <w:bookmarkStart w:id="19" w:name="_Toc229562406"/>
     </w:p>
     <w:p>
       <w:pPr>
@@ -11052,7 +10778,7 @@
         <w:ind w:firstLine="0"/>
         <w:jc w:val="left"/>
         <w:rPr>
-          <w:rFonts w:ascii="Arial" w:eastAsia="Arial" w:hAnsi="Arial" w:cs="Arial"/>
+          <w:rFonts w:eastAsia="Arial"/>
           <w:b/>
           <w:bCs/>
           <w:color w:val="1F3864"/>
@@ -11063,7 +10789,7 @@
       </w:pPr>
       <w:r>
         <w:rPr>
-          <w:rFonts w:ascii="Arial" w:eastAsia="Arial" w:hAnsi="Arial" w:cs="Arial"/>
+          <w:rFonts w:eastAsia="Arial"/>
           <w:bCs/>
           <w:color w:val="1F3864"/>
           <w:szCs w:val="28"/>
@@ -11077,21 +10803,24 @@
         <w:pStyle w:val="Cabealho1"/>
         <w:rPr>
           <w:color w:val="auto"/>
-          <w:lang w:val="pt-PT"/>
-        </w:rPr>
-      </w:pPr>
+          <w:sz w:val="24"/>
+          <w:lang w:val="pt-PT"/>
+        </w:rPr>
+      </w:pPr>
+      <w:bookmarkStart w:id="15" w:name="_Toc229571041"/>
       <w:r>
         <w:rPr>
           <w:rFonts w:eastAsia="Arial"/>
           <w:bCs/>
           <w:color w:val="auto"/>
+          <w:sz w:val="24"/>
           <w:szCs w:val="28"/>
           <w:lang w:val="pt-PT"/>
         </w:rPr>
         <w:lastRenderedPageBreak/>
-        <w:t>6. Modo de Funcionamento Geral</w:t>
-      </w:r>
-      <w:bookmarkEnd w:id="19"/>
+        <w:t>6. MODO DE FUNCIONAMENTO GERAL</w:t>
+      </w:r>
+      <w:bookmarkEnd w:id="15"/>
     </w:p>
     <w:p>
       <w:pPr>
@@ -11384,7 +11113,7 @@
         <w:ind w:firstLine="0"/>
         <w:jc w:val="left"/>
         <w:rPr>
-          <w:rFonts w:ascii="Arial" w:eastAsia="Arial" w:hAnsi="Arial" w:cs="Arial"/>
+          <w:rFonts w:eastAsia="Arial"/>
           <w:b/>
           <w:bCs/>
           <w:color w:val="1F3864"/>
@@ -11393,10 +11122,9 @@
           <w:lang w:val="pt-PT"/>
         </w:rPr>
       </w:pPr>
-      <w:bookmarkStart w:id="20" w:name="_Toc229562407"/>
-      <w:r>
-        <w:rPr>
-          <w:rFonts w:ascii="Arial" w:eastAsia="Arial" w:hAnsi="Arial" w:cs="Arial"/>
+      <w:r>
+        <w:rPr>
+          <w:rFonts w:eastAsia="Arial"/>
           <w:bCs/>
           <w:color w:val="1F3864"/>
           <w:szCs w:val="28"/>
@@ -11413,6 +11141,7 @@
           <w:lang w:val="pt-PT"/>
         </w:rPr>
       </w:pPr>
+      <w:bookmarkStart w:id="16" w:name="_Toc229571042"/>
       <w:r>
         <w:rPr>
           <w:rFonts w:eastAsia="Arial"/>
@@ -11422,9 +11151,9 @@
           <w:lang w:val="pt-PT"/>
         </w:rPr>
         <w:lastRenderedPageBreak/>
-        <w:t>7. Distribuição de Tarefas</w:t>
-      </w:r>
-      <w:bookmarkEnd w:id="20"/>
+        <w:t>7. DISTRIBUIÇÃO DE TAREFAS</w:t>
+      </w:r>
+      <w:bookmarkEnd w:id="16"/>
     </w:p>
     <w:p>
       <w:pPr>
@@ -12818,6 +12547,145 @@
               <w:bottom w:val="single" w:sz="1" w:space="0" w:color="AAAAAA"/>
               <w:right w:val="single" w:sz="1" w:space="0" w:color="AAAAAA"/>
             </w:tcBorders>
+            <w:shd w:val="clear" w:color="auto" w:fill="FFFFFF"/>
+            <w:tcMar>
+              <w:top w:w="80" w:type="dxa"/>
+              <w:left w:w="140" w:type="dxa"/>
+              <w:bottom w:w="80" w:type="dxa"/>
+              <w:right w:w="140" w:type="dxa"/>
+            </w:tcMar>
+          </w:tcPr>
+          <w:p>
+            <w:pPr>
+              <w:jc w:val="center"/>
+              <w:rPr>
+                <w:sz w:val="20"/>
+              </w:rPr>
+            </w:pPr>
+          </w:p>
+        </w:tc>
+        <w:tc>
+          <w:tcPr>
+            <w:tcW w:w="1800" w:type="dxa"/>
+            <w:tcBorders>
+              <w:top w:val="single" w:sz="1" w:space="0" w:color="AAAAAA"/>
+              <w:left w:val="single" w:sz="1" w:space="0" w:color="AAAAAA"/>
+              <w:bottom w:val="single" w:sz="1" w:space="0" w:color="AAAAAA"/>
+              <w:right w:val="single" w:sz="1" w:space="0" w:color="AAAAAA"/>
+            </w:tcBorders>
+            <w:shd w:val="clear" w:color="auto" w:fill="FFFFFF"/>
+            <w:tcMar>
+              <w:top w:w="80" w:type="dxa"/>
+              <w:left w:w="140" w:type="dxa"/>
+              <w:bottom w:w="80" w:type="dxa"/>
+              <w:right w:w="140" w:type="dxa"/>
+            </w:tcMar>
+          </w:tcPr>
+          <w:p>
+            <w:pPr>
+              <w:ind w:firstLine="0"/>
+              <w:jc w:val="center"/>
+              <w:rPr>
+                <w:rFonts w:eastAsia="Arial"/>
+                <w:sz w:val="20"/>
+                <w:szCs w:val="20"/>
+              </w:rPr>
+            </w:pPr>
+            <w:r>
+              <w:rPr>
+                <w:rFonts w:eastAsia="Arial"/>
+                <w:sz w:val="20"/>
+                <w:szCs w:val="20"/>
+              </w:rPr>
+              <w:t>Opção 7</w:t>
+            </w:r>
+          </w:p>
+        </w:tc>
+        <w:tc>
+          <w:tcPr>
+            <w:tcW w:w="2426" w:type="dxa"/>
+            <w:tcBorders>
+              <w:top w:val="single" w:sz="1" w:space="0" w:color="AAAAAA"/>
+              <w:left w:val="single" w:sz="1" w:space="0" w:color="AAAAAA"/>
+              <w:bottom w:val="single" w:sz="1" w:space="0" w:color="AAAAAA"/>
+              <w:right w:val="single" w:sz="1" w:space="0" w:color="AAAAAA"/>
+            </w:tcBorders>
+            <w:shd w:val="clear" w:color="auto" w:fill="FFFFFF"/>
+            <w:tcMar>
+              <w:top w:w="80" w:type="dxa"/>
+              <w:left w:w="140" w:type="dxa"/>
+              <w:bottom w:w="80" w:type="dxa"/>
+              <w:right w:w="140" w:type="dxa"/>
+            </w:tcMar>
+          </w:tcPr>
+          <w:p>
+            <w:pPr>
+              <w:ind w:firstLine="0"/>
+              <w:jc w:val="center"/>
+              <w:rPr>
+                <w:rFonts w:eastAsia="Arial"/>
+                <w:sz w:val="20"/>
+                <w:szCs w:val="20"/>
+                <w:lang w:val="pt-PT"/>
+              </w:rPr>
+            </w:pPr>
+            <w:r>
+              <w:rPr>
+                <w:rFonts w:eastAsia="Arial"/>
+                <w:sz w:val="20"/>
+                <w:szCs w:val="20"/>
+                <w:lang w:val="pt-PT"/>
+              </w:rPr>
+              <w:t>inovação</w:t>
+            </w:r>
+          </w:p>
+        </w:tc>
+        <w:tc>
+          <w:tcPr>
+            <w:tcW w:w="2300" w:type="dxa"/>
+            <w:tcBorders>
+              <w:top w:val="single" w:sz="1" w:space="0" w:color="AAAAAA"/>
+              <w:left w:val="single" w:sz="1" w:space="0" w:color="AAAAAA"/>
+              <w:bottom w:val="single" w:sz="1" w:space="0" w:color="AAAAAA"/>
+              <w:right w:val="single" w:sz="1" w:space="0" w:color="AAAAAA"/>
+            </w:tcBorders>
+            <w:shd w:val="clear" w:color="auto" w:fill="FFFFFF"/>
+            <w:tcMar>
+              <w:top w:w="80" w:type="dxa"/>
+              <w:left w:w="140" w:type="dxa"/>
+              <w:bottom w:w="80" w:type="dxa"/>
+              <w:right w:w="140" w:type="dxa"/>
+            </w:tcMar>
+          </w:tcPr>
+          <w:p>
+            <w:pPr>
+              <w:ind w:firstLine="0"/>
+              <w:jc w:val="center"/>
+              <w:rPr>
+                <w:rFonts w:eastAsia="Arial"/>
+                <w:sz w:val="20"/>
+                <w:szCs w:val="20"/>
+              </w:rPr>
+            </w:pPr>
+          </w:p>
+        </w:tc>
+      </w:tr>
+      <w:tr>
+        <w:tblPrEx>
+          <w:tblCellMar>
+            <w:top w:w="0" w:type="dxa"/>
+            <w:bottom w:w="0" w:type="dxa"/>
+          </w:tblCellMar>
+        </w:tblPrEx>
+        <w:tc>
+          <w:tcPr>
+            <w:tcW w:w="2500" w:type="dxa"/>
+            <w:tcBorders>
+              <w:top w:val="single" w:sz="1" w:space="0" w:color="AAAAAA"/>
+              <w:left w:val="single" w:sz="1" w:space="0" w:color="AAAAAA"/>
+              <w:bottom w:val="single" w:sz="1" w:space="0" w:color="AAAAAA"/>
+              <w:right w:val="single" w:sz="1" w:space="0" w:color="AAAAAA"/>
+            </w:tcBorders>
             <w:shd w:val="clear" w:color="auto" w:fill="F2F2F2"/>
             <w:tcMar>
               <w:top w:w="80" w:type="dxa"/>
@@ -12954,7 +12822,7 @@
           <w:color w:val="auto"/>
         </w:rPr>
       </w:pPr>
-      <w:bookmarkStart w:id="21" w:name="_Toc229562408"/>
+      <w:bookmarkStart w:id="17" w:name="_Toc229571043"/>
       <w:r>
         <w:rPr>
           <w:rFonts w:eastAsia="Arial"/>
@@ -12963,7 +12831,7 @@
         </w:rPr>
         <w:t>7.1 Ordem de Trabalho Recomendada</w:t>
       </w:r>
-      <w:bookmarkEnd w:id="21"/>
+      <w:bookmarkEnd w:id="17"/>
     </w:p>
     <w:p>
       <w:pPr>
@@ -13118,33 +12986,23 @@
         <w:pStyle w:val="Cabealho1"/>
         <w:rPr>
           <w:color w:val="auto"/>
-          <w:lang w:val="pt-PT"/>
-        </w:rPr>
-      </w:pPr>
-      <w:bookmarkStart w:id="22" w:name="_Toc229562409"/>
+          <w:sz w:val="24"/>
+          <w:lang w:val="pt-PT"/>
+        </w:rPr>
+      </w:pPr>
+      <w:bookmarkStart w:id="18" w:name="_Toc229571044"/>
       <w:r>
         <w:rPr>
           <w:rFonts w:eastAsia="Arial"/>
           <w:bCs/>
           <w:color w:val="auto"/>
+          <w:sz w:val="24"/>
           <w:szCs w:val="28"/>
           <w:lang w:val="pt-PT"/>
         </w:rPr>
-        <w:t xml:space="preserve">8. Estrutura de Pastas do </w:t>
-      </w:r>
-      <w:proofErr w:type="spellStart"/>
-      <w:r>
-        <w:rPr>
-          <w:rFonts w:eastAsia="Arial"/>
-          <w:bCs/>
-          <w:color w:val="auto"/>
-          <w:szCs w:val="28"/>
-          <w:lang w:val="pt-PT"/>
-        </w:rPr>
-        <w:t>Projecto</w:t>
-      </w:r>
-      <w:bookmarkEnd w:id="22"/>
-      <w:proofErr w:type="spellEnd"/>
+        <w:t>8. ESTRUTURA DE PASTAS DO PROJECTO</w:t>
+      </w:r>
+      <w:bookmarkEnd w:id="18"/>
     </w:p>
     <w:p>
       <w:pPr>
@@ -13206,7 +13064,7 @@
       <w:proofErr w:type="spellStart"/>
       <w:r>
         <w:rPr>
-          <w:rFonts w:ascii="Courier New" w:eastAsia="Courier New" w:hAnsi="Courier New" w:cs="Courier New"/>
+          <w:rFonts w:eastAsia="Courier New"/>
           <w:color w:val="1A1A2E"/>
           <w:sz w:val="18"/>
           <w:szCs w:val="18"/>
@@ -13217,7 +13075,7 @@
       <w:proofErr w:type="spellEnd"/>
       <w:r>
         <w:rPr>
-          <w:rFonts w:ascii="Courier New" w:eastAsia="Courier New" w:hAnsi="Courier New" w:cs="Courier New"/>
+          <w:rFonts w:eastAsia="Courier New"/>
           <w:color w:val="1A1A2E"/>
           <w:sz w:val="18"/>
           <w:szCs w:val="18"/>
@@ -13237,7 +13095,7 @@
       </w:pPr>
       <w:r>
         <w:rPr>
-          <w:rFonts w:ascii="Courier New" w:eastAsia="Courier New" w:hAnsi="Courier New" w:cs="Courier New"/>
+          <w:rFonts w:eastAsia="Courier New"/>
           <w:color w:val="1A1A2E"/>
           <w:sz w:val="18"/>
           <w:szCs w:val="18"/>
@@ -13257,7 +13115,7 @@
       </w:pPr>
       <w:r>
         <w:rPr>
-          <w:rFonts w:ascii="Courier New" w:eastAsia="Courier New" w:hAnsi="Courier New" w:cs="Courier New"/>
+          <w:rFonts w:eastAsia="Courier New"/>
           <w:color w:val="1A1A2E"/>
           <w:sz w:val="18"/>
           <w:szCs w:val="18"/>
@@ -13268,7 +13126,7 @@
       <w:proofErr w:type="spellStart"/>
       <w:r>
         <w:rPr>
-          <w:rFonts w:ascii="Courier New" w:eastAsia="Courier New" w:hAnsi="Courier New" w:cs="Courier New"/>
+          <w:rFonts w:eastAsia="Courier New"/>
           <w:color w:val="1A1A2E"/>
           <w:sz w:val="18"/>
           <w:szCs w:val="18"/>
@@ -13279,7 +13137,7 @@
       <w:proofErr w:type="spellEnd"/>
       <w:r>
         <w:rPr>
-          <w:rFonts w:ascii="Courier New" w:eastAsia="Courier New" w:hAnsi="Courier New" w:cs="Courier New"/>
+          <w:rFonts w:eastAsia="Courier New"/>
           <w:color w:val="1A1A2E"/>
           <w:sz w:val="18"/>
           <w:szCs w:val="18"/>
@@ -13299,7 +13157,7 @@
       </w:pPr>
       <w:r>
         <w:rPr>
-          <w:rFonts w:ascii="Courier New" w:eastAsia="Courier New" w:hAnsi="Courier New" w:cs="Courier New"/>
+          <w:rFonts w:eastAsia="Courier New"/>
           <w:color w:val="1A1A2E"/>
           <w:sz w:val="18"/>
           <w:szCs w:val="18"/>
@@ -13310,7 +13168,7 @@
       <w:proofErr w:type="spellStart"/>
       <w:r>
         <w:rPr>
-          <w:rFonts w:ascii="Courier New" w:eastAsia="Courier New" w:hAnsi="Courier New" w:cs="Courier New"/>
+          <w:rFonts w:eastAsia="Courier New"/>
           <w:color w:val="1A1A2E"/>
           <w:sz w:val="18"/>
           <w:szCs w:val="18"/>
@@ -13321,7 +13179,7 @@
       <w:proofErr w:type="spellEnd"/>
       <w:r>
         <w:rPr>
-          <w:rFonts w:ascii="Courier New" w:eastAsia="Courier New" w:hAnsi="Courier New" w:cs="Courier New"/>
+          <w:rFonts w:eastAsia="Courier New"/>
           <w:color w:val="1A1A2E"/>
           <w:sz w:val="18"/>
           <w:szCs w:val="18"/>
@@ -13341,7 +13199,7 @@
       </w:pPr>
       <w:r>
         <w:rPr>
-          <w:rFonts w:ascii="Courier New" w:eastAsia="Courier New" w:hAnsi="Courier New" w:cs="Courier New"/>
+          <w:rFonts w:eastAsia="Courier New"/>
           <w:color w:val="1A1A2E"/>
           <w:sz w:val="18"/>
           <w:szCs w:val="18"/>
@@ -13352,7 +13210,7 @@
       <w:proofErr w:type="spellStart"/>
       <w:r>
         <w:rPr>
-          <w:rFonts w:ascii="Courier New" w:eastAsia="Courier New" w:hAnsi="Courier New" w:cs="Courier New"/>
+          <w:rFonts w:eastAsia="Courier New"/>
           <w:color w:val="1A1A2E"/>
           <w:sz w:val="18"/>
           <w:szCs w:val="18"/>
@@ -13363,7 +13221,7 @@
       <w:proofErr w:type="spellEnd"/>
       <w:r>
         <w:rPr>
-          <w:rFonts w:ascii="Courier New" w:eastAsia="Courier New" w:hAnsi="Courier New" w:cs="Courier New"/>
+          <w:rFonts w:eastAsia="Courier New"/>
           <w:color w:val="1A1A2E"/>
           <w:sz w:val="18"/>
           <w:szCs w:val="18"/>
@@ -13383,7 +13241,7 @@
       </w:pPr>
       <w:r>
         <w:rPr>
-          <w:rFonts w:ascii="Courier New" w:eastAsia="Courier New" w:hAnsi="Courier New" w:cs="Courier New"/>
+          <w:rFonts w:eastAsia="Courier New"/>
           <w:color w:val="1A1A2E"/>
           <w:sz w:val="18"/>
           <w:szCs w:val="18"/>
@@ -13403,7 +13261,7 @@
       </w:pPr>
       <w:r>
         <w:rPr>
-          <w:rFonts w:ascii="Courier New" w:eastAsia="Courier New" w:hAnsi="Courier New" w:cs="Courier New"/>
+          <w:rFonts w:eastAsia="Courier New"/>
           <w:color w:val="1A1A2E"/>
           <w:sz w:val="18"/>
           <w:szCs w:val="18"/>
@@ -13423,7 +13281,7 @@
       </w:pPr>
       <w:r>
         <w:rPr>
-          <w:rFonts w:ascii="Courier New" w:eastAsia="Courier New" w:hAnsi="Courier New" w:cs="Courier New"/>
+          <w:rFonts w:eastAsia="Courier New"/>
           <w:color w:val="1A1A2E"/>
           <w:sz w:val="18"/>
           <w:szCs w:val="18"/>
@@ -13443,7 +13301,7 @@
       </w:pPr>
       <w:r>
         <w:rPr>
-          <w:rFonts w:ascii="Courier New" w:eastAsia="Courier New" w:hAnsi="Courier New" w:cs="Courier New"/>
+          <w:rFonts w:eastAsia="Courier New"/>
           <w:color w:val="1A1A2E"/>
           <w:sz w:val="18"/>
           <w:szCs w:val="18"/>
@@ -13463,7 +13321,7 @@
       </w:pPr>
       <w:r>
         <w:rPr>
-          <w:rFonts w:ascii="Courier New" w:eastAsia="Courier New" w:hAnsi="Courier New" w:cs="Courier New"/>
+          <w:rFonts w:eastAsia="Courier New"/>
           <w:color w:val="1A1A2E"/>
           <w:sz w:val="18"/>
           <w:szCs w:val="18"/>
@@ -13483,7 +13341,7 @@
       </w:pPr>
       <w:r>
         <w:rPr>
-          <w:rFonts w:ascii="Courier New" w:eastAsia="Courier New" w:hAnsi="Courier New" w:cs="Courier New"/>
+          <w:rFonts w:eastAsia="Courier New"/>
           <w:color w:val="1A1A2E"/>
           <w:sz w:val="18"/>
           <w:szCs w:val="18"/>
@@ -13503,7 +13361,7 @@
       </w:pPr>
       <w:r>
         <w:rPr>
-          <w:rFonts w:ascii="Courier New" w:eastAsia="Courier New" w:hAnsi="Courier New" w:cs="Courier New"/>
+          <w:rFonts w:eastAsia="Courier New"/>
           <w:color w:val="1A1A2E"/>
           <w:sz w:val="18"/>
           <w:szCs w:val="18"/>
@@ -13523,7 +13381,7 @@
       </w:pPr>
       <w:r>
         <w:rPr>
-          <w:rFonts w:ascii="Courier New" w:eastAsia="Courier New" w:hAnsi="Courier New" w:cs="Courier New"/>
+          <w:rFonts w:eastAsia="Courier New"/>
           <w:color w:val="1A1A2E"/>
           <w:sz w:val="18"/>
           <w:szCs w:val="18"/>
@@ -13543,7 +13401,7 @@
       </w:pPr>
       <w:r>
         <w:rPr>
-          <w:rFonts w:ascii="Courier New" w:eastAsia="Courier New" w:hAnsi="Courier New" w:cs="Courier New"/>
+          <w:rFonts w:eastAsia="Courier New"/>
           <w:color w:val="1A1A2E"/>
           <w:sz w:val="18"/>
           <w:szCs w:val="18"/>
@@ -13563,7 +13421,7 @@
       </w:pPr>
       <w:r>
         <w:rPr>
-          <w:rFonts w:ascii="Courier New" w:eastAsia="Courier New" w:hAnsi="Courier New" w:cs="Courier New"/>
+          <w:rFonts w:eastAsia="Courier New"/>
           <w:color w:val="1A1A2E"/>
           <w:sz w:val="18"/>
           <w:szCs w:val="18"/>
@@ -13583,7 +13441,7 @@
       </w:pPr>
       <w:r>
         <w:rPr>
-          <w:rFonts w:ascii="Courier New" w:eastAsia="Courier New" w:hAnsi="Courier New" w:cs="Courier New"/>
+          <w:rFonts w:eastAsia="Courier New"/>
           <w:color w:val="1A1A2E"/>
           <w:sz w:val="18"/>
           <w:szCs w:val="18"/>
@@ -13603,7 +13461,7 @@
       </w:pPr>
       <w:r>
         <w:rPr>
-          <w:rFonts w:ascii="Courier New" w:eastAsia="Courier New" w:hAnsi="Courier New" w:cs="Courier New"/>
+          <w:rFonts w:eastAsia="Courier New"/>
           <w:color w:val="1A1A2E"/>
           <w:sz w:val="18"/>
           <w:szCs w:val="18"/>
@@ -13614,7 +13472,7 @@
       <w:proofErr w:type="spellStart"/>
       <w:r>
         <w:rPr>
-          <w:rFonts w:ascii="Courier New" w:eastAsia="Courier New" w:hAnsi="Courier New" w:cs="Courier New"/>
+          <w:rFonts w:eastAsia="Courier New"/>
           <w:color w:val="1A1A2E"/>
           <w:sz w:val="18"/>
           <w:szCs w:val="18"/>
@@ -13625,7 +13483,7 @@
       <w:proofErr w:type="spellEnd"/>
       <w:r>
         <w:rPr>
-          <w:rFonts w:ascii="Courier New" w:eastAsia="Courier New" w:hAnsi="Courier New" w:cs="Courier New"/>
+          <w:rFonts w:eastAsia="Courier New"/>
           <w:color w:val="1A1A2E"/>
           <w:sz w:val="18"/>
           <w:szCs w:val="18"/>
@@ -13645,7 +13503,7 @@
       </w:pPr>
       <w:r>
         <w:rPr>
-          <w:rFonts w:ascii="Courier New" w:eastAsia="Courier New" w:hAnsi="Courier New" w:cs="Courier New"/>
+          <w:rFonts w:eastAsia="Courier New"/>
           <w:color w:val="1A1A2E"/>
           <w:sz w:val="18"/>
           <w:szCs w:val="18"/>
@@ -13665,7 +13523,7 @@
       </w:pPr>
       <w:r>
         <w:rPr>
-          <w:rFonts w:ascii="Courier New" w:eastAsia="Courier New" w:hAnsi="Courier New" w:cs="Courier New"/>
+          <w:rFonts w:eastAsia="Courier New"/>
           <w:color w:val="1A1A2E"/>
           <w:sz w:val="18"/>
           <w:szCs w:val="18"/>
@@ -13685,7 +13543,7 @@
       </w:pPr>
       <w:r>
         <w:rPr>
-          <w:rFonts w:ascii="Courier New" w:eastAsia="Courier New" w:hAnsi="Courier New" w:cs="Courier New"/>
+          <w:rFonts w:eastAsia="Courier New"/>
           <w:color w:val="1A1A2E"/>
           <w:sz w:val="18"/>
           <w:szCs w:val="18"/>
@@ -13715,7 +13573,6 @@
           <w:lang w:val="pt-PT"/>
         </w:rPr>
       </w:pPr>
-      <w:bookmarkStart w:id="23" w:name="_Toc229562410"/>
       <w:r>
         <w:rPr>
           <w:rFonts w:eastAsia="Arial"/>
@@ -13734,6 +13591,7 @@
           <w:lang w:val="pt-PT"/>
         </w:rPr>
       </w:pPr>
+      <w:bookmarkStart w:id="19" w:name="_Toc229571045"/>
       <w:r>
         <w:rPr>
           <w:rFonts w:eastAsia="Arial"/>
@@ -13744,7 +13602,7 @@
         <w:lastRenderedPageBreak/>
         <w:t>8.1 Caminho dos Ficheiros no Código</w:t>
       </w:r>
-      <w:bookmarkEnd w:id="23"/>
+      <w:bookmarkEnd w:id="19"/>
     </w:p>
     <w:p>
       <w:pPr>
@@ -14063,7 +13921,7 @@
             </w:pPr>
             <w:r>
               <w:rPr>
-                <w:rFonts w:ascii="Arial" w:eastAsia="Arial" w:hAnsi="Arial" w:cs="Arial"/>
+                <w:rFonts w:eastAsia="Arial"/>
                 <w:sz w:val="20"/>
                 <w:szCs w:val="20"/>
               </w:rPr>
@@ -14095,7 +13953,7 @@
             </w:pPr>
             <w:r>
               <w:rPr>
-                <w:rFonts w:ascii="Arial" w:eastAsia="Arial" w:hAnsi="Arial" w:cs="Arial"/>
+                <w:rFonts w:eastAsia="Arial"/>
                 <w:sz w:val="20"/>
                 <w:szCs w:val="20"/>
               </w:rPr>
@@ -14135,7 +13993,7 @@
             </w:pPr>
             <w:r>
               <w:rPr>
-                <w:rFonts w:ascii="Arial" w:eastAsia="Arial" w:hAnsi="Arial" w:cs="Arial"/>
+                <w:rFonts w:eastAsia="Arial"/>
                 <w:sz w:val="20"/>
                 <w:szCs w:val="20"/>
               </w:rPr>
@@ -14170,7 +14028,7 @@
             </w:pPr>
             <w:r>
               <w:rPr>
-                <w:rFonts w:ascii="Arial" w:eastAsia="Arial" w:hAnsi="Arial" w:cs="Arial"/>
+                <w:rFonts w:eastAsia="Arial"/>
                 <w:sz w:val="20"/>
                 <w:szCs w:val="20"/>
                 <w:lang w:val="pt-PT"/>
@@ -14180,7 +14038,7 @@
             <w:proofErr w:type="spellStart"/>
             <w:r>
               <w:rPr>
-                <w:rFonts w:ascii="Arial" w:eastAsia="Arial" w:hAnsi="Arial" w:cs="Arial"/>
+                <w:rFonts w:eastAsia="Arial"/>
                 <w:sz w:val="20"/>
                 <w:szCs w:val="20"/>
                 <w:lang w:val="pt-PT"/>
@@ -14190,7 +14048,7 @@
             <w:proofErr w:type="spellEnd"/>
             <w:r>
               <w:rPr>
-                <w:rFonts w:ascii="Arial" w:eastAsia="Arial" w:hAnsi="Arial" w:cs="Arial"/>
+                <w:rFonts w:eastAsia="Arial"/>
                 <w:sz w:val="20"/>
                 <w:szCs w:val="20"/>
                 <w:lang w:val="pt-PT"/>
@@ -14212,7 +14070,6 @@
           <w:lang w:val="pt-PT"/>
         </w:rPr>
       </w:pPr>
-      <w:bookmarkStart w:id="24" w:name="_Toc229562411"/>
     </w:p>
     <w:p>
       <w:pPr>
@@ -14245,21 +14102,24 @@
         <w:pStyle w:val="Cabealho1"/>
         <w:rPr>
           <w:color w:val="auto"/>
-          <w:lang w:val="pt-PT"/>
-        </w:rPr>
-      </w:pPr>
+          <w:sz w:val="24"/>
+          <w:lang w:val="pt-PT"/>
+        </w:rPr>
+      </w:pPr>
+      <w:bookmarkStart w:id="20" w:name="_Toc229571046"/>
       <w:r>
         <w:rPr>
           <w:rFonts w:eastAsia="Arial"/>
           <w:bCs/>
           <w:color w:val="auto"/>
+          <w:sz w:val="24"/>
           <w:szCs w:val="28"/>
           <w:lang w:val="pt-PT"/>
         </w:rPr>
         <w:lastRenderedPageBreak/>
-        <w:t>9. Repositório GitHub</w:t>
-      </w:r>
-      <w:bookmarkEnd w:id="24"/>
+        <w:t>9. REPOSITÓRIO GITHUB</w:t>
+      </w:r>
+      <w:bookmarkEnd w:id="20"/>
     </w:p>
     <w:p>
       <w:pPr>
@@ -14370,13 +14230,13 @@
         <w:spacing w:before="80" w:after="80"/>
         <w:rPr>
           <w:color w:val="auto"/>
-        </w:rPr>
-      </w:pPr>
-      <w:r>
-        <w:rPr>
-          <w:rFonts w:eastAsia="Arial"/>
-          <w:color w:val="auto"/>
-          <w:sz w:val="22"/>
+          <w:sz w:val="28"/>
+        </w:rPr>
+      </w:pPr>
+      <w:r>
+        <w:rPr>
+          <w:rFonts w:eastAsia="Arial"/>
+          <w:color w:val="auto"/>
           <w:szCs w:val="22"/>
         </w:rPr>
         <w:t>O repositório contém:</w:t>
@@ -14394,14 +14254,14 @@
         <w:jc w:val="left"/>
         <w:rPr>
           <w:color w:val="auto"/>
-          <w:lang w:val="pt-PT"/>
-        </w:rPr>
-      </w:pPr>
-      <w:r>
-        <w:rPr>
-          <w:rFonts w:eastAsia="Arial"/>
-          <w:color w:val="auto"/>
-          <w:sz w:val="22"/>
+          <w:sz w:val="28"/>
+          <w:lang w:val="pt-PT"/>
+        </w:rPr>
+      </w:pPr>
+      <w:r>
+        <w:rPr>
+          <w:rFonts w:eastAsia="Arial"/>
+          <w:color w:val="auto"/>
           <w:szCs w:val="22"/>
           <w:lang w:val="pt-PT"/>
         </w:rPr>
@@ -14412,7 +14272,6 @@
         <w:rPr>
           <w:rFonts w:eastAsia="Arial"/>
           <w:color w:val="auto"/>
-          <w:sz w:val="22"/>
           <w:szCs w:val="22"/>
           <w:lang w:val="pt-PT"/>
         </w:rPr>
@@ -14423,7 +14282,6 @@
         <w:rPr>
           <w:rFonts w:eastAsia="Arial"/>
           <w:color w:val="auto"/>
-          <w:sz w:val="22"/>
           <w:szCs w:val="22"/>
           <w:lang w:val="pt-PT"/>
         </w:rPr>
@@ -14442,14 +14300,14 @@
         <w:jc w:val="left"/>
         <w:rPr>
           <w:color w:val="auto"/>
-          <w:lang w:val="pt-PT"/>
-        </w:rPr>
-      </w:pPr>
-      <w:r>
-        <w:rPr>
-          <w:rFonts w:eastAsia="Arial"/>
-          <w:color w:val="auto"/>
-          <w:sz w:val="22"/>
+          <w:sz w:val="28"/>
+          <w:lang w:val="pt-PT"/>
+        </w:rPr>
+      </w:pPr>
+      <w:r>
+        <w:rPr>
+          <w:rFonts w:eastAsia="Arial"/>
+          <w:color w:val="auto"/>
           <w:szCs w:val="22"/>
           <w:lang w:val="pt-PT"/>
         </w:rPr>
@@ -14468,14 +14326,14 @@
         <w:jc w:val="left"/>
         <w:rPr>
           <w:color w:val="auto"/>
-          <w:lang w:val="pt-PT"/>
-        </w:rPr>
-      </w:pPr>
-      <w:r>
-        <w:rPr>
-          <w:rFonts w:eastAsia="Arial"/>
-          <w:color w:val="auto"/>
-          <w:sz w:val="22"/>
+          <w:sz w:val="28"/>
+          <w:lang w:val="pt-PT"/>
+        </w:rPr>
+      </w:pPr>
+      <w:r>
+        <w:rPr>
+          <w:rFonts w:eastAsia="Arial"/>
+          <w:color w:val="auto"/>
           <w:szCs w:val="22"/>
           <w:lang w:val="pt-PT"/>
         </w:rPr>
@@ -14494,14 +14352,14 @@
         <w:jc w:val="left"/>
         <w:rPr>
           <w:color w:val="auto"/>
-          <w:lang w:val="pt-PT"/>
-        </w:rPr>
-      </w:pPr>
-      <w:r>
-        <w:rPr>
-          <w:rFonts w:eastAsia="Arial"/>
-          <w:color w:val="auto"/>
-          <w:sz w:val="22"/>
+          <w:sz w:val="28"/>
+          <w:lang w:val="pt-PT"/>
+        </w:rPr>
+      </w:pPr>
+      <w:r>
+        <w:rPr>
+          <w:rFonts w:eastAsia="Arial"/>
+          <w:color w:val="auto"/>
           <w:szCs w:val="22"/>
           <w:lang w:val="pt-PT"/>
         </w:rPr>
@@ -14510,147 +14368,16 @@
     </w:p>
     <w:p>
       <w:pPr>
-        <w:pStyle w:val="PargrafodaLista"/>
-        <w:numPr>
-          <w:ilvl w:val="0"/>
-          <w:numId w:val="7"/>
-        </w:numPr>
         <w:spacing w:before="40" w:after="40" w:line="240" w:lineRule="auto"/>
-        <w:contextualSpacing w:val="0"/>
+        <w:ind w:left="360" w:firstLine="0"/>
         <w:jc w:val="left"/>
         <w:rPr>
           <w:color w:val="auto"/>
           <w:lang w:val="pt-PT"/>
         </w:rPr>
       </w:pPr>
-      <w:proofErr w:type="gramStart"/>
-      <w:r>
-        <w:rPr>
-          <w:rFonts w:eastAsia="Arial"/>
-          <w:color w:val="auto"/>
-          <w:sz w:val="22"/>
-          <w:szCs w:val="22"/>
-          <w:lang w:val="pt-PT"/>
-        </w:rPr>
-        <w:t>Ficheiro .</w:t>
-      </w:r>
-      <w:proofErr w:type="spellStart"/>
-      <w:r>
-        <w:rPr>
-          <w:rFonts w:eastAsia="Arial"/>
-          <w:color w:val="auto"/>
-          <w:sz w:val="22"/>
-          <w:szCs w:val="22"/>
-          <w:lang w:val="pt-PT"/>
-        </w:rPr>
-        <w:t>gitignore</w:t>
-      </w:r>
-      <w:proofErr w:type="spellEnd"/>
-      <w:proofErr w:type="gramEnd"/>
-      <w:r>
-        <w:rPr>
-          <w:rFonts w:eastAsia="Arial"/>
-          <w:color w:val="auto"/>
-          <w:sz w:val="22"/>
-          <w:szCs w:val="22"/>
-          <w:lang w:val="pt-PT"/>
-        </w:rPr>
-        <w:t xml:space="preserve"> para excluir ficheiros de compilação (.</w:t>
-      </w:r>
-      <w:proofErr w:type="spellStart"/>
-      <w:r>
-        <w:rPr>
-          <w:rFonts w:eastAsia="Arial"/>
-          <w:color w:val="auto"/>
-          <w:sz w:val="22"/>
-          <w:szCs w:val="22"/>
-          <w:lang w:val="pt-PT"/>
-        </w:rPr>
-        <w:t>class</w:t>
-      </w:r>
-      <w:proofErr w:type="spellEnd"/>
-      <w:r>
-        <w:rPr>
-          <w:rFonts w:eastAsia="Arial"/>
-          <w:color w:val="auto"/>
-          <w:sz w:val="22"/>
-          <w:szCs w:val="22"/>
-          <w:lang w:val="pt-PT"/>
-        </w:rPr>
-        <w:t>)</w:t>
-      </w:r>
-    </w:p>
-    <w:p>
-      <w:pPr>
-        <w:pStyle w:val="PargrafodaLista"/>
-        <w:spacing w:before="40" w:after="40" w:line="240" w:lineRule="auto"/>
-        <w:ind w:firstLine="0"/>
-        <w:contextualSpacing w:val="0"/>
-        <w:jc w:val="left"/>
-        <w:rPr>
-          <w:color w:val="auto"/>
-          <w:lang w:val="pt-PT"/>
-        </w:rPr>
-      </w:pPr>
-    </w:p>
-    <w:p>
-      <w:pPr>
-        <w:pStyle w:val="Cabealho1"/>
-        <w:spacing w:after="3" w:line="360" w:lineRule="auto"/>
-        <w:ind w:left="-5"/>
-        <w:rPr>
-          <w:sz w:val="24"/>
-        </w:rPr>
-      </w:pPr>
-      <w:bookmarkStart w:id="25" w:name="_Toc229562412"/>
-      <w:r>
-        <w:rPr>
-          <w:sz w:val="24"/>
-        </w:rPr>
-        <w:t>5 CONCLUSÃO</w:t>
-      </w:r>
-      <w:bookmarkEnd w:id="25"/>
-      <w:r>
-        <w:rPr>
-          <w:sz w:val="24"/>
-        </w:rPr>
-        <w:t xml:space="preserve"> </w:t>
-      </w:r>
-    </w:p>
-    <w:p>
-      <w:pPr>
-        <w:pStyle w:val="Cabealho1"/>
-        <w:spacing w:after="3" w:line="360" w:lineRule="auto"/>
-        <w:ind w:left="-6" w:hanging="11"/>
-        <w:rPr>
-          <w:sz w:val="24"/>
-        </w:rPr>
-      </w:pPr>
-      <w:bookmarkStart w:id="26" w:name="_Toc229562413"/>
-      <w:r>
-        <w:rPr>
-          <w:sz w:val="24"/>
-        </w:rPr>
-        <w:t>6 REFERÊNCIAS BIBLIOGRÁFICAS</w:t>
-      </w:r>
-      <w:bookmarkEnd w:id="26"/>
-      <w:r>
-        <w:rPr>
-          <w:sz w:val="24"/>
-        </w:rPr>
-        <w:t xml:space="preserve"> </w:t>
-      </w:r>
-    </w:p>
-    <w:p>
-      <w:pPr>
-        <w:pStyle w:val="Cabealho1"/>
-        <w:spacing w:after="3" w:line="360" w:lineRule="auto"/>
-        <w:ind w:left="-5"/>
-        <w:rPr>
-          <w:sz w:val="24"/>
-        </w:rPr>
-      </w:pPr>
-    </w:p>
+    </w:p>
+    <w:p/>
     <w:sectPr>
       <w:footerReference w:type="default" r:id="rId14"/>
       <w:pgSz w:w="11920" w:h="16840"/>
@@ -14802,7 +14529,7 @@
         <w:noProof/>
         <w:sz w:val="22"/>
       </w:rPr>
-      <w:t>10</w:t>
+      <w:t>4</w:t>
     </w:r>
     <w:r>
       <w:rPr>
@@ -17390,7 +17117,7 @@
 </file>
 
 <file path=customXml/itemProps1.xml><?xml version="1.0" encoding="utf-8"?>
-<ds:datastoreItem xmlns:ds="http://schemas.openxmlformats.org/officeDocument/2006/customXml" ds:itemID="{62D801EC-DA5D-4964-88D6-78290CA49D1A}">
+<ds:datastoreItem xmlns:ds="http://schemas.openxmlformats.org/officeDocument/2006/customXml" ds:itemID="{EA768F9F-5732-4632-A965-1C740C394503}">
   <ds:schemaRefs>
     <ds:schemaRef ds:uri="http://schemas.openxmlformats.org/officeDocument/2006/bibliography"/>
   </ds:schemaRefs>

--- a/Keba - Scanner de Phishing.docx
+++ b/Keba - Scanner de Phishing.docx
@@ -17117,7 +17117,7 @@
 </file>
 
 <file path=customXml/itemProps1.xml><?xml version="1.0" encoding="utf-8"?>
-<ds:datastoreItem xmlns:ds="http://schemas.openxmlformats.org/officeDocument/2006/customXml" ds:itemID="{EA768F9F-5732-4632-A965-1C740C394503}">
+<ds:datastoreItem xmlns:ds="http://schemas.openxmlformats.org/officeDocument/2006/customXml" ds:itemID="{D8AA6F92-3A10-460D-A273-2308BB0D9B12}">
   <ds:schemaRefs>
     <ds:schemaRef ds:uri="http://schemas.openxmlformats.org/officeDocument/2006/bibliography"/>
   </ds:schemaRefs>

--- a/Keba - Scanner de Phishing.docx
+++ b/Keba - Scanner de Phishing.docx
@@ -633,13 +633,13 @@
         <w:ind w:left="4536" w:firstLine="720"/>
         <w:jc w:val="both"/>
         <w:rPr>
-          <w:sz w:val="22"/>
-          <w:lang w:val="pt-PT"/>
-        </w:rPr>
-      </w:pPr>
-      <w:r>
-        <w:rPr>
-          <w:sz w:val="22"/>
+          <w:sz w:val="20"/>
+          <w:lang w:val="pt-PT"/>
+        </w:rPr>
+      </w:pPr>
+      <w:r>
+        <w:rPr>
+          <w:sz w:val="20"/>
           <w:lang w:val="pt-PT"/>
         </w:rPr>
         <w:t xml:space="preserve">Trabalho prático desenvolvido no âmbito da disciplina de Programação 2 do curso de Engenharia Informática, apresentado como instrumento de avaliação da segunda prova parcelar, tendo como tema o desenvolvimento de um Scanner de </w:t>
@@ -647,7 +647,7 @@
       <w:proofErr w:type="spellStart"/>
       <w:r>
         <w:rPr>
-          <w:sz w:val="22"/>
+          <w:sz w:val="20"/>
           <w:lang w:val="pt-PT"/>
         </w:rPr>
         <w:t>Phishing</w:t>
@@ -655,7 +655,7 @@
       <w:proofErr w:type="spellEnd"/>
       <w:r>
         <w:rPr>
-          <w:sz w:val="22"/>
+          <w:sz w:val="20"/>
           <w:lang w:val="pt-PT"/>
         </w:rPr>
         <w:t xml:space="preserve"> em Java.</w:t>
@@ -667,25 +667,34 @@
         <w:ind w:left="4536"/>
         <w:jc w:val="both"/>
         <w:rPr>
-          <w:sz w:val="22"/>
+          <w:sz w:val="20"/>
           <w:lang w:val="pt-PT"/>
         </w:rPr>
       </w:pPr>
       <w:r>
         <w:rPr>
           <w:rStyle w:val="Forte"/>
-          <w:sz w:val="22"/>
+          <w:sz w:val="20"/>
           <w:lang w:val="pt-PT"/>
         </w:rPr>
         <w:t>Professora:</w:t>
       </w:r>
       <w:r>
         <w:rPr>
-          <w:sz w:val="22"/>
+          <w:sz w:val="20"/>
           <w:lang w:val="pt-PT"/>
         </w:rPr>
         <w:t xml:space="preserve"> </w:t>
       </w:r>
+      <w:r>
+        <w:rPr>
+          <w:sz w:val="20"/>
+          <w:lang w:val="pt-PT"/>
+        </w:rPr>
+        <w:t xml:space="preserve">Sílvia António </w:t>
+      </w:r>
+      <w:bookmarkStart w:id="0" w:name="_GoBack"/>
+      <w:bookmarkEnd w:id="0"/>
     </w:p>
     <w:p>
       <w:pPr>
@@ -811,7 +820,7 @@
           <w:r>
             <w:fldChar w:fldCharType="separate"/>
           </w:r>
-          <w:hyperlink w:anchor="_Toc229571027" w:history="1">
+          <w:hyperlink w:anchor="_Toc230082528" w:history="1">
             <w:r>
               <w:rPr>
                 <w:rStyle w:val="Hiperligao"/>
@@ -841,7 +850,7 @@
                 <w:noProof/>
                 <w:webHidden/>
               </w:rPr>
-              <w:instrText xml:space="preserve"> PAGEREF _Toc229571027 \h </w:instrText>
+              <w:instrText xml:space="preserve"> PAGEREF _Toc230082528 \h </w:instrText>
             </w:r>
             <w:r>
               <w:rPr>
@@ -889,7 +898,7 @@
               <w14:ligatures w14:val="none"/>
             </w:rPr>
           </w:pPr>
-          <w:hyperlink w:anchor="_Toc229571028" w:history="1">
+          <w:hyperlink w:anchor="_Toc230082529" w:history="1">
             <w:r>
               <w:rPr>
                 <w:rStyle w:val="Hiperligao"/>
@@ -919,7 +928,7 @@
                 <w:noProof/>
                 <w:webHidden/>
               </w:rPr>
-              <w:instrText xml:space="preserve"> PAGEREF _Toc229571028 \h </w:instrText>
+              <w:instrText xml:space="preserve"> PAGEREF _Toc230082529 \h </w:instrText>
             </w:r>
             <w:r>
               <w:rPr>
@@ -967,7 +976,7 @@
               <w14:ligatures w14:val="none"/>
             </w:rPr>
           </w:pPr>
-          <w:hyperlink w:anchor="_Toc229571029" w:history="1">
+          <w:hyperlink w:anchor="_Toc230082530" w:history="1">
             <w:r>
               <w:rPr>
                 <w:rStyle w:val="Hiperligao"/>
@@ -997,7 +1006,7 @@
                 <w:noProof/>
                 <w:webHidden/>
               </w:rPr>
-              <w:instrText xml:space="preserve"> PAGEREF _Toc229571029 \h </w:instrText>
+              <w:instrText xml:space="preserve"> PAGEREF _Toc230082530 \h </w:instrText>
             </w:r>
             <w:r>
               <w:rPr>
@@ -1045,7 +1054,7 @@
               <w14:ligatures w14:val="none"/>
             </w:rPr>
           </w:pPr>
-          <w:hyperlink w:anchor="_Toc229571030" w:history="1">
+          <w:hyperlink w:anchor="_Toc230082531" w:history="1">
             <w:r>
               <w:rPr>
                 <w:rStyle w:val="Hiperligao"/>
@@ -1075,7 +1084,7 @@
                 <w:noProof/>
                 <w:webHidden/>
               </w:rPr>
-              <w:instrText xml:space="preserve"> PAGEREF _Toc229571030 \h </w:instrText>
+              <w:instrText xml:space="preserve"> PAGEREF _Toc230082531 \h </w:instrText>
             </w:r>
             <w:r>
               <w:rPr>
@@ -1123,7 +1132,7 @@
               <w14:ligatures w14:val="none"/>
             </w:rPr>
           </w:pPr>
-          <w:hyperlink w:anchor="_Toc229571031" w:history="1">
+          <w:hyperlink w:anchor="_Toc230082532" w:history="1">
             <w:r>
               <w:rPr>
                 <w:rStyle w:val="Hiperligao"/>
@@ -1153,7 +1162,7 @@
                 <w:noProof/>
                 <w:webHidden/>
               </w:rPr>
-              <w:instrText xml:space="preserve"> PAGEREF _Toc229571031 \h </w:instrText>
+              <w:instrText xml:space="preserve"> PAGEREF _Toc230082532 \h </w:instrText>
             </w:r>
             <w:r>
               <w:rPr>
@@ -1201,7 +1210,7 @@
               <w14:ligatures w14:val="none"/>
             </w:rPr>
           </w:pPr>
-          <w:hyperlink w:anchor="_Toc229571032" w:history="1">
+          <w:hyperlink w:anchor="_Toc230082533" w:history="1">
             <w:r>
               <w:rPr>
                 <w:rStyle w:val="Hiperligao"/>
@@ -1231,7 +1240,7 @@
                 <w:noProof/>
                 <w:webHidden/>
               </w:rPr>
-              <w:instrText xml:space="preserve"> PAGEREF _Toc229571032 \h </w:instrText>
+              <w:instrText xml:space="preserve"> PAGEREF _Toc230082533 \h </w:instrText>
             </w:r>
             <w:r>
               <w:rPr>
@@ -1279,7 +1288,7 @@
               <w14:ligatures w14:val="none"/>
             </w:rPr>
           </w:pPr>
-          <w:hyperlink w:anchor="_Toc229571033" w:history="1">
+          <w:hyperlink w:anchor="_Toc230082534" w:history="1">
             <w:r>
               <w:rPr>
                 <w:rStyle w:val="Hiperligao"/>
@@ -1309,7 +1318,7 @@
                 <w:noProof/>
                 <w:webHidden/>
               </w:rPr>
-              <w:instrText xml:space="preserve"> PAGEREF _Toc229571033 \h </w:instrText>
+              <w:instrText xml:space="preserve"> PAGEREF _Toc230082534 \h </w:instrText>
             </w:r>
             <w:r>
               <w:rPr>
@@ -1357,7 +1366,7 @@
               <w14:ligatures w14:val="none"/>
             </w:rPr>
           </w:pPr>
-          <w:hyperlink w:anchor="_Toc229571034" w:history="1">
+          <w:hyperlink w:anchor="_Toc230082535" w:history="1">
             <w:r>
               <w:rPr>
                 <w:rStyle w:val="Hiperligao"/>
@@ -1387,7 +1396,7 @@
                 <w:noProof/>
                 <w:webHidden/>
               </w:rPr>
-              <w:instrText xml:space="preserve"> PAGEREF _Toc229571034 \h </w:instrText>
+              <w:instrText xml:space="preserve"> PAGEREF _Toc230082535 \h </w:instrText>
             </w:r>
             <w:r>
               <w:rPr>
@@ -1435,7 +1444,7 @@
               <w14:ligatures w14:val="none"/>
             </w:rPr>
           </w:pPr>
-          <w:hyperlink w:anchor="_Toc229571035" w:history="1">
+          <w:hyperlink w:anchor="_Toc230082536" w:history="1">
             <w:r>
               <w:rPr>
                 <w:rStyle w:val="Hiperligao"/>
@@ -1465,7 +1474,7 @@
                 <w:noProof/>
                 <w:webHidden/>
               </w:rPr>
-              <w:instrText xml:space="preserve"> PAGEREF _Toc229571035 \h </w:instrText>
+              <w:instrText xml:space="preserve"> PAGEREF _Toc230082536 \h </w:instrText>
             </w:r>
             <w:r>
               <w:rPr>
@@ -1513,7 +1522,7 @@
               <w14:ligatures w14:val="none"/>
             </w:rPr>
           </w:pPr>
-          <w:hyperlink w:anchor="_Toc229571036" w:history="1">
+          <w:hyperlink w:anchor="_Toc230082537" w:history="1">
             <w:r>
               <w:rPr>
                 <w:rStyle w:val="Hiperligao"/>
@@ -1543,7 +1552,7 @@
                 <w:noProof/>
                 <w:webHidden/>
               </w:rPr>
-              <w:instrText xml:space="preserve"> PAGEREF _Toc229571036 \h </w:instrText>
+              <w:instrText xml:space="preserve"> PAGEREF _Toc230082537 \h </w:instrText>
             </w:r>
             <w:r>
               <w:rPr>
@@ -1591,7 +1600,7 @@
               <w14:ligatures w14:val="none"/>
             </w:rPr>
           </w:pPr>
-          <w:hyperlink w:anchor="_Toc229571037" w:history="1">
+          <w:hyperlink w:anchor="_Toc230082538" w:history="1">
             <w:r>
               <w:rPr>
                 <w:rStyle w:val="Hiperligao"/>
@@ -1621,7 +1630,7 @@
                 <w:noProof/>
                 <w:webHidden/>
               </w:rPr>
-              <w:instrText xml:space="preserve"> PAGEREF _Toc229571037 \h </w:instrText>
+              <w:instrText xml:space="preserve"> PAGEREF _Toc230082538 \h </w:instrText>
             </w:r>
             <w:r>
               <w:rPr>
@@ -1669,7 +1678,7 @@
               <w14:ligatures w14:val="none"/>
             </w:rPr>
           </w:pPr>
-          <w:hyperlink w:anchor="_Toc229571038" w:history="1">
+          <w:hyperlink w:anchor="_Toc230082539" w:history="1">
             <w:r>
               <w:rPr>
                 <w:rStyle w:val="Hiperligao"/>
@@ -1699,7 +1708,7 @@
                 <w:noProof/>
                 <w:webHidden/>
               </w:rPr>
-              <w:instrText xml:space="preserve"> PAGEREF _Toc229571038 \h </w:instrText>
+              <w:instrText xml:space="preserve"> PAGEREF _Toc230082539 \h </w:instrText>
             </w:r>
             <w:r>
               <w:rPr>
@@ -1747,7 +1756,7 @@
               <w14:ligatures w14:val="none"/>
             </w:rPr>
           </w:pPr>
-          <w:hyperlink w:anchor="_Toc229571039" w:history="1">
+          <w:hyperlink w:anchor="_Toc230082540" w:history="1">
             <w:r>
               <w:rPr>
                 <w:rStyle w:val="Hiperligao"/>
@@ -1777,7 +1786,7 @@
                 <w:noProof/>
                 <w:webHidden/>
               </w:rPr>
-              <w:instrText xml:space="preserve"> PAGEREF _Toc229571039 \h </w:instrText>
+              <w:instrText xml:space="preserve"> PAGEREF _Toc230082540 \h </w:instrText>
             </w:r>
             <w:r>
               <w:rPr>
@@ -1825,7 +1834,7 @@
               <w14:ligatures w14:val="none"/>
             </w:rPr>
           </w:pPr>
-          <w:hyperlink w:anchor="_Toc229571040" w:history="1">
+          <w:hyperlink w:anchor="_Toc230082541" w:history="1">
             <w:r>
               <w:rPr>
                 <w:rStyle w:val="Hiperligao"/>
@@ -1855,7 +1864,7 @@
                 <w:noProof/>
                 <w:webHidden/>
               </w:rPr>
-              <w:instrText xml:space="preserve"> PAGEREF _Toc229571040 \h </w:instrText>
+              <w:instrText xml:space="preserve"> PAGEREF _Toc230082541 \h </w:instrText>
             </w:r>
             <w:r>
               <w:rPr>
@@ -1903,7 +1912,7 @@
               <w14:ligatures w14:val="none"/>
             </w:rPr>
           </w:pPr>
-          <w:hyperlink w:anchor="_Toc229571041" w:history="1">
+          <w:hyperlink w:anchor="_Toc230082542" w:history="1">
             <w:r>
               <w:rPr>
                 <w:rStyle w:val="Hiperligao"/>
@@ -1933,7 +1942,7 @@
                 <w:noProof/>
                 <w:webHidden/>
               </w:rPr>
-              <w:instrText xml:space="preserve"> PAGEREF _Toc229571041 \h </w:instrText>
+              <w:instrText xml:space="preserve"> PAGEREF _Toc230082542 \h </w:instrText>
             </w:r>
             <w:r>
               <w:rPr>
@@ -1981,7 +1990,7 @@
               <w14:ligatures w14:val="none"/>
             </w:rPr>
           </w:pPr>
-          <w:hyperlink w:anchor="_Toc229571042" w:history="1">
+          <w:hyperlink w:anchor="_Toc230082543" w:history="1">
             <w:r>
               <w:rPr>
                 <w:rStyle w:val="Hiperligao"/>
@@ -2011,7 +2020,7 @@
                 <w:noProof/>
                 <w:webHidden/>
               </w:rPr>
-              <w:instrText xml:space="preserve"> PAGEREF _Toc229571042 \h </w:instrText>
+              <w:instrText xml:space="preserve"> PAGEREF _Toc230082543 \h </w:instrText>
             </w:r>
             <w:r>
               <w:rPr>
@@ -2059,7 +2068,7 @@
               <w14:ligatures w14:val="none"/>
             </w:rPr>
           </w:pPr>
-          <w:hyperlink w:anchor="_Toc229571043" w:history="1">
+          <w:hyperlink w:anchor="_Toc230082544" w:history="1">
             <w:r>
               <w:rPr>
                 <w:rStyle w:val="Hiperligao"/>
@@ -2088,7 +2097,7 @@
                 <w:noProof/>
                 <w:webHidden/>
               </w:rPr>
-              <w:instrText xml:space="preserve"> PAGEREF _Toc229571043 \h </w:instrText>
+              <w:instrText xml:space="preserve"> PAGEREF _Toc230082544 \h </w:instrText>
             </w:r>
             <w:r>
               <w:rPr>
@@ -2136,14 +2145,12 @@
               <w14:ligatures w14:val="none"/>
             </w:rPr>
           </w:pPr>
-          <w:hyperlink w:anchor="_Toc229571044" w:history="1">
+          <w:hyperlink w:anchor="_Toc230082545" w:history="1">
             <w:r>
               <w:rPr>
                 <w:rStyle w:val="Hiperligao"/>
                 <w:rFonts w:eastAsia="Arial"/>
-                <w:bCs/>
                 <w:noProof/>
-                <w:lang w:val="pt-PT"/>
               </w:rPr>
               <w:t>8. ESTRUTURA DE PASTAS DO PROJECTO</w:t>
             </w:r>
@@ -2166,7 +2173,7 @@
                 <w:noProof/>
                 <w:webHidden/>
               </w:rPr>
-              <w:instrText xml:space="preserve"> PAGEREF _Toc229571044 \h </w:instrText>
+              <w:instrText xml:space="preserve"> PAGEREF _Toc230082545 \h </w:instrText>
             </w:r>
             <w:r>
               <w:rPr>
@@ -2214,12 +2221,11 @@
               <w14:ligatures w14:val="none"/>
             </w:rPr>
           </w:pPr>
-          <w:hyperlink w:anchor="_Toc229571045" w:history="1">
+          <w:hyperlink w:anchor="_Toc230082546" w:history="1">
             <w:r>
               <w:rPr>
                 <w:rStyle w:val="Hiperligao"/>
                 <w:rFonts w:eastAsia="Arial"/>
-                <w:bCs/>
                 <w:noProof/>
                 <w:lang w:val="pt-PT"/>
               </w:rPr>
@@ -2244,7 +2250,7 @@
                 <w:noProof/>
                 <w:webHidden/>
               </w:rPr>
-              <w:instrText xml:space="preserve"> PAGEREF _Toc229571045 \h </w:instrText>
+              <w:instrText xml:space="preserve"> PAGEREF _Toc230082546 \h </w:instrText>
             </w:r>
             <w:r>
               <w:rPr>
@@ -2264,7 +2270,7 @@
                 <w:noProof/>
                 <w:webHidden/>
               </w:rPr>
-              <w:t>16</w:t>
+              <w:t>15</w:t>
             </w:r>
             <w:r>
               <w:rPr>
@@ -2292,12 +2298,11 @@
               <w14:ligatures w14:val="none"/>
             </w:rPr>
           </w:pPr>
-          <w:hyperlink w:anchor="_Toc229571046" w:history="1">
+          <w:hyperlink w:anchor="_Toc230082547" w:history="1">
             <w:r>
               <w:rPr>
                 <w:rStyle w:val="Hiperligao"/>
                 <w:rFonts w:eastAsia="Arial"/>
-                <w:bCs/>
                 <w:noProof/>
                 <w:lang w:val="pt-PT"/>
               </w:rPr>
@@ -2322,7 +2327,7 @@
                 <w:noProof/>
                 <w:webHidden/>
               </w:rPr>
-              <w:instrText xml:space="preserve"> PAGEREF _Toc229571046 \h </w:instrText>
+              <w:instrText xml:space="preserve"> PAGEREF _Toc230082547 \h </w:instrText>
             </w:r>
             <w:r>
               <w:rPr>
@@ -2342,7 +2347,7 @@
                 <w:noProof/>
                 <w:webHidden/>
               </w:rPr>
-              <w:t>17</w:t>
+              <w:t>16</w:t>
             </w:r>
             <w:r>
               <w:rPr>
@@ -2392,24 +2397,22 @@
         <w:pStyle w:val="Cabealho1"/>
         <w:rPr>
           <w:color w:val="auto"/>
-          <w:sz w:val="24"/>
-          <w:lang w:val="pt-PT"/>
-        </w:rPr>
-      </w:pPr>
-      <w:bookmarkStart w:id="0" w:name="_Toc229571027"/>
+          <w:lang w:val="pt-PT"/>
+        </w:rPr>
+      </w:pPr>
+      <w:bookmarkStart w:id="1" w:name="_Toc230082528"/>
       <w:r>
         <w:rPr>
           <w:rFonts w:eastAsia="Arial"/>
           <w:bCs/>
           <w:color w:val="auto"/>
-          <w:sz w:val="24"/>
           <w:szCs w:val="28"/>
           <w:lang w:val="pt-PT"/>
         </w:rPr>
         <w:lastRenderedPageBreak/>
         <w:t>1. IDENTIFICAÇÃO DO PROJECTO</w:t>
       </w:r>
-      <w:bookmarkEnd w:id="0"/>
+      <w:bookmarkEnd w:id="1"/>
     </w:p>
     <w:p>
       <w:pPr>
@@ -2420,7 +2423,7 @@
           <w:lang w:val="pt-PT"/>
         </w:rPr>
       </w:pPr>
-      <w:bookmarkStart w:id="1" w:name="_Toc229571028"/>
+      <w:bookmarkStart w:id="2" w:name="_Toc230082529"/>
       <w:r>
         <w:rPr>
           <w:rFonts w:eastAsia="Arial"/>
@@ -2440,7 +2443,7 @@
         </w:rPr>
         <w:t>Projecto</w:t>
       </w:r>
-      <w:bookmarkEnd w:id="1"/>
+      <w:bookmarkEnd w:id="2"/>
       <w:proofErr w:type="spellEnd"/>
     </w:p>
     <w:p>
@@ -2516,7 +2519,7 @@
           <w:lang w:val="pt-PT"/>
         </w:rPr>
       </w:pPr>
-      <w:bookmarkStart w:id="2" w:name="_Toc229571029"/>
+      <w:bookmarkStart w:id="3" w:name="_Toc230082530"/>
       <w:r>
         <w:rPr>
           <w:rFonts w:eastAsia="Arial"/>
@@ -2536,7 +2539,7 @@
         </w:rPr>
         <w:t>Objectivo</w:t>
       </w:r>
-      <w:bookmarkEnd w:id="2"/>
+      <w:bookmarkEnd w:id="3"/>
       <w:proofErr w:type="spellEnd"/>
     </w:p>
     <w:p>
@@ -2626,8 +2629,6 @@
           <w:lang w:val="pt-PT"/>
         </w:rPr>
       </w:pPr>
-      <w:bookmarkStart w:id="3" w:name="_GoBack"/>
-      <w:bookmarkEnd w:id="3"/>
     </w:p>
     <w:p>
       <w:pPr>
@@ -2757,7 +2758,7 @@
           <w:lang w:val="pt-PT"/>
         </w:rPr>
       </w:pPr>
-      <w:bookmarkStart w:id="4" w:name="_Toc229571030"/>
+      <w:bookmarkStart w:id="4" w:name="_Toc230082531"/>
       <w:r>
         <w:rPr>
           <w:rFonts w:eastAsia="Arial"/>
@@ -2912,17 +2913,15 @@
         <w:ind w:left="0" w:firstLine="0"/>
         <w:rPr>
           <w:color w:val="auto"/>
-          <w:sz w:val="24"/>
-          <w:lang w:val="pt-PT"/>
-        </w:rPr>
-      </w:pPr>
-      <w:bookmarkStart w:id="5" w:name="_Toc229571031"/>
+          <w:lang w:val="pt-PT"/>
+        </w:rPr>
+      </w:pPr>
+      <w:bookmarkStart w:id="5" w:name="_Toc230082532"/>
       <w:r>
         <w:rPr>
           <w:rFonts w:eastAsia="Arial"/>
           <w:bCs/>
           <w:color w:val="auto"/>
-          <w:sz w:val="24"/>
           <w:szCs w:val="28"/>
           <w:lang w:val="pt-PT"/>
         </w:rPr>
@@ -2969,293 +2968,9 @@
     </w:p>
     <w:p>
       <w:pPr>
-        <w:spacing w:before="80" w:after="80"/>
-        <w:rPr>
-          <w:lang w:val="pt-PT"/>
-        </w:rPr>
-      </w:pPr>
-    </w:p>
-    <w:p>
-      <w:pPr>
-        <w:shd w:val="clear" w:color="auto" w:fill="EFEFEF"/>
-        <w:spacing w:before="20" w:after="20"/>
-        <w:ind w:left="300"/>
-      </w:pPr>
-      <w:r>
-        <w:rPr>
-          <w:rFonts w:eastAsia="Courier New"/>
-          <w:color w:val="1A1A2E"/>
-          <w:sz w:val="18"/>
-          <w:szCs w:val="18"/>
-        </w:rPr>
-        <w:t>==============================================</w:t>
-      </w:r>
-    </w:p>
-    <w:p>
-      <w:pPr>
-        <w:shd w:val="clear" w:color="auto" w:fill="EFEFEF"/>
-        <w:spacing w:before="20" w:after="20"/>
-        <w:ind w:left="300"/>
-      </w:pPr>
-      <w:r>
-        <w:rPr>
-          <w:rFonts w:eastAsia="Courier New"/>
-          <w:color w:val="1A1A2E"/>
-          <w:sz w:val="18"/>
-          <w:szCs w:val="18"/>
-        </w:rPr>
-        <w:t xml:space="preserve">      KEBA - SCANNER DE PHISHING             </w:t>
-      </w:r>
-    </w:p>
-    <w:p>
-      <w:pPr>
-        <w:shd w:val="clear" w:color="auto" w:fill="EFEFEF"/>
-        <w:spacing w:before="20" w:after="20"/>
-        <w:ind w:left="300"/>
-      </w:pPr>
-      <w:r>
-        <w:rPr>
-          <w:rFonts w:eastAsia="Courier New"/>
-          <w:color w:val="1A1A2E"/>
-          <w:sz w:val="18"/>
-          <w:szCs w:val="18"/>
-        </w:rPr>
-        <w:t xml:space="preserve">      Menu Principal                         </w:t>
-      </w:r>
-    </w:p>
-    <w:p>
-      <w:pPr>
-        <w:shd w:val="clear" w:color="auto" w:fill="EFEFEF"/>
-        <w:spacing w:before="20" w:after="20"/>
-        <w:ind w:left="300"/>
-        <w:rPr>
-          <w:lang w:val="pt-PT"/>
-        </w:rPr>
-      </w:pPr>
-      <w:r>
-        <w:rPr>
-          <w:rFonts w:eastAsia="Courier New"/>
-          <w:color w:val="1A1A2E"/>
-          <w:sz w:val="18"/>
-          <w:szCs w:val="18"/>
-          <w:lang w:val="pt-PT"/>
-        </w:rPr>
-        <w:t>==============================================</w:t>
-      </w:r>
-    </w:p>
-    <w:p>
-      <w:pPr>
-        <w:shd w:val="clear" w:color="auto" w:fill="EFEFEF"/>
-        <w:spacing w:before="20" w:after="20"/>
-        <w:ind w:left="300"/>
-        <w:rPr>
-          <w:lang w:val="pt-PT"/>
-        </w:rPr>
-      </w:pPr>
-      <w:r>
-        <w:rPr>
-          <w:rFonts w:eastAsia="Courier New"/>
-          <w:color w:val="1A1A2E"/>
-          <w:sz w:val="18"/>
-          <w:szCs w:val="18"/>
-          <w:lang w:val="pt-PT"/>
-        </w:rPr>
-        <w:t xml:space="preserve">  1. Analisar um ficheiro de emails          </w:t>
-      </w:r>
-    </w:p>
-    <w:p>
-      <w:pPr>
-        <w:shd w:val="clear" w:color="auto" w:fill="EFEFEF"/>
-        <w:spacing w:before="20" w:after="20"/>
-        <w:ind w:left="300"/>
-        <w:rPr>
-          <w:lang w:val="pt-PT"/>
-        </w:rPr>
-      </w:pPr>
-      <w:r>
-        <w:rPr>
-          <w:rFonts w:eastAsia="Courier New"/>
-          <w:color w:val="1A1A2E"/>
-          <w:sz w:val="18"/>
-          <w:szCs w:val="18"/>
-          <w:lang w:val="pt-PT"/>
-        </w:rPr>
-        <w:t xml:space="preserve">  2. Ver histórico de análises               </w:t>
-      </w:r>
-    </w:p>
-    <w:p>
-      <w:pPr>
-        <w:shd w:val="clear" w:color="auto" w:fill="EFEFEF"/>
-        <w:spacing w:before="20" w:after="20"/>
-        <w:ind w:left="300"/>
-        <w:rPr>
-          <w:lang w:val="pt-PT"/>
-        </w:rPr>
-      </w:pPr>
-      <w:r>
-        <w:rPr>
-          <w:rFonts w:eastAsia="Courier New"/>
-          <w:color w:val="1A1A2E"/>
-          <w:sz w:val="18"/>
-          <w:szCs w:val="18"/>
-          <w:lang w:val="pt-PT"/>
-        </w:rPr>
-        <w:t xml:space="preserve">  3. Gerir lista de palavras suspeitas       </w:t>
-      </w:r>
-    </w:p>
-    <w:p>
-      <w:pPr>
-        <w:shd w:val="clear" w:color="auto" w:fill="EFEFEF"/>
-        <w:spacing w:before="20" w:after="20"/>
-        <w:ind w:left="300"/>
-        <w:rPr>
-          <w:lang w:val="pt-PT"/>
-        </w:rPr>
-      </w:pPr>
-      <w:r>
-        <w:rPr>
-          <w:rFonts w:eastAsia="Courier New"/>
-          <w:color w:val="1A1A2E"/>
-          <w:sz w:val="18"/>
-          <w:szCs w:val="18"/>
-          <w:lang w:val="pt-PT"/>
-        </w:rPr>
-        <w:t xml:space="preserve">  4. Gerir lista negra de domínios           </w:t>
-      </w:r>
-    </w:p>
-    <w:p>
-      <w:pPr>
-        <w:shd w:val="clear" w:color="auto" w:fill="EFEFEF"/>
-        <w:spacing w:before="20" w:after="20"/>
-        <w:ind w:left="300"/>
-        <w:rPr>
-          <w:lang w:val="pt-PT"/>
-        </w:rPr>
-      </w:pPr>
-      <w:r>
-        <w:rPr>
-          <w:rFonts w:eastAsia="Courier New"/>
-          <w:color w:val="1A1A2E"/>
-          <w:sz w:val="18"/>
-          <w:szCs w:val="18"/>
-          <w:lang w:val="pt-PT"/>
-        </w:rPr>
-        <w:t xml:space="preserve">  5. Gerar relatório (exportar para ficheiro)</w:t>
-      </w:r>
-    </w:p>
-    <w:p>
-      <w:pPr>
-        <w:shd w:val="clear" w:color="auto" w:fill="EFEFEF"/>
-        <w:spacing w:before="20" w:after="20"/>
-        <w:ind w:left="300"/>
-        <w:rPr>
-          <w:lang w:val="pt-PT"/>
-        </w:rPr>
-      </w:pPr>
-      <w:r>
-        <w:rPr>
-          <w:rFonts w:eastAsia="Courier New"/>
-          <w:color w:val="1A1A2E"/>
-          <w:sz w:val="18"/>
-          <w:szCs w:val="18"/>
-          <w:lang w:val="pt-PT"/>
-        </w:rPr>
-        <w:t xml:space="preserve">  6. Ver estatísticas gerais                 </w:t>
-      </w:r>
-    </w:p>
-    <w:p>
-      <w:pPr>
-        <w:shd w:val="clear" w:color="auto" w:fill="EFEFEF"/>
-        <w:spacing w:before="20" w:after="20"/>
-        <w:ind w:left="300"/>
-        <w:rPr>
-          <w:lang w:val="pt-PT"/>
-        </w:rPr>
-      </w:pPr>
-      <w:r>
-        <w:rPr>
-          <w:rFonts w:eastAsia="Courier New"/>
-          <w:color w:val="1A1A2E"/>
-          <w:sz w:val="18"/>
-          <w:szCs w:val="18"/>
-          <w:lang w:val="pt-PT"/>
-        </w:rPr>
-        <w:t xml:space="preserve">  0. Sair                                    </w:t>
-      </w:r>
-    </w:p>
-    <w:p>
-      <w:pPr>
-        <w:shd w:val="clear" w:color="auto" w:fill="EFEFEF"/>
-        <w:spacing w:before="20" w:after="20"/>
-        <w:ind w:left="300"/>
-        <w:rPr>
-          <w:lang w:val="pt-PT"/>
-        </w:rPr>
-      </w:pPr>
-      <w:r>
-        <w:rPr>
-          <w:rFonts w:eastAsia="Courier New"/>
-          <w:color w:val="1A1A2E"/>
-          <w:sz w:val="18"/>
-          <w:szCs w:val="18"/>
-          <w:lang w:val="pt-PT"/>
-        </w:rPr>
-        <w:t>==============================================</w:t>
-      </w:r>
-    </w:p>
-    <w:p>
-      <w:pPr>
-        <w:shd w:val="clear" w:color="auto" w:fill="EFEFEF"/>
-        <w:spacing w:before="20" w:after="20"/>
-        <w:ind w:left="300"/>
-        <w:rPr>
-          <w:lang w:val="pt-PT"/>
-        </w:rPr>
-      </w:pPr>
-      <w:r>
-        <w:rPr>
-          <w:rFonts w:eastAsia="Courier New"/>
-          <w:color w:val="1A1A2E"/>
-          <w:sz w:val="18"/>
-          <w:szCs w:val="18"/>
-          <w:lang w:val="pt-PT"/>
-        </w:rPr>
-        <w:t xml:space="preserve">  Escolha uma opção: _                       </w:t>
-      </w:r>
-    </w:p>
-    <w:p>
-      <w:pPr>
-        <w:shd w:val="clear" w:color="auto" w:fill="EFEFEF"/>
-        <w:spacing w:before="20" w:after="20"/>
-        <w:ind w:left="300"/>
-        <w:rPr>
-          <w:lang w:val="pt-PT"/>
-        </w:rPr>
-      </w:pPr>
-      <w:r>
-        <w:rPr>
-          <w:rFonts w:eastAsia="Courier New"/>
-          <w:color w:val="1A1A2E"/>
-          <w:sz w:val="18"/>
-          <w:szCs w:val="18"/>
-          <w:lang w:val="pt-PT"/>
-        </w:rPr>
-        <w:t>==============================================</w:t>
-      </w:r>
-    </w:p>
-    <w:p>
-      <w:pPr>
-        <w:spacing w:before="80" w:after="80"/>
-        <w:rPr>
-          <w:lang w:val="pt-PT"/>
-        </w:rPr>
-      </w:pPr>
-    </w:p>
-    <w:p>
-      <w:pPr>
         <w:spacing w:after="160" w:line="278" w:lineRule="auto"/>
         <w:ind w:firstLine="0"/>
-        <w:jc w:val="left"/>
+        <w:jc w:val="center"/>
         <w:rPr>
           <w:rFonts w:eastAsia="Arial"/>
           <w:color w:val="auto"/>
@@ -3263,6 +2978,63 @@
           <w:lang w:val="pt-PT"/>
         </w:rPr>
       </w:pPr>
+      <w:r>
+        <w:rPr>
+          <w:rFonts w:eastAsia="Arial"/>
+          <w:noProof/>
+          <w:color w:val="auto"/>
+          <w:szCs w:val="22"/>
+          <w:lang w:val="en-US" w:eastAsia="en-US"/>
+        </w:rPr>
+        <w:drawing>
+          <wp:inline distT="0" distB="0" distL="0" distR="0" wp14:anchorId="5C08E2CD" wp14:editId="3DD19D74">
+            <wp:extent cx="3926332" cy="2617304"/>
+            <wp:effectExtent l="0" t="0" r="0" b="0"/>
+            <wp:docPr id="1" name="Imagem 1" descr="C:\Users\LENOVO\AppData\Local\Microsoft\Windows\INetCache\Content.Word\Captura de ecrã 2026-05-18 125243.png"/>
+            <wp:cNvGraphicFramePr>
+              <a:graphicFrameLocks xmlns:a="http://schemas.openxmlformats.org/drawingml/2006/main" noChangeAspect="1"/>
+            </wp:cNvGraphicFramePr>
+            <a:graphic xmlns:a="http://schemas.openxmlformats.org/drawingml/2006/main">
+              <a:graphicData uri="http://schemas.openxmlformats.org/drawingml/2006/picture">
+                <pic:pic xmlns:pic="http://schemas.openxmlformats.org/drawingml/2006/picture">
+                  <pic:nvPicPr>
+                    <pic:cNvPr id="0" name="Picture 3" descr="C:\Users\LENOVO\AppData\Local\Microsoft\Windows\INetCache\Content.Word\Captura de ecrã 2026-05-18 125243.png"/>
+                    <pic:cNvPicPr>
+                      <a:picLocks noChangeAspect="1" noChangeArrowheads="1"/>
+                    </pic:cNvPicPr>
+                  </pic:nvPicPr>
+                  <pic:blipFill>
+                    <a:blip r:embed="rId14">
+                      <a:extLst>
+                        <a:ext uri="{28A0092B-C50C-407E-A947-70E740481C1C}">
+                          <a14:useLocalDpi xmlns:a14="http://schemas.microsoft.com/office/drawing/2010/main" val="0"/>
+                        </a:ext>
+                      </a:extLst>
+                    </a:blip>
+                    <a:srcRect/>
+                    <a:stretch>
+                      <a:fillRect/>
+                    </a:stretch>
+                  </pic:blipFill>
+                  <pic:spPr bwMode="auto">
+                    <a:xfrm>
+                      <a:off x="0" y="0"/>
+                      <a:ext cx="3943855" cy="2628985"/>
+                    </a:xfrm>
+                    <a:prstGeom prst="rect">
+                      <a:avLst/>
+                    </a:prstGeom>
+                    <a:noFill/>
+                    <a:ln>
+                      <a:noFill/>
+                    </a:ln>
+                  </pic:spPr>
+                </pic:pic>
+              </a:graphicData>
+            </a:graphic>
+          </wp:inline>
+        </w:drawing>
+      </w:r>
       <w:r>
         <w:rPr>
           <w:rFonts w:eastAsia="Arial"/>
@@ -3324,12 +3096,6 @@
         <w:gridCol w:w="5797"/>
       </w:tblGrid>
       <w:tr>
-        <w:tblPrEx>
-          <w:tblCellMar>
-            <w:top w:w="0" w:type="dxa"/>
-            <w:bottom w:w="0" w:type="dxa"/>
-          </w:tblCellMar>
-        </w:tblPrEx>
         <w:tc>
           <w:tcPr>
             <w:tcW w:w="800" w:type="dxa"/>
@@ -3459,12 +3225,6 @@
         </w:tc>
       </w:tr>
       <w:tr>
-        <w:tblPrEx>
-          <w:tblCellMar>
-            <w:top w:w="0" w:type="dxa"/>
-            <w:bottom w:w="0" w:type="dxa"/>
-          </w:tblCellMar>
-        </w:tblPrEx>
         <w:tc>
           <w:tcPr>
             <w:tcW w:w="800" w:type="dxa"/>
@@ -3642,12 +3402,6 @@
         </w:tc>
       </w:tr>
       <w:tr>
-        <w:tblPrEx>
-          <w:tblCellMar>
-            <w:top w:w="0" w:type="dxa"/>
-            <w:bottom w:w="0" w:type="dxa"/>
-          </w:tblCellMar>
-        </w:tblPrEx>
         <w:tc>
           <w:tcPr>
             <w:tcW w:w="800" w:type="dxa"/>
@@ -3758,12 +3512,6 @@
         </w:tc>
       </w:tr>
       <w:tr>
-        <w:tblPrEx>
-          <w:tblCellMar>
-            <w:top w:w="0" w:type="dxa"/>
-            <w:bottom w:w="0" w:type="dxa"/>
-          </w:tblCellMar>
-        </w:tblPrEx>
         <w:tc>
           <w:tcPr>
             <w:tcW w:w="800" w:type="dxa"/>
@@ -3885,12 +3633,6 @@
         </w:tc>
       </w:tr>
       <w:tr>
-        <w:tblPrEx>
-          <w:tblCellMar>
-            <w:top w:w="0" w:type="dxa"/>
-            <w:bottom w:w="0" w:type="dxa"/>
-          </w:tblCellMar>
-        </w:tblPrEx>
         <w:tc>
           <w:tcPr>
             <w:tcW w:w="800" w:type="dxa"/>
@@ -4021,12 +3763,6 @@
         </w:tc>
       </w:tr>
       <w:tr>
-        <w:tblPrEx>
-          <w:tblCellMar>
-            <w:top w:w="0" w:type="dxa"/>
-            <w:bottom w:w="0" w:type="dxa"/>
-          </w:tblCellMar>
-        </w:tblPrEx>
         <w:tc>
           <w:tcPr>
             <w:tcW w:w="800" w:type="dxa"/>
@@ -4148,12 +3884,6 @@
         </w:tc>
       </w:tr>
       <w:tr>
-        <w:tblPrEx>
-          <w:tblCellMar>
-            <w:top w:w="0" w:type="dxa"/>
-            <w:bottom w:w="0" w:type="dxa"/>
-          </w:tblCellMar>
-        </w:tblPrEx>
         <w:tc>
           <w:tcPr>
             <w:tcW w:w="800" w:type="dxa"/>
@@ -4264,12 +3994,6 @@
         </w:tc>
       </w:tr>
       <w:tr>
-        <w:tblPrEx>
-          <w:tblCellMar>
-            <w:top w:w="0" w:type="dxa"/>
-            <w:bottom w:w="0" w:type="dxa"/>
-          </w:tblCellMar>
-        </w:tblPrEx>
         <w:tc>
           <w:tcPr>
             <w:tcW w:w="800" w:type="dxa"/>
@@ -4455,7 +4179,7 @@
           <w:lang w:val="pt-PT"/>
         </w:rPr>
       </w:pPr>
-      <w:bookmarkStart w:id="6" w:name="_Toc229571032"/>
+      <w:bookmarkStart w:id="6" w:name="_Toc230082533"/>
       <w:r>
         <w:rPr>
           <w:rFonts w:eastAsia="Arial"/>
@@ -4526,12 +4250,6 @@
         <w:gridCol w:w="4726"/>
       </w:tblGrid>
       <w:tr>
-        <w:tblPrEx>
-          <w:tblCellMar>
-            <w:top w:w="0" w:type="dxa"/>
-            <w:bottom w:w="0" w:type="dxa"/>
-          </w:tblCellMar>
-        </w:tblPrEx>
         <w:tc>
           <w:tcPr>
             <w:tcW w:w="2500" w:type="dxa"/>
@@ -4652,12 +4370,6 @@
         </w:tc>
       </w:tr>
       <w:tr>
-        <w:tblPrEx>
-          <w:tblCellMar>
-            <w:top w:w="0" w:type="dxa"/>
-            <w:bottom w:w="0" w:type="dxa"/>
-          </w:tblCellMar>
-        </w:tblPrEx>
         <w:tc>
           <w:tcPr>
             <w:tcW w:w="2500" w:type="dxa"/>
@@ -4766,12 +4478,6 @@
         </w:tc>
       </w:tr>
       <w:tr>
-        <w:tblPrEx>
-          <w:tblCellMar>
-            <w:top w:w="0" w:type="dxa"/>
-            <w:bottom w:w="0" w:type="dxa"/>
-          </w:tblCellMar>
-        </w:tblPrEx>
         <w:tc>
           <w:tcPr>
             <w:tcW w:w="2500" w:type="dxa"/>
@@ -4880,12 +4586,6 @@
         </w:tc>
       </w:tr>
       <w:tr>
-        <w:tblPrEx>
-          <w:tblCellMar>
-            <w:top w:w="0" w:type="dxa"/>
-            <w:bottom w:w="0" w:type="dxa"/>
-          </w:tblCellMar>
-        </w:tblPrEx>
         <w:tc>
           <w:tcPr>
             <w:tcW w:w="2500" w:type="dxa"/>
@@ -4994,12 +4694,6 @@
         </w:tc>
       </w:tr>
       <w:tr>
-        <w:tblPrEx>
-          <w:tblCellMar>
-            <w:top w:w="0" w:type="dxa"/>
-            <w:bottom w:w="0" w:type="dxa"/>
-          </w:tblCellMar>
-        </w:tblPrEx>
         <w:tc>
           <w:tcPr>
             <w:tcW w:w="2500" w:type="dxa"/>
@@ -5108,12 +4802,6 @@
         </w:tc>
       </w:tr>
       <w:tr>
-        <w:tblPrEx>
-          <w:tblCellMar>
-            <w:top w:w="0" w:type="dxa"/>
-            <w:bottom w:w="0" w:type="dxa"/>
-          </w:tblCellMar>
-        </w:tblPrEx>
         <w:tc>
           <w:tcPr>
             <w:tcW w:w="2500" w:type="dxa"/>
@@ -5222,12 +4910,6 @@
         </w:tc>
       </w:tr>
       <w:tr>
-        <w:tblPrEx>
-          <w:tblCellMar>
-            <w:top w:w="0" w:type="dxa"/>
-            <w:bottom w:w="0" w:type="dxa"/>
-          </w:tblCellMar>
-        </w:tblPrEx>
         <w:tc>
           <w:tcPr>
             <w:tcW w:w="2500" w:type="dxa"/>
@@ -5347,12 +5029,6 @@
         </w:tc>
       </w:tr>
       <w:tr>
-        <w:tblPrEx>
-          <w:tblCellMar>
-            <w:top w:w="0" w:type="dxa"/>
-            <w:bottom w:w="0" w:type="dxa"/>
-          </w:tblCellMar>
-        </w:tblPrEx>
         <w:tc>
           <w:tcPr>
             <w:tcW w:w="2500" w:type="dxa"/>
@@ -5461,12 +5137,6 @@
         </w:tc>
       </w:tr>
       <w:tr>
-        <w:tblPrEx>
-          <w:tblCellMar>
-            <w:top w:w="0" w:type="dxa"/>
-            <w:bottom w:w="0" w:type="dxa"/>
-          </w:tblCellMar>
-        </w:tblPrEx>
         <w:tc>
           <w:tcPr>
             <w:tcW w:w="2500" w:type="dxa"/>
@@ -5795,7 +5465,7 @@
           <w:lang w:val="pt-PT"/>
         </w:rPr>
       </w:pPr>
-      <w:bookmarkStart w:id="7" w:name="_Toc229571033"/>
+      <w:bookmarkStart w:id="7" w:name="_Toc230082534"/>
       <w:r>
         <w:rPr>
           <w:rFonts w:eastAsia="Arial"/>
@@ -5909,12 +5579,6 @@
         <w:gridCol w:w="4726"/>
       </w:tblGrid>
       <w:tr>
-        <w:tblPrEx>
-          <w:tblCellMar>
-            <w:top w:w="0" w:type="dxa"/>
-            <w:bottom w:w="0" w:type="dxa"/>
-          </w:tblCellMar>
-        </w:tblPrEx>
         <w:tc>
           <w:tcPr>
             <w:tcW w:w="2500" w:type="dxa"/>
@@ -6031,12 +5695,6 @@
         </w:tc>
       </w:tr>
       <w:tr>
-        <w:tblPrEx>
-          <w:tblCellMar>
-            <w:top w:w="0" w:type="dxa"/>
-            <w:bottom w:w="0" w:type="dxa"/>
-          </w:tblCellMar>
-        </w:tblPrEx>
         <w:tc>
           <w:tcPr>
             <w:tcW w:w="2500" w:type="dxa"/>
@@ -6156,12 +5814,6 @@
         </w:tc>
       </w:tr>
       <w:tr>
-        <w:tblPrEx>
-          <w:tblCellMar>
-            <w:top w:w="0" w:type="dxa"/>
-            <w:bottom w:w="0" w:type="dxa"/>
-          </w:tblCellMar>
-        </w:tblPrEx>
         <w:tc>
           <w:tcPr>
             <w:tcW w:w="2500" w:type="dxa"/>
@@ -6270,12 +5922,6 @@
         </w:tc>
       </w:tr>
       <w:tr>
-        <w:tblPrEx>
-          <w:tblCellMar>
-            <w:top w:w="0" w:type="dxa"/>
-            <w:bottom w:w="0" w:type="dxa"/>
-          </w:tblCellMar>
-        </w:tblPrEx>
         <w:tc>
           <w:tcPr>
             <w:tcW w:w="2500" w:type="dxa"/>
@@ -6639,7 +6285,7 @@
           <w:lang w:val="pt-PT"/>
         </w:rPr>
       </w:pPr>
-      <w:bookmarkStart w:id="8" w:name="_Toc229571034"/>
+      <w:bookmarkStart w:id="8" w:name="_Toc230082535"/>
       <w:r>
         <w:rPr>
           <w:rFonts w:eastAsia="Arial"/>
@@ -6710,12 +6356,6 @@
         <w:gridCol w:w="4678"/>
       </w:tblGrid>
       <w:tr>
-        <w:tblPrEx>
-          <w:tblCellMar>
-            <w:top w:w="0" w:type="dxa"/>
-            <w:bottom w:w="0" w:type="dxa"/>
-          </w:tblCellMar>
-        </w:tblPrEx>
         <w:tc>
           <w:tcPr>
             <w:tcW w:w="4677" w:type="dxa"/>
@@ -6794,12 +6434,6 @@
         </w:tc>
       </w:tr>
       <w:tr>
-        <w:tblPrEx>
-          <w:tblCellMar>
-            <w:top w:w="0" w:type="dxa"/>
-            <w:bottom w:w="0" w:type="dxa"/>
-          </w:tblCellMar>
-        </w:tblPrEx>
         <w:tc>
           <w:tcPr>
             <w:tcW w:w="4677" w:type="dxa"/>
@@ -6892,12 +6526,6 @@
         </w:tc>
       </w:tr>
       <w:tr>
-        <w:tblPrEx>
-          <w:tblCellMar>
-            <w:top w:w="0" w:type="dxa"/>
-            <w:bottom w:w="0" w:type="dxa"/>
-          </w:tblCellMar>
-        </w:tblPrEx>
         <w:tc>
           <w:tcPr>
             <w:tcW w:w="4677" w:type="dxa"/>
@@ -6970,12 +6598,6 @@
         </w:tc>
       </w:tr>
       <w:tr>
-        <w:tblPrEx>
-          <w:tblCellMar>
-            <w:top w:w="0" w:type="dxa"/>
-            <w:bottom w:w="0" w:type="dxa"/>
-          </w:tblCellMar>
-        </w:tblPrEx>
         <w:tc>
           <w:tcPr>
             <w:tcW w:w="4677" w:type="dxa"/>
@@ -7048,12 +6670,6 @@
         </w:tc>
       </w:tr>
       <w:tr>
-        <w:tblPrEx>
-          <w:tblCellMar>
-            <w:top w:w="0" w:type="dxa"/>
-            <w:bottom w:w="0" w:type="dxa"/>
-          </w:tblCellMar>
-        </w:tblPrEx>
         <w:tc>
           <w:tcPr>
             <w:tcW w:w="4677" w:type="dxa"/>
@@ -7137,12 +6753,6 @@
         </w:tc>
       </w:tr>
       <w:tr>
-        <w:tblPrEx>
-          <w:tblCellMar>
-            <w:top w:w="0" w:type="dxa"/>
-            <w:bottom w:w="0" w:type="dxa"/>
-          </w:tblCellMar>
-        </w:tblPrEx>
         <w:tc>
           <w:tcPr>
             <w:tcW w:w="4677" w:type="dxa"/>
@@ -7215,12 +6825,6 @@
         </w:tc>
       </w:tr>
       <w:tr>
-        <w:tblPrEx>
-          <w:tblCellMar>
-            <w:top w:w="0" w:type="dxa"/>
-            <w:bottom w:w="0" w:type="dxa"/>
-          </w:tblCellMar>
-        </w:tblPrEx>
         <w:tc>
           <w:tcPr>
             <w:tcW w:w="4677" w:type="dxa"/>
@@ -7312,7 +6916,7 @@
           <w:lang w:val="pt-PT"/>
         </w:rPr>
       </w:pPr>
-      <w:bookmarkStart w:id="9" w:name="_Toc229571035"/>
+      <w:bookmarkStart w:id="9" w:name="_Toc230082536"/>
       <w:r>
         <w:rPr>
           <w:rFonts w:eastAsia="Arial"/>
@@ -7405,12 +7009,6 @@
         <w:gridCol w:w="5295"/>
       </w:tblGrid>
       <w:tr>
-        <w:tblPrEx>
-          <w:tblCellMar>
-            <w:top w:w="0" w:type="dxa"/>
-            <w:bottom w:w="0" w:type="dxa"/>
-          </w:tblCellMar>
-        </w:tblPrEx>
         <w:tc>
           <w:tcPr>
             <w:tcW w:w="2500" w:type="dxa"/>
@@ -7530,12 +7128,6 @@
         </w:tc>
       </w:tr>
       <w:tr>
-        <w:tblPrEx>
-          <w:tblCellMar>
-            <w:top w:w="0" w:type="dxa"/>
-            <w:bottom w:w="0" w:type="dxa"/>
-          </w:tblCellMar>
-        </w:tblPrEx>
         <w:tc>
           <w:tcPr>
             <w:tcW w:w="2500" w:type="dxa"/>
@@ -7642,12 +7234,6 @@
         </w:tc>
       </w:tr>
       <w:tr>
-        <w:tblPrEx>
-          <w:tblCellMar>
-            <w:top w:w="0" w:type="dxa"/>
-            <w:bottom w:w="0" w:type="dxa"/>
-          </w:tblCellMar>
-        </w:tblPrEx>
         <w:tc>
           <w:tcPr>
             <w:tcW w:w="2500" w:type="dxa"/>
@@ -7754,12 +7340,6 @@
         </w:tc>
       </w:tr>
       <w:tr>
-        <w:tblPrEx>
-          <w:tblCellMar>
-            <w:top w:w="0" w:type="dxa"/>
-            <w:bottom w:w="0" w:type="dxa"/>
-          </w:tblCellMar>
-        </w:tblPrEx>
         <w:tc>
           <w:tcPr>
             <w:tcW w:w="2500" w:type="dxa"/>
@@ -7866,12 +7446,6 @@
         </w:tc>
       </w:tr>
       <w:tr>
-        <w:tblPrEx>
-          <w:tblCellMar>
-            <w:top w:w="0" w:type="dxa"/>
-            <w:bottom w:w="0" w:type="dxa"/>
-          </w:tblCellMar>
-        </w:tblPrEx>
         <w:tc>
           <w:tcPr>
             <w:tcW w:w="2500" w:type="dxa"/>
@@ -7989,12 +7563,6 @@
         </w:tc>
       </w:tr>
       <w:tr>
-        <w:tblPrEx>
-          <w:tblCellMar>
-            <w:top w:w="0" w:type="dxa"/>
-            <w:bottom w:w="0" w:type="dxa"/>
-          </w:tblCellMar>
-        </w:tblPrEx>
         <w:tc>
           <w:tcPr>
             <w:tcW w:w="2500" w:type="dxa"/>
@@ -8143,7 +7711,7 @@
           <w:lang w:val="pt-PT"/>
         </w:rPr>
       </w:pPr>
-      <w:bookmarkStart w:id="10" w:name="_Toc229571036"/>
+      <w:bookmarkStart w:id="10" w:name="_Toc230082537"/>
       <w:r>
         <w:rPr>
           <w:rFonts w:eastAsia="Arial"/>
@@ -8216,12 +7784,6 @@
         <w:gridCol w:w="3779"/>
       </w:tblGrid>
       <w:tr>
-        <w:tblPrEx>
-          <w:tblCellMar>
-            <w:top w:w="0" w:type="dxa"/>
-            <w:bottom w:w="0" w:type="dxa"/>
-          </w:tblCellMar>
-        </w:tblPrEx>
         <w:tc>
           <w:tcPr>
             <w:tcW w:w="5576" w:type="dxa"/>
@@ -8300,12 +7862,6 @@
         </w:tc>
       </w:tr>
       <w:tr>
-        <w:tblPrEx>
-          <w:tblCellMar>
-            <w:top w:w="0" w:type="dxa"/>
-            <w:bottom w:w="0" w:type="dxa"/>
-          </w:tblCellMar>
-        </w:tblPrEx>
         <w:tc>
           <w:tcPr>
             <w:tcW w:w="5576" w:type="dxa"/>
@@ -8378,12 +7934,6 @@
         </w:tc>
       </w:tr>
       <w:tr>
-        <w:tblPrEx>
-          <w:tblCellMar>
-            <w:top w:w="0" w:type="dxa"/>
-            <w:bottom w:w="0" w:type="dxa"/>
-          </w:tblCellMar>
-        </w:tblPrEx>
         <w:tc>
           <w:tcPr>
             <w:tcW w:w="5576" w:type="dxa"/>
@@ -8456,12 +8006,6 @@
         </w:tc>
       </w:tr>
       <w:tr>
-        <w:tblPrEx>
-          <w:tblCellMar>
-            <w:top w:w="0" w:type="dxa"/>
-            <w:bottom w:w="0" w:type="dxa"/>
-          </w:tblCellMar>
-        </w:tblPrEx>
         <w:tc>
           <w:tcPr>
             <w:tcW w:w="5576" w:type="dxa"/>
@@ -8554,7 +8098,7 @@
           <w:lang w:val="pt-PT"/>
         </w:rPr>
       </w:pPr>
-      <w:bookmarkStart w:id="11" w:name="_Toc229571037"/>
+      <w:bookmarkStart w:id="11" w:name="_Toc230082538"/>
       <w:r>
         <w:rPr>
           <w:rFonts w:eastAsia="Arial"/>
@@ -8698,17 +8242,15 @@
         <w:ind w:left="0" w:firstLine="0"/>
         <w:rPr>
           <w:color w:val="auto"/>
-          <w:sz w:val="24"/>
-          <w:lang w:val="pt-PT"/>
-        </w:rPr>
-      </w:pPr>
-      <w:bookmarkStart w:id="12" w:name="_Toc229571038"/>
+          <w:lang w:val="pt-PT"/>
+        </w:rPr>
+      </w:pPr>
+      <w:bookmarkStart w:id="12" w:name="_Toc230082539"/>
       <w:r>
         <w:rPr>
           <w:rFonts w:eastAsia="Arial"/>
           <w:bCs/>
           <w:color w:val="auto"/>
-          <w:sz w:val="24"/>
           <w:szCs w:val="28"/>
           <w:lang w:val="pt-PT"/>
         </w:rPr>
@@ -8828,12 +8370,6 @@
         <w:gridCol w:w="4726"/>
       </w:tblGrid>
       <w:tr>
-        <w:tblPrEx>
-          <w:tblCellMar>
-            <w:top w:w="0" w:type="dxa"/>
-            <w:bottom w:w="0" w:type="dxa"/>
-          </w:tblCellMar>
-        </w:tblPrEx>
         <w:tc>
           <w:tcPr>
             <w:tcW w:w="2800" w:type="dxa"/>
@@ -8950,12 +8486,6 @@
         </w:tc>
       </w:tr>
       <w:tr>
-        <w:tblPrEx>
-          <w:tblCellMar>
-            <w:top w:w="0" w:type="dxa"/>
-            <w:bottom w:w="0" w:type="dxa"/>
-          </w:tblCellMar>
-        </w:tblPrEx>
         <w:tc>
           <w:tcPr>
             <w:tcW w:w="2800" w:type="dxa"/>
@@ -9062,12 +8592,6 @@
         </w:tc>
       </w:tr>
       <w:tr>
-        <w:tblPrEx>
-          <w:tblCellMar>
-            <w:top w:w="0" w:type="dxa"/>
-            <w:bottom w:w="0" w:type="dxa"/>
-          </w:tblCellMar>
-        </w:tblPrEx>
         <w:tc>
           <w:tcPr>
             <w:tcW w:w="2800" w:type="dxa"/>
@@ -9214,12 +8738,6 @@
         </w:tc>
       </w:tr>
       <w:tr>
-        <w:tblPrEx>
-          <w:tblCellMar>
-            <w:top w:w="0" w:type="dxa"/>
-            <w:bottom w:w="0" w:type="dxa"/>
-          </w:tblCellMar>
-        </w:tblPrEx>
         <w:tc>
           <w:tcPr>
             <w:tcW w:w="2800" w:type="dxa"/>
@@ -9326,12 +8844,6 @@
         </w:tc>
       </w:tr>
       <w:tr>
-        <w:tblPrEx>
-          <w:tblCellMar>
-            <w:top w:w="0" w:type="dxa"/>
-            <w:bottom w:w="0" w:type="dxa"/>
-          </w:tblCellMar>
-        </w:tblPrEx>
         <w:tc>
           <w:tcPr>
             <w:tcW w:w="2800" w:type="dxa"/>
@@ -9449,12 +8961,6 @@
         </w:tc>
       </w:tr>
       <w:tr>
-        <w:tblPrEx>
-          <w:tblCellMar>
-            <w:top w:w="0" w:type="dxa"/>
-            <w:bottom w:w="0" w:type="dxa"/>
-          </w:tblCellMar>
-        </w:tblPrEx>
         <w:tc>
           <w:tcPr>
             <w:tcW w:w="2800" w:type="dxa"/>
@@ -9577,7 +9083,7 @@
           <w:lang w:val="pt-PT"/>
         </w:rPr>
       </w:pPr>
-      <w:bookmarkStart w:id="13" w:name="_Toc229571039"/>
+      <w:bookmarkStart w:id="13" w:name="_Toc230082540"/>
       <w:r>
         <w:rPr>
           <w:rFonts w:eastAsia="Arial"/>
@@ -9616,19 +9122,15 @@
     </w:p>
     <w:p>
       <w:pPr>
-        <w:shd w:val="clear" w:color="auto" w:fill="EFEFEF"/>
-        <w:spacing w:before="20" w:after="20"/>
-        <w:ind w:left="300"/>
-        <w:rPr>
+        <w:rPr>
+          <w:sz w:val="18"/>
           <w:lang w:val="pt-PT"/>
         </w:rPr>
       </w:pPr>
       <w:r>
         <w:rPr>
           <w:rFonts w:eastAsia="Courier New"/>
-          <w:color w:val="1A1A2E"/>
           <w:sz w:val="18"/>
-          <w:szCs w:val="18"/>
           <w:lang w:val="pt-PT"/>
         </w:rPr>
         <w:t>---EMAIL---</w:t>
@@ -9636,19 +9138,15 @@
     </w:p>
     <w:p>
       <w:pPr>
-        <w:shd w:val="clear" w:color="auto" w:fill="EFEFEF"/>
-        <w:spacing w:before="20" w:after="20"/>
-        <w:ind w:left="300"/>
-        <w:rPr>
+        <w:rPr>
+          <w:sz w:val="18"/>
           <w:lang w:val="pt-PT"/>
         </w:rPr>
       </w:pPr>
       <w:r>
         <w:rPr>
           <w:rFonts w:eastAsia="Courier New"/>
-          <w:color w:val="1A1A2E"/>
           <w:sz w:val="18"/>
-          <w:szCs w:val="18"/>
           <w:lang w:val="pt-PT"/>
         </w:rPr>
         <w:t>DE: remetente@dominio.com</w:t>
@@ -9656,19 +9154,15 @@
     </w:p>
     <w:p>
       <w:pPr>
-        <w:shd w:val="clear" w:color="auto" w:fill="EFEFEF"/>
-        <w:spacing w:before="20" w:after="20"/>
-        <w:ind w:left="300"/>
-        <w:rPr>
+        <w:rPr>
+          <w:sz w:val="18"/>
           <w:lang w:val="pt-PT"/>
         </w:rPr>
       </w:pPr>
       <w:r>
         <w:rPr>
           <w:rFonts w:eastAsia="Courier New"/>
-          <w:color w:val="1A1A2E"/>
           <w:sz w:val="18"/>
-          <w:szCs w:val="18"/>
           <w:lang w:val="pt-PT"/>
         </w:rPr>
         <w:t>PARA: destinatario@dominio.com</w:t>
@@ -9676,19 +9170,15 @@
     </w:p>
     <w:p>
       <w:pPr>
-        <w:shd w:val="clear" w:color="auto" w:fill="EFEFEF"/>
-        <w:spacing w:before="20" w:after="20"/>
-        <w:ind w:left="300"/>
-        <w:rPr>
+        <w:rPr>
+          <w:sz w:val="18"/>
           <w:lang w:val="pt-PT"/>
         </w:rPr>
       </w:pPr>
       <w:r>
         <w:rPr>
           <w:rFonts w:eastAsia="Courier New"/>
-          <w:color w:val="1A1A2E"/>
           <w:sz w:val="18"/>
-          <w:szCs w:val="18"/>
           <w:lang w:val="pt-PT"/>
         </w:rPr>
         <w:t>ASSUNTO: Texto do assunto</w:t>
@@ -9696,19 +9186,15 @@
     </w:p>
     <w:p>
       <w:pPr>
-        <w:shd w:val="clear" w:color="auto" w:fill="EFEFEF"/>
-        <w:spacing w:before="20" w:after="20"/>
-        <w:ind w:left="300"/>
-        <w:rPr>
+        <w:rPr>
+          <w:sz w:val="18"/>
           <w:lang w:val="pt-PT"/>
         </w:rPr>
       </w:pPr>
       <w:r>
         <w:rPr>
           <w:rFonts w:eastAsia="Courier New"/>
-          <w:color w:val="1A1A2E"/>
           <w:sz w:val="18"/>
-          <w:szCs w:val="18"/>
           <w:lang w:val="pt-PT"/>
         </w:rPr>
         <w:t>DATA: 2025-05-01 09:30</w:t>
@@ -9716,19 +9202,15 @@
     </w:p>
     <w:p>
       <w:pPr>
-        <w:shd w:val="clear" w:color="auto" w:fill="EFEFEF"/>
-        <w:spacing w:before="20" w:after="20"/>
-        <w:ind w:left="300"/>
-        <w:rPr>
+        <w:rPr>
+          <w:sz w:val="18"/>
           <w:lang w:val="pt-PT"/>
         </w:rPr>
       </w:pPr>
       <w:r>
         <w:rPr>
           <w:rFonts w:eastAsia="Courier New"/>
-          <w:color w:val="1A1A2E"/>
           <w:sz w:val="18"/>
-          <w:szCs w:val="18"/>
           <w:lang w:val="pt-PT"/>
         </w:rPr>
         <w:t>CORPO:</w:t>
@@ -9736,19 +9218,15 @@
     </w:p>
     <w:p>
       <w:pPr>
-        <w:shd w:val="clear" w:color="auto" w:fill="EFEFEF"/>
-        <w:spacing w:before="20" w:after="20"/>
-        <w:ind w:left="300"/>
-        <w:rPr>
+        <w:rPr>
+          <w:sz w:val="18"/>
           <w:lang w:val="pt-PT"/>
         </w:rPr>
       </w:pPr>
       <w:r>
         <w:rPr>
           <w:rFonts w:eastAsia="Courier New"/>
-          <w:color w:val="1A1A2E"/>
           <w:sz w:val="18"/>
-          <w:szCs w:val="18"/>
           <w:lang w:val="pt-PT"/>
         </w:rPr>
         <w:t>Texto do corpo do email...</w:t>
@@ -9756,19 +9234,15 @@
     </w:p>
     <w:p>
       <w:pPr>
-        <w:shd w:val="clear" w:color="auto" w:fill="EFEFEF"/>
-        <w:spacing w:before="20" w:after="20"/>
-        <w:ind w:left="300"/>
-        <w:rPr>
+        <w:rPr>
+          <w:sz w:val="18"/>
           <w:lang w:val="pt-PT"/>
         </w:rPr>
       </w:pPr>
       <w:r>
         <w:rPr>
           <w:rFonts w:eastAsia="Courier New"/>
-          <w:color w:val="1A1A2E"/>
           <w:sz w:val="18"/>
-          <w:szCs w:val="18"/>
           <w:lang w:val="pt-PT"/>
         </w:rPr>
         <w:t>---FIM---</w:t>
@@ -9808,7 +9282,7 @@
           <w:lang w:val="pt-PT"/>
         </w:rPr>
       </w:pPr>
-      <w:bookmarkStart w:id="14" w:name="_Toc229571040"/>
+      <w:bookmarkStart w:id="14" w:name="_Toc230082541"/>
       <w:r>
         <w:rPr>
           <w:rFonts w:eastAsia="Arial"/>
@@ -9906,12 +9380,6 @@
         <w:gridCol w:w="6333"/>
       </w:tblGrid>
       <w:tr>
-        <w:tblPrEx>
-          <w:tblCellMar>
-            <w:top w:w="0" w:type="dxa"/>
-            <w:bottom w:w="0" w:type="dxa"/>
-          </w:tblCellMar>
-        </w:tblPrEx>
         <w:tc>
           <w:tcPr>
             <w:tcW w:w="2693" w:type="dxa"/>
@@ -9989,12 +9457,6 @@
         </w:tc>
       </w:tr>
       <w:tr>
-        <w:tblPrEx>
-          <w:tblCellMar>
-            <w:top w:w="0" w:type="dxa"/>
-            <w:bottom w:w="0" w:type="dxa"/>
-          </w:tblCellMar>
-        </w:tblPrEx>
         <w:tc>
           <w:tcPr>
             <w:tcW w:w="2693" w:type="dxa"/>
@@ -10089,12 +9551,6 @@
         </w:tc>
       </w:tr>
       <w:tr>
-        <w:tblPrEx>
-          <w:tblCellMar>
-            <w:top w:w="0" w:type="dxa"/>
-            <w:bottom w:w="0" w:type="dxa"/>
-          </w:tblCellMar>
-        </w:tblPrEx>
         <w:tc>
           <w:tcPr>
             <w:tcW w:w="2693" w:type="dxa"/>
@@ -10200,12 +9656,6 @@
         </w:tc>
       </w:tr>
       <w:tr>
-        <w:tblPrEx>
-          <w:tblCellMar>
-            <w:top w:w="0" w:type="dxa"/>
-            <w:bottom w:w="0" w:type="dxa"/>
-          </w:tblCellMar>
-        </w:tblPrEx>
         <w:tc>
           <w:tcPr>
             <w:tcW w:w="2693" w:type="dxa"/>
@@ -10280,12 +9730,6 @@
         </w:tc>
       </w:tr>
       <w:tr>
-        <w:tblPrEx>
-          <w:tblCellMar>
-            <w:top w:w="0" w:type="dxa"/>
-            <w:bottom w:w="0" w:type="dxa"/>
-          </w:tblCellMar>
-        </w:tblPrEx>
         <w:tc>
           <w:tcPr>
             <w:tcW w:w="2693" w:type="dxa"/>
@@ -10431,12 +9875,6 @@
         </w:tc>
       </w:tr>
       <w:tr>
-        <w:tblPrEx>
-          <w:tblCellMar>
-            <w:top w:w="0" w:type="dxa"/>
-            <w:bottom w:w="0" w:type="dxa"/>
-          </w:tblCellMar>
-        </w:tblPrEx>
         <w:tc>
           <w:tcPr>
             <w:tcW w:w="2693" w:type="dxa"/>
@@ -10562,12 +10000,6 @@
         </w:tc>
       </w:tr>
       <w:tr>
-        <w:tblPrEx>
-          <w:tblCellMar>
-            <w:top w:w="0" w:type="dxa"/>
-            <w:bottom w:w="0" w:type="dxa"/>
-          </w:tblCellMar>
-        </w:tblPrEx>
         <w:tc>
           <w:tcPr>
             <w:tcW w:w="2693" w:type="dxa"/>
@@ -10680,12 +10112,6 @@
         </w:tc>
       </w:tr>
       <w:tr>
-        <w:tblPrEx>
-          <w:tblCellMar>
-            <w:top w:w="0" w:type="dxa"/>
-            <w:bottom w:w="0" w:type="dxa"/>
-          </w:tblCellMar>
-        </w:tblPrEx>
         <w:tc>
           <w:tcPr>
             <w:tcW w:w="2693" w:type="dxa"/>
@@ -10803,17 +10229,15 @@
         <w:pStyle w:val="Cabealho1"/>
         <w:rPr>
           <w:color w:val="auto"/>
-          <w:sz w:val="24"/>
-          <w:lang w:val="pt-PT"/>
-        </w:rPr>
-      </w:pPr>
-      <w:bookmarkStart w:id="15" w:name="_Toc229571041"/>
+          <w:lang w:val="pt-PT"/>
+        </w:rPr>
+      </w:pPr>
+      <w:bookmarkStart w:id="15" w:name="_Toc230082542"/>
       <w:r>
         <w:rPr>
           <w:rFonts w:eastAsia="Arial"/>
           <w:bCs/>
           <w:color w:val="auto"/>
-          <w:sz w:val="24"/>
           <w:szCs w:val="28"/>
           <w:lang w:val="pt-PT"/>
         </w:rPr>
@@ -10930,16 +10354,14 @@
         </w:rPr>
         <w:t>Análise</w:t>
       </w:r>
-      <w:proofErr w:type="gramStart"/>
       <w:r>
         <w:rPr>
           <w:rFonts w:eastAsia="Arial"/>
           <w:szCs w:val="22"/>
           <w:lang w:val="pt-PT"/>
         </w:rPr>
-        <w:t>: Ao</w:t>
-      </w:r>
-      <w:proofErr w:type="gramEnd"/>
+        <w:t>: ao</w:t>
+      </w:r>
       <w:r>
         <w:rPr>
           <w:rFonts w:eastAsia="Arial"/>
@@ -10972,16 +10394,14 @@
         </w:rPr>
         <w:t>Classificação</w:t>
       </w:r>
-      <w:proofErr w:type="gramStart"/>
       <w:r>
         <w:rPr>
           <w:rFonts w:eastAsia="Arial"/>
           <w:szCs w:val="22"/>
           <w:lang w:val="pt-PT"/>
         </w:rPr>
-        <w:t>: Um</w:t>
-      </w:r>
-      <w:proofErr w:type="gramEnd"/>
+        <w:t>: um</w:t>
+      </w:r>
       <w:r>
         <w:rPr>
           <w:rFonts w:eastAsia="Arial"/>
@@ -11013,24 +10433,14 @@
         </w:rPr>
         <w:t>Persistência</w:t>
       </w:r>
-      <w:proofErr w:type="gramStart"/>
       <w:r>
         <w:rPr>
           <w:rFonts w:eastAsia="Arial"/>
           <w:szCs w:val="22"/>
           <w:lang w:val="pt-PT"/>
         </w:rPr>
-        <w:t xml:space="preserve">: </w:t>
-      </w:r>
-      <w:r>
-        <w:rPr>
-          <w:rFonts w:eastAsia="Arial"/>
-          <w:szCs w:val="22"/>
-          <w:lang w:val="pt-PT"/>
-        </w:rPr>
-        <w:t>Os</w:t>
-      </w:r>
-      <w:proofErr w:type="gramEnd"/>
+        <w:t>: os</w:t>
+      </w:r>
       <w:r>
         <w:rPr>
           <w:rFonts w:eastAsia="Arial"/>
@@ -11070,16 +10480,14 @@
         </w:rPr>
         <w:t>Encerramento</w:t>
       </w:r>
-      <w:proofErr w:type="gramStart"/>
       <w:r>
         <w:rPr>
           <w:rFonts w:eastAsia="Arial"/>
           <w:szCs w:val="22"/>
           <w:lang w:val="pt-PT"/>
         </w:rPr>
-        <w:t>: Ao</w:t>
-      </w:r>
-      <w:proofErr w:type="gramEnd"/>
+        <w:t>: ao</w:t>
+      </w:r>
       <w:r>
         <w:rPr>
           <w:rFonts w:eastAsia="Arial"/>
@@ -11141,7 +10549,7 @@
           <w:lang w:val="pt-PT"/>
         </w:rPr>
       </w:pPr>
-      <w:bookmarkStart w:id="16" w:name="_Toc229571042"/>
+      <w:bookmarkStart w:id="16" w:name="_Toc230082543"/>
       <w:r>
         <w:rPr>
           <w:rFonts w:eastAsia="Arial"/>
@@ -11225,12 +10633,6 @@
         <w:gridCol w:w="2300"/>
       </w:tblGrid>
       <w:tr>
-        <w:tblPrEx>
-          <w:tblCellMar>
-            <w:top w:w="0" w:type="dxa"/>
-            <w:bottom w:w="0" w:type="dxa"/>
-          </w:tblCellMar>
-        </w:tblPrEx>
         <w:tc>
           <w:tcPr>
             <w:tcW w:w="2500" w:type="dxa"/>
@@ -11385,12 +10787,6 @@
         </w:tc>
       </w:tr>
       <w:tr>
-        <w:tblPrEx>
-          <w:tblCellMar>
-            <w:top w:w="0" w:type="dxa"/>
-            <w:bottom w:w="0" w:type="dxa"/>
-          </w:tblCellMar>
-        </w:tblPrEx>
         <w:tc>
           <w:tcPr>
             <w:tcW w:w="2500" w:type="dxa"/>
@@ -11535,12 +10931,6 @@
         </w:tc>
       </w:tr>
       <w:tr>
-        <w:tblPrEx>
-          <w:tblCellMar>
-            <w:top w:w="0" w:type="dxa"/>
-            <w:bottom w:w="0" w:type="dxa"/>
-          </w:tblCellMar>
-        </w:tblPrEx>
         <w:tc>
           <w:tcPr>
             <w:tcW w:w="2500" w:type="dxa"/>
@@ -11674,12 +11064,6 @@
         </w:tc>
       </w:tr>
       <w:tr>
-        <w:tblPrEx>
-          <w:tblCellMar>
-            <w:top w:w="0" w:type="dxa"/>
-            <w:bottom w:w="0" w:type="dxa"/>
-          </w:tblCellMar>
-        </w:tblPrEx>
         <w:tc>
           <w:tcPr>
             <w:tcW w:w="2500" w:type="dxa"/>
@@ -11815,12 +11199,6 @@
         </w:tc>
       </w:tr>
       <w:tr>
-        <w:tblPrEx>
-          <w:tblCellMar>
-            <w:top w:w="0" w:type="dxa"/>
-            <w:bottom w:w="0" w:type="dxa"/>
-          </w:tblCellMar>
-        </w:tblPrEx>
         <w:tc>
           <w:tcPr>
             <w:tcW w:w="2500" w:type="dxa"/>
@@ -11965,12 +11343,6 @@
         </w:tc>
       </w:tr>
       <w:tr>
-        <w:tblPrEx>
-          <w:tblCellMar>
-            <w:top w:w="0" w:type="dxa"/>
-            <w:bottom w:w="0" w:type="dxa"/>
-          </w:tblCellMar>
-        </w:tblPrEx>
         <w:tc>
           <w:tcPr>
             <w:tcW w:w="2500" w:type="dxa"/>
@@ -12104,12 +11476,6 @@
         </w:tc>
       </w:tr>
       <w:tr>
-        <w:tblPrEx>
-          <w:tblCellMar>
-            <w:top w:w="0" w:type="dxa"/>
-            <w:bottom w:w="0" w:type="dxa"/>
-          </w:tblCellMar>
-        </w:tblPrEx>
         <w:tc>
           <w:tcPr>
             <w:tcW w:w="2500" w:type="dxa"/>
@@ -12243,12 +11609,6 @@
         </w:tc>
       </w:tr>
       <w:tr>
-        <w:tblPrEx>
-          <w:tblCellMar>
-            <w:top w:w="0" w:type="dxa"/>
-            <w:bottom w:w="0" w:type="dxa"/>
-          </w:tblCellMar>
-        </w:tblPrEx>
         <w:tc>
           <w:tcPr>
             <w:tcW w:w="2500" w:type="dxa"/>
@@ -12393,12 +11753,6 @@
         </w:tc>
       </w:tr>
       <w:tr>
-        <w:tblPrEx>
-          <w:tblCellMar>
-            <w:top w:w="0" w:type="dxa"/>
-            <w:bottom w:w="0" w:type="dxa"/>
-          </w:tblCellMar>
-        </w:tblPrEx>
         <w:tc>
           <w:tcPr>
             <w:tcW w:w="2500" w:type="dxa"/>
@@ -12532,12 +11886,6 @@
         </w:tc>
       </w:tr>
       <w:tr>
-        <w:tblPrEx>
-          <w:tblCellMar>
-            <w:top w:w="0" w:type="dxa"/>
-            <w:bottom w:w="0" w:type="dxa"/>
-          </w:tblCellMar>
-        </w:tblPrEx>
         <w:tc>
           <w:tcPr>
             <w:tcW w:w="2500" w:type="dxa"/>
@@ -12671,12 +12019,6 @@
         </w:tc>
       </w:tr>
       <w:tr>
-        <w:tblPrEx>
-          <w:tblCellMar>
-            <w:top w:w="0" w:type="dxa"/>
-            <w:bottom w:w="0" w:type="dxa"/>
-          </w:tblCellMar>
-        </w:tblPrEx>
         <w:tc>
           <w:tcPr>
             <w:tcW w:w="2500" w:type="dxa"/>
@@ -12822,7 +12164,7 @@
           <w:color w:val="auto"/>
         </w:rPr>
       </w:pPr>
-      <w:bookmarkStart w:id="17" w:name="_Toc229571043"/>
+      <w:bookmarkStart w:id="17" w:name="_Toc230082544"/>
       <w:r>
         <w:rPr>
           <w:rFonts w:eastAsia="Arial"/>
@@ -12951,8 +12293,8 @@
         <w:contextualSpacing w:val="0"/>
         <w:jc w:val="left"/>
         <w:rPr>
-          <w:color w:val="auto"/>
-          <w:sz w:val="28"/>
+          <w:rFonts w:eastAsia="Arial"/>
+          <w:b/>
           <w:lang w:val="pt-PT"/>
         </w:rPr>
       </w:pPr>
@@ -12965,600 +12307,12 @@
         </w:rPr>
         <w:t>4º — Mário: opção 6 — usa os dados gerados pela opção 1</w:t>
       </w:r>
-    </w:p>
-    <w:p>
-      <w:pPr>
-        <w:pageBreakBefore/>
-        <w:rPr>
-          <w:lang w:val="pt-PT"/>
-        </w:rPr>
-      </w:pPr>
-      <w:r>
-        <w:rPr>
-          <w:lang w:val="pt-PT"/>
-        </w:rPr>
-        <w:lastRenderedPageBreak/>
+      <w:r>
+        <w:rPr>
+          <w:lang w:val="pt-PT"/>
+        </w:rPr>
         <w:br/>
       </w:r>
-    </w:p>
-    <w:p>
-      <w:pPr>
-        <w:pStyle w:val="Cabealho1"/>
-        <w:rPr>
-          <w:color w:val="auto"/>
-          <w:sz w:val="24"/>
-          <w:lang w:val="pt-PT"/>
-        </w:rPr>
-      </w:pPr>
-      <w:bookmarkStart w:id="18" w:name="_Toc229571044"/>
-      <w:r>
-        <w:rPr>
-          <w:rFonts w:eastAsia="Arial"/>
-          <w:bCs/>
-          <w:color w:val="auto"/>
-          <w:sz w:val="24"/>
-          <w:szCs w:val="28"/>
-          <w:lang w:val="pt-PT"/>
-        </w:rPr>
-        <w:t>8. ESTRUTURA DE PASTAS DO PROJECTO</w:t>
-      </w:r>
-      <w:bookmarkEnd w:id="18"/>
-    </w:p>
-    <w:p>
-      <w:pPr>
-        <w:spacing w:before="80" w:after="80"/>
-        <w:ind w:firstLine="300"/>
-        <w:rPr>
-          <w:color w:val="auto"/>
-          <w:sz w:val="28"/>
-          <w:lang w:val="pt-PT"/>
-        </w:rPr>
-      </w:pPr>
-      <w:r>
-        <w:rPr>
-          <w:rFonts w:eastAsia="Arial"/>
-          <w:color w:val="auto"/>
-          <w:szCs w:val="22"/>
-          <w:lang w:val="pt-PT"/>
-        </w:rPr>
-        <w:t xml:space="preserve">A estrutura de pastas do </w:t>
-      </w:r>
-      <w:proofErr w:type="spellStart"/>
-      <w:r>
-        <w:rPr>
-          <w:rFonts w:eastAsia="Arial"/>
-          <w:color w:val="auto"/>
-          <w:szCs w:val="22"/>
-          <w:lang w:val="pt-PT"/>
-        </w:rPr>
-        <w:t>projecto</w:t>
-      </w:r>
-      <w:proofErr w:type="spellEnd"/>
-      <w:r>
-        <w:rPr>
-          <w:rFonts w:eastAsia="Arial"/>
-          <w:color w:val="auto"/>
-          <w:szCs w:val="22"/>
-          <w:lang w:val="pt-PT"/>
-        </w:rPr>
-        <w:t xml:space="preserve"> foi definida para garantir que o caminho dos ficheiros funciona em qualquer computador, usando caminhos relativos:</w:t>
-      </w:r>
-    </w:p>
-    <w:p>
-      <w:pPr>
-        <w:spacing w:before="80" w:after="80"/>
-        <w:rPr>
-          <w:lang w:val="pt-PT"/>
-        </w:rPr>
-      </w:pPr>
-    </w:p>
-    <w:p>
-      <w:pPr>
-        <w:shd w:val="clear" w:color="auto" w:fill="EFEFEF"/>
-        <w:spacing w:before="20" w:after="20"/>
-        <w:ind w:left="300"/>
-        <w:rPr>
-          <w:lang w:val="pt-PT"/>
-        </w:rPr>
-      </w:pPr>
-      <w:proofErr w:type="spellStart"/>
-      <w:r>
-        <w:rPr>
-          <w:rFonts w:eastAsia="Courier New"/>
-          <w:color w:val="1A1A2E"/>
-          <w:sz w:val="18"/>
-          <w:szCs w:val="18"/>
-          <w:lang w:val="pt-PT"/>
-        </w:rPr>
-        <w:t>phishing</w:t>
-      </w:r>
-      <w:proofErr w:type="spellEnd"/>
-      <w:r>
-        <w:rPr>
-          <w:rFonts w:eastAsia="Courier New"/>
-          <w:color w:val="1A1A2E"/>
-          <w:sz w:val="18"/>
-          <w:szCs w:val="18"/>
-          <w:lang w:val="pt-PT"/>
-        </w:rPr>
-        <w:t>-scanner-java/</w:t>
-      </w:r>
-    </w:p>
-    <w:p>
-      <w:pPr>
-        <w:shd w:val="clear" w:color="auto" w:fill="EFEFEF"/>
-        <w:spacing w:before="20" w:after="20"/>
-        <w:ind w:left="300"/>
-        <w:rPr>
-          <w:lang w:val="pt-PT"/>
-        </w:rPr>
-      </w:pPr>
-      <w:r>
-        <w:rPr>
-          <w:rFonts w:eastAsia="Courier New"/>
-          <w:color w:val="1A1A2E"/>
-          <w:sz w:val="18"/>
-          <w:szCs w:val="18"/>
-          <w:lang w:val="pt-PT"/>
-        </w:rPr>
-        <w:t>│</w:t>
-      </w:r>
-    </w:p>
-    <w:p>
-      <w:pPr>
-        <w:shd w:val="clear" w:color="auto" w:fill="EFEFEF"/>
-        <w:spacing w:before="20" w:after="20"/>
-        <w:ind w:left="300"/>
-        <w:rPr>
-          <w:lang w:val="pt-PT"/>
-        </w:rPr>
-      </w:pPr>
-      <w:r>
-        <w:rPr>
-          <w:rFonts w:eastAsia="Courier New"/>
-          <w:color w:val="1A1A2E"/>
-          <w:sz w:val="18"/>
-          <w:szCs w:val="18"/>
-          <w:lang w:val="pt-PT"/>
-        </w:rPr>
-        <w:t xml:space="preserve">├── </w:t>
-      </w:r>
-      <w:proofErr w:type="spellStart"/>
-      <w:r>
-        <w:rPr>
-          <w:rFonts w:eastAsia="Courier New"/>
-          <w:color w:val="1A1A2E"/>
-          <w:sz w:val="18"/>
-          <w:szCs w:val="18"/>
-          <w:lang w:val="pt-PT"/>
-        </w:rPr>
-        <w:t>Keba</w:t>
-      </w:r>
-      <w:proofErr w:type="spellEnd"/>
-      <w:r>
-        <w:rPr>
-          <w:rFonts w:eastAsia="Courier New"/>
-          <w:color w:val="1A1A2E"/>
-          <w:sz w:val="18"/>
-          <w:szCs w:val="18"/>
-          <w:lang w:val="pt-PT"/>
-        </w:rPr>
-        <w:t>/</w:t>
-      </w:r>
-    </w:p>
-    <w:p>
-      <w:pPr>
-        <w:shd w:val="clear" w:color="auto" w:fill="EFEFEF"/>
-        <w:spacing w:before="20" w:after="20"/>
-        <w:ind w:left="300"/>
-        <w:rPr>
-          <w:lang w:val="pt-PT"/>
-        </w:rPr>
-      </w:pPr>
-      <w:r>
-        <w:rPr>
-          <w:rFonts w:eastAsia="Courier New"/>
-          <w:color w:val="1A1A2E"/>
-          <w:sz w:val="18"/>
-          <w:szCs w:val="18"/>
-          <w:lang w:val="pt-PT"/>
-        </w:rPr>
-        <w:t xml:space="preserve">│   ├── </w:t>
-      </w:r>
-      <w:proofErr w:type="spellStart"/>
-      <w:r>
-        <w:rPr>
-          <w:rFonts w:eastAsia="Courier New"/>
-          <w:color w:val="1A1A2E"/>
-          <w:sz w:val="18"/>
-          <w:szCs w:val="18"/>
-          <w:lang w:val="pt-PT"/>
-        </w:rPr>
-        <w:t>src</w:t>
-      </w:r>
-      <w:proofErr w:type="spellEnd"/>
-      <w:r>
-        <w:rPr>
-          <w:rFonts w:eastAsia="Courier New"/>
-          <w:color w:val="1A1A2E"/>
-          <w:sz w:val="18"/>
-          <w:szCs w:val="18"/>
-          <w:lang w:val="pt-PT"/>
-        </w:rPr>
-        <w:t>/</w:t>
-      </w:r>
-    </w:p>
-    <w:p>
-      <w:pPr>
-        <w:shd w:val="clear" w:color="auto" w:fill="EFEFEF"/>
-        <w:spacing w:before="20" w:after="20"/>
-        <w:ind w:left="300"/>
-        <w:rPr>
-          <w:lang w:val="pt-PT"/>
-        </w:rPr>
-      </w:pPr>
-      <w:r>
-        <w:rPr>
-          <w:rFonts w:eastAsia="Courier New"/>
-          <w:color w:val="1A1A2E"/>
-          <w:sz w:val="18"/>
-          <w:szCs w:val="18"/>
-          <w:lang w:val="pt-PT"/>
-        </w:rPr>
-        <w:t xml:space="preserve">│   │   └── </w:t>
-      </w:r>
-      <w:proofErr w:type="spellStart"/>
-      <w:r>
-        <w:rPr>
-          <w:rFonts w:eastAsia="Courier New"/>
-          <w:color w:val="1A1A2E"/>
-          <w:sz w:val="18"/>
-          <w:szCs w:val="18"/>
-          <w:lang w:val="pt-PT"/>
-        </w:rPr>
-        <w:t>keba</w:t>
-      </w:r>
-      <w:proofErr w:type="spellEnd"/>
-      <w:r>
-        <w:rPr>
-          <w:rFonts w:eastAsia="Courier New"/>
-          <w:color w:val="1A1A2E"/>
-          <w:sz w:val="18"/>
-          <w:szCs w:val="18"/>
-          <w:lang w:val="pt-PT"/>
-        </w:rPr>
-        <w:t>/</w:t>
-      </w:r>
-    </w:p>
-    <w:p>
-      <w:pPr>
-        <w:shd w:val="clear" w:color="auto" w:fill="EFEFEF"/>
-        <w:spacing w:before="20" w:after="20"/>
-        <w:ind w:left="300"/>
-        <w:rPr>
-          <w:lang w:val="pt-PT"/>
-        </w:rPr>
-      </w:pPr>
-      <w:r>
-        <w:rPr>
-          <w:rFonts w:eastAsia="Courier New"/>
-          <w:color w:val="1A1A2E"/>
-          <w:sz w:val="18"/>
-          <w:szCs w:val="18"/>
-          <w:lang w:val="pt-PT"/>
-        </w:rPr>
-        <w:t>│   │       ├── Main.java</w:t>
-      </w:r>
-    </w:p>
-    <w:p>
-      <w:pPr>
-        <w:shd w:val="clear" w:color="auto" w:fill="EFEFEF"/>
-        <w:spacing w:before="20" w:after="20"/>
-        <w:ind w:left="300"/>
-        <w:rPr>
-          <w:lang w:val="pt-PT"/>
-        </w:rPr>
-      </w:pPr>
-      <w:r>
-        <w:rPr>
-          <w:rFonts w:eastAsia="Courier New"/>
-          <w:color w:val="1A1A2E"/>
-          <w:sz w:val="18"/>
-          <w:szCs w:val="18"/>
-          <w:lang w:val="pt-PT"/>
-        </w:rPr>
-        <w:t>│   │       ├── Email.java</w:t>
-      </w:r>
-    </w:p>
-    <w:p>
-      <w:pPr>
-        <w:shd w:val="clear" w:color="auto" w:fill="EFEFEF"/>
-        <w:spacing w:before="20" w:after="20"/>
-        <w:ind w:left="300"/>
-        <w:rPr>
-          <w:lang w:val="pt-PT"/>
-        </w:rPr>
-      </w:pPr>
-      <w:r>
-        <w:rPr>
-          <w:rFonts w:eastAsia="Courier New"/>
-          <w:color w:val="1A1A2E"/>
-          <w:sz w:val="18"/>
-          <w:szCs w:val="18"/>
-          <w:lang w:val="pt-PT"/>
-        </w:rPr>
-        <w:t>│   │       ├── AnalisadorPhishing.java</w:t>
-      </w:r>
-    </w:p>
-    <w:p>
-      <w:pPr>
-        <w:shd w:val="clear" w:color="auto" w:fill="EFEFEF"/>
-        <w:spacing w:before="20" w:after="20"/>
-        <w:ind w:left="300"/>
-        <w:rPr>
-          <w:lang w:val="pt-PT"/>
-        </w:rPr>
-      </w:pPr>
-      <w:r>
-        <w:rPr>
-          <w:rFonts w:eastAsia="Courier New"/>
-          <w:color w:val="1A1A2E"/>
-          <w:sz w:val="18"/>
-          <w:szCs w:val="18"/>
-          <w:lang w:val="pt-PT"/>
-        </w:rPr>
-        <w:t>│   │       ├── GestorFicheiros.java</w:t>
-      </w:r>
-    </w:p>
-    <w:p>
-      <w:pPr>
-        <w:shd w:val="clear" w:color="auto" w:fill="EFEFEF"/>
-        <w:spacing w:before="20" w:after="20"/>
-        <w:ind w:left="300"/>
-        <w:rPr>
-          <w:lang w:val="pt-PT"/>
-        </w:rPr>
-      </w:pPr>
-      <w:r>
-        <w:rPr>
-          <w:rFonts w:eastAsia="Courier New"/>
-          <w:color w:val="1A1A2E"/>
-          <w:sz w:val="18"/>
-          <w:szCs w:val="18"/>
-          <w:lang w:val="pt-PT"/>
-        </w:rPr>
-        <w:t>│   │       ├── RegistoAnalise.java</w:t>
-      </w:r>
-    </w:p>
-    <w:p>
-      <w:pPr>
-        <w:shd w:val="clear" w:color="auto" w:fill="EFEFEF"/>
-        <w:spacing w:before="20" w:after="20"/>
-        <w:ind w:left="300"/>
-        <w:rPr>
-          <w:lang w:val="pt-PT"/>
-        </w:rPr>
-      </w:pPr>
-      <w:r>
-        <w:rPr>
-          <w:rFonts w:eastAsia="Courier New"/>
-          <w:color w:val="1A1A2E"/>
-          <w:sz w:val="18"/>
-          <w:szCs w:val="18"/>
-          <w:lang w:val="pt-PT"/>
-        </w:rPr>
-        <w:t>│   │       └── Estatisticas.java</w:t>
-      </w:r>
-    </w:p>
-    <w:p>
-      <w:pPr>
-        <w:shd w:val="clear" w:color="auto" w:fill="EFEFEF"/>
-        <w:spacing w:before="20" w:after="20"/>
-        <w:ind w:left="300"/>
-        <w:rPr>
-          <w:lang w:val="pt-PT"/>
-        </w:rPr>
-      </w:pPr>
-      <w:r>
-        <w:rPr>
-          <w:rFonts w:eastAsia="Courier New"/>
-          <w:color w:val="1A1A2E"/>
-          <w:sz w:val="18"/>
-          <w:szCs w:val="18"/>
-          <w:lang w:val="pt-PT"/>
-        </w:rPr>
-        <w:t>│   │</w:t>
-      </w:r>
-    </w:p>
-    <w:p>
-      <w:pPr>
-        <w:shd w:val="clear" w:color="auto" w:fill="EFEFEF"/>
-        <w:spacing w:before="20" w:after="20"/>
-        <w:ind w:left="300"/>
-        <w:rPr>
-          <w:lang w:val="pt-PT"/>
-        </w:rPr>
-      </w:pPr>
-      <w:r>
-        <w:rPr>
-          <w:rFonts w:eastAsia="Courier New"/>
-          <w:color w:val="1A1A2E"/>
-          <w:sz w:val="18"/>
-          <w:szCs w:val="18"/>
-          <w:lang w:val="pt-PT"/>
-        </w:rPr>
-        <w:t>│   └── dados/</w:t>
-      </w:r>
-    </w:p>
-    <w:p>
-      <w:pPr>
-        <w:shd w:val="clear" w:color="auto" w:fill="EFEFEF"/>
-        <w:spacing w:before="20" w:after="20"/>
-        <w:ind w:left="300"/>
-        <w:rPr>
-          <w:lang w:val="pt-PT"/>
-        </w:rPr>
-      </w:pPr>
-      <w:r>
-        <w:rPr>
-          <w:rFonts w:eastAsia="Courier New"/>
-          <w:color w:val="1A1A2E"/>
-          <w:sz w:val="18"/>
-          <w:szCs w:val="18"/>
-          <w:lang w:val="pt-PT"/>
-        </w:rPr>
-        <w:t>│       ├── palavras_suspeitas.txt   ← criado pelo Márcio</w:t>
-      </w:r>
-    </w:p>
-    <w:p>
-      <w:pPr>
-        <w:shd w:val="clear" w:color="auto" w:fill="EFEFEF"/>
-        <w:spacing w:before="20" w:after="20"/>
-        <w:ind w:left="300"/>
-        <w:rPr>
-          <w:lang w:val="pt-PT"/>
-        </w:rPr>
-      </w:pPr>
-      <w:r>
-        <w:rPr>
-          <w:rFonts w:eastAsia="Courier New"/>
-          <w:color w:val="1A1A2E"/>
-          <w:sz w:val="18"/>
-          <w:szCs w:val="18"/>
-          <w:lang w:val="pt-PT"/>
-        </w:rPr>
-        <w:t>│       ├── dominios_negros.txt       ← criado pelo Márcio</w:t>
-      </w:r>
-    </w:p>
-    <w:p>
-      <w:pPr>
-        <w:shd w:val="clear" w:color="auto" w:fill="EFEFEF"/>
-        <w:spacing w:before="20" w:after="20"/>
-        <w:ind w:left="300"/>
-        <w:rPr>
-          <w:lang w:val="pt-PT"/>
-        </w:rPr>
-      </w:pPr>
-      <w:r>
-        <w:rPr>
-          <w:rFonts w:eastAsia="Courier New"/>
-          <w:color w:val="1A1A2E"/>
-          <w:sz w:val="18"/>
-          <w:szCs w:val="18"/>
-          <w:lang w:val="pt-PT"/>
-        </w:rPr>
-        <w:t>│       ├── historico.txt             ← criado pela opção 1</w:t>
-      </w:r>
-    </w:p>
-    <w:p>
-      <w:pPr>
-        <w:shd w:val="clear" w:color="auto" w:fill="EFEFEF"/>
-        <w:spacing w:before="20" w:after="20"/>
-        <w:ind w:left="300"/>
-        <w:rPr>
-          <w:lang w:val="pt-PT"/>
-        </w:rPr>
-      </w:pPr>
-      <w:r>
-        <w:rPr>
-          <w:rFonts w:eastAsia="Courier New"/>
-          <w:color w:val="1A1A2E"/>
-          <w:sz w:val="18"/>
-          <w:szCs w:val="18"/>
-          <w:lang w:val="pt-PT"/>
-        </w:rPr>
-        <w:t xml:space="preserve">│       └── </w:t>
-      </w:r>
-      <w:proofErr w:type="spellStart"/>
-      <w:r>
-        <w:rPr>
-          <w:rFonts w:eastAsia="Courier New"/>
-          <w:color w:val="1A1A2E"/>
-          <w:sz w:val="18"/>
-          <w:szCs w:val="18"/>
-          <w:lang w:val="pt-PT"/>
-        </w:rPr>
-        <w:t>relatorios</w:t>
-      </w:r>
-      <w:proofErr w:type="spellEnd"/>
-      <w:r>
-        <w:rPr>
-          <w:rFonts w:eastAsia="Courier New"/>
-          <w:color w:val="1A1A2E"/>
-          <w:sz w:val="18"/>
-          <w:szCs w:val="18"/>
-          <w:lang w:val="pt-PT"/>
-        </w:rPr>
-        <w:t>/</w:t>
-      </w:r>
-    </w:p>
-    <w:p>
-      <w:pPr>
-        <w:shd w:val="clear" w:color="auto" w:fill="EFEFEF"/>
-        <w:spacing w:before="20" w:after="20"/>
-        <w:ind w:left="300"/>
-        <w:rPr>
-          <w:lang w:val="pt-PT"/>
-        </w:rPr>
-      </w:pPr>
-      <w:r>
-        <w:rPr>
-          <w:rFonts w:eastAsia="Courier New"/>
-          <w:color w:val="1A1A2E"/>
-          <w:sz w:val="18"/>
-          <w:szCs w:val="18"/>
-          <w:lang w:val="pt-PT"/>
-        </w:rPr>
-        <w:t>│           └── relatorio_2026.txt    ← criado pelo Sebastião</w:t>
-      </w:r>
-    </w:p>
-    <w:p>
-      <w:pPr>
-        <w:shd w:val="clear" w:color="auto" w:fill="EFEFEF"/>
-        <w:spacing w:before="20" w:after="20"/>
-        <w:ind w:left="300"/>
-        <w:rPr>
-          <w:lang w:val="pt-PT"/>
-        </w:rPr>
-      </w:pPr>
-      <w:r>
-        <w:rPr>
-          <w:rFonts w:eastAsia="Courier New"/>
-          <w:color w:val="1A1A2E"/>
-          <w:sz w:val="18"/>
-          <w:szCs w:val="18"/>
-          <w:lang w:val="pt-PT"/>
-        </w:rPr>
-        <w:t>│</w:t>
-      </w:r>
-    </w:p>
-    <w:p>
-      <w:pPr>
-        <w:shd w:val="clear" w:color="auto" w:fill="EFEFEF"/>
-        <w:spacing w:before="20" w:after="20"/>
-        <w:ind w:left="300"/>
-        <w:rPr>
-          <w:lang w:val="pt-PT"/>
-        </w:rPr>
-      </w:pPr>
-      <w:r>
-        <w:rPr>
-          <w:rFonts w:eastAsia="Courier New"/>
-          <w:color w:val="1A1A2E"/>
-          <w:sz w:val="18"/>
-          <w:szCs w:val="18"/>
-          <w:lang w:val="pt-PT"/>
-        </w:rPr>
-        <w:t>└── README.md</w:t>
-      </w:r>
-    </w:p>
-    <w:p>
-      <w:pPr>
-        <w:spacing w:before="80" w:after="80"/>
-        <w:rPr>
-          <w:lang w:val="pt-PT"/>
-        </w:rPr>
-      </w:pPr>
     </w:p>
     <w:p>
       <w:pPr>
@@ -13568,38 +12322,504 @@
         <w:rPr>
           <w:rFonts w:eastAsia="Arial"/>
           <w:b/>
-          <w:bCs/>
+          <w:lang w:val="pt-PT"/>
+        </w:rPr>
+      </w:pPr>
+      <w:r>
+        <w:rPr>
+          <w:rFonts w:eastAsia="Arial"/>
+          <w:b/>
+          <w:lang w:val="pt-PT"/>
+        </w:rPr>
+        <w:br w:type="page"/>
+      </w:r>
+    </w:p>
+    <w:p>
+      <w:pPr>
+        <w:pStyle w:val="Cabealho1"/>
+      </w:pPr>
+      <w:bookmarkStart w:id="18" w:name="_Toc230082545"/>
+      <w:r>
+        <w:rPr>
+          <w:rFonts w:eastAsia="Arial"/>
+        </w:rPr>
+        <w:lastRenderedPageBreak/>
+        <w:t>8. ESTRUTURA DE PASTAS DO PROJECTO</w:t>
+      </w:r>
+      <w:bookmarkEnd w:id="18"/>
+    </w:p>
+    <w:p>
+      <w:pPr>
+        <w:spacing w:before="80" w:after="80"/>
+        <w:ind w:firstLine="300"/>
+        <w:rPr>
           <w:color w:val="auto"/>
-          <w:lang w:val="pt-PT"/>
-        </w:rPr>
-      </w:pPr>
-      <w:r>
-        <w:rPr>
-          <w:rFonts w:eastAsia="Arial"/>
-          <w:bCs/>
+          <w:sz w:val="28"/>
+          <w:lang w:val="pt-PT"/>
+        </w:rPr>
+      </w:pPr>
+      <w:r>
+        <w:rPr>
+          <w:rFonts w:eastAsia="Arial"/>
           <w:color w:val="auto"/>
-          <w:lang w:val="pt-PT"/>
-        </w:rPr>
-        <w:br w:type="page"/>
-      </w:r>
+          <w:szCs w:val="22"/>
+          <w:lang w:val="pt-PT"/>
+        </w:rPr>
+        <w:t xml:space="preserve">A estrutura de pastas do </w:t>
+      </w:r>
+      <w:proofErr w:type="spellStart"/>
+      <w:r>
+        <w:rPr>
+          <w:rFonts w:eastAsia="Arial"/>
+          <w:color w:val="auto"/>
+          <w:szCs w:val="22"/>
+          <w:lang w:val="pt-PT"/>
+        </w:rPr>
+        <w:t>projecto</w:t>
+      </w:r>
+      <w:proofErr w:type="spellEnd"/>
+      <w:r>
+        <w:rPr>
+          <w:rFonts w:eastAsia="Arial"/>
+          <w:color w:val="auto"/>
+          <w:szCs w:val="22"/>
+          <w:lang w:val="pt-PT"/>
+        </w:rPr>
+        <w:t xml:space="preserve"> foi definida para garantir que o caminho dos ficheiros funciona em qualquer computador, usando caminhos relativos:</w:t>
+      </w:r>
+    </w:p>
+    <w:p>
+      <w:pPr>
+        <w:spacing w:before="80" w:after="80"/>
+        <w:rPr>
+          <w:lang w:val="pt-PT"/>
+        </w:rPr>
+      </w:pPr>
+    </w:p>
+    <w:p>
+      <w:pPr>
+        <w:rPr>
+          <w:sz w:val="18"/>
+          <w:lang w:val="pt-PT"/>
+        </w:rPr>
+      </w:pPr>
+      <w:proofErr w:type="spellStart"/>
+      <w:r>
+        <w:rPr>
+          <w:rFonts w:eastAsia="Courier New"/>
+          <w:sz w:val="18"/>
+          <w:lang w:val="pt-PT"/>
+        </w:rPr>
+        <w:t>phishing</w:t>
+      </w:r>
+      <w:proofErr w:type="spellEnd"/>
+      <w:r>
+        <w:rPr>
+          <w:rFonts w:eastAsia="Courier New"/>
+          <w:sz w:val="18"/>
+          <w:lang w:val="pt-PT"/>
+        </w:rPr>
+        <w:t>-scanner-java/</w:t>
+      </w:r>
+    </w:p>
+    <w:p>
+      <w:pPr>
+        <w:rPr>
+          <w:sz w:val="18"/>
+          <w:lang w:val="pt-PT"/>
+        </w:rPr>
+      </w:pPr>
+      <w:r>
+        <w:rPr>
+          <w:rFonts w:eastAsia="Courier New"/>
+          <w:sz w:val="18"/>
+          <w:lang w:val="pt-PT"/>
+        </w:rPr>
+        <w:t>│</w:t>
+      </w:r>
+    </w:p>
+    <w:p>
+      <w:pPr>
+        <w:rPr>
+          <w:sz w:val="18"/>
+          <w:lang w:val="pt-PT"/>
+        </w:rPr>
+      </w:pPr>
+      <w:r>
+        <w:rPr>
+          <w:rFonts w:eastAsia="Courier New"/>
+          <w:sz w:val="18"/>
+          <w:lang w:val="pt-PT"/>
+        </w:rPr>
+        <w:t xml:space="preserve">├── </w:t>
+      </w:r>
+      <w:proofErr w:type="spellStart"/>
+      <w:r>
+        <w:rPr>
+          <w:rFonts w:eastAsia="Courier New"/>
+          <w:sz w:val="18"/>
+          <w:lang w:val="pt-PT"/>
+        </w:rPr>
+        <w:t>Keba</w:t>
+      </w:r>
+      <w:proofErr w:type="spellEnd"/>
+      <w:r>
+        <w:rPr>
+          <w:rFonts w:eastAsia="Courier New"/>
+          <w:sz w:val="18"/>
+          <w:lang w:val="pt-PT"/>
+        </w:rPr>
+        <w:t>/</w:t>
+      </w:r>
+    </w:p>
+    <w:p>
+      <w:pPr>
+        <w:rPr>
+          <w:sz w:val="18"/>
+          <w:lang w:val="pt-PT"/>
+        </w:rPr>
+      </w:pPr>
+      <w:r>
+        <w:rPr>
+          <w:rFonts w:eastAsia="Courier New"/>
+          <w:sz w:val="18"/>
+          <w:lang w:val="pt-PT"/>
+        </w:rPr>
+        <w:t xml:space="preserve">│   ├── </w:t>
+      </w:r>
+      <w:proofErr w:type="spellStart"/>
+      <w:r>
+        <w:rPr>
+          <w:rFonts w:eastAsia="Courier New"/>
+          <w:sz w:val="18"/>
+          <w:lang w:val="pt-PT"/>
+        </w:rPr>
+        <w:t>src</w:t>
+      </w:r>
+      <w:proofErr w:type="spellEnd"/>
+      <w:r>
+        <w:rPr>
+          <w:rFonts w:eastAsia="Courier New"/>
+          <w:sz w:val="18"/>
+          <w:lang w:val="pt-PT"/>
+        </w:rPr>
+        <w:t>/</w:t>
+      </w:r>
+    </w:p>
+    <w:p>
+      <w:pPr>
+        <w:rPr>
+          <w:sz w:val="18"/>
+          <w:lang w:val="pt-PT"/>
+        </w:rPr>
+      </w:pPr>
+      <w:r>
+        <w:rPr>
+          <w:rFonts w:eastAsia="Courier New"/>
+          <w:sz w:val="18"/>
+          <w:lang w:val="pt-PT"/>
+        </w:rPr>
+        <w:t xml:space="preserve">│   │   └── </w:t>
+      </w:r>
+      <w:proofErr w:type="spellStart"/>
+      <w:r>
+        <w:rPr>
+          <w:rFonts w:eastAsia="Courier New"/>
+          <w:sz w:val="18"/>
+          <w:lang w:val="pt-PT"/>
+        </w:rPr>
+        <w:t>keba</w:t>
+      </w:r>
+      <w:proofErr w:type="spellEnd"/>
+      <w:r>
+        <w:rPr>
+          <w:rFonts w:eastAsia="Courier New"/>
+          <w:sz w:val="18"/>
+          <w:lang w:val="pt-PT"/>
+        </w:rPr>
+        <w:t>/</w:t>
+      </w:r>
+    </w:p>
+    <w:p>
+      <w:pPr>
+        <w:rPr>
+          <w:sz w:val="18"/>
+          <w:lang w:val="pt-PT"/>
+        </w:rPr>
+      </w:pPr>
+      <w:r>
+        <w:rPr>
+          <w:rFonts w:eastAsia="Courier New"/>
+          <w:sz w:val="18"/>
+          <w:lang w:val="pt-PT"/>
+        </w:rPr>
+        <w:t>│   │       ├── Main.java</w:t>
+      </w:r>
+    </w:p>
+    <w:p>
+      <w:pPr>
+        <w:rPr>
+          <w:sz w:val="18"/>
+          <w:lang w:val="pt-PT"/>
+        </w:rPr>
+      </w:pPr>
+      <w:r>
+        <w:rPr>
+          <w:rFonts w:eastAsia="Courier New"/>
+          <w:sz w:val="18"/>
+          <w:lang w:val="pt-PT"/>
+        </w:rPr>
+        <w:t>│   │       ├── Email.java</w:t>
+      </w:r>
+    </w:p>
+    <w:p>
+      <w:pPr>
+        <w:rPr>
+          <w:sz w:val="18"/>
+          <w:lang w:val="pt-PT"/>
+        </w:rPr>
+      </w:pPr>
+      <w:r>
+        <w:rPr>
+          <w:rFonts w:eastAsia="Courier New"/>
+          <w:sz w:val="18"/>
+          <w:lang w:val="pt-PT"/>
+        </w:rPr>
+        <w:t>│   │       ├── AnalisadorPhishing.java</w:t>
+      </w:r>
+    </w:p>
+    <w:p>
+      <w:pPr>
+        <w:rPr>
+          <w:sz w:val="18"/>
+          <w:lang w:val="pt-PT"/>
+        </w:rPr>
+      </w:pPr>
+      <w:r>
+        <w:rPr>
+          <w:rFonts w:eastAsia="Courier New"/>
+          <w:sz w:val="18"/>
+          <w:lang w:val="pt-PT"/>
+        </w:rPr>
+        <w:t>│   │       ├── GestorFicheiros.java</w:t>
+      </w:r>
+    </w:p>
+    <w:p>
+      <w:pPr>
+        <w:rPr>
+          <w:sz w:val="18"/>
+          <w:lang w:val="pt-PT"/>
+        </w:rPr>
+      </w:pPr>
+      <w:r>
+        <w:rPr>
+          <w:rFonts w:eastAsia="Courier New"/>
+          <w:sz w:val="18"/>
+          <w:lang w:val="pt-PT"/>
+        </w:rPr>
+        <w:t>│   │       ├── RegistoAnalise.java</w:t>
+      </w:r>
+    </w:p>
+    <w:p>
+      <w:pPr>
+        <w:rPr>
+          <w:sz w:val="18"/>
+          <w:lang w:val="pt-PT"/>
+        </w:rPr>
+      </w:pPr>
+      <w:r>
+        <w:rPr>
+          <w:rFonts w:eastAsia="Courier New"/>
+          <w:sz w:val="18"/>
+          <w:lang w:val="pt-PT"/>
+        </w:rPr>
+        <w:t>│   │       └── Estatisticas.java</w:t>
+      </w:r>
+    </w:p>
+    <w:p>
+      <w:pPr>
+        <w:rPr>
+          <w:sz w:val="18"/>
+          <w:lang w:val="pt-PT"/>
+        </w:rPr>
+      </w:pPr>
+      <w:r>
+        <w:rPr>
+          <w:rFonts w:eastAsia="Courier New"/>
+          <w:sz w:val="18"/>
+          <w:lang w:val="pt-PT"/>
+        </w:rPr>
+        <w:t>│   │</w:t>
+      </w:r>
+    </w:p>
+    <w:p>
+      <w:pPr>
+        <w:rPr>
+          <w:sz w:val="18"/>
+          <w:lang w:val="pt-PT"/>
+        </w:rPr>
+      </w:pPr>
+      <w:r>
+        <w:rPr>
+          <w:rFonts w:eastAsia="Courier New"/>
+          <w:sz w:val="18"/>
+          <w:lang w:val="pt-PT"/>
+        </w:rPr>
+        <w:t>│   └── dados/</w:t>
+      </w:r>
+    </w:p>
+    <w:p>
+      <w:pPr>
+        <w:rPr>
+          <w:sz w:val="18"/>
+          <w:lang w:val="pt-PT"/>
+        </w:rPr>
+      </w:pPr>
+      <w:r>
+        <w:rPr>
+          <w:rFonts w:eastAsia="Courier New"/>
+          <w:sz w:val="18"/>
+          <w:lang w:val="pt-PT"/>
+        </w:rPr>
+        <w:t>│       ├── palavras_suspeitas.txt   ← criado pelo Márcio</w:t>
+      </w:r>
+    </w:p>
+    <w:p>
+      <w:pPr>
+        <w:rPr>
+          <w:sz w:val="18"/>
+          <w:lang w:val="pt-PT"/>
+        </w:rPr>
+      </w:pPr>
+      <w:r>
+        <w:rPr>
+          <w:rFonts w:eastAsia="Courier New"/>
+          <w:sz w:val="18"/>
+          <w:lang w:val="pt-PT"/>
+        </w:rPr>
+        <w:t>│       ├── dominios_negros.txt       ← criado pelo Márcio</w:t>
+      </w:r>
+    </w:p>
+    <w:p>
+      <w:pPr>
+        <w:rPr>
+          <w:sz w:val="18"/>
+          <w:lang w:val="pt-PT"/>
+        </w:rPr>
+      </w:pPr>
+      <w:r>
+        <w:rPr>
+          <w:rFonts w:eastAsia="Courier New"/>
+          <w:sz w:val="18"/>
+          <w:lang w:val="pt-PT"/>
+        </w:rPr>
+        <w:t>│       ├── historico.txt             ← criado pela opção 1</w:t>
+      </w:r>
+    </w:p>
+    <w:p>
+      <w:pPr>
+        <w:rPr>
+          <w:sz w:val="18"/>
+          <w:lang w:val="pt-PT"/>
+        </w:rPr>
+      </w:pPr>
+      <w:r>
+        <w:rPr>
+          <w:rFonts w:eastAsia="Courier New"/>
+          <w:sz w:val="18"/>
+          <w:lang w:val="pt-PT"/>
+        </w:rPr>
+        <w:t xml:space="preserve">│       └── </w:t>
+      </w:r>
+      <w:proofErr w:type="spellStart"/>
+      <w:r>
+        <w:rPr>
+          <w:rFonts w:eastAsia="Courier New"/>
+          <w:sz w:val="18"/>
+          <w:lang w:val="pt-PT"/>
+        </w:rPr>
+        <w:t>relatorios</w:t>
+      </w:r>
+      <w:proofErr w:type="spellEnd"/>
+      <w:r>
+        <w:rPr>
+          <w:rFonts w:eastAsia="Courier New"/>
+          <w:sz w:val="18"/>
+          <w:lang w:val="pt-PT"/>
+        </w:rPr>
+        <w:t>/</w:t>
+      </w:r>
+    </w:p>
+    <w:p>
+      <w:pPr>
+        <w:rPr>
+          <w:sz w:val="18"/>
+          <w:lang w:val="pt-PT"/>
+        </w:rPr>
+      </w:pPr>
+      <w:r>
+        <w:rPr>
+          <w:rFonts w:eastAsia="Courier New"/>
+          <w:sz w:val="18"/>
+          <w:lang w:val="pt-PT"/>
+        </w:rPr>
+        <w:t>│           └── relatorio_2026.txt    ← criado pelo Sebastião</w:t>
+      </w:r>
+    </w:p>
+    <w:p>
+      <w:pPr>
+        <w:rPr>
+          <w:sz w:val="18"/>
+          <w:lang w:val="pt-PT"/>
+        </w:rPr>
+      </w:pPr>
+      <w:r>
+        <w:rPr>
+          <w:rFonts w:eastAsia="Courier New"/>
+          <w:sz w:val="18"/>
+          <w:lang w:val="pt-PT"/>
+        </w:rPr>
+        <w:t>│</w:t>
+      </w:r>
+    </w:p>
+    <w:p>
+      <w:pPr>
+        <w:rPr>
+          <w:sz w:val="18"/>
+          <w:lang w:val="pt-PT"/>
+        </w:rPr>
+      </w:pPr>
+      <w:r>
+        <w:rPr>
+          <w:rFonts w:eastAsia="Courier New"/>
+          <w:sz w:val="18"/>
+          <w:lang w:val="pt-PT"/>
+        </w:rPr>
+        <w:t>└── README.md</w:t>
+      </w:r>
+    </w:p>
+    <w:p>
+      <w:pPr>
+        <w:spacing w:before="80" w:after="80"/>
+        <w:rPr>
+          <w:lang w:val="pt-PT"/>
+        </w:rPr>
+      </w:pPr>
     </w:p>
     <w:p>
       <w:pPr>
         <w:pStyle w:val="Cabealho2"/>
         <w:rPr>
-          <w:color w:val="auto"/>
-          <w:lang w:val="pt-PT"/>
-        </w:rPr>
-      </w:pPr>
-      <w:bookmarkStart w:id="19" w:name="_Toc229571045"/>
-      <w:r>
-        <w:rPr>
-          <w:rFonts w:eastAsia="Arial"/>
-          <w:bCs/>
-          <w:color w:val="auto"/>
-          <w:lang w:val="pt-PT"/>
-        </w:rPr>
-        <w:lastRenderedPageBreak/>
+          <w:rFonts w:eastAsia="Arial"/>
+          <w:lang w:val="pt-PT"/>
+        </w:rPr>
+      </w:pPr>
+      <w:bookmarkStart w:id="19" w:name="_Toc230082546"/>
+      <w:r>
+        <w:rPr>
+          <w:rFonts w:eastAsia="Arial"/>
+          <w:lang w:val="pt-PT"/>
+        </w:rPr>
         <w:t>8.1 Caminho dos Ficheiros no Código</w:t>
       </w:r>
       <w:bookmarkEnd w:id="19"/>
@@ -13669,12 +12889,6 @@
         <w:gridCol w:w="6026"/>
       </w:tblGrid>
       <w:tr>
-        <w:tblPrEx>
-          <w:tblCellMar>
-            <w:top w:w="0" w:type="dxa"/>
-            <w:bottom w:w="0" w:type="dxa"/>
-          </w:tblCellMar>
-        </w:tblPrEx>
         <w:tc>
           <w:tcPr>
             <w:tcW w:w="3000" w:type="dxa"/>
@@ -13747,12 +12961,6 @@
         </w:tc>
       </w:tr>
       <w:tr>
-        <w:tblPrEx>
-          <w:tblCellMar>
-            <w:top w:w="0" w:type="dxa"/>
-            <w:bottom w:w="0" w:type="dxa"/>
-          </w:tblCellMar>
-        </w:tblPrEx>
         <w:tc>
           <w:tcPr>
             <w:tcW w:w="3000" w:type="dxa"/>
@@ -13819,12 +13027,6 @@
         </w:tc>
       </w:tr>
       <w:tr>
-        <w:tblPrEx>
-          <w:tblCellMar>
-            <w:top w:w="0" w:type="dxa"/>
-            <w:bottom w:w="0" w:type="dxa"/>
-          </w:tblCellMar>
-        </w:tblPrEx>
         <w:tc>
           <w:tcPr>
             <w:tcW w:w="3000" w:type="dxa"/>
@@ -13891,12 +13093,6 @@
         </w:tc>
       </w:tr>
       <w:tr>
-        <w:tblPrEx>
-          <w:tblCellMar>
-            <w:top w:w="0" w:type="dxa"/>
-            <w:bottom w:w="0" w:type="dxa"/>
-          </w:tblCellMar>
-        </w:tblPrEx>
         <w:tc>
           <w:tcPr>
             <w:tcW w:w="3000" w:type="dxa"/>
@@ -13963,12 +13159,6 @@
         </w:tc>
       </w:tr>
       <w:tr>
-        <w:tblPrEx>
-          <w:tblCellMar>
-            <w:top w:w="0" w:type="dxa"/>
-            <w:bottom w:w="0" w:type="dxa"/>
-          </w:tblCellMar>
-        </w:tblPrEx>
         <w:tc>
           <w:tcPr>
             <w:tcW w:w="3000" w:type="dxa"/>
@@ -14061,7 +13251,9 @@
     </w:tbl>
     <w:p>
       <w:pPr>
-        <w:pStyle w:val="Cabealho1"/>
+        <w:spacing w:after="160" w:line="278" w:lineRule="auto"/>
+        <w:ind w:firstLine="0"/>
+        <w:jc w:val="left"/>
         <w:rPr>
           <w:rFonts w:eastAsia="Arial"/>
           <w:bCs/>
@@ -14073,50 +13265,27 @@
     </w:p>
     <w:p>
       <w:pPr>
-        <w:spacing w:after="160" w:line="278" w:lineRule="auto"/>
-        <w:ind w:firstLine="0"/>
-        <w:jc w:val="left"/>
-        <w:rPr>
-          <w:rFonts w:eastAsia="Arial"/>
-          <w:b/>
-          <w:bCs/>
-          <w:color w:val="auto"/>
+        <w:pStyle w:val="Cabealho1"/>
+        <w:rPr>
+          <w:rFonts w:eastAsia="Arial"/>
           <w:sz w:val="28"/>
-          <w:szCs w:val="28"/>
-          <w:lang w:val="pt-PT"/>
-        </w:rPr>
-      </w:pPr>
-      <w:r>
-        <w:rPr>
-          <w:rFonts w:eastAsia="Arial"/>
-          <w:bCs/>
-          <w:color w:val="auto"/>
-          <w:szCs w:val="28"/>
-          <w:lang w:val="pt-PT"/>
-        </w:rPr>
-        <w:br w:type="page"/>
-      </w:r>
-    </w:p>
-    <w:p>
-      <w:pPr>
-        <w:pStyle w:val="Cabealho1"/>
-        <w:rPr>
-          <w:color w:val="auto"/>
-          <w:sz w:val="24"/>
-          <w:lang w:val="pt-PT"/>
-        </w:rPr>
-      </w:pPr>
-      <w:bookmarkStart w:id="20" w:name="_Toc229571046"/>
-      <w:r>
-        <w:rPr>
-          <w:rFonts w:eastAsia="Arial"/>
-          <w:bCs/>
-          <w:color w:val="auto"/>
-          <w:sz w:val="24"/>
-          <w:szCs w:val="28"/>
+          <w:lang w:val="pt-PT"/>
+        </w:rPr>
+      </w:pPr>
+      <w:r>
+        <w:rPr>
+          <w:rFonts w:eastAsia="Arial"/>
           <w:lang w:val="pt-PT"/>
         </w:rPr>
         <w:lastRenderedPageBreak/>
+        <w:t xml:space="preserve"> </w:t>
+      </w:r>
+      <w:bookmarkStart w:id="20" w:name="_Toc230082547"/>
+      <w:r>
+        <w:rPr>
+          <w:rFonts w:eastAsia="Arial"/>
+          <w:lang w:val="pt-PT"/>
+        </w:rPr>
         <w:t>9. REPOSITÓRIO GITHUB</w:t>
       </w:r>
       <w:bookmarkEnd w:id="20"/>
@@ -14196,180 +13365,31 @@
     </w:p>
     <w:p>
       <w:pPr>
-        <w:shd w:val="clear" w:color="auto" w:fill="EBF5FB"/>
-        <w:spacing w:before="120" w:after="120"/>
         <w:jc w:val="center"/>
         <w:rPr>
+          <w:lang w:val="pt-PT"/>
+        </w:rPr>
+      </w:pPr>
+      <w:r>
+        <w:rPr>
+          <w:rFonts w:eastAsia="Courier New"/>
+          <w:lang w:val="pt-PT"/>
+        </w:rPr>
+        <w:t>https://github.com/Marcio-Simao/phishing-scanner-java</w:t>
+      </w:r>
+    </w:p>
+    <w:p>
+      <w:pPr>
+        <w:spacing w:before="80" w:after="80"/>
+        <w:rPr>
           <w:color w:val="auto"/>
           <w:lang w:val="pt-PT"/>
         </w:rPr>
       </w:pPr>
-      <w:r>
-        <w:rPr>
-          <w:rFonts w:eastAsia="Courier New"/>
-          <w:b/>
-          <w:bCs/>
-          <w:color w:val="auto"/>
-          <w:u w:val="single"/>
-          <w:lang w:val="pt-PT"/>
-        </w:rPr>
-        <w:t>https://github.com/Marcio-Simao/phishing-scanner-java</w:t>
-      </w:r>
-    </w:p>
-    <w:p>
-      <w:pPr>
-        <w:spacing w:before="80" w:after="80"/>
-        <w:rPr>
-          <w:color w:val="auto"/>
-          <w:lang w:val="pt-PT"/>
-        </w:rPr>
-      </w:pPr>
-    </w:p>
-    <w:p>
-      <w:pPr>
-        <w:spacing w:before="80" w:after="80"/>
-        <w:rPr>
-          <w:color w:val="auto"/>
-          <w:sz w:val="28"/>
-        </w:rPr>
-      </w:pPr>
-      <w:r>
-        <w:rPr>
-          <w:rFonts w:eastAsia="Arial"/>
-          <w:color w:val="auto"/>
-          <w:szCs w:val="22"/>
-        </w:rPr>
-        <w:t>O repositório contém:</w:t>
-      </w:r>
-    </w:p>
-    <w:p>
-      <w:pPr>
-        <w:pStyle w:val="PargrafodaLista"/>
-        <w:numPr>
-          <w:ilvl w:val="0"/>
-          <w:numId w:val="7"/>
-        </w:numPr>
+    </w:p>
+    <w:p>
+      <w:pPr>
         <w:spacing w:before="40" w:after="40" w:line="240" w:lineRule="auto"/>
-        <w:contextualSpacing w:val="0"/>
-        <w:jc w:val="left"/>
-        <w:rPr>
-          <w:color w:val="auto"/>
-          <w:sz w:val="28"/>
-          <w:lang w:val="pt-PT"/>
-        </w:rPr>
-      </w:pPr>
-      <w:r>
-        <w:rPr>
-          <w:rFonts w:eastAsia="Arial"/>
-          <w:color w:val="auto"/>
-          <w:szCs w:val="22"/>
-          <w:lang w:val="pt-PT"/>
-        </w:rPr>
-        <w:t xml:space="preserve">Pasta </w:t>
-      </w:r>
-      <w:proofErr w:type="spellStart"/>
-      <w:r>
-        <w:rPr>
-          <w:rFonts w:eastAsia="Arial"/>
-          <w:color w:val="auto"/>
-          <w:szCs w:val="22"/>
-          <w:lang w:val="pt-PT"/>
-        </w:rPr>
-        <w:t>src</w:t>
-      </w:r>
-      <w:proofErr w:type="spellEnd"/>
-      <w:r>
-        <w:rPr>
-          <w:rFonts w:eastAsia="Arial"/>
-          <w:color w:val="auto"/>
-          <w:szCs w:val="22"/>
-          <w:lang w:val="pt-PT"/>
-        </w:rPr>
-        <w:t>/ com o código-fonte Java</w:t>
-      </w:r>
-    </w:p>
-    <w:p>
-      <w:pPr>
-        <w:pStyle w:val="PargrafodaLista"/>
-        <w:numPr>
-          <w:ilvl w:val="0"/>
-          <w:numId w:val="7"/>
-        </w:numPr>
-        <w:spacing w:before="40" w:after="40" w:line="240" w:lineRule="auto"/>
-        <w:contextualSpacing w:val="0"/>
-        <w:jc w:val="left"/>
-        <w:rPr>
-          <w:color w:val="auto"/>
-          <w:sz w:val="28"/>
-          <w:lang w:val="pt-PT"/>
-        </w:rPr>
-      </w:pPr>
-      <w:r>
-        <w:rPr>
-          <w:rFonts w:eastAsia="Arial"/>
-          <w:color w:val="auto"/>
-          <w:szCs w:val="22"/>
-          <w:lang w:val="pt-PT"/>
-        </w:rPr>
-        <w:t>Ficheiro Main.java com o menu principal funcional</w:t>
-      </w:r>
-    </w:p>
-    <w:p>
-      <w:pPr>
-        <w:pStyle w:val="PargrafodaLista"/>
-        <w:numPr>
-          <w:ilvl w:val="0"/>
-          <w:numId w:val="7"/>
-        </w:numPr>
-        <w:spacing w:before="40" w:after="40" w:line="240" w:lineRule="auto"/>
-        <w:contextualSpacing w:val="0"/>
-        <w:jc w:val="left"/>
-        <w:rPr>
-          <w:color w:val="auto"/>
-          <w:sz w:val="28"/>
-          <w:lang w:val="pt-PT"/>
-        </w:rPr>
-      </w:pPr>
-      <w:r>
-        <w:rPr>
-          <w:rFonts w:eastAsia="Arial"/>
-          <w:color w:val="auto"/>
-          <w:szCs w:val="22"/>
-          <w:lang w:val="pt-PT"/>
-        </w:rPr>
-        <w:t>Ficheiros de dados de exemplo: emails_entrada.txt, palavras_suspeitas.txt, dominios_negros.txt</w:t>
-      </w:r>
-    </w:p>
-    <w:p>
-      <w:pPr>
-        <w:pStyle w:val="PargrafodaLista"/>
-        <w:numPr>
-          <w:ilvl w:val="0"/>
-          <w:numId w:val="7"/>
-        </w:numPr>
-        <w:spacing w:before="40" w:after="40" w:line="240" w:lineRule="auto"/>
-        <w:contextualSpacing w:val="0"/>
-        <w:jc w:val="left"/>
-        <w:rPr>
-          <w:color w:val="auto"/>
-          <w:sz w:val="28"/>
-          <w:lang w:val="pt-PT"/>
-        </w:rPr>
-      </w:pPr>
-      <w:r>
-        <w:rPr>
-          <w:rFonts w:eastAsia="Arial"/>
-          <w:color w:val="auto"/>
-          <w:szCs w:val="22"/>
-          <w:lang w:val="pt-PT"/>
-        </w:rPr>
-        <w:t>Ficheiro README.md com instruções de compilação e execução</w:t>
-      </w:r>
-    </w:p>
-    <w:p>
-      <w:pPr>
-        <w:spacing w:before="40" w:after="40" w:line="240" w:lineRule="auto"/>
-        <w:ind w:left="360" w:firstLine="0"/>
         <w:jc w:val="left"/>
         <w:rPr>
           <w:color w:val="auto"/>
@@ -14379,7 +13399,7 @@
     </w:p>
     <w:p/>
     <w:sectPr>
-      <w:footerReference w:type="default" r:id="rId14"/>
+      <w:footerReference w:type="default" r:id="rId15"/>
       <w:pgSz w:w="11920" w:h="16840"/>
       <w:pgMar w:top="1701" w:right="1134" w:bottom="1134" w:left="1701" w:header="737" w:footer="699" w:gutter="0"/>
       <w:cols w:space="720"/>
@@ -14529,7 +13549,7 @@
         <w:noProof/>
         <w:sz w:val="22"/>
       </w:rPr>
-      <w:t>4</w:t>
+      <w:t>16</w:t>
     </w:r>
     <w:r>
       <w:rPr>
@@ -16423,6 +15443,7 @@
     <w:link w:val="Cabealho1Carter"/>
     <w:uiPriority w:val="9"/>
     <w:qFormat/>
+    <w:rsid w:val="00994151"/>
     <w:pPr>
       <w:keepNext/>
       <w:keepLines/>
@@ -16434,7 +15455,6 @@
       <w:rFonts w:ascii="Times New Roman" w:eastAsia="Times New Roman" w:hAnsi="Times New Roman" w:cs="Times New Roman"/>
       <w:b/>
       <w:color w:val="000000"/>
-      <w:sz w:val="28"/>
     </w:rPr>
   </w:style>
   <w:style w:type="paragraph" w:styleId="Cabealho2">
@@ -16578,11 +15598,12 @@
   <w:style w:type="character" w:customStyle="1" w:styleId="Cabealho1Carter">
     <w:name w:val="Cabeçalho 1 Caráter"/>
     <w:link w:val="Cabealho1"/>
+    <w:uiPriority w:val="9"/>
+    <w:rsid w:val="00994151"/>
     <w:rPr>
       <w:rFonts w:ascii="Times New Roman" w:eastAsia="Times New Roman" w:hAnsi="Times New Roman" w:cs="Times New Roman"/>
       <w:b/>
       <w:color w:val="000000"/>
-      <w:sz w:val="28"/>
     </w:rPr>
   </w:style>
   <w:style w:type="character" w:customStyle="1" w:styleId="Cabealho2Carter">
@@ -17117,7 +16138,7 @@
 </file>
 
 <file path=customXml/itemProps1.xml><?xml version="1.0" encoding="utf-8"?>
-<ds:datastoreItem xmlns:ds="http://schemas.openxmlformats.org/officeDocument/2006/customXml" ds:itemID="{D8AA6F92-3A10-460D-A273-2308BB0D9B12}">
+<ds:datastoreItem xmlns:ds="http://schemas.openxmlformats.org/officeDocument/2006/customXml" ds:itemID="{BACDBC18-C501-4133-8C65-6A89D94E1B5A}">
   <ds:schemaRefs>
     <ds:schemaRef ds:uri="http://schemas.openxmlformats.org/officeDocument/2006/bibliography"/>
   </ds:schemaRefs>
